--- a/sample_reports/FieldSense_impact_report.docx
+++ b/sample_reports/FieldSense_impact_report.docx
@@ -300,7 +300,7 @@
           <w:b/>
           <w:bCs/>
         </w:rPr>
-        <w:t xml:space="preserve">Why they pay: </w:t>
+        <w:t xml:space="preserve">Why customers buy it: </w:t>
       </w:r>
       <w:r>
         <w:t xml:space="preserve">It saves the customer money (lower energy, water, material or input costs); It does the job better, faster or more reliably (environment aside)</w:t>

--- a/sample_reports/FieldSense_impact_report.docx
+++ b/sample_reports/FieldSense_impact_report.docx
@@ -262,7 +262,7 @@
           <w:b/>
           <w:bCs/>
         </w:rPr>
-        <w:t xml:space="preserve">Customer type: </w:t>
+        <w:t xml:space="preserve">Customer segment: </w:t>
       </w:r>
       <w:r>
         <w:t xml:space="preserve">B2B</w:t>
@@ -281,10 +281,67 @@
           <w:b/>
           <w:bCs/>
         </w:rPr>
-        <w:t xml:space="preserve">Ideal customer profile: </w:t>
-      </w:r>
-      <w:r>
-        <w:t xml:space="preserve">Small and mid-size vegetable and orchard farms (20–500 ha) in dry regions that irrigate from metered wells or paid water sources. The farmer or farm manager decides on irrigation and pays for the subscription.</w:t>
+        <w:t xml:space="preserve">Revenue model: </w:t>
+      </w:r>
+      <w:r>
+        <w:t xml:space="preserve">Device or equipment plus a subscription</w:t>
+      </w:r>
+    </w:p>
+    <w:p>
+      <w:pPr>
+        <w:pStyle w:val="ListParagraph"/>
+        <w:numPr>
+          <w:ilvl w:val="0"/>
+          <w:numId w:val="1"/>
+        </w:numPr>
+      </w:pPr>
+      <w:r>
+        <w:rPr>
+          <w:b/>
+          <w:bCs/>
+        </w:rPr>
+        <w:t xml:space="preserve">Buyer (decides and pays): </w:t>
+      </w:r>
+      <w:r>
+        <w:t xml:space="preserve">Owners of small and mid-size vegetable and orchard farms (20–500 ha) in dry regions that irrigate from metered wells or paid water sources.</w:t>
+      </w:r>
+    </w:p>
+    <w:p>
+      <w:pPr>
+        <w:pStyle w:val="ListParagraph"/>
+        <w:numPr>
+          <w:ilvl w:val="0"/>
+          <w:numId w:val="1"/>
+        </w:numPr>
+      </w:pPr>
+      <w:r>
+        <w:rPr>
+          <w:b/>
+          <w:bCs/>
+        </w:rPr>
+        <w:t xml:space="preserve">User (day to day): </w:t>
+      </w:r>
+      <w:r>
+        <w:t xml:space="preserve">Farm managers and irrigation staff who check the app and run the irrigation system.</w:t>
+      </w:r>
+    </w:p>
+    <w:p>
+      <w:pPr>
+        <w:pStyle w:val="ListParagraph"/>
+        <w:numPr>
+          <w:ilvl w:val="0"/>
+          <w:numId w:val="1"/>
+        </w:numPr>
+      </w:pPr>
+      <w:r>
+        <w:rPr>
+          <w:b/>
+          <w:bCs/>
+        </w:rPr>
+        <w:t xml:space="preserve">Whose behaviour must change: </w:t>
+      </w:r>
+      <w:r>
+        <w:t xml:space="preserve">Whoever decides when and how much to irrigate on the farm (usually the farm manager, not the owner).</w:t>
       </w:r>
     </w:p>
     <w:p>
@@ -1687,10 +1744,29 @@
           <w:b/>
           <w:bCs/>
         </w:rPr>
-        <w:t xml:space="preserve">Is the user the same person as the payer?  </w:t>
-      </w:r>
-      <w:r>
-        <w:t xml:space="preserve">Have you considered who actually has to change their behaviour: the person who buys the product, or someone else (an employee, a tenant, an end user)? If they differ, your adoption evidence has to come from the user, not from the sale.</w:t>
+        <w:t xml:space="preserve">Is your evidence about the right people?  </w:t>
+      </w:r>
+      <w:r>
+        <w:t xml:space="preserve">The buyer (Owners of small and mid-size vegetable and orchard farms…) is not the one whose behaviour must change (Whoever decides when and how much to irrigate on the…). Have you considered how you will show that those people actually change what they do? A signed contract or a sold licence is evidence of purchase, not of behaviour change.</w:t>
+      </w:r>
+    </w:p>
+    <w:p>
+      <w:pPr>
+        <w:pStyle w:val="ListParagraph"/>
+        <w:numPr>
+          <w:ilvl w:val="0"/>
+          <w:numId w:val="1"/>
+        </w:numPr>
+      </w:pPr>
+      <w:r>
+        <w:rPr>
+          <w:b/>
+          <w:bCs/>
+        </w:rPr>
+        <w:t xml:space="preserve">Does churn also cut your impact?  </w:t>
+      </w:r>
+      <w:r>
+        <w:t xml:space="preserve">With a subscription, a customer who cancels stops producing impact. Have you considered reporting active, retained customers rather than total sign-ups? Your retention figure then doubles as adoption evidence.</w:t>
       </w:r>
     </w:p>
     <w:p>

--- a/sample_reports/FieldSense_impact_report.docx
+++ b/sample_reports/FieldSense_impact_report.docx
@@ -411,6 +411,48 @@
       </w:r>
     </w:p>
     <w:p>
+      <w:r>
+        <w:drawing>
+          <wp:inline distT="0" distB="0" distL="0" distR="0">
+            <wp:extent cx="5905500" cy="2781300"/>
+            <wp:effectExtent t="0" r="0" b="0" l="0"/>
+            <wp:docPr id="1" name="" descr="" title=""/>
+            <wp:cNvGraphicFramePr>
+              <a:graphicFrameLocks xmlns:a="http://schemas.openxmlformats.org/drawingml/2006/main" noChangeAspect="1"/>
+            </wp:cNvGraphicFramePr>
+            <a:graphic xmlns:a="http://schemas.openxmlformats.org/drawingml/2006/main">
+              <a:graphicData uri="http://schemas.openxmlformats.org/drawingml/2006/picture">
+                <pic:pic xmlns:pic="http://schemas.openxmlformats.org/drawingml/2006/picture">
+                  <pic:nvPicPr>
+                    <pic:cNvPr id="0" name="" descr=""/>
+                    <pic:cNvPicPr>
+                      <a:picLocks noChangeAspect="1" noChangeArrowheads="1"/>
+                    </pic:cNvPicPr>
+                  </pic:nvPicPr>
+                  <pic:blipFill>
+                    <a:blip r:embed="rId8" cstate="none"/>
+                    <a:srcRect/>
+                    <a:stretch>
+                      <a:fillRect/>
+                    </a:stretch>
+                  </pic:blipFill>
+                  <pic:spPr bwMode="auto">
+                    <a:xfrm>
+                      <a:off x="0" y="0"/>
+                      <a:ext cx="5905500" cy="2781300"/>
+                    </a:xfrm>
+                    <a:prstGeom prst="rect">
+                      <a:avLst/>
+                    </a:prstGeom>
+                  </pic:spPr>
+                </pic:pic>
+              </a:graphicData>
+            </a:graphic>
+          </wp:inline>
+        </w:drawing>
+      </w:r>
+    </w:p>
+    <w:p>
       <w:pPr>
         <w:pStyle w:val="Heading3"/>
       </w:pPr>
@@ -461,6 +503,14 @@
       <w:r>
         <w:t xml:space="preserve">Outputs: customer adoption</w:t>
       </w:r>
+      <w:r>
+        <w:rPr>
+          <w:b/>
+          <w:bCs/>
+          <w:color w:val="D9661F"/>
+        </w:rPr>
+        <w:t xml:space="preserve">  [ADOPTION NEEDED]</w:t>
+      </w:r>
     </w:p>
     <w:p>
       <w:pPr>
@@ -504,6 +554,14 @@
       </w:pPr>
       <w:r>
         <w:t xml:space="preserve">Outcomes: customer behavior change</w:t>
+      </w:r>
+      <w:r>
+        <w:rPr>
+          <w:b/>
+          <w:bCs/>
+          <w:color w:val="D9661F"/>
+        </w:rPr>
+        <w:t xml:space="preserve">  [BEHAVIOUR CHANGE NEEDED]</w:t>
       </w:r>
     </w:p>
     <w:p>

--- a/sample_reports/FieldSense_impact_report.docx
+++ b/sample_reports/FieldSense_impact_report.docx
@@ -688,6 +688,7 @@
         <w:gridCol w:w="100"/>
         <w:gridCol w:w="100"/>
         <w:gridCol w:w="100"/>
+        <w:gridCol w:w="100"/>
       </w:tblGrid>
       <w:tr>
         <w:trPr>
@@ -695,7 +696,7 @@
         </w:trPr>
         <w:tc>
           <w:tcPr>
-            <w:tcW w:type="pct" w:w="30%"/>
+            <w:tcW w:type="pct" w:w="27%"/>
             <w:tcBorders>
               <w:top w:val="single" w:color="C9D8CE" w:sz="4"/>
               <w:left w:val="single" w:color="C9D8CE" w:sz="4"/>
@@ -725,7 +726,7 @@
         </w:tc>
         <w:tc>
           <w:tcPr>
-            <w:tcW w:type="pct" w:w="18%"/>
+            <w:tcW w:type="pct" w:w="15%"/>
             <w:tcBorders>
               <w:top w:val="single" w:color="C9D8CE" w:sz="4"/>
               <w:left w:val="single" w:color="C9D8CE" w:sz="4"/>
@@ -755,7 +756,7 @@
         </w:tc>
         <w:tc>
           <w:tcPr>
-            <w:tcW w:type="pct" w:w="8%"/>
+            <w:tcW w:type="pct" w:w="14%"/>
             <w:tcBorders>
               <w:top w:val="single" w:color="C9D8CE" w:sz="4"/>
               <w:left w:val="single" w:color="C9D8CE" w:sz="4"/>
@@ -779,13 +780,13 @@
                 <w:sz w:val="19"/>
                 <w:szCs w:val="19"/>
               </w:rPr>
-              <w:t xml:space="preserve">Feas.</w:t>
-            </w:r>
-          </w:p>
-        </w:tc>
-        <w:tc>
-          <w:tcPr>
-            <w:tcW w:type="pct" w:w="8%"/>
+              <w:t xml:space="preserve">Measures</w:t>
+            </w:r>
+          </w:p>
+        </w:tc>
+        <w:tc>
+          <w:tcPr>
+            <w:tcW w:type="pct" w:w="7%"/>
             <w:tcBorders>
               <w:top w:val="single" w:color="C9D8CE" w:sz="4"/>
               <w:left w:val="single" w:color="C9D8CE" w:sz="4"/>
@@ -809,13 +810,13 @@
                 <w:sz w:val="19"/>
                 <w:szCs w:val="19"/>
               </w:rPr>
-              <w:t xml:space="preserve">Rel.</w:t>
-            </w:r>
-          </w:p>
-        </w:tc>
-        <w:tc>
-          <w:tcPr>
-            <w:tcW w:type="pct" w:w="36%"/>
+              <w:t xml:space="preserve">Feas.</w:t>
+            </w:r>
+          </w:p>
+        </w:tc>
+        <w:tc>
+          <w:tcPr>
+            <w:tcW w:type="pct" w:w="7%"/>
             <w:tcBorders>
               <w:top w:val="single" w:color="C9D8CE" w:sz="4"/>
               <w:left w:val="single" w:color="C9D8CE" w:sz="4"/>
@@ -839,6 +840,36 @@
                 <w:sz w:val="19"/>
                 <w:szCs w:val="19"/>
               </w:rPr>
+              <w:t xml:space="preserve">Rel.</w:t>
+            </w:r>
+          </w:p>
+        </w:tc>
+        <w:tc>
+          <w:tcPr>
+            <w:tcW w:type="pct" w:w="30%"/>
+            <w:tcBorders>
+              <w:top w:val="single" w:color="C9D8CE" w:sz="4"/>
+              <w:left w:val="single" w:color="C9D8CE" w:sz="4"/>
+              <w:bottom w:val="single" w:color="C9D8CE" w:sz="4"/>
+              <w:right w:val="single" w:color="C9D8CE" w:sz="4"/>
+            </w:tcBorders>
+            <w:shd w:fill="2E6B4F" w:color="auto" w:val="clear"/>
+            <w:tcMar>
+              <w:top w:type="dxa" w:w="60"/>
+              <w:left w:type="dxa" w:w="90"/>
+              <w:bottom w:type="dxa" w:w="60"/>
+              <w:right w:type="dxa" w:w="90"/>
+            </w:tcMar>
+          </w:tcPr>
+          <w:p>
+            <w:r>
+              <w:rPr>
+                <w:b/>
+                <w:bCs/>
+                <w:color w:val="FFFFFF"/>
+                <w:sz w:val="19"/>
+                <w:szCs w:val="19"/>
+              </w:rPr>
               <w:t xml:space="preserve">Details</w:t>
             </w:r>
           </w:p>
@@ -847,7 +878,7 @@
       <w:tr>
         <w:tc>
           <w:tcPr>
-            <w:tcW w:type="pct" w:w="30%"/>
+            <w:tcW w:type="pct" w:w="27%"/>
             <w:tcBorders>
               <w:top w:val="single" w:color="C9D8CE" w:sz="4"/>
               <w:left w:val="single" w:color="C9D8CE" w:sz="4"/>
@@ -875,7 +906,7 @@
         </w:tc>
         <w:tc>
           <w:tcPr>
-            <w:tcW w:type="pct" w:w="18%"/>
+            <w:tcW w:type="pct" w:w="15%"/>
             <w:tcBorders>
               <w:top w:val="single" w:color="C9D8CE" w:sz="4"/>
               <w:left w:val="single" w:color="C9D8CE" w:sz="4"/>
@@ -903,7 +934,36 @@
         </w:tc>
         <w:tc>
           <w:tcPr>
-            <w:tcW w:type="pct" w:w="8%"/>
+            <w:tcW w:type="pct" w:w="14%"/>
+            <w:tcBorders>
+              <w:top w:val="single" w:color="C9D8CE" w:sz="4"/>
+              <w:left w:val="single" w:color="C9D8CE" w:sz="4"/>
+              <w:bottom w:val="single" w:color="C9D8CE" w:sz="4"/>
+              <w:right w:val="single" w:color="C9D8CE" w:sz="4"/>
+            </w:tcBorders>
+            <w:tcMar>
+              <w:top w:type="dxa" w:w="60"/>
+              <w:left w:type="dxa" w:w="90"/>
+              <w:bottom w:type="dxa" w:w="60"/>
+              <w:right w:type="dxa" w:w="90"/>
+            </w:tcMar>
+          </w:tcPr>
+          <w:p>
+            <w:r>
+              <w:rPr>
+                <w:b/>
+                <w:bCs/>
+                <w:color w:val="2E6B4F"/>
+                <w:sz w:val="19"/>
+                <w:szCs w:val="19"/>
+              </w:rPr>
+              <w:t xml:space="preserve">Adoption &amp; use</w:t>
+            </w:r>
+          </w:p>
+        </w:tc>
+        <w:tc>
+          <w:tcPr>
+            <w:tcW w:type="pct" w:w="7%"/>
             <w:tcBorders>
               <w:top w:val="single" w:color="C9D8CE" w:sz="4"/>
               <w:left w:val="single" w:color="C9D8CE" w:sz="4"/>
@@ -931,7 +991,7 @@
         </w:tc>
         <w:tc>
           <w:tcPr>
-            <w:tcW w:type="pct" w:w="8%"/>
+            <w:tcW w:type="pct" w:w="7%"/>
             <w:tcBorders>
               <w:top w:val="single" w:color="C9D8CE" w:sz="4"/>
               <w:left w:val="single" w:color="C9D8CE" w:sz="4"/>
@@ -959,7 +1019,7 @@
         </w:tc>
         <w:tc>
           <w:tcPr>
-            <w:tcW w:type="pct" w:w="36%"/>
+            <w:tcW w:type="pct" w:w="30%"/>
             <w:tcBorders>
               <w:top w:val="single" w:color="C9D8CE" w:sz="4"/>
               <w:left w:val="single" w:color="C9D8CE" w:sz="4"/>
@@ -989,7 +1049,7 @@
       <w:tr>
         <w:tc>
           <w:tcPr>
-            <w:tcW w:type="pct" w:w="30%"/>
+            <w:tcW w:type="pct" w:w="27%"/>
             <w:tcBorders>
               <w:top w:val="single" w:color="C9D8CE" w:sz="4"/>
               <w:left w:val="single" w:color="C9D8CE" w:sz="4"/>
@@ -1018,7 +1078,7 @@
         </w:tc>
         <w:tc>
           <w:tcPr>
-            <w:tcW w:type="pct" w:w="18%"/>
+            <w:tcW w:type="pct" w:w="15%"/>
             <w:tcBorders>
               <w:top w:val="single" w:color="C9D8CE" w:sz="4"/>
               <w:left w:val="single" w:color="C9D8CE" w:sz="4"/>
@@ -1047,7 +1107,37 @@
         </w:tc>
         <w:tc>
           <w:tcPr>
-            <w:tcW w:type="pct" w:w="8%"/>
+            <w:tcW w:type="pct" w:w="14%"/>
+            <w:tcBorders>
+              <w:top w:val="single" w:color="C9D8CE" w:sz="4"/>
+              <w:left w:val="single" w:color="C9D8CE" w:sz="4"/>
+              <w:bottom w:val="single" w:color="C9D8CE" w:sz="4"/>
+              <w:right w:val="single" w:color="C9D8CE" w:sz="4"/>
+            </w:tcBorders>
+            <w:shd w:fill="EAF2ED" w:color="auto" w:val="clear"/>
+            <w:tcMar>
+              <w:top w:type="dxa" w:w="60"/>
+              <w:left w:type="dxa" w:w="90"/>
+              <w:bottom w:type="dxa" w:w="60"/>
+              <w:right w:type="dxa" w:w="90"/>
+            </w:tcMar>
+          </w:tcPr>
+          <w:p>
+            <w:r>
+              <w:rPr>
+                <w:b/>
+                <w:bCs/>
+                <w:color w:val="2E6B4F"/>
+                <w:sz w:val="19"/>
+                <w:szCs w:val="19"/>
+              </w:rPr>
+              <w:t xml:space="preserve">Adoption &amp; use</w:t>
+            </w:r>
+          </w:p>
+        </w:tc>
+        <w:tc>
+          <w:tcPr>
+            <w:tcW w:type="pct" w:w="7%"/>
             <w:tcBorders>
               <w:top w:val="single" w:color="C9D8CE" w:sz="4"/>
               <w:left w:val="single" w:color="C9D8CE" w:sz="4"/>
@@ -1076,7 +1166,7 @@
         </w:tc>
         <w:tc>
           <w:tcPr>
-            <w:tcW w:type="pct" w:w="8%"/>
+            <w:tcW w:type="pct" w:w="7%"/>
             <w:tcBorders>
               <w:top w:val="single" w:color="C9D8CE" w:sz="4"/>
               <w:left w:val="single" w:color="C9D8CE" w:sz="4"/>
@@ -1105,7 +1195,7 @@
         </w:tc>
         <w:tc>
           <w:tcPr>
-            <w:tcW w:type="pct" w:w="36%"/>
+            <w:tcW w:type="pct" w:w="30%"/>
             <w:tcBorders>
               <w:top w:val="single" w:color="C9D8CE" w:sz="4"/>
               <w:left w:val="single" w:color="C9D8CE" w:sz="4"/>
@@ -1165,6 +1255,7 @@
         <w:gridCol w:w="100"/>
         <w:gridCol w:w="100"/>
         <w:gridCol w:w="100"/>
+        <w:gridCol w:w="100"/>
       </w:tblGrid>
       <w:tr>
         <w:trPr>
@@ -1172,7 +1263,7 @@
         </w:trPr>
         <w:tc>
           <w:tcPr>
-            <w:tcW w:type="pct" w:w="30%"/>
+            <w:tcW w:type="pct" w:w="27%"/>
             <w:tcBorders>
               <w:top w:val="single" w:color="C9D8CE" w:sz="4"/>
               <w:left w:val="single" w:color="C9D8CE" w:sz="4"/>
@@ -1202,7 +1293,7 @@
         </w:tc>
         <w:tc>
           <w:tcPr>
-            <w:tcW w:type="pct" w:w="18%"/>
+            <w:tcW w:type="pct" w:w="15%"/>
             <w:tcBorders>
               <w:top w:val="single" w:color="C9D8CE" w:sz="4"/>
               <w:left w:val="single" w:color="C9D8CE" w:sz="4"/>
@@ -1232,7 +1323,7 @@
         </w:tc>
         <w:tc>
           <w:tcPr>
-            <w:tcW w:type="pct" w:w="8%"/>
+            <w:tcW w:type="pct" w:w="14%"/>
             <w:tcBorders>
               <w:top w:val="single" w:color="C9D8CE" w:sz="4"/>
               <w:left w:val="single" w:color="C9D8CE" w:sz="4"/>
@@ -1256,13 +1347,13 @@
                 <w:sz w:val="19"/>
                 <w:szCs w:val="19"/>
               </w:rPr>
-              <w:t xml:space="preserve">Feas.</w:t>
-            </w:r>
-          </w:p>
-        </w:tc>
-        <w:tc>
-          <w:tcPr>
-            <w:tcW w:type="pct" w:w="8%"/>
+              <w:t xml:space="preserve">Measures</w:t>
+            </w:r>
+          </w:p>
+        </w:tc>
+        <w:tc>
+          <w:tcPr>
+            <w:tcW w:type="pct" w:w="7%"/>
             <w:tcBorders>
               <w:top w:val="single" w:color="C9D8CE" w:sz="4"/>
               <w:left w:val="single" w:color="C9D8CE" w:sz="4"/>
@@ -1286,13 +1377,13 @@
                 <w:sz w:val="19"/>
                 <w:szCs w:val="19"/>
               </w:rPr>
-              <w:t xml:space="preserve">Rel.</w:t>
-            </w:r>
-          </w:p>
-        </w:tc>
-        <w:tc>
-          <w:tcPr>
-            <w:tcW w:type="pct" w:w="36%"/>
+              <w:t xml:space="preserve">Feas.</w:t>
+            </w:r>
+          </w:p>
+        </w:tc>
+        <w:tc>
+          <w:tcPr>
+            <w:tcW w:type="pct" w:w="7%"/>
             <w:tcBorders>
               <w:top w:val="single" w:color="C9D8CE" w:sz="4"/>
               <w:left w:val="single" w:color="C9D8CE" w:sz="4"/>
@@ -1316,6 +1407,36 @@
                 <w:sz w:val="19"/>
                 <w:szCs w:val="19"/>
               </w:rPr>
+              <w:t xml:space="preserve">Rel.</w:t>
+            </w:r>
+          </w:p>
+        </w:tc>
+        <w:tc>
+          <w:tcPr>
+            <w:tcW w:type="pct" w:w="30%"/>
+            <w:tcBorders>
+              <w:top w:val="single" w:color="C9D8CE" w:sz="4"/>
+              <w:left w:val="single" w:color="C9D8CE" w:sz="4"/>
+              <w:bottom w:val="single" w:color="C9D8CE" w:sz="4"/>
+              <w:right w:val="single" w:color="C9D8CE" w:sz="4"/>
+            </w:tcBorders>
+            <w:shd w:fill="2E6B4F" w:color="auto" w:val="clear"/>
+            <w:tcMar>
+              <w:top w:type="dxa" w:w="60"/>
+              <w:left w:type="dxa" w:w="90"/>
+              <w:bottom w:type="dxa" w:w="60"/>
+              <w:right w:type="dxa" w:w="90"/>
+            </w:tcMar>
+          </w:tcPr>
+          <w:p>
+            <w:r>
+              <w:rPr>
+                <w:b/>
+                <w:bCs/>
+                <w:color w:val="FFFFFF"/>
+                <w:sz w:val="19"/>
+                <w:szCs w:val="19"/>
+              </w:rPr>
               <w:t xml:space="preserve">Details</w:t>
             </w:r>
           </w:p>
@@ -1324,7 +1445,7 @@
       <w:tr>
         <w:tc>
           <w:tcPr>
-            <w:tcW w:type="pct" w:w="30%"/>
+            <w:tcW w:type="pct" w:w="27%"/>
             <w:tcBorders>
               <w:top w:val="single" w:color="C9D8CE" w:sz="4"/>
               <w:left w:val="single" w:color="C9D8CE" w:sz="4"/>
@@ -1352,7 +1473,7 @@
         </w:tc>
         <w:tc>
           <w:tcPr>
-            <w:tcW w:type="pct" w:w="18%"/>
+            <w:tcW w:type="pct" w:w="15%"/>
             <w:tcBorders>
               <w:top w:val="single" w:color="C9D8CE" w:sz="4"/>
               <w:left w:val="single" w:color="C9D8CE" w:sz="4"/>
@@ -1380,7 +1501,36 @@
         </w:tc>
         <w:tc>
           <w:tcPr>
-            <w:tcW w:type="pct" w:w="8%"/>
+            <w:tcW w:type="pct" w:w="14%"/>
+            <w:tcBorders>
+              <w:top w:val="single" w:color="C9D8CE" w:sz="4"/>
+              <w:left w:val="single" w:color="C9D8CE" w:sz="4"/>
+              <w:bottom w:val="single" w:color="C9D8CE" w:sz="4"/>
+              <w:right w:val="single" w:color="C9D8CE" w:sz="4"/>
+            </w:tcBorders>
+            <w:tcMar>
+              <w:top w:type="dxa" w:w="60"/>
+              <w:left w:type="dxa" w:w="90"/>
+              <w:bottom w:type="dxa" w:w="60"/>
+              <w:right w:type="dxa" w:w="90"/>
+            </w:tcMar>
+          </w:tcPr>
+          <w:p>
+            <w:r>
+              <w:rPr>
+                <w:b/>
+                <w:bCs/>
+                <w:color w:val="2E6B4F"/>
+                <w:sz w:val="19"/>
+                <w:szCs w:val="19"/>
+              </w:rPr>
+              <w:t xml:space="preserve">Real-world outcome</w:t>
+            </w:r>
+          </w:p>
+        </w:tc>
+        <w:tc>
+          <w:tcPr>
+            <w:tcW w:type="pct" w:w="7%"/>
             <w:tcBorders>
               <w:top w:val="single" w:color="C9D8CE" w:sz="4"/>
               <w:left w:val="single" w:color="C9D8CE" w:sz="4"/>
@@ -1408,7 +1558,7 @@
         </w:tc>
         <w:tc>
           <w:tcPr>
-            <w:tcW w:type="pct" w:w="8%"/>
+            <w:tcW w:type="pct" w:w="7%"/>
             <w:tcBorders>
               <w:top w:val="single" w:color="C9D8CE" w:sz="4"/>
               <w:left w:val="single" w:color="C9D8CE" w:sz="4"/>
@@ -1436,7 +1586,7 @@
         </w:tc>
         <w:tc>
           <w:tcPr>
-            <w:tcW w:type="pct" w:w="36%"/>
+            <w:tcW w:type="pct" w:w="30%"/>
             <w:tcBorders>
               <w:top w:val="single" w:color="C9D8CE" w:sz="4"/>
               <w:left w:val="single" w:color="C9D8CE" w:sz="4"/>
@@ -1669,6 +1819,21 @@
           <w:color w:val="2E6B4F"/>
         </w:rPr>
         <w:t xml:space="preserve">✓  No vanity metrics (high feasibility / low relevance) in the selection.</w:t>
+      </w:r>
+    </w:p>
+    <w:p>
+      <w:pPr>
+        <w:pStyle w:val="ListParagraph"/>
+        <w:numPr>
+          <w:ilvl w:val="0"/>
+          <w:numId w:val="1"/>
+        </w:numPr>
+      </w:pPr>
+      <w:r>
+        <w:rPr>
+          <w:color w:val="34608A"/>
+        </w:rPr>
+        <w:t xml:space="preserve">ℹ  The core set measures adoption but no real-world outcome yet. Adoption shows the product is used; an outcome indicator shows that use changes something.</w:t>
       </w:r>
     </w:p>
     <w:p>

--- a/sample_reports/FieldSense_impact_report.docx
+++ b/sample_reports/FieldSense_impact_report.docx
@@ -672,7 +672,7 @@
     </w:p>
     <w:tbl>
       <w:tblPr>
-        <w:tblW w:type="pct" w:w="100%"/>
+        <w:tblW w:type="dxa" w:w="9000"/>
         <w:tblBorders>
           <w:top w:val="single" w:color="auto" w:sz="4"/>
           <w:left w:val="single" w:color="auto" w:sz="4"/>
@@ -681,14 +681,15 @@
           <w:insideH w:val="single" w:color="auto" w:sz="4"/>
           <w:insideV w:val="single" w:color="auto" w:sz="4"/>
         </w:tblBorders>
+        <w:tblLayout w:type="fixed"/>
       </w:tblPr>
       <w:tblGrid>
-        <w:gridCol w:w="100"/>
-        <w:gridCol w:w="100"/>
-        <w:gridCol w:w="100"/>
-        <w:gridCol w:w="100"/>
-        <w:gridCol w:w="100"/>
-        <w:gridCol w:w="100"/>
+        <w:gridCol w:w="2070"/>
+        <w:gridCol w:w="1260"/>
+        <w:gridCol w:w="1080"/>
+        <w:gridCol w:w="810"/>
+        <w:gridCol w:w="720"/>
+        <w:gridCol w:w="3060"/>
       </w:tblGrid>
       <w:tr>
         <w:trPr>
@@ -696,7 +697,7 @@
         </w:trPr>
         <w:tc>
           <w:tcPr>
-            <w:tcW w:type="pct" w:w="27%"/>
+            <w:tcW w:type="dxa" w:w="2070"/>
             <w:tcBorders>
               <w:top w:val="single" w:color="C9D8CE" w:sz="4"/>
               <w:left w:val="single" w:color="C9D8CE" w:sz="4"/>
@@ -726,7 +727,7 @@
         </w:tc>
         <w:tc>
           <w:tcPr>
-            <w:tcW w:type="pct" w:w="15%"/>
+            <w:tcW w:type="dxa" w:w="1260"/>
             <w:tcBorders>
               <w:top w:val="single" w:color="C9D8CE" w:sz="4"/>
               <w:left w:val="single" w:color="C9D8CE" w:sz="4"/>
@@ -756,7 +757,7 @@
         </w:tc>
         <w:tc>
           <w:tcPr>
-            <w:tcW w:type="pct" w:w="14%"/>
+            <w:tcW w:type="dxa" w:w="1080"/>
             <w:tcBorders>
               <w:top w:val="single" w:color="C9D8CE" w:sz="4"/>
               <w:left w:val="single" w:color="C9D8CE" w:sz="4"/>
@@ -786,7 +787,7 @@
         </w:tc>
         <w:tc>
           <w:tcPr>
-            <w:tcW w:type="pct" w:w="7%"/>
+            <w:tcW w:type="dxa" w:w="810"/>
             <w:tcBorders>
               <w:top w:val="single" w:color="C9D8CE" w:sz="4"/>
               <w:left w:val="single" w:color="C9D8CE" w:sz="4"/>
@@ -816,7 +817,7 @@
         </w:tc>
         <w:tc>
           <w:tcPr>
-            <w:tcW w:type="pct" w:w="7%"/>
+            <w:tcW w:type="dxa" w:w="720"/>
             <w:tcBorders>
               <w:top w:val="single" w:color="C9D8CE" w:sz="4"/>
               <w:left w:val="single" w:color="C9D8CE" w:sz="4"/>
@@ -846,7 +847,7 @@
         </w:tc>
         <w:tc>
           <w:tcPr>
-            <w:tcW w:type="pct" w:w="30%"/>
+            <w:tcW w:type="dxa" w:w="3060"/>
             <w:tcBorders>
               <w:top w:val="single" w:color="C9D8CE" w:sz="4"/>
               <w:left w:val="single" w:color="C9D8CE" w:sz="4"/>
@@ -878,7 +879,7 @@
       <w:tr>
         <w:tc>
           <w:tcPr>
-            <w:tcW w:type="pct" w:w="27%"/>
+            <w:tcW w:type="dxa" w:w="2070"/>
             <w:tcBorders>
               <w:top w:val="single" w:color="C9D8CE" w:sz="4"/>
               <w:left w:val="single" w:color="C9D8CE" w:sz="4"/>
@@ -906,7 +907,7 @@
         </w:tc>
         <w:tc>
           <w:tcPr>
-            <w:tcW w:type="pct" w:w="15%"/>
+            <w:tcW w:type="dxa" w:w="1260"/>
             <w:tcBorders>
               <w:top w:val="single" w:color="C9D8CE" w:sz="4"/>
               <w:left w:val="single" w:color="C9D8CE" w:sz="4"/>
@@ -934,7 +935,7 @@
         </w:tc>
         <w:tc>
           <w:tcPr>
-            <w:tcW w:type="pct" w:w="14%"/>
+            <w:tcW w:type="dxa" w:w="1080"/>
             <w:tcBorders>
               <w:top w:val="single" w:color="C9D8CE" w:sz="4"/>
               <w:left w:val="single" w:color="C9D8CE" w:sz="4"/>
@@ -963,7 +964,7 @@
         </w:tc>
         <w:tc>
           <w:tcPr>
-            <w:tcW w:type="pct" w:w="7%"/>
+            <w:tcW w:type="dxa" w:w="810"/>
             <w:tcBorders>
               <w:top w:val="single" w:color="C9D8CE" w:sz="4"/>
               <w:left w:val="single" w:color="C9D8CE" w:sz="4"/>
@@ -991,7 +992,7 @@
         </w:tc>
         <w:tc>
           <w:tcPr>
-            <w:tcW w:type="pct" w:w="7%"/>
+            <w:tcW w:type="dxa" w:w="720"/>
             <w:tcBorders>
               <w:top w:val="single" w:color="C9D8CE" w:sz="4"/>
               <w:left w:val="single" w:color="C9D8CE" w:sz="4"/>
@@ -1019,7 +1020,7 @@
         </w:tc>
         <w:tc>
           <w:tcPr>
-            <w:tcW w:type="pct" w:w="30%"/>
+            <w:tcW w:type="dxa" w:w="3060"/>
             <w:tcBorders>
               <w:top w:val="single" w:color="C9D8CE" w:sz="4"/>
               <w:left w:val="single" w:color="C9D8CE" w:sz="4"/>
@@ -1049,7 +1050,7 @@
       <w:tr>
         <w:tc>
           <w:tcPr>
-            <w:tcW w:type="pct" w:w="27%"/>
+            <w:tcW w:type="dxa" w:w="2070"/>
             <w:tcBorders>
               <w:top w:val="single" w:color="C9D8CE" w:sz="4"/>
               <w:left w:val="single" w:color="C9D8CE" w:sz="4"/>
@@ -1078,7 +1079,7 @@
         </w:tc>
         <w:tc>
           <w:tcPr>
-            <w:tcW w:type="pct" w:w="15%"/>
+            <w:tcW w:type="dxa" w:w="1260"/>
             <w:tcBorders>
               <w:top w:val="single" w:color="C9D8CE" w:sz="4"/>
               <w:left w:val="single" w:color="C9D8CE" w:sz="4"/>
@@ -1107,7 +1108,7 @@
         </w:tc>
         <w:tc>
           <w:tcPr>
-            <w:tcW w:type="pct" w:w="14%"/>
+            <w:tcW w:type="dxa" w:w="1080"/>
             <w:tcBorders>
               <w:top w:val="single" w:color="C9D8CE" w:sz="4"/>
               <w:left w:val="single" w:color="C9D8CE" w:sz="4"/>
@@ -1137,7 +1138,7 @@
         </w:tc>
         <w:tc>
           <w:tcPr>
-            <w:tcW w:type="pct" w:w="7%"/>
+            <w:tcW w:type="dxa" w:w="810"/>
             <w:tcBorders>
               <w:top w:val="single" w:color="C9D8CE" w:sz="4"/>
               <w:left w:val="single" w:color="C9D8CE" w:sz="4"/>
@@ -1166,7 +1167,7 @@
         </w:tc>
         <w:tc>
           <w:tcPr>
-            <w:tcW w:type="pct" w:w="7%"/>
+            <w:tcW w:type="dxa" w:w="720"/>
             <w:tcBorders>
               <w:top w:val="single" w:color="C9D8CE" w:sz="4"/>
               <w:left w:val="single" w:color="C9D8CE" w:sz="4"/>
@@ -1195,7 +1196,7 @@
         </w:tc>
         <w:tc>
           <w:tcPr>
-            <w:tcW w:type="pct" w:w="30%"/>
+            <w:tcW w:type="dxa" w:w="3060"/>
             <w:tcBorders>
               <w:top w:val="single" w:color="C9D8CE" w:sz="4"/>
               <w:left w:val="single" w:color="C9D8CE" w:sz="4"/>
@@ -1239,7 +1240,7 @@
     </w:p>
     <w:tbl>
       <w:tblPr>
-        <w:tblW w:type="pct" w:w="100%"/>
+        <w:tblW w:type="dxa" w:w="9000"/>
         <w:tblBorders>
           <w:top w:val="single" w:color="auto" w:sz="4"/>
           <w:left w:val="single" w:color="auto" w:sz="4"/>
@@ -1248,14 +1249,15 @@
           <w:insideH w:val="single" w:color="auto" w:sz="4"/>
           <w:insideV w:val="single" w:color="auto" w:sz="4"/>
         </w:tblBorders>
+        <w:tblLayout w:type="fixed"/>
       </w:tblPr>
       <w:tblGrid>
-        <w:gridCol w:w="100"/>
-        <w:gridCol w:w="100"/>
-        <w:gridCol w:w="100"/>
-        <w:gridCol w:w="100"/>
-        <w:gridCol w:w="100"/>
-        <w:gridCol w:w="100"/>
+        <w:gridCol w:w="2070"/>
+        <w:gridCol w:w="1260"/>
+        <w:gridCol w:w="1080"/>
+        <w:gridCol w:w="810"/>
+        <w:gridCol w:w="720"/>
+        <w:gridCol w:w="3060"/>
       </w:tblGrid>
       <w:tr>
         <w:trPr>
@@ -1263,7 +1265,7 @@
         </w:trPr>
         <w:tc>
           <w:tcPr>
-            <w:tcW w:type="pct" w:w="27%"/>
+            <w:tcW w:type="dxa" w:w="2070"/>
             <w:tcBorders>
               <w:top w:val="single" w:color="C9D8CE" w:sz="4"/>
               <w:left w:val="single" w:color="C9D8CE" w:sz="4"/>
@@ -1293,7 +1295,7 @@
         </w:tc>
         <w:tc>
           <w:tcPr>
-            <w:tcW w:type="pct" w:w="15%"/>
+            <w:tcW w:type="dxa" w:w="1260"/>
             <w:tcBorders>
               <w:top w:val="single" w:color="C9D8CE" w:sz="4"/>
               <w:left w:val="single" w:color="C9D8CE" w:sz="4"/>
@@ -1323,7 +1325,7 @@
         </w:tc>
         <w:tc>
           <w:tcPr>
-            <w:tcW w:type="pct" w:w="14%"/>
+            <w:tcW w:type="dxa" w:w="1080"/>
             <w:tcBorders>
               <w:top w:val="single" w:color="C9D8CE" w:sz="4"/>
               <w:left w:val="single" w:color="C9D8CE" w:sz="4"/>
@@ -1353,7 +1355,7 @@
         </w:tc>
         <w:tc>
           <w:tcPr>
-            <w:tcW w:type="pct" w:w="7%"/>
+            <w:tcW w:type="dxa" w:w="810"/>
             <w:tcBorders>
               <w:top w:val="single" w:color="C9D8CE" w:sz="4"/>
               <w:left w:val="single" w:color="C9D8CE" w:sz="4"/>
@@ -1383,7 +1385,7 @@
         </w:tc>
         <w:tc>
           <w:tcPr>
-            <w:tcW w:type="pct" w:w="7%"/>
+            <w:tcW w:type="dxa" w:w="720"/>
             <w:tcBorders>
               <w:top w:val="single" w:color="C9D8CE" w:sz="4"/>
               <w:left w:val="single" w:color="C9D8CE" w:sz="4"/>
@@ -1413,7 +1415,7 @@
         </w:tc>
         <w:tc>
           <w:tcPr>
-            <w:tcW w:type="pct" w:w="30%"/>
+            <w:tcW w:type="dxa" w:w="3060"/>
             <w:tcBorders>
               <w:top w:val="single" w:color="C9D8CE" w:sz="4"/>
               <w:left w:val="single" w:color="C9D8CE" w:sz="4"/>
@@ -1445,7 +1447,7 @@
       <w:tr>
         <w:tc>
           <w:tcPr>
-            <w:tcW w:type="pct" w:w="27%"/>
+            <w:tcW w:type="dxa" w:w="2070"/>
             <w:tcBorders>
               <w:top w:val="single" w:color="C9D8CE" w:sz="4"/>
               <w:left w:val="single" w:color="C9D8CE" w:sz="4"/>
@@ -1473,7 +1475,7 @@
         </w:tc>
         <w:tc>
           <w:tcPr>
-            <w:tcW w:type="pct" w:w="15%"/>
+            <w:tcW w:type="dxa" w:w="1260"/>
             <w:tcBorders>
               <w:top w:val="single" w:color="C9D8CE" w:sz="4"/>
               <w:left w:val="single" w:color="C9D8CE" w:sz="4"/>
@@ -1501,7 +1503,7 @@
         </w:tc>
         <w:tc>
           <w:tcPr>
-            <w:tcW w:type="pct" w:w="14%"/>
+            <w:tcW w:type="dxa" w:w="1080"/>
             <w:tcBorders>
               <w:top w:val="single" w:color="C9D8CE" w:sz="4"/>
               <w:left w:val="single" w:color="C9D8CE" w:sz="4"/>
@@ -1530,7 +1532,7 @@
         </w:tc>
         <w:tc>
           <w:tcPr>
-            <w:tcW w:type="pct" w:w="7%"/>
+            <w:tcW w:type="dxa" w:w="810"/>
             <w:tcBorders>
               <w:top w:val="single" w:color="C9D8CE" w:sz="4"/>
               <w:left w:val="single" w:color="C9D8CE" w:sz="4"/>
@@ -1558,7 +1560,7 @@
         </w:tc>
         <w:tc>
           <w:tcPr>
-            <w:tcW w:type="pct" w:w="7%"/>
+            <w:tcW w:type="dxa" w:w="720"/>
             <w:tcBorders>
               <w:top w:val="single" w:color="C9D8CE" w:sz="4"/>
               <w:left w:val="single" w:color="C9D8CE" w:sz="4"/>
@@ -1586,7 +1588,7 @@
         </w:tc>
         <w:tc>
           <w:tcPr>
-            <w:tcW w:type="pct" w:w="30%"/>
+            <w:tcW w:type="dxa" w:w="3060"/>
             <w:tcBorders>
               <w:top w:val="single" w:color="C9D8CE" w:sz="4"/>
               <w:left w:val="single" w:color="C9D8CE" w:sz="4"/>
@@ -1624,7 +1626,747 @@
         <w:pStyle w:val="Heading1"/>
       </w:pPr>
       <w:r>
-        <w:t xml:space="preserve">4. Uncertainty Acknowledgement</w:t>
+        <w:t xml:space="preserve">4. Claims &amp; Evidence</w:t>
+      </w:r>
+    </w:p>
+    <w:tbl>
+      <w:tblPr>
+        <w:tblW w:type="dxa" w:w="9000"/>
+        <w:tblBorders>
+          <w:top w:val="single" w:color="auto" w:sz="4"/>
+          <w:left w:val="single" w:color="auto" w:sz="4"/>
+          <w:bottom w:val="single" w:color="auto" w:sz="4"/>
+          <w:right w:val="single" w:color="auto" w:sz="4"/>
+          <w:insideH w:val="single" w:color="auto" w:sz="4"/>
+          <w:insideV w:val="single" w:color="auto" w:sz="4"/>
+        </w:tblBorders>
+        <w:tblLayout w:type="fixed"/>
+      </w:tblPr>
+      <w:tblGrid>
+        <w:gridCol w:w="3060"/>
+        <w:gridCol w:w="1170"/>
+        <w:gridCol w:w="1080"/>
+        <w:gridCol w:w="1080"/>
+        <w:gridCol w:w="1080"/>
+        <w:gridCol w:w="1530"/>
+      </w:tblGrid>
+      <w:tr>
+        <w:trPr>
+          <w:tblHeader/>
+        </w:trPr>
+        <w:tc>
+          <w:tcPr>
+            <w:tcW w:type="dxa" w:w="3060"/>
+            <w:tcBorders>
+              <w:top w:val="single" w:color="C9D8CE" w:sz="4"/>
+              <w:left w:val="single" w:color="C9D8CE" w:sz="4"/>
+              <w:bottom w:val="single" w:color="C9D8CE" w:sz="4"/>
+              <w:right w:val="single" w:color="C9D8CE" w:sz="4"/>
+            </w:tcBorders>
+            <w:shd w:fill="2E6B4F" w:color="auto" w:val="clear"/>
+            <w:tcMar>
+              <w:top w:type="dxa" w:w="60"/>
+              <w:left w:type="dxa" w:w="90"/>
+              <w:bottom w:type="dxa" w:w="60"/>
+              <w:right w:type="dxa" w:w="90"/>
+            </w:tcMar>
+          </w:tcPr>
+          <w:p>
+            <w:r>
+              <w:rPr>
+                <w:b/>
+                <w:bCs/>
+                <w:color w:val="FFFFFF"/>
+                <w:sz w:val="19"/>
+                <w:szCs w:val="19"/>
+              </w:rPr>
+              <w:t xml:space="preserve">Indicator and claim</w:t>
+            </w:r>
+          </w:p>
+        </w:tc>
+        <w:tc>
+          <w:tcPr>
+            <w:tcW w:type="dxa" w:w="1170"/>
+            <w:tcBorders>
+              <w:top w:val="single" w:color="C9D8CE" w:sz="4"/>
+              <w:left w:val="single" w:color="C9D8CE" w:sz="4"/>
+              <w:bottom w:val="single" w:color="C9D8CE" w:sz="4"/>
+              <w:right w:val="single" w:color="C9D8CE" w:sz="4"/>
+            </w:tcBorders>
+            <w:shd w:fill="2E6B4F" w:color="auto" w:val="clear"/>
+            <w:tcMar>
+              <w:top w:type="dxa" w:w="60"/>
+              <w:left w:type="dxa" w:w="90"/>
+              <w:bottom w:type="dxa" w:w="60"/>
+              <w:right w:type="dxa" w:w="90"/>
+            </w:tcMar>
+          </w:tcPr>
+          <w:p>
+            <w:r>
+              <w:rPr>
+                <w:b/>
+                <w:bCs/>
+                <w:color w:val="FFFFFF"/>
+                <w:sz w:val="19"/>
+                <w:szCs w:val="19"/>
+              </w:rPr>
+              <w:t xml:space="preserve">Level</w:t>
+            </w:r>
+          </w:p>
+        </w:tc>
+        <w:tc>
+          <w:tcPr>
+            <w:tcW w:type="dxa" w:w="1080"/>
+            <w:tcBorders>
+              <w:top w:val="single" w:color="C9D8CE" w:sz="4"/>
+              <w:left w:val="single" w:color="C9D8CE" w:sz="4"/>
+              <w:bottom w:val="single" w:color="C9D8CE" w:sz="4"/>
+              <w:right w:val="single" w:color="C9D8CE" w:sz="4"/>
+            </w:tcBorders>
+            <w:shd w:fill="2E6B4F" w:color="auto" w:val="clear"/>
+            <w:tcMar>
+              <w:top w:type="dxa" w:w="60"/>
+              <w:left w:type="dxa" w:w="90"/>
+              <w:bottom w:type="dxa" w:w="60"/>
+              <w:right w:type="dxa" w:w="90"/>
+            </w:tcMar>
+          </w:tcPr>
+          <w:p>
+            <w:r>
+              <w:rPr>
+                <w:b/>
+                <w:bCs/>
+                <w:color w:val="FFFFFF"/>
+                <w:sz w:val="19"/>
+                <w:szCs w:val="19"/>
+              </w:rPr>
+              <w:t xml:space="preserve">Quality</w:t>
+            </w:r>
+          </w:p>
+        </w:tc>
+        <w:tc>
+          <w:tcPr>
+            <w:tcW w:type="dxa" w:w="1080"/>
+            <w:tcBorders>
+              <w:top w:val="single" w:color="C9D8CE" w:sz="4"/>
+              <w:left w:val="single" w:color="C9D8CE" w:sz="4"/>
+              <w:bottom w:val="single" w:color="C9D8CE" w:sz="4"/>
+              <w:right w:val="single" w:color="C9D8CE" w:sz="4"/>
+            </w:tcBorders>
+            <w:shd w:fill="2E6B4F" w:color="auto" w:val="clear"/>
+            <w:tcMar>
+              <w:top w:type="dxa" w:w="60"/>
+              <w:left w:type="dxa" w:w="90"/>
+              <w:bottom w:type="dxa" w:w="60"/>
+              <w:right w:type="dxa" w:w="90"/>
+            </w:tcMar>
+          </w:tcPr>
+          <w:p>
+            <w:r>
+              <w:rPr>
+                <w:b/>
+                <w:bCs/>
+                <w:color w:val="FFFFFF"/>
+                <w:sz w:val="19"/>
+                <w:szCs w:val="19"/>
+              </w:rPr>
+              <w:t xml:space="preserve">Baseline</w:t>
+            </w:r>
+          </w:p>
+        </w:tc>
+        <w:tc>
+          <w:tcPr>
+            <w:tcW w:type="dxa" w:w="1080"/>
+            <w:tcBorders>
+              <w:top w:val="single" w:color="C9D8CE" w:sz="4"/>
+              <w:left w:val="single" w:color="C9D8CE" w:sz="4"/>
+              <w:bottom w:val="single" w:color="C9D8CE" w:sz="4"/>
+              <w:right w:val="single" w:color="C9D8CE" w:sz="4"/>
+            </w:tcBorders>
+            <w:shd w:fill="2E6B4F" w:color="auto" w:val="clear"/>
+            <w:tcMar>
+              <w:top w:type="dxa" w:w="60"/>
+              <w:left w:type="dxa" w:w="90"/>
+              <w:bottom w:type="dxa" w:w="60"/>
+              <w:right w:type="dxa" w:w="90"/>
+            </w:tcMar>
+          </w:tcPr>
+          <w:p>
+            <w:r>
+              <w:rPr>
+                <w:b/>
+                <w:bCs/>
+                <w:color w:val="FFFFFF"/>
+                <w:sz w:val="19"/>
+                <w:szCs w:val="19"/>
+              </w:rPr>
+              <w:t xml:space="preserve">Sources</w:t>
+            </w:r>
+          </w:p>
+        </w:tc>
+        <w:tc>
+          <w:tcPr>
+            <w:tcW w:type="dxa" w:w="1530"/>
+            <w:tcBorders>
+              <w:top w:val="single" w:color="C9D8CE" w:sz="4"/>
+              <w:left w:val="single" w:color="C9D8CE" w:sz="4"/>
+              <w:bottom w:val="single" w:color="C9D8CE" w:sz="4"/>
+              <w:right w:val="single" w:color="C9D8CE" w:sz="4"/>
+            </w:tcBorders>
+            <w:shd w:fill="2E6B4F" w:color="auto" w:val="clear"/>
+            <w:tcMar>
+              <w:top w:type="dxa" w:w="60"/>
+              <w:left w:type="dxa" w:w="90"/>
+              <w:bottom w:type="dxa" w:w="60"/>
+              <w:right w:type="dxa" w:w="90"/>
+            </w:tcMar>
+          </w:tcPr>
+          <w:p>
+            <w:r>
+              <w:rPr>
+                <w:b/>
+                <w:bCs/>
+                <w:color w:val="FFFFFF"/>
+                <w:sz w:val="19"/>
+                <w:szCs w:val="19"/>
+              </w:rPr>
+              <w:t xml:space="preserve">Gaps</w:t>
+            </w:r>
+          </w:p>
+        </w:tc>
+      </w:tr>
+      <w:tr>
+        <w:tc>
+          <w:tcPr>
+            <w:tcW w:type="dxa" w:w="3060"/>
+            <w:tcBorders>
+              <w:top w:val="single" w:color="C9D8CE" w:sz="4"/>
+              <w:left w:val="single" w:color="C9D8CE" w:sz="4"/>
+              <w:bottom w:val="single" w:color="C9D8CE" w:sz="4"/>
+              <w:right w:val="single" w:color="C9D8CE" w:sz="4"/>
+            </w:tcBorders>
+            <w:tcMar>
+              <w:top w:type="dxa" w:w="60"/>
+              <w:left w:type="dxa" w:w="90"/>
+              <w:bottom w:type="dxa" w:w="60"/>
+              <w:right w:type="dxa" w:w="90"/>
+            </w:tcMar>
+          </w:tcPr>
+          <w:p>
+            <w:r>
+              <w:rPr>
+                <w:b w:val="false"/>
+                <w:bCs w:val="false"/>
+                <w:sz w:val="19"/>
+                <w:szCs w:val="19"/>
+              </w:rPr>
+              <w:t xml:space="preserve">Adoption rate of the solution — “62 enrolled farms covering approximately 410 hectares as of this month.”</w:t>
+            </w:r>
+          </w:p>
+        </w:tc>
+        <w:tc>
+          <w:tcPr>
+            <w:tcW w:type="dxa" w:w="1170"/>
+            <w:tcBorders>
+              <w:top w:val="single" w:color="C9D8CE" w:sz="4"/>
+              <w:left w:val="single" w:color="C9D8CE" w:sz="4"/>
+              <w:bottom w:val="single" w:color="C9D8CE" w:sz="4"/>
+              <w:right w:val="single" w:color="C9D8CE" w:sz="4"/>
+            </w:tcBorders>
+            <w:tcMar>
+              <w:top w:type="dxa" w:w="60"/>
+              <w:left w:type="dxa" w:w="90"/>
+              <w:bottom w:type="dxa" w:w="60"/>
+              <w:right w:type="dxa" w:w="90"/>
+            </w:tcMar>
+          </w:tcPr>
+          <w:p>
+            <w:r>
+              <w:rPr>
+                <w:b/>
+                <w:bCs/>
+                <w:color w:val="2E6B4F"/>
+                <w:sz w:val="19"/>
+                <w:szCs w:val="19"/>
+              </w:rPr>
+              <w:t xml:space="preserve">Measured</w:t>
+            </w:r>
+          </w:p>
+        </w:tc>
+        <w:tc>
+          <w:tcPr>
+            <w:tcW w:type="dxa" w:w="1080"/>
+            <w:tcBorders>
+              <w:top w:val="single" w:color="C9D8CE" w:sz="4"/>
+              <w:left w:val="single" w:color="C9D8CE" w:sz="4"/>
+              <w:bottom w:val="single" w:color="C9D8CE" w:sz="4"/>
+              <w:right w:val="single" w:color="C9D8CE" w:sz="4"/>
+            </w:tcBorders>
+            <w:tcMar>
+              <w:top w:type="dxa" w:w="60"/>
+              <w:left w:type="dxa" w:w="90"/>
+              <w:bottom w:type="dxa" w:w="60"/>
+              <w:right w:type="dxa" w:w="90"/>
+            </w:tcMar>
+          </w:tcPr>
+          <w:p>
+            <w:r>
+              <w:rPr>
+                <w:b w:val="false"/>
+                <w:bCs w:val="false"/>
+                <w:sz w:val="19"/>
+                <w:szCs w:val="19"/>
+              </w:rPr>
+              <w:t xml:space="preserve">High</w:t>
+            </w:r>
+          </w:p>
+        </w:tc>
+        <w:tc>
+          <w:tcPr>
+            <w:tcW w:type="dxa" w:w="1080"/>
+            <w:tcBorders>
+              <w:top w:val="single" w:color="C9D8CE" w:sz="4"/>
+              <w:left w:val="single" w:color="C9D8CE" w:sz="4"/>
+              <w:bottom w:val="single" w:color="C9D8CE" w:sz="4"/>
+              <w:right w:val="single" w:color="C9D8CE" w:sz="4"/>
+            </w:tcBorders>
+            <w:tcMar>
+              <w:top w:type="dxa" w:w="60"/>
+              <w:left w:type="dxa" w:w="90"/>
+              <w:bottom w:type="dxa" w:w="60"/>
+              <w:right w:type="dxa" w:w="90"/>
+            </w:tcMar>
+          </w:tcPr>
+          <w:p>
+            <w:r>
+              <w:rPr>
+                <w:b w:val="false"/>
+                <w:bCs w:val="false"/>
+                <w:color w:val="5A6B62"/>
+                <w:sz w:val="19"/>
+                <w:szCs w:val="19"/>
+              </w:rPr>
+              <w:t xml:space="preserve">not needed</w:t>
+            </w:r>
+          </w:p>
+        </w:tc>
+        <w:tc>
+          <w:tcPr>
+            <w:tcW w:type="dxa" w:w="1080"/>
+            <w:tcBorders>
+              <w:top w:val="single" w:color="C9D8CE" w:sz="4"/>
+              <w:left w:val="single" w:color="C9D8CE" w:sz="4"/>
+              <w:bottom w:val="single" w:color="C9D8CE" w:sz="4"/>
+              <w:right w:val="single" w:color="C9D8CE" w:sz="4"/>
+            </w:tcBorders>
+            <w:tcMar>
+              <w:top w:type="dxa" w:w="60"/>
+              <w:left w:type="dxa" w:w="90"/>
+              <w:bottom w:type="dxa" w:w="60"/>
+              <w:right w:type="dxa" w:w="90"/>
+            </w:tcMar>
+          </w:tcPr>
+          <w:p>
+            <w:r>
+              <w:rPr>
+                <w:b w:val="false"/>
+                <w:bCs w:val="false"/>
+                <w:color w:val="2E6B4F"/>
+                <w:sz w:val="19"/>
+                <w:szCs w:val="19"/>
+              </w:rPr>
+              <w:t xml:space="preserve">✓</w:t>
+            </w:r>
+          </w:p>
+        </w:tc>
+        <w:tc>
+          <w:tcPr>
+            <w:tcW w:type="dxa" w:w="1530"/>
+            <w:tcBorders>
+              <w:top w:val="single" w:color="C9D8CE" w:sz="4"/>
+              <w:left w:val="single" w:color="C9D8CE" w:sz="4"/>
+              <w:bottom w:val="single" w:color="C9D8CE" w:sz="4"/>
+              <w:right w:val="single" w:color="C9D8CE" w:sz="4"/>
+            </w:tcBorders>
+            <w:tcMar>
+              <w:top w:type="dxa" w:w="60"/>
+              <w:left w:type="dxa" w:w="90"/>
+              <w:bottom w:type="dxa" w:w="60"/>
+              <w:right w:type="dxa" w:w="90"/>
+            </w:tcMar>
+          </w:tcPr>
+          <w:p>
+            <w:r>
+              <w:rPr>
+                <w:b w:val="false"/>
+                <w:bCs w:val="false"/>
+                <w:color w:val="2E6B4F"/>
+                <w:sz w:val="19"/>
+                <w:szCs w:val="19"/>
+              </w:rPr>
+              <w:t xml:space="preserve">none</w:t>
+            </w:r>
+          </w:p>
+        </w:tc>
+      </w:tr>
+      <w:tr>
+        <w:tc>
+          <w:tcPr>
+            <w:tcW w:type="dxa" w:w="3060"/>
+            <w:tcBorders>
+              <w:top w:val="single" w:color="C9D8CE" w:sz="4"/>
+              <w:left w:val="single" w:color="C9D8CE" w:sz="4"/>
+              <w:bottom w:val="single" w:color="C9D8CE" w:sz="4"/>
+              <w:right w:val="single" w:color="C9D8CE" w:sz="4"/>
+            </w:tcBorders>
+            <w:shd w:fill="EAF2ED" w:color="auto" w:val="clear"/>
+            <w:tcMar>
+              <w:top w:type="dxa" w:w="60"/>
+              <w:left w:type="dxa" w:w="90"/>
+              <w:bottom w:type="dxa" w:w="60"/>
+              <w:right w:type="dxa" w:w="90"/>
+            </w:tcMar>
+          </w:tcPr>
+          <w:p>
+            <w:r>
+              <w:rPr>
+                <w:b w:val="false"/>
+                <w:bCs w:val="false"/>
+                <w:sz w:val="19"/>
+                <w:szCs w:val="19"/>
+              </w:rPr>
+              <w:t xml:space="preserve">Quality / reliability of adoption evidence — “71% of surveyed farmers self-report reduced irrigation frequency.”</w:t>
+            </w:r>
+          </w:p>
+        </w:tc>
+        <w:tc>
+          <w:tcPr>
+            <w:tcW w:type="dxa" w:w="1170"/>
+            <w:tcBorders>
+              <w:top w:val="single" w:color="C9D8CE" w:sz="4"/>
+              <w:left w:val="single" w:color="C9D8CE" w:sz="4"/>
+              <w:bottom w:val="single" w:color="C9D8CE" w:sz="4"/>
+              <w:right w:val="single" w:color="C9D8CE" w:sz="4"/>
+            </w:tcBorders>
+            <w:shd w:fill="EAF2ED" w:color="auto" w:val="clear"/>
+            <w:tcMar>
+              <w:top w:type="dxa" w:w="60"/>
+              <w:left w:type="dxa" w:w="90"/>
+              <w:bottom w:type="dxa" w:w="60"/>
+              <w:right w:type="dxa" w:w="90"/>
+            </w:tcMar>
+          </w:tcPr>
+          <w:p>
+            <w:r>
+              <w:rPr>
+                <w:b/>
+                <w:bCs/>
+                <w:color w:val="B8860B"/>
+                <w:sz w:val="19"/>
+                <w:szCs w:val="19"/>
+              </w:rPr>
+              <w:t xml:space="preserve">Modelled</w:t>
+            </w:r>
+          </w:p>
+        </w:tc>
+        <w:tc>
+          <w:tcPr>
+            <w:tcW w:type="dxa" w:w="1080"/>
+            <w:tcBorders>
+              <w:top w:val="single" w:color="C9D8CE" w:sz="4"/>
+              <w:left w:val="single" w:color="C9D8CE" w:sz="4"/>
+              <w:bottom w:val="single" w:color="C9D8CE" w:sz="4"/>
+              <w:right w:val="single" w:color="C9D8CE" w:sz="4"/>
+            </w:tcBorders>
+            <w:shd w:fill="EAF2ED" w:color="auto" w:val="clear"/>
+            <w:tcMar>
+              <w:top w:type="dxa" w:w="60"/>
+              <w:left w:type="dxa" w:w="90"/>
+              <w:bottom w:type="dxa" w:w="60"/>
+              <w:right w:type="dxa" w:w="90"/>
+            </w:tcMar>
+          </w:tcPr>
+          <w:p>
+            <w:r>
+              <w:rPr>
+                <w:b w:val="false"/>
+                <w:bCs w:val="false"/>
+                <w:sz w:val="19"/>
+                <w:szCs w:val="19"/>
+              </w:rPr>
+              <w:t xml:space="preserve">Low</w:t>
+            </w:r>
+          </w:p>
+        </w:tc>
+        <w:tc>
+          <w:tcPr>
+            <w:tcW w:type="dxa" w:w="1080"/>
+            <w:tcBorders>
+              <w:top w:val="single" w:color="C9D8CE" w:sz="4"/>
+              <w:left w:val="single" w:color="C9D8CE" w:sz="4"/>
+              <w:bottom w:val="single" w:color="C9D8CE" w:sz="4"/>
+              <w:right w:val="single" w:color="C9D8CE" w:sz="4"/>
+            </w:tcBorders>
+            <w:shd w:fill="EAF2ED" w:color="auto" w:val="clear"/>
+            <w:tcMar>
+              <w:top w:type="dxa" w:w="60"/>
+              <w:left w:type="dxa" w:w="90"/>
+              <w:bottom w:type="dxa" w:w="60"/>
+              <w:right w:type="dxa" w:w="90"/>
+            </w:tcMar>
+          </w:tcPr>
+          <w:p>
+            <w:r>
+              <w:rPr>
+                <w:b w:val="false"/>
+                <w:bCs w:val="false"/>
+                <w:color w:val="2E6B4F"/>
+                <w:sz w:val="19"/>
+                <w:szCs w:val="19"/>
+              </w:rPr>
+              <w:t xml:space="preserve">✓</w:t>
+            </w:r>
+          </w:p>
+        </w:tc>
+        <w:tc>
+          <w:tcPr>
+            <w:tcW w:type="dxa" w:w="1080"/>
+            <w:tcBorders>
+              <w:top w:val="single" w:color="C9D8CE" w:sz="4"/>
+              <w:left w:val="single" w:color="C9D8CE" w:sz="4"/>
+              <w:bottom w:val="single" w:color="C9D8CE" w:sz="4"/>
+              <w:right w:val="single" w:color="C9D8CE" w:sz="4"/>
+            </w:tcBorders>
+            <w:shd w:fill="EAF2ED" w:color="auto" w:val="clear"/>
+            <w:tcMar>
+              <w:top w:type="dxa" w:w="60"/>
+              <w:left w:type="dxa" w:w="90"/>
+              <w:bottom w:type="dxa" w:w="60"/>
+              <w:right w:type="dxa" w:w="90"/>
+            </w:tcMar>
+          </w:tcPr>
+          <w:p>
+            <w:r>
+              <w:rPr>
+                <w:b w:val="false"/>
+                <w:bCs w:val="false"/>
+                <w:color w:val="2E6B4F"/>
+                <w:sz w:val="19"/>
+                <w:szCs w:val="19"/>
+              </w:rPr>
+              <w:t xml:space="preserve">✓</w:t>
+            </w:r>
+          </w:p>
+        </w:tc>
+        <w:tc>
+          <w:tcPr>
+            <w:tcW w:type="dxa" w:w="1530"/>
+            <w:tcBorders>
+              <w:top w:val="single" w:color="C9D8CE" w:sz="4"/>
+              <w:left w:val="single" w:color="C9D8CE" w:sz="4"/>
+              <w:bottom w:val="single" w:color="C9D8CE" w:sz="4"/>
+              <w:right w:val="single" w:color="C9D8CE" w:sz="4"/>
+            </w:tcBorders>
+            <w:shd w:fill="EAF2ED" w:color="auto" w:val="clear"/>
+            <w:tcMar>
+              <w:top w:type="dxa" w:w="60"/>
+              <w:left w:type="dxa" w:w="90"/>
+              <w:bottom w:type="dxa" w:w="60"/>
+              <w:right w:type="dxa" w:w="90"/>
+            </w:tcMar>
+          </w:tcPr>
+          <w:p>
+            <w:r>
+              <w:rPr>
+                <w:b w:val="false"/>
+                <w:bCs w:val="false"/>
+                <w:color w:val="2E6B4F"/>
+                <w:sz w:val="19"/>
+                <w:szCs w:val="19"/>
+              </w:rPr>
+              <w:t xml:space="preserve">none</w:t>
+            </w:r>
+          </w:p>
+        </w:tc>
+      </w:tr>
+      <w:tr>
+        <w:tc>
+          <w:tcPr>
+            <w:tcW w:type="dxa" w:w="3060"/>
+            <w:tcBorders>
+              <w:top w:val="single" w:color="C9D8CE" w:sz="4"/>
+              <w:left w:val="single" w:color="C9D8CE" w:sz="4"/>
+              <w:bottom w:val="single" w:color="C9D8CE" w:sz="4"/>
+              <w:right w:val="single" w:color="C9D8CE" w:sz="4"/>
+            </w:tcBorders>
+            <w:tcMar>
+              <w:top w:type="dxa" w:w="60"/>
+              <w:left w:type="dxa" w:w="90"/>
+              <w:bottom w:type="dxa" w:w="60"/>
+              <w:right w:type="dxa" w:w="90"/>
+            </w:tcMar>
+          </w:tcPr>
+          <w:p>
+            <w:r>
+              <w:rPr>
+                <w:b w:val="false"/>
+                <w:bCs w:val="false"/>
+                <w:sz w:val="19"/>
+                <w:szCs w:val="19"/>
+              </w:rPr>
+              <w:t xml:space="preserve">Avoided physical harm per unit of adoption (domain-specific) — “We estimate an approximate 18% reduction in water withdrawal per irrigated hectare versus the regional baseline.”</w:t>
+            </w:r>
+          </w:p>
+        </w:tc>
+        <w:tc>
+          <w:tcPr>
+            <w:tcW w:type="dxa" w:w="1170"/>
+            <w:tcBorders>
+              <w:top w:val="single" w:color="C9D8CE" w:sz="4"/>
+              <w:left w:val="single" w:color="C9D8CE" w:sz="4"/>
+              <w:bottom w:val="single" w:color="C9D8CE" w:sz="4"/>
+              <w:right w:val="single" w:color="C9D8CE" w:sz="4"/>
+            </w:tcBorders>
+            <w:tcMar>
+              <w:top w:type="dxa" w:w="60"/>
+              <w:left w:type="dxa" w:w="90"/>
+              <w:bottom w:type="dxa" w:w="60"/>
+              <w:right w:type="dxa" w:w="90"/>
+            </w:tcMar>
+          </w:tcPr>
+          <w:p>
+            <w:r>
+              <w:rPr>
+                <w:b/>
+                <w:bCs/>
+                <w:color w:val="8A5A9E"/>
+                <w:sz w:val="19"/>
+                <w:szCs w:val="19"/>
+              </w:rPr>
+              <w:t xml:space="preserve">Projected</w:t>
+            </w:r>
+          </w:p>
+        </w:tc>
+        <w:tc>
+          <w:tcPr>
+            <w:tcW w:type="dxa" w:w="1080"/>
+            <w:tcBorders>
+              <w:top w:val="single" w:color="C9D8CE" w:sz="4"/>
+              <w:left w:val="single" w:color="C9D8CE" w:sz="4"/>
+              <w:bottom w:val="single" w:color="C9D8CE" w:sz="4"/>
+              <w:right w:val="single" w:color="C9D8CE" w:sz="4"/>
+            </w:tcBorders>
+            <w:tcMar>
+              <w:top w:type="dxa" w:w="60"/>
+              <w:left w:type="dxa" w:w="90"/>
+              <w:bottom w:type="dxa" w:w="60"/>
+              <w:right w:type="dxa" w:w="90"/>
+            </w:tcMar>
+          </w:tcPr>
+          <w:p>
+            <w:r>
+              <w:rPr>
+                <w:b w:val="false"/>
+                <w:bCs w:val="false"/>
+                <w:sz w:val="19"/>
+                <w:szCs w:val="19"/>
+              </w:rPr>
+              <w:t xml:space="preserve">Medium</w:t>
+            </w:r>
+          </w:p>
+        </w:tc>
+        <w:tc>
+          <w:tcPr>
+            <w:tcW w:type="dxa" w:w="1080"/>
+            <w:tcBorders>
+              <w:top w:val="single" w:color="C9D8CE" w:sz="4"/>
+              <w:left w:val="single" w:color="C9D8CE" w:sz="4"/>
+              <w:bottom w:val="single" w:color="C9D8CE" w:sz="4"/>
+              <w:right w:val="single" w:color="C9D8CE" w:sz="4"/>
+            </w:tcBorders>
+            <w:tcMar>
+              <w:top w:type="dxa" w:w="60"/>
+              <w:left w:type="dxa" w:w="90"/>
+              <w:bottom w:type="dxa" w:w="60"/>
+              <w:right w:type="dxa" w:w="90"/>
+            </w:tcMar>
+          </w:tcPr>
+          <w:p>
+            <w:r>
+              <w:rPr>
+                <w:b w:val="false"/>
+                <w:bCs w:val="false"/>
+                <w:color w:val="2E6B4F"/>
+                <w:sz w:val="19"/>
+                <w:szCs w:val="19"/>
+              </w:rPr>
+              <w:t xml:space="preserve">✓</w:t>
+            </w:r>
+          </w:p>
+        </w:tc>
+        <w:tc>
+          <w:tcPr>
+            <w:tcW w:type="dxa" w:w="1080"/>
+            <w:tcBorders>
+              <w:top w:val="single" w:color="C9D8CE" w:sz="4"/>
+              <w:left w:val="single" w:color="C9D8CE" w:sz="4"/>
+              <w:bottom w:val="single" w:color="C9D8CE" w:sz="4"/>
+              <w:right w:val="single" w:color="C9D8CE" w:sz="4"/>
+            </w:tcBorders>
+            <w:tcMar>
+              <w:top w:type="dxa" w:w="60"/>
+              <w:left w:type="dxa" w:w="90"/>
+              <w:bottom w:type="dxa" w:w="60"/>
+              <w:right w:type="dxa" w:w="90"/>
+            </w:tcMar>
+          </w:tcPr>
+          <w:p>
+            <w:r>
+              <w:rPr>
+                <w:b w:val="false"/>
+                <w:bCs w:val="false"/>
+                <w:color w:val="2E6B4F"/>
+                <w:sz w:val="19"/>
+                <w:szCs w:val="19"/>
+              </w:rPr>
+              <w:t xml:space="preserve">✓</w:t>
+            </w:r>
+          </w:p>
+        </w:tc>
+        <w:tc>
+          <w:tcPr>
+            <w:tcW w:type="dxa" w:w="1530"/>
+            <w:tcBorders>
+              <w:top w:val="single" w:color="C9D8CE" w:sz="4"/>
+              <w:left w:val="single" w:color="C9D8CE" w:sz="4"/>
+              <w:bottom w:val="single" w:color="C9D8CE" w:sz="4"/>
+              <w:right w:val="single" w:color="C9D8CE" w:sz="4"/>
+            </w:tcBorders>
+            <w:tcMar>
+              <w:top w:type="dxa" w:w="60"/>
+              <w:left w:type="dxa" w:w="90"/>
+              <w:bottom w:type="dxa" w:w="60"/>
+              <w:right w:type="dxa" w:w="90"/>
+            </w:tcMar>
+          </w:tcPr>
+          <w:p>
+            <w:r>
+              <w:rPr>
+                <w:b w:val="false"/>
+                <w:bCs w:val="false"/>
+                <w:color w:val="2E6B4F"/>
+                <w:sz w:val="19"/>
+                <w:szCs w:val="19"/>
+              </w:rPr>
+              <w:t xml:space="preserve">none</w:t>
+            </w:r>
+          </w:p>
+        </w:tc>
+      </w:tr>
+    </w:tbl>
+    <w:p>
+      <w:r>
+        <w:t xml:space="preserve"/>
       </w:r>
     </w:p>
     <w:p>
@@ -1642,6 +2384,14 @@
         </w:rPr>
         <w:t xml:space="preserve">  [MEASURED]</w:t>
       </w:r>
+      <w:r>
+        <w:rPr>
+          <w:b/>
+          <w:bCs/>
+          <w:color w:val="5A6B62"/>
+        </w:rPr>
+        <w:t xml:space="preserve">  [QUALITY: HIGH]</w:t>
+      </w:r>
     </w:p>
     <w:p>
       <w:r>
@@ -1661,10 +2411,46 @@
           <w:b/>
           <w:bCs/>
         </w:rPr>
-        <w:t xml:space="preserve">Assumptions &amp; data sources: </w:t>
-      </w:r>
-      <w:r>
-        <w:t xml:space="preserve">CRM enrollment and onboarding records.</w:t>
+        <w:t xml:space="preserve">Baseline: </w:t>
+      </w:r>
+      <w:r>
+        <w:t xml:space="preserve">(not stated)</w:t>
+      </w:r>
+    </w:p>
+    <w:p>
+      <w:r>
+        <w:rPr>
+          <w:b/>
+          <w:bCs/>
+        </w:rPr>
+        <w:t xml:space="preserve">Evidence and data sources: </w:t>
+      </w:r>
+      <w:r>
+        <w:t xml:space="preserve">CRM enrollment and onboarding records</w:t>
+      </w:r>
+    </w:p>
+    <w:p>
+      <w:r>
+        <w:rPr>
+          <w:b/>
+          <w:bCs/>
+        </w:rPr>
+        <w:t xml:space="preserve">Relies on pathway step: </w:t>
+      </w:r>
+      <w:r>
+        <w:t xml:space="preserve">Adoption chain → Outputs: customer adoption. Assumption: Enrolled farms are reasonably representative of typical smallholder operations in the region, not just early-adopter outliers. (evidence: Moderate (some evidence))</w:t>
+      </w:r>
+    </w:p>
+    <w:p>
+      <w:r>
+        <w:rPr>
+          <w:b/>
+          <w:bCs/>
+        </w:rPr>
+        <w:t xml:space="preserve">Assumptions: </w:t>
+      </w:r>
+      <w:r>
+        <w:t xml:space="preserve">Counts farms that are enrolled and have sensors installed; enrollment alone does not show that a farm actively uses the recommendations.</w:t>
       </w:r>
     </w:p>
     <w:p>
@@ -1694,6 +2480,14 @@
         </w:rPr>
         <w:t xml:space="preserve">  [MODELLED]</w:t>
       </w:r>
+      <w:r>
+        <w:rPr>
+          <w:b/>
+          <w:bCs/>
+          <w:color w:val="5A6B62"/>
+        </w:rPr>
+        <w:t xml:space="preserve">  [QUALITY: LOW]</w:t>
+      </w:r>
     </w:p>
     <w:p>
       <w:r>
@@ -1713,10 +2507,46 @@
           <w:b/>
           <w:bCs/>
         </w:rPr>
-        <w:t xml:space="preserve">Assumptions &amp; data sources: </w:t>
-      </w:r>
-      <w:r>
-        <w:t xml:space="preserve">Self-reported survey of 22 of 62 enrolled farms; social-desirability bias likely inflates positive responses somewhat.</w:t>
+        <w:t xml:space="preserve">Baseline: </w:t>
+      </w:r>
+      <w:r>
+        <w:t xml:space="preserve">Farmers' own recollection of how often they irrigated before using FieldSense</w:t>
+      </w:r>
+    </w:p>
+    <w:p>
+      <w:r>
+        <w:rPr>
+          <w:b/>
+          <w:bCs/>
+        </w:rPr>
+        <w:t xml:space="preserve">Evidence and data sources: </w:t>
+      </w:r>
+      <w:r>
+        <w:t xml:space="preserve">Self-reported survey of 22 of 62 enrolled farms</w:t>
+      </w:r>
+    </w:p>
+    <w:p>
+      <w:r>
+        <w:rPr>
+          <w:b/>
+          <w:bCs/>
+        </w:rPr>
+        <w:t xml:space="preserve">Relies on pathway step: </w:t>
+      </w:r>
+      <w:r>
+        <w:t xml:space="preserve">Adoption chain → Outcomes: customer behavior change. Assumption: App engagement actually translates into reduced water applied, not just reduced perceived need to water. (evidence: Weak (assumption only))</w:t>
+      </w:r>
+    </w:p>
+    <w:p>
+      <w:r>
+        <w:rPr>
+          <w:b/>
+          <w:bCs/>
+        </w:rPr>
+        <w:t xml:space="preserve">Assumptions: </w:t>
+      </w:r>
+      <w:r>
+        <w:t xml:space="preserve">Social-desirability bias likely inflates positive responses somewhat; irrigating less often does not necessarily mean using less water.</w:t>
       </w:r>
     </w:p>
     <w:p>
@@ -1733,6 +2563,21 @@
     </w:p>
     <w:p>
       <w:pPr>
+        <w:pStyle w:val="ListParagraph"/>
+        <w:numPr>
+          <w:ilvl w:val="0"/>
+          <w:numId w:val="1"/>
+        </w:numPr>
+      </w:pPr>
+      <w:r>
+        <w:rPr>
+          <w:color w:val="34608A"/>
+        </w:rPr>
+        <w:t xml:space="preserve">ℹ The claim is modelled; say so in the wording (e.g. “an estimated …”).</w:t>
+      </w:r>
+    </w:p>
+    <w:p>
+      <w:pPr>
         <w:pStyle w:val="Heading3"/>
       </w:pPr>
       <w:r>
@@ -1746,6 +2591,14 @@
         </w:rPr>
         <w:t xml:space="preserve">  [PROJECTED]</w:t>
       </w:r>
+      <w:r>
+        <w:rPr>
+          <w:b/>
+          <w:bCs/>
+          <w:color w:val="5A6B62"/>
+        </w:rPr>
+        <w:t xml:space="preserve">  [QUALITY: MEDIUM]</w:t>
+      </w:r>
     </w:p>
     <w:p>
       <w:r>
@@ -1765,10 +2618,46 @@
           <w:b/>
           <w:bCs/>
         </w:rPr>
-        <w:t xml:space="preserve">Assumptions &amp; data sources: </w:t>
-      </w:r>
-      <w:r>
-        <w:t xml:space="preserve">Based on published agronomic studies of comparable sensor-guided irrigation systems elsewhere — not yet based on FieldSense's own metered data.</w:t>
+        <w:t xml:space="preserve">Baseline: </w:t>
+      </w:r>
+      <w:r>
+        <w:t xml:space="preserve">Regional average water withdrawal per irrigated hectare (published statistics)</w:t>
+      </w:r>
+    </w:p>
+    <w:p>
+      <w:r>
+        <w:rPr>
+          <w:b/>
+          <w:bCs/>
+        </w:rPr>
+        <w:t xml:space="preserve">Evidence and data sources: </w:t>
+      </w:r>
+      <w:r>
+        <w:t xml:space="preserve">Published agronomic studies of comparable sensor-guided irrigation systems in other regions</w:t>
+      </w:r>
+    </w:p>
+    <w:p>
+      <w:r>
+        <w:rPr>
+          <w:b/>
+          <w:bCs/>
+        </w:rPr>
+        <w:t xml:space="preserve">Relies on pathway step: </w:t>
+      </w:r>
+      <w:r>
+        <w:t xml:space="preserve">Adoption chain → Impact: avoided environmental harm. Assumption: Water savings are not offset by farmers expanding their irrigated area with the water they save (rebound effect). (evidence: Not rated)</w:t>
+      </w:r>
+    </w:p>
+    <w:p>
+      <w:r>
+        <w:rPr>
+          <w:b/>
+          <w:bCs/>
+        </w:rPr>
+        <w:t xml:space="preserve">Assumptions: </w:t>
+      </w:r>
+      <w:r>
+        <w:t xml:space="preserve">Not yet based on FieldSense's own metered data; assumes pilot farms behave like the farms in the published studies.</w:t>
       </w:r>
     </w:p>
     <w:p>
@@ -1849,6 +2738,21 @@
           <w:color w:val="2E6B4F"/>
         </w:rPr>
         <w:t xml:space="preserve">✓  All core indicators are linked to an impact-pathway stage.</w:t>
+      </w:r>
+    </w:p>
+    <w:p>
+      <w:pPr>
+        <w:pStyle w:val="ListParagraph"/>
+        <w:numPr>
+          <w:ilvl w:val="0"/>
+          <w:numId w:val="1"/>
+        </w:numPr>
+      </w:pPr>
+      <w:r>
+        <w:rPr>
+          <w:color w:val="2E6B4F"/>
+        </w:rPr>
+        <w:t xml:space="preserve">✓  No claim–evidence gaps: wording, baselines and sources match the evidence labels.</w:t>
       </w:r>
     </w:p>
     <w:p>

--- a/sample_reports/FieldSense_impact_report.docx
+++ b/sample_reports/FieldSense_impact_report.docx
@@ -174,7 +174,19 @@
         </w:numPr>
       </w:pPr>
       <w:r>
-        <w:t xml:space="preserve">Next steps: 3 recommended — see Section 6</w:t>
+        <w:t xml:space="preserve">Recommendations: 6 — see Section 7</w:t>
+      </w:r>
+    </w:p>
+    <w:p>
+      <w:pPr>
+        <w:pStyle w:val="ListParagraph"/>
+        <w:numPr>
+          <w:ilvl w:val="0"/>
+          <w:numId w:val="1"/>
+        </w:numPr>
+      </w:pPr>
+      <w:r>
+        <w:t xml:space="preserve">Impact–business alignment: Aligned; 6 of 6 critical assumptions not yet validated — see Section 6</w:t>
       </w:r>
     </w:p>
     <w:p>
@@ -2760,71 +2772,7 @@
         <w:pStyle w:val="Heading1"/>
       </w:pPr>
       <w:r>
-        <w:t xml:space="preserve">6. Next Steps &amp; Points to Consider</w:t>
-      </w:r>
-    </w:p>
-    <w:p>
-      <w:pPr>
-        <w:pStyle w:val="Heading2"/>
-      </w:pPr>
-      <w:r>
-        <w:t xml:space="preserve">Recommended next steps</w:t>
-      </w:r>
-    </w:p>
-    <w:p>
-      <w:pPr>
-        <w:ind w:left="360" w:hanging="360"/>
-      </w:pPr>
-      <w:r>
-        <w:rPr>
-          <w:b/>
-          <w:bCs/>
-          <w:color w:val="2E6B4F"/>
-        </w:rPr>
-        <w:t xml:space="preserve">1.  Test the weakest link. </w:t>
-      </w:r>
-      <w:r>
-        <w:t xml:space="preserve">“Outcomes: customer behavior change” currently rests on an assumption only (“App engagement actually translates into reduced water applied, not just reduced perceived need to water.”). Design one small, cheap test that would confirm or refute it before you build further claims on it. For an adoption-driven pathway, compare usage logs or meter readings for a few pilot customers before and after they adopt.</w:t>
-      </w:r>
-    </w:p>
-    <w:p>
-      <w:pPr>
-        <w:ind w:left="360" w:hanging="360"/>
-      </w:pPr>
-      <w:r>
-        <w:rPr>
-          <w:b/>
-          <w:bCs/>
-          <w:color w:val="2E6B4F"/>
-        </w:rPr>
-        <w:t xml:space="preserve">2.  Test the weakest link. </w:t>
-      </w:r>
-      <w:r>
-        <w:t xml:space="preserve">“Activities: product features / service delivered” currently rests on an assumption only (“Recommendations are accurate and trustworthy enough that farmers follow them instead of habitual watering schedules.”). Design one small, cheap test that would confirm or refute it before you build further claims on it.</w:t>
-      </w:r>
-    </w:p>
-    <w:p>
-      <w:pPr>
-        <w:ind w:left="360" w:hanging="360"/>
-      </w:pPr>
-      <w:r>
-        <w:rPr>
-          <w:b/>
-          <w:bCs/>
-          <w:color w:val="2E6B4F"/>
-        </w:rPr>
-        <w:t xml:space="preserve">3.  Plan your future indicators. </w:t>
-      </w:r>
-      <w:r>
-        <w:t xml:space="preserve">“Avoided physical harm per unit of adoption (domain-specific)” is relevant but not yet measurable. Note what would make it measurable (a tool, a partner, budget, a pilot customer sharing data) and at which milestone you expect it.</w:t>
-      </w:r>
-    </w:p>
-    <w:p>
-      <w:pPr>
-        <w:pStyle w:val="Heading2"/>
-      </w:pPr>
-      <w:r>
-        <w:t xml:space="preserve">Points to consider</w:t>
+        <w:t xml:space="preserve">6. Impact–Business Alignment</w:t>
       </w:r>
     </w:p>
     <w:p>
@@ -2836,6 +2784,1014 @@
           <w:sz w:val="19"/>
           <w:szCs w:val="19"/>
         </w:rPr>
+        <w:t xml:space="preserve">Where the environmental benefit depends on commercial assumptions. Not a commercial viability score and not business due diligence: commercial questions appear only where they decide whether the environmental benefit happens or can be evidenced.</w:t>
+      </w:r>
+    </w:p>
+    <w:tbl>
+      <w:tblPr>
+        <w:tblW w:type="dxa" w:w="9000"/>
+        <w:tblBorders>
+          <w:top w:val="single" w:color="auto" w:sz="4"/>
+          <w:left w:val="single" w:color="auto" w:sz="4"/>
+          <w:bottom w:val="single" w:color="auto" w:sz="4"/>
+          <w:right w:val="single" w:color="auto" w:sz="4"/>
+          <w:insideH w:val="single" w:color="auto" w:sz="4"/>
+          <w:insideV w:val="single" w:color="auto" w:sz="4"/>
+        </w:tblBorders>
+        <w:tblLayout w:type="fixed"/>
+      </w:tblPr>
+      <w:tblGrid>
+        <w:gridCol w:w="4500"/>
+        <w:gridCol w:w="4500"/>
+      </w:tblGrid>
+      <w:tr>
+        <w:trPr>
+          <w:tblHeader/>
+        </w:trPr>
+        <w:tc>
+          <w:tcPr>
+            <w:tcW w:type="dxa" w:w="4500"/>
+            <w:tcBorders>
+              <w:top w:val="single" w:color="C9D8CE" w:sz="4"/>
+              <w:left w:val="single" w:color="C9D8CE" w:sz="4"/>
+              <w:bottom w:val="single" w:color="C9D8CE" w:sz="4"/>
+              <w:right w:val="single" w:color="C9D8CE" w:sz="4"/>
+            </w:tcBorders>
+            <w:shd w:fill="2E6B4F" w:color="auto" w:val="clear"/>
+            <w:tcMar>
+              <w:top w:type="dxa" w:w="60"/>
+              <w:left w:type="dxa" w:w="90"/>
+              <w:bottom w:type="dxa" w:w="60"/>
+              <w:right w:type="dxa" w:w="90"/>
+            </w:tcMar>
+          </w:tcPr>
+          <w:p>
+            <w:r>
+              <w:rPr>
+                <w:b/>
+                <w:bCs/>
+                <w:color w:val="FFFFFF"/>
+                <w:sz w:val="19"/>
+                <w:szCs w:val="19"/>
+              </w:rPr>
+              <w:t xml:space="preserve">Customer value</w:t>
+            </w:r>
+          </w:p>
+        </w:tc>
+        <w:tc>
+          <w:tcPr>
+            <w:tcW w:type="dxa" w:w="4500"/>
+            <w:tcBorders>
+              <w:top w:val="single" w:color="C9D8CE" w:sz="4"/>
+              <w:left w:val="single" w:color="C9D8CE" w:sz="4"/>
+              <w:bottom w:val="single" w:color="C9D8CE" w:sz="4"/>
+              <w:right w:val="single" w:color="C9D8CE" w:sz="4"/>
+            </w:tcBorders>
+            <w:shd w:fill="2E6B4F" w:color="auto" w:val="clear"/>
+            <w:tcMar>
+              <w:top w:type="dxa" w:w="60"/>
+              <w:left w:type="dxa" w:w="90"/>
+              <w:bottom w:type="dxa" w:w="60"/>
+              <w:right w:type="dxa" w:w="90"/>
+            </w:tcMar>
+          </w:tcPr>
+          <w:p>
+            <w:r>
+              <w:rPr>
+                <w:b/>
+                <w:bCs/>
+                <w:color w:val="FFFFFF"/>
+                <w:sz w:val="19"/>
+                <w:szCs w:val="19"/>
+              </w:rPr>
+              <w:t xml:space="preserve">Environmental value</w:t>
+            </w:r>
+          </w:p>
+        </w:tc>
+      </w:tr>
+      <w:tr>
+        <w:tc>
+          <w:tcPr>
+            <w:tcW w:type="dxa" w:w="4500"/>
+            <w:tcBorders>
+              <w:top w:val="single" w:color="C9D8CE" w:sz="4"/>
+              <w:left w:val="single" w:color="C9D8CE" w:sz="4"/>
+              <w:bottom w:val="single" w:color="C9D8CE" w:sz="4"/>
+              <w:right w:val="single" w:color="C9D8CE" w:sz="4"/>
+            </w:tcBorders>
+            <w:tcMar>
+              <w:top w:type="dxa" w:w="60"/>
+              <w:left w:type="dxa" w:w="90"/>
+              <w:bottom w:type="dxa" w:w="60"/>
+              <w:right w:type="dxa" w:w="90"/>
+            </w:tcMar>
+          </w:tcPr>
+          <w:p>
+            <w:r>
+              <w:rPr>
+                <w:b w:val="false"/>
+                <w:bCs w:val="false"/>
+                <w:sz w:val="19"/>
+                <w:szCs w:val="19"/>
+              </w:rPr>
+              <w:t xml:space="preserve">Lower water and pumping costs with stable yields: every m³ of water the farm does not apply is also money saved.</w:t>
+            </w:r>
+          </w:p>
+        </w:tc>
+        <w:tc>
+          <w:tcPr>
+            <w:tcW w:type="dxa" w:w="4500"/>
+            <w:tcBorders>
+              <w:top w:val="single" w:color="C9D8CE" w:sz="4"/>
+              <w:left w:val="single" w:color="C9D8CE" w:sz="4"/>
+              <w:bottom w:val="single" w:color="C9D8CE" w:sz="4"/>
+              <w:right w:val="single" w:color="C9D8CE" w:sz="4"/>
+            </w:tcBorders>
+            <w:tcMar>
+              <w:top w:type="dxa" w:w="60"/>
+              <w:left w:type="dxa" w:w="90"/>
+              <w:bottom w:type="dxa" w:w="60"/>
+              <w:right w:type="dxa" w:w="90"/>
+            </w:tcMar>
+          </w:tcPr>
+          <w:p>
+            <w:r>
+              <w:rPr>
+                <w:b w:val="false"/>
+                <w:bCs w:val="false"/>
+                <w:sz w:val="19"/>
+                <w:szCs w:val="19"/>
+              </w:rPr>
+              <w:t xml:space="preserve">Reduced groundwater and surface-water withdrawal per irrigated hectare.</w:t>
+            </w:r>
+          </w:p>
+        </w:tc>
+      </w:tr>
+    </w:tbl>
+    <w:p>
+      <w:pPr>
+        <w:spacing w:before="160"/>
+      </w:pPr>
+      <w:r>
+        <w:rPr>
+          <w:b/>
+          <w:bCs/>
+        </w:rPr>
+        <w:t xml:space="preserve">Alignment: Aligned. </w:t>
+      </w:r>
+      <w:r>
+        <w:t xml:space="preserve">The customer's reason to buy comes from the same change that produces the environmental benefit (it saves them money). Commercial success and impact should move together, as long as the assumptions below hold.</w:t>
+      </w:r>
+    </w:p>
+    <w:p>
+      <w:pPr>
+        <w:pStyle w:val="Heading2"/>
+      </w:pPr>
+      <w:r>
+        <w:t xml:space="preserve">Critical assumptions</w:t>
+      </w:r>
+    </w:p>
+    <w:p>
+      <w:pPr>
+        <w:spacing w:before="120"/>
+      </w:pPr>
+      <w:r>
+        <w:rPr>
+          <w:b/>
+          <w:bCs/>
+          <w:color w:val="D9661F"/>
+        </w:rPr>
+        <w:t xml:space="preserve">!  </w:t>
+      </w:r>
+      <w:r>
+        <w:rPr>
+          <w:b/>
+          <w:bCs/>
+        </w:rPr>
+        <w:t xml:space="preserve">Customers find the product worth paying for (device or equipment plus a subscription).</w:t>
+      </w:r>
+      <w:r>
+        <w:rPr>
+          <w:b/>
+          <w:bCs/>
+          <w:color w:val="D9661F"/>
+          <w:sz w:val="18"/>
+          <w:szCs w:val="18"/>
+        </w:rPr>
+        <w:t xml:space="preserve">  [NOT CHECKED YET]</w:t>
+      </w:r>
+    </w:p>
+    <w:p>
+      <w:pPr>
+        <w:ind w:left="360"/>
+      </w:pPr>
+      <w:r>
+        <w:rPr>
+          <w:b/>
+          <w:bCs/>
+        </w:rPr>
+        <w:t xml:space="preserve">Why it matters: </w:t>
+      </w:r>
+      <w:r>
+        <w:t xml:space="preserve">If customers do not buy it, the adoption step never happens and none of the environmental benefit follows.</w:t>
+      </w:r>
+    </w:p>
+    <w:p>
+      <w:pPr>
+        <w:ind w:left="360"/>
+      </w:pPr>
+      <w:r>
+        <w:rPr>
+          <w:b/>
+          <w:bCs/>
+        </w:rPr>
+        <w:t xml:space="preserve">How to check: </w:t>
+      </w:r>
+      <w:r>
+        <w:t xml:space="preserve">Interview pilot customers about what the problem costs them today and what they would pay. A paid pilot or a letter of intent is stronger evidence than stated interest.</w:t>
+      </w:r>
+    </w:p>
+    <w:p>
+      <w:pPr>
+        <w:spacing w:before="120"/>
+      </w:pPr>
+      <w:r>
+        <w:rPr>
+          <w:b/>
+          <w:bCs/>
+          <w:color w:val="D9661F"/>
+        </w:rPr>
+        <w:t xml:space="preserve">!  </w:t>
+      </w:r>
+      <w:r>
+        <w:rPr>
+          <w:b/>
+          <w:bCs/>
+        </w:rPr>
+        <w:t xml:space="preserve">Using the product leads to an actual change in what customers or users do.</w:t>
+      </w:r>
+      <w:r>
+        <w:rPr>
+          <w:b/>
+          <w:bCs/>
+          <w:color w:val="D9661F"/>
+          <w:sz w:val="18"/>
+          <w:szCs w:val="18"/>
+        </w:rPr>
+        <w:t xml:space="preserve">  [NOT CHECKED YET]</w:t>
+      </w:r>
+    </w:p>
+    <w:p>
+      <w:pPr>
+        <w:ind w:left="360"/>
+      </w:pPr>
+      <w:r>
+        <w:rPr>
+          <w:b/>
+          <w:bCs/>
+        </w:rPr>
+        <w:t xml:space="preserve">Why it matters: </w:t>
+      </w:r>
+      <w:r>
+        <w:t xml:space="preserve">Customers can pay and still carry on as before; the environmental benefit needs the change, not the sale.</w:t>
+      </w:r>
+    </w:p>
+    <w:p>
+      <w:pPr>
+        <w:ind w:left="360"/>
+      </w:pPr>
+      <w:r>
+        <w:rPr>
+          <w:b/>
+          <w:bCs/>
+        </w:rPr>
+        <w:t xml:space="preserve">How to check: </w:t>
+      </w:r>
+      <w:r>
+        <w:t xml:space="preserve">Track whether recommendations or features translate into behaviour change: usage logs combined with the data from the behaviour step.</w:t>
+      </w:r>
+    </w:p>
+    <w:p>
+      <w:pPr>
+        <w:spacing w:before="120"/>
+      </w:pPr>
+      <w:r>
+        <w:rPr>
+          <w:b/>
+          <w:bCs/>
+          <w:color w:val="D9661F"/>
+        </w:rPr>
+        <w:t xml:space="preserve">!  </w:t>
+      </w:r>
+      <w:r>
+        <w:rPr>
+          <w:b/>
+          <w:bCs/>
+        </w:rPr>
+        <w:t xml:space="preserve">The change that saves the customer money is the same change that produces the environmental benefit, and it yields measurable net savings.</w:t>
+      </w:r>
+      <w:r>
+        <w:rPr>
+          <w:b/>
+          <w:bCs/>
+          <w:color w:val="D9661F"/>
+          <w:sz w:val="18"/>
+          <w:szCs w:val="18"/>
+        </w:rPr>
+        <w:t xml:space="preserve">  [NOT CHECKED YET]</w:t>
+      </w:r>
+    </w:p>
+    <w:p>
+      <w:pPr>
+        <w:ind w:left="360"/>
+      </w:pPr>
+      <w:r>
+        <w:rPr>
+          <w:b/>
+          <w:bCs/>
+        </w:rPr>
+        <w:t xml:space="preserve">Why it matters: </w:t>
+      </w:r>
+      <w:r>
+        <w:t xml:space="preserve">If customers save money in another way (e.g. labour or time), the business can succeed while the environmental benefit stays small.</w:t>
+      </w:r>
+    </w:p>
+    <w:p>
+      <w:pPr>
+        <w:ind w:left="360"/>
+      </w:pPr>
+      <w:r>
+        <w:rPr>
+          <w:b/>
+          <w:bCs/>
+        </w:rPr>
+        <w:t xml:space="preserve">How to check: </w:t>
+      </w:r>
+      <w:r>
+        <w:t xml:space="preserve">Compare pilot usage against a clearly defined baseline, tracking the customer's saving and the environmental saving from the same data.</w:t>
+      </w:r>
+    </w:p>
+    <w:p>
+      <w:pPr>
+        <w:spacing w:before="120"/>
+      </w:pPr>
+      <w:r>
+        <w:rPr>
+          <w:b/>
+          <w:bCs/>
+          <w:color w:val="D9661F"/>
+        </w:rPr>
+        <w:t xml:space="preserve">!  </w:t>
+      </w:r>
+      <w:r>
+        <w:rPr>
+          <w:b/>
+          <w:bCs/>
+        </w:rPr>
+        <w:t xml:space="preserve">Lower costs do not lead customers to expand their use (e.g. irrigate more land with the water they save).</w:t>
+      </w:r>
+      <w:r>
+        <w:rPr>
+          <w:b/>
+          <w:bCs/>
+          <w:color w:val="D9661F"/>
+          <w:sz w:val="18"/>
+          <w:szCs w:val="18"/>
+        </w:rPr>
+        <w:t xml:space="preserve">  [NOT CHECKED YET]</w:t>
+      </w:r>
+    </w:p>
+    <w:p>
+      <w:pPr>
+        <w:ind w:left="360"/>
+      </w:pPr>
+      <w:r>
+        <w:rPr>
+          <w:b/>
+          <w:bCs/>
+        </w:rPr>
+        <w:t xml:space="preserve">Why it matters: </w:t>
+      </w:r>
+      <w:r>
+        <w:t xml:space="preserve">Commercial success can then erode the net environmental benefit: the better the product sells, the more the rebound matters.</w:t>
+      </w:r>
+    </w:p>
+    <w:p>
+      <w:pPr>
+        <w:ind w:left="360"/>
+      </w:pPr>
+      <w:r>
+        <w:rPr>
+          <w:b/>
+          <w:bCs/>
+        </w:rPr>
+        <w:t xml:space="preserve">How to check: </w:t>
+      </w:r>
+      <w:r>
+        <w:t xml:space="preserve">Ask pilot customers what they do with the savings, and track the total, not only the per-unit, resource use.</w:t>
+      </w:r>
+    </w:p>
+    <w:p>
+      <w:pPr>
+        <w:spacing w:before="120"/>
+      </w:pPr>
+      <w:r>
+        <w:rPr>
+          <w:b/>
+          <w:bCs/>
+          <w:color w:val="D9661F"/>
+        </w:rPr>
+        <w:t xml:space="preserve">!  </w:t>
+      </w:r>
+      <w:r>
+        <w:rPr>
+          <w:b/>
+          <w:bCs/>
+        </w:rPr>
+        <w:t xml:space="preserve">Customers keep paying and using the product beyond the first season or year.</w:t>
+      </w:r>
+      <w:r>
+        <w:rPr>
+          <w:b/>
+          <w:bCs/>
+          <w:color w:val="D9661F"/>
+          <w:sz w:val="18"/>
+          <w:szCs w:val="18"/>
+        </w:rPr>
+        <w:t xml:space="preserve">  [NOT CHECKED YET]</w:t>
+      </w:r>
+    </w:p>
+    <w:p>
+      <w:pPr>
+        <w:ind w:left="360"/>
+      </w:pPr>
+      <w:r>
+        <w:rPr>
+          <w:b/>
+          <w:bCs/>
+        </w:rPr>
+        <w:t xml:space="preserve">Why it matters: </w:t>
+      </w:r>
+      <w:r>
+        <w:t xml:space="preserve">With a subscription, the impact stops when a customer cancels, so churn directly reduces the environmental benefit.</w:t>
+      </w:r>
+    </w:p>
+    <w:p>
+      <w:pPr>
+        <w:ind w:left="360"/>
+      </w:pPr>
+      <w:r>
+        <w:rPr>
+          <w:b/>
+          <w:bCs/>
+        </w:rPr>
+        <w:t xml:space="preserve">How to check: </w:t>
+      </w:r>
+      <w:r>
+        <w:t xml:space="preserve">Track retention of active customers per period and report impact only for customers who stay.</w:t>
+      </w:r>
+    </w:p>
+    <w:p>
+      <w:pPr>
+        <w:spacing w:before="120"/>
+      </w:pPr>
+      <w:r>
+        <w:rPr>
+          <w:b/>
+          <w:bCs/>
+          <w:color w:val="D9661F"/>
+        </w:rPr>
+        <w:t xml:space="preserve">!  </w:t>
+      </w:r>
+      <w:r>
+        <w:rPr>
+          <w:b/>
+          <w:bCs/>
+        </w:rPr>
+        <w:t xml:space="preserve">Adoption grows to the level that your projected impact figures assume.</w:t>
+      </w:r>
+      <w:r>
+        <w:rPr>
+          <w:b/>
+          <w:bCs/>
+          <w:color w:val="D9661F"/>
+          <w:sz w:val="18"/>
+          <w:szCs w:val="18"/>
+        </w:rPr>
+        <w:t xml:space="preserve">  [NOT CHECKED YET]</w:t>
+      </w:r>
+    </w:p>
+    <w:p>
+      <w:pPr>
+        <w:ind w:left="360"/>
+      </w:pPr>
+      <w:r>
+        <w:rPr>
+          <w:b/>
+          <w:bCs/>
+        </w:rPr>
+        <w:t xml:space="preserve">Why it matters: </w:t>
+      </w:r>
+      <w:r>
+        <w:t xml:space="preserve">A projected environmental figure is only as good as the sales forecast behind it.</w:t>
+      </w:r>
+    </w:p>
+    <w:p>
+      <w:pPr>
+        <w:ind w:left="360"/>
+      </w:pPr>
+      <w:r>
+        <w:rPr>
+          <w:b/>
+          <w:bCs/>
+        </w:rPr>
+        <w:t xml:space="preserve">How to check: </w:t>
+      </w:r>
+      <w:r>
+        <w:t xml:space="preserve">State the number of customers or hectares each projection assumes, and compare it with your actual sales pipeline.</w:t>
+      </w:r>
+    </w:p>
+    <w:p>
+      <w:pPr>
+        <w:pStyle w:val="Heading1"/>
+      </w:pPr>
+      <w:r>
+        <w:t xml:space="preserve">7. Recommendations &amp; Points to Consider</w:t>
+      </w:r>
+    </w:p>
+    <w:p>
+      <w:pPr>
+        <w:pStyle w:val="Heading3"/>
+      </w:pPr>
+      <w:r>
+        <w:t xml:space="preserve">1. Test the weakest link</w:t>
+      </w:r>
+      <w:r>
+        <w:rPr>
+          <w:b/>
+          <w:bCs/>
+          <w:color w:val="AA3333"/>
+        </w:rPr>
+        <w:t xml:space="preserve">  [HIGH PRIORITY]</w:t>
+      </w:r>
+    </w:p>
+    <w:p>
+      <w:pPr>
+        <w:ind w:left="360"/>
+      </w:pPr>
+      <w:r>
+        <w:rPr>
+          <w:b/>
+          <w:bCs/>
+        </w:rPr>
+        <w:t xml:space="preserve">Evidence gap: </w:t>
+      </w:r>
+      <w:r>
+        <w:t xml:space="preserve">“Outcomes: customer behavior change” rests on an assumption only: “App engagement actually translates into reduced water applied, not just reduced perceived need to water.”</w:t>
+      </w:r>
+    </w:p>
+    <w:p>
+      <w:pPr>
+        <w:ind w:left="360"/>
+      </w:pPr>
+      <w:r>
+        <w:rPr>
+          <w:b/>
+          <w:bCs/>
+        </w:rPr>
+        <w:t xml:space="preserve">What it means: </w:t>
+      </w:r>
+      <w:r>
+        <w:t xml:space="preserve">Every claim further down the chain inherits this uncertainty. If the assumption fails, the environmental benefit does not happen, however well the technology works.</w:t>
+      </w:r>
+    </w:p>
+    <w:p>
+      <w:pPr>
+        <w:ind w:left="360"/>
+      </w:pPr>
+      <w:r>
+        <w:rPr>
+          <w:b/>
+          <w:bCs/>
+        </w:rPr>
+        <w:t xml:space="preserve">Recommended action: </w:t>
+      </w:r>
+      <w:r>
+        <w:t xml:space="preserve">Design one small, cheap test that would confirm or refute it before you build further claims on it. For an adoption-driven pathway, compare usage logs or meter readings for a few pilot customers before and after they adopt.</w:t>
+      </w:r>
+    </w:p>
+    <w:p>
+      <w:pPr>
+        <w:ind w:left="360"/>
+      </w:pPr>
+      <w:r>
+        <w:rPr>
+          <w:b/>
+          <w:bCs/>
+        </w:rPr>
+        <w:t xml:space="preserve">Why now (Validation / MVP): </w:t>
+      </w:r>
+      <w:r>
+        <w:t xml:space="preserve">At validation the open question is whether real customers adopt the product and use it as intended. That makes this a priority now.</w:t>
+      </w:r>
+    </w:p>
+    <w:p>
+      <w:pPr>
+        <w:pStyle w:val="Heading3"/>
+      </w:pPr>
+      <w:r>
+        <w:t xml:space="preserve">2. Test the weakest link</w:t>
+      </w:r>
+      <w:r>
+        <w:rPr>
+          <w:b/>
+          <w:bCs/>
+          <w:color w:val="AA3333"/>
+        </w:rPr>
+        <w:t xml:space="preserve">  [HIGH PRIORITY]</w:t>
+      </w:r>
+    </w:p>
+    <w:p>
+      <w:pPr>
+        <w:ind w:left="360"/>
+      </w:pPr>
+      <w:r>
+        <w:rPr>
+          <w:b/>
+          <w:bCs/>
+        </w:rPr>
+        <w:t xml:space="preserve">Evidence gap: </w:t>
+      </w:r>
+      <w:r>
+        <w:t xml:space="preserve">“Activities: product features / service delivered” rests on an assumption only: “Recommendations are accurate and trustworthy enough that farmers follow them instead of habitual watering schedules.”</w:t>
+      </w:r>
+    </w:p>
+    <w:p>
+      <w:pPr>
+        <w:ind w:left="360"/>
+      </w:pPr>
+      <w:r>
+        <w:rPr>
+          <w:b/>
+          <w:bCs/>
+        </w:rPr>
+        <w:t xml:space="preserve">What it means: </w:t>
+      </w:r>
+      <w:r>
+        <w:t xml:space="preserve">Every claim further down the chain inherits this uncertainty. If the assumption fails, the environmental benefit does not happen, however well the technology works.</w:t>
+      </w:r>
+    </w:p>
+    <w:p>
+      <w:pPr>
+        <w:ind w:left="360"/>
+      </w:pPr>
+      <w:r>
+        <w:rPr>
+          <w:b/>
+          <w:bCs/>
+        </w:rPr>
+        <w:t xml:space="preserve">Recommended action: </w:t>
+      </w:r>
+      <w:r>
+        <w:t xml:space="preserve">Design one small, cheap test that would confirm or refute it before you build further claims on it.</w:t>
+      </w:r>
+    </w:p>
+    <w:p>
+      <w:pPr>
+        <w:ind w:left="360"/>
+      </w:pPr>
+      <w:r>
+        <w:rPr>
+          <w:b/>
+          <w:bCs/>
+        </w:rPr>
+        <w:t xml:space="preserve">Why now (Validation / MVP): </w:t>
+      </w:r>
+      <w:r>
+        <w:t xml:space="preserve">At validation the open question is whether real customers adopt the product and use it as intended. That makes this a priority now.</w:t>
+      </w:r>
+    </w:p>
+    <w:p>
+      <w:pPr>
+        <w:pStyle w:val="Heading3"/>
+      </w:pPr>
+      <w:r>
+        <w:t xml:space="preserve">3. Check that customers find it worth paying for</w:t>
+      </w:r>
+      <w:r>
+        <w:rPr>
+          <w:b/>
+          <w:bCs/>
+          <w:color w:val="AA3333"/>
+        </w:rPr>
+        <w:t xml:space="preserve">  [HIGH PRIORITY]</w:t>
+      </w:r>
+    </w:p>
+    <w:p>
+      <w:pPr>
+        <w:ind w:left="360"/>
+      </w:pPr>
+      <w:r>
+        <w:rPr>
+          <w:b/>
+          <w:bCs/>
+        </w:rPr>
+        <w:t xml:space="preserve">Evidence gap: </w:t>
+      </w:r>
+      <w:r>
+        <w:t xml:space="preserve">Assumption not yet checked: customers find the product worth paying for (device or equipment plus a subscription).</w:t>
+      </w:r>
+    </w:p>
+    <w:p>
+      <w:pPr>
+        <w:ind w:left="360"/>
+      </w:pPr>
+      <w:r>
+        <w:rPr>
+          <w:b/>
+          <w:bCs/>
+        </w:rPr>
+        <w:t xml:space="preserve">What it means: </w:t>
+      </w:r>
+      <w:r>
+        <w:t xml:space="preserve">If customers do not buy it, the adoption step never happens and none of the environmental benefit follows.</w:t>
+      </w:r>
+    </w:p>
+    <w:p>
+      <w:pPr>
+        <w:ind w:left="360"/>
+      </w:pPr>
+      <w:r>
+        <w:rPr>
+          <w:b/>
+          <w:bCs/>
+        </w:rPr>
+        <w:t xml:space="preserve">Recommended action: </w:t>
+      </w:r>
+      <w:r>
+        <w:t xml:space="preserve">Interview pilot customers about what the problem costs them today and what they would pay. A paid pilot or a letter of intent is stronger evidence than stated interest.</w:t>
+      </w:r>
+    </w:p>
+    <w:p>
+      <w:pPr>
+        <w:ind w:left="360"/>
+      </w:pPr>
+      <w:r>
+        <w:rPr>
+          <w:b/>
+          <w:bCs/>
+        </w:rPr>
+        <w:t xml:space="preserve">Why now (Validation / MVP): </w:t>
+      </w:r>
+      <w:r>
+        <w:t xml:space="preserve">At validation the open question is whether real customers adopt the product and use it as intended. That makes this a priority now.</w:t>
+      </w:r>
+    </w:p>
+    <w:p>
+      <w:pPr>
+        <w:pStyle w:val="Heading3"/>
+      </w:pPr>
+      <w:r>
+        <w:t xml:space="preserve">4. Check that the saving and the impact come from the same change</w:t>
+      </w:r>
+      <w:r>
+        <w:rPr>
+          <w:b/>
+          <w:bCs/>
+          <w:color w:val="AA3333"/>
+        </w:rPr>
+        <w:t xml:space="preserve">  [HIGH PRIORITY]</w:t>
+      </w:r>
+    </w:p>
+    <w:p>
+      <w:pPr>
+        <w:ind w:left="360"/>
+      </w:pPr>
+      <w:r>
+        <w:rPr>
+          <w:b/>
+          <w:bCs/>
+        </w:rPr>
+        <w:t xml:space="preserve">Evidence gap: </w:t>
+      </w:r>
+      <w:r>
+        <w:t xml:space="preserve">Assumption not yet checked: the change that saves the customer money is the same change that produces the environmental benefit, and it yields measurable net savings.</w:t>
+      </w:r>
+    </w:p>
+    <w:p>
+      <w:pPr>
+        <w:ind w:left="360"/>
+      </w:pPr>
+      <w:r>
+        <w:rPr>
+          <w:b/>
+          <w:bCs/>
+        </w:rPr>
+        <w:t xml:space="preserve">What it means: </w:t>
+      </w:r>
+      <w:r>
+        <w:t xml:space="preserve">If customers save money in another way (e.g. labour or time), the business can succeed while the environmental benefit stays small.</w:t>
+      </w:r>
+    </w:p>
+    <w:p>
+      <w:pPr>
+        <w:ind w:left="360"/>
+      </w:pPr>
+      <w:r>
+        <w:rPr>
+          <w:b/>
+          <w:bCs/>
+        </w:rPr>
+        <w:t xml:space="preserve">Recommended action: </w:t>
+      </w:r>
+      <w:r>
+        <w:t xml:space="preserve">Compare pilot usage against a clearly defined baseline, tracking the customer's saving and the environmental saving from the same data.</w:t>
+      </w:r>
+    </w:p>
+    <w:p>
+      <w:pPr>
+        <w:ind w:left="360"/>
+      </w:pPr>
+      <w:r>
+        <w:rPr>
+          <w:b/>
+          <w:bCs/>
+        </w:rPr>
+        <w:t xml:space="preserve">Why now (Validation / MVP): </w:t>
+      </w:r>
+      <w:r>
+        <w:t xml:space="preserve">At validation the open question is whether real customers adopt the product and use it as intended. That makes this a priority now.</w:t>
+      </w:r>
+    </w:p>
+    <w:p>
+      <w:pPr>
+        <w:pStyle w:val="Heading3"/>
+      </w:pPr>
+      <w:r>
+        <w:t xml:space="preserve">5. Plan your future indicators</w:t>
+      </w:r>
+      <w:r>
+        <w:rPr>
+          <w:b/>
+          <w:bCs/>
+          <w:color w:val="B8860B"/>
+        </w:rPr>
+        <w:t xml:space="preserve">  [MEDIUM PRIORITY]</w:t>
+      </w:r>
+    </w:p>
+    <w:p>
+      <w:pPr>
+        <w:ind w:left="360"/>
+      </w:pPr>
+      <w:r>
+        <w:rPr>
+          <w:b/>
+          <w:bCs/>
+        </w:rPr>
+        <w:t xml:space="preserve">Evidence gap: </w:t>
+      </w:r>
+      <w:r>
+        <w:t xml:space="preserve">“Avoided physical harm per unit of adoption (domain-specific)” is relevant but not yet measurable.</w:t>
+      </w:r>
+    </w:p>
+    <w:p>
+      <w:pPr>
+        <w:ind w:left="360"/>
+      </w:pPr>
+      <w:r>
+        <w:rPr>
+          <w:b/>
+          <w:bCs/>
+        </w:rPr>
+        <w:t xml:space="preserve">What it means: </w:t>
+      </w:r>
+      <w:r>
+        <w:t xml:space="preserve">Until it is measured, the most relevant part of your impact stays a projection.</w:t>
+      </w:r>
+    </w:p>
+    <w:p>
+      <w:pPr>
+        <w:ind w:left="360"/>
+      </w:pPr>
+      <w:r>
+        <w:rPr>
+          <w:b/>
+          <w:bCs/>
+        </w:rPr>
+        <w:t xml:space="preserve">Recommended action: </w:t>
+      </w:r>
+      <w:r>
+        <w:t xml:space="preserve">Note what would make it measurable (a tool, a partner, budget, a pilot customer sharing data) and at which milestone you expect it.</w:t>
+      </w:r>
+    </w:p>
+    <w:p>
+      <w:pPr>
+        <w:ind w:left="360"/>
+      </w:pPr>
+      <w:r>
+        <w:rPr>
+          <w:b/>
+          <w:bCs/>
+        </w:rPr>
+        <w:t xml:space="preserve">Why now (Validation / MVP): </w:t>
+      </w:r>
+      <w:r>
+        <w:t xml:space="preserve">At validation the open question is whether real customers adopt the product and use it as intended. Worth doing now, after the high-priority items.</w:t>
+      </w:r>
+    </w:p>
+    <w:p>
+      <w:pPr>
+        <w:pStyle w:val="Heading3"/>
+      </w:pPr>
+      <w:r>
+        <w:t xml:space="preserve">6. Check for rebound effects</w:t>
+      </w:r>
+      <w:r>
+        <w:rPr>
+          <w:b/>
+          <w:bCs/>
+          <w:color w:val="B8860B"/>
+        </w:rPr>
+        <w:t xml:space="preserve">  [MEDIUM PRIORITY]</w:t>
+      </w:r>
+    </w:p>
+    <w:p>
+      <w:pPr>
+        <w:ind w:left="360"/>
+      </w:pPr>
+      <w:r>
+        <w:rPr>
+          <w:b/>
+          <w:bCs/>
+        </w:rPr>
+        <w:t xml:space="preserve">Evidence gap: </w:t>
+      </w:r>
+      <w:r>
+        <w:t xml:space="preserve">Assumption not yet checked: lower costs do not lead customers to expand their use (e.g. irrigate more land with the water they save).</w:t>
+      </w:r>
+    </w:p>
+    <w:p>
+      <w:pPr>
+        <w:ind w:left="360"/>
+      </w:pPr>
+      <w:r>
+        <w:rPr>
+          <w:b/>
+          <w:bCs/>
+        </w:rPr>
+        <w:t xml:space="preserve">What it means: </w:t>
+      </w:r>
+      <w:r>
+        <w:t xml:space="preserve">Commercial success can then erode the net environmental benefit: the better the product sells, the more the rebound matters.</w:t>
+      </w:r>
+    </w:p>
+    <w:p>
+      <w:pPr>
+        <w:ind w:left="360"/>
+      </w:pPr>
+      <w:r>
+        <w:rPr>
+          <w:b/>
+          <w:bCs/>
+        </w:rPr>
+        <w:t xml:space="preserve">Recommended action: </w:t>
+      </w:r>
+      <w:r>
+        <w:t xml:space="preserve">Ask pilot customers what they do with the savings, and track the total, not only the per-unit, resource use.</w:t>
+      </w:r>
+    </w:p>
+    <w:p>
+      <w:pPr>
+        <w:ind w:left="360"/>
+      </w:pPr>
+      <w:r>
+        <w:rPr>
+          <w:b/>
+          <w:bCs/>
+        </w:rPr>
+        <w:t xml:space="preserve">Why now (Validation / MVP): </w:t>
+      </w:r>
+      <w:r>
+        <w:t xml:space="preserve">At validation the open question is whether real customers adopt the product and use it as intended. Worth doing now, after the high-priority items.</w:t>
+      </w:r>
+    </w:p>
+    <w:p>
+      <w:pPr>
+        <w:pStyle w:val="Heading2"/>
+      </w:pPr>
+      <w:r>
+        <w:t xml:space="preserve">Points to consider</w:t>
+      </w:r>
+    </w:p>
+    <w:p>
+      <w:r>
+        <w:rPr>
+          <w:i/>
+          <w:iCs/>
+          <w:color w:val="5A6B62"/>
+          <w:sz w:val="19"/>
+          <w:szCs w:val="19"/>
+        </w:rPr>
         <w:t xml:space="preserve">Questions worth a thought. Ignore any that do not apply.</w:t>
       </w:r>
     </w:p>
@@ -2920,7 +3876,7 @@
         <w:pStyle w:val="Heading1"/>
       </w:pPr>
       <w:r>
-        <w:t xml:space="preserve">7. Review &amp; Updating Plan</w:t>
+        <w:t xml:space="preserve">8. Review &amp; Updating Plan</w:t>
       </w:r>
     </w:p>
     <w:p>

--- a/sample_reports/FieldSense_impact_report.docx
+++ b/sample_reports/FieldSense_impact_report.docx
@@ -174,7 +174,7 @@
         </w:numPr>
       </w:pPr>
       <w:r>
-        <w:t xml:space="preserve">Recommendations: 6 — see Section 7</w:t>
+        <w:t xml:space="preserve">Recommendations: 7 — see Section 7</w:t>
       </w:r>
     </w:p>
     <w:p>
@@ -3320,470 +3320,6 @@
       </w:r>
     </w:p>
     <w:p>
-      <w:pPr>
-        <w:pStyle w:val="Heading3"/>
-      </w:pPr>
-      <w:r>
-        <w:t xml:space="preserve">1. Test the weakest link</w:t>
-      </w:r>
-      <w:r>
-        <w:rPr>
-          <w:b/>
-          <w:bCs/>
-          <w:color w:val="AA3333"/>
-        </w:rPr>
-        <w:t xml:space="preserve">  [HIGH PRIORITY]</w:t>
-      </w:r>
-    </w:p>
-    <w:p>
-      <w:pPr>
-        <w:ind w:left="360"/>
-      </w:pPr>
-      <w:r>
-        <w:rPr>
-          <w:b/>
-          <w:bCs/>
-        </w:rPr>
-        <w:t xml:space="preserve">Evidence gap: </w:t>
-      </w:r>
-      <w:r>
-        <w:t xml:space="preserve">“Outcomes: customer behavior change” rests on an assumption only: “App engagement actually translates into reduced water applied, not just reduced perceived need to water.”</w:t>
-      </w:r>
-    </w:p>
-    <w:p>
-      <w:pPr>
-        <w:ind w:left="360"/>
-      </w:pPr>
-      <w:r>
-        <w:rPr>
-          <w:b/>
-          <w:bCs/>
-        </w:rPr>
-        <w:t xml:space="preserve">What it means: </w:t>
-      </w:r>
-      <w:r>
-        <w:t xml:space="preserve">Every claim further down the chain inherits this uncertainty. If the assumption fails, the environmental benefit does not happen, however well the technology works.</w:t>
-      </w:r>
-    </w:p>
-    <w:p>
-      <w:pPr>
-        <w:ind w:left="360"/>
-      </w:pPr>
-      <w:r>
-        <w:rPr>
-          <w:b/>
-          <w:bCs/>
-        </w:rPr>
-        <w:t xml:space="preserve">Recommended action: </w:t>
-      </w:r>
-      <w:r>
-        <w:t xml:space="preserve">Design one small, cheap test that would confirm or refute it before you build further claims on it. For an adoption-driven pathway, compare usage logs or meter readings for a few pilot customers before and after they adopt.</w:t>
-      </w:r>
-    </w:p>
-    <w:p>
-      <w:pPr>
-        <w:ind w:left="360"/>
-      </w:pPr>
-      <w:r>
-        <w:rPr>
-          <w:b/>
-          <w:bCs/>
-        </w:rPr>
-        <w:t xml:space="preserve">Why now (Validation / MVP): </w:t>
-      </w:r>
-      <w:r>
-        <w:t xml:space="preserve">At validation the open question is whether real customers adopt the product and use it as intended. That makes this a priority now.</w:t>
-      </w:r>
-    </w:p>
-    <w:p>
-      <w:pPr>
-        <w:pStyle w:val="Heading3"/>
-      </w:pPr>
-      <w:r>
-        <w:t xml:space="preserve">2. Test the weakest link</w:t>
-      </w:r>
-      <w:r>
-        <w:rPr>
-          <w:b/>
-          <w:bCs/>
-          <w:color w:val="AA3333"/>
-        </w:rPr>
-        <w:t xml:space="preserve">  [HIGH PRIORITY]</w:t>
-      </w:r>
-    </w:p>
-    <w:p>
-      <w:pPr>
-        <w:ind w:left="360"/>
-      </w:pPr>
-      <w:r>
-        <w:rPr>
-          <w:b/>
-          <w:bCs/>
-        </w:rPr>
-        <w:t xml:space="preserve">Evidence gap: </w:t>
-      </w:r>
-      <w:r>
-        <w:t xml:space="preserve">“Activities: product features / service delivered” rests on an assumption only: “Recommendations are accurate and trustworthy enough that farmers follow them instead of habitual watering schedules.”</w:t>
-      </w:r>
-    </w:p>
-    <w:p>
-      <w:pPr>
-        <w:ind w:left="360"/>
-      </w:pPr>
-      <w:r>
-        <w:rPr>
-          <w:b/>
-          <w:bCs/>
-        </w:rPr>
-        <w:t xml:space="preserve">What it means: </w:t>
-      </w:r>
-      <w:r>
-        <w:t xml:space="preserve">Every claim further down the chain inherits this uncertainty. If the assumption fails, the environmental benefit does not happen, however well the technology works.</w:t>
-      </w:r>
-    </w:p>
-    <w:p>
-      <w:pPr>
-        <w:ind w:left="360"/>
-      </w:pPr>
-      <w:r>
-        <w:rPr>
-          <w:b/>
-          <w:bCs/>
-        </w:rPr>
-        <w:t xml:space="preserve">Recommended action: </w:t>
-      </w:r>
-      <w:r>
-        <w:t xml:space="preserve">Design one small, cheap test that would confirm or refute it before you build further claims on it.</w:t>
-      </w:r>
-    </w:p>
-    <w:p>
-      <w:pPr>
-        <w:ind w:left="360"/>
-      </w:pPr>
-      <w:r>
-        <w:rPr>
-          <w:b/>
-          <w:bCs/>
-        </w:rPr>
-        <w:t xml:space="preserve">Why now (Validation / MVP): </w:t>
-      </w:r>
-      <w:r>
-        <w:t xml:space="preserve">At validation the open question is whether real customers adopt the product and use it as intended. That makes this a priority now.</w:t>
-      </w:r>
-    </w:p>
-    <w:p>
-      <w:pPr>
-        <w:pStyle w:val="Heading3"/>
-      </w:pPr>
-      <w:r>
-        <w:t xml:space="preserve">3. Check that customers find it worth paying for</w:t>
-      </w:r>
-      <w:r>
-        <w:rPr>
-          <w:b/>
-          <w:bCs/>
-          <w:color w:val="AA3333"/>
-        </w:rPr>
-        <w:t xml:space="preserve">  [HIGH PRIORITY]</w:t>
-      </w:r>
-    </w:p>
-    <w:p>
-      <w:pPr>
-        <w:ind w:left="360"/>
-      </w:pPr>
-      <w:r>
-        <w:rPr>
-          <w:b/>
-          <w:bCs/>
-        </w:rPr>
-        <w:t xml:space="preserve">Evidence gap: </w:t>
-      </w:r>
-      <w:r>
-        <w:t xml:space="preserve">Assumption not yet checked: customers find the product worth paying for (device or equipment plus a subscription).</w:t>
-      </w:r>
-    </w:p>
-    <w:p>
-      <w:pPr>
-        <w:ind w:left="360"/>
-      </w:pPr>
-      <w:r>
-        <w:rPr>
-          <w:b/>
-          <w:bCs/>
-        </w:rPr>
-        <w:t xml:space="preserve">What it means: </w:t>
-      </w:r>
-      <w:r>
-        <w:t xml:space="preserve">If customers do not buy it, the adoption step never happens and none of the environmental benefit follows.</w:t>
-      </w:r>
-    </w:p>
-    <w:p>
-      <w:pPr>
-        <w:ind w:left="360"/>
-      </w:pPr>
-      <w:r>
-        <w:rPr>
-          <w:b/>
-          <w:bCs/>
-        </w:rPr>
-        <w:t xml:space="preserve">Recommended action: </w:t>
-      </w:r>
-      <w:r>
-        <w:t xml:space="preserve">Interview pilot customers about what the problem costs them today and what they would pay. A paid pilot or a letter of intent is stronger evidence than stated interest.</w:t>
-      </w:r>
-    </w:p>
-    <w:p>
-      <w:pPr>
-        <w:ind w:left="360"/>
-      </w:pPr>
-      <w:r>
-        <w:rPr>
-          <w:b/>
-          <w:bCs/>
-        </w:rPr>
-        <w:t xml:space="preserve">Why now (Validation / MVP): </w:t>
-      </w:r>
-      <w:r>
-        <w:t xml:space="preserve">At validation the open question is whether real customers adopt the product and use it as intended. That makes this a priority now.</w:t>
-      </w:r>
-    </w:p>
-    <w:p>
-      <w:pPr>
-        <w:pStyle w:val="Heading3"/>
-      </w:pPr>
-      <w:r>
-        <w:t xml:space="preserve">4. Check that the saving and the impact come from the same change</w:t>
-      </w:r>
-      <w:r>
-        <w:rPr>
-          <w:b/>
-          <w:bCs/>
-          <w:color w:val="AA3333"/>
-        </w:rPr>
-        <w:t xml:space="preserve">  [HIGH PRIORITY]</w:t>
-      </w:r>
-    </w:p>
-    <w:p>
-      <w:pPr>
-        <w:ind w:left="360"/>
-      </w:pPr>
-      <w:r>
-        <w:rPr>
-          <w:b/>
-          <w:bCs/>
-        </w:rPr>
-        <w:t xml:space="preserve">Evidence gap: </w:t>
-      </w:r>
-      <w:r>
-        <w:t xml:space="preserve">Assumption not yet checked: the change that saves the customer money is the same change that produces the environmental benefit, and it yields measurable net savings.</w:t>
-      </w:r>
-    </w:p>
-    <w:p>
-      <w:pPr>
-        <w:ind w:left="360"/>
-      </w:pPr>
-      <w:r>
-        <w:rPr>
-          <w:b/>
-          <w:bCs/>
-        </w:rPr>
-        <w:t xml:space="preserve">What it means: </w:t>
-      </w:r>
-      <w:r>
-        <w:t xml:space="preserve">If customers save money in another way (e.g. labour or time), the business can succeed while the environmental benefit stays small.</w:t>
-      </w:r>
-    </w:p>
-    <w:p>
-      <w:pPr>
-        <w:ind w:left="360"/>
-      </w:pPr>
-      <w:r>
-        <w:rPr>
-          <w:b/>
-          <w:bCs/>
-        </w:rPr>
-        <w:t xml:space="preserve">Recommended action: </w:t>
-      </w:r>
-      <w:r>
-        <w:t xml:space="preserve">Compare pilot usage against a clearly defined baseline, tracking the customer's saving and the environmental saving from the same data.</w:t>
-      </w:r>
-    </w:p>
-    <w:p>
-      <w:pPr>
-        <w:ind w:left="360"/>
-      </w:pPr>
-      <w:r>
-        <w:rPr>
-          <w:b/>
-          <w:bCs/>
-        </w:rPr>
-        <w:t xml:space="preserve">Why now (Validation / MVP): </w:t>
-      </w:r>
-      <w:r>
-        <w:t xml:space="preserve">At validation the open question is whether real customers adopt the product and use it as intended. That makes this a priority now.</w:t>
-      </w:r>
-    </w:p>
-    <w:p>
-      <w:pPr>
-        <w:pStyle w:val="Heading3"/>
-      </w:pPr>
-      <w:r>
-        <w:t xml:space="preserve">5. Plan your future indicators</w:t>
-      </w:r>
-      <w:r>
-        <w:rPr>
-          <w:b/>
-          <w:bCs/>
-          <w:color w:val="B8860B"/>
-        </w:rPr>
-        <w:t xml:space="preserve">  [MEDIUM PRIORITY]</w:t>
-      </w:r>
-    </w:p>
-    <w:p>
-      <w:pPr>
-        <w:ind w:left="360"/>
-      </w:pPr>
-      <w:r>
-        <w:rPr>
-          <w:b/>
-          <w:bCs/>
-        </w:rPr>
-        <w:t xml:space="preserve">Evidence gap: </w:t>
-      </w:r>
-      <w:r>
-        <w:t xml:space="preserve">“Avoided physical harm per unit of adoption (domain-specific)” is relevant but not yet measurable.</w:t>
-      </w:r>
-    </w:p>
-    <w:p>
-      <w:pPr>
-        <w:ind w:left="360"/>
-      </w:pPr>
-      <w:r>
-        <w:rPr>
-          <w:b/>
-          <w:bCs/>
-        </w:rPr>
-        <w:t xml:space="preserve">What it means: </w:t>
-      </w:r>
-      <w:r>
-        <w:t xml:space="preserve">Until it is measured, the most relevant part of your impact stays a projection.</w:t>
-      </w:r>
-    </w:p>
-    <w:p>
-      <w:pPr>
-        <w:ind w:left="360"/>
-      </w:pPr>
-      <w:r>
-        <w:rPr>
-          <w:b/>
-          <w:bCs/>
-        </w:rPr>
-        <w:t xml:space="preserve">Recommended action: </w:t>
-      </w:r>
-      <w:r>
-        <w:t xml:space="preserve">Note what would make it measurable (a tool, a partner, budget, a pilot customer sharing data) and at which milestone you expect it.</w:t>
-      </w:r>
-    </w:p>
-    <w:p>
-      <w:pPr>
-        <w:ind w:left="360"/>
-      </w:pPr>
-      <w:r>
-        <w:rPr>
-          <w:b/>
-          <w:bCs/>
-        </w:rPr>
-        <w:t xml:space="preserve">Why now (Validation / MVP): </w:t>
-      </w:r>
-      <w:r>
-        <w:t xml:space="preserve">At validation the open question is whether real customers adopt the product and use it as intended. Worth doing now, after the high-priority items.</w:t>
-      </w:r>
-    </w:p>
-    <w:p>
-      <w:pPr>
-        <w:pStyle w:val="Heading3"/>
-      </w:pPr>
-      <w:r>
-        <w:t xml:space="preserve">6. Check for rebound effects</w:t>
-      </w:r>
-      <w:r>
-        <w:rPr>
-          <w:b/>
-          <w:bCs/>
-          <w:color w:val="B8860B"/>
-        </w:rPr>
-        <w:t xml:space="preserve">  [MEDIUM PRIORITY]</w:t>
-      </w:r>
-    </w:p>
-    <w:p>
-      <w:pPr>
-        <w:ind w:left="360"/>
-      </w:pPr>
-      <w:r>
-        <w:rPr>
-          <w:b/>
-          <w:bCs/>
-        </w:rPr>
-        <w:t xml:space="preserve">Evidence gap: </w:t>
-      </w:r>
-      <w:r>
-        <w:t xml:space="preserve">Assumption not yet checked: lower costs do not lead customers to expand their use (e.g. irrigate more land with the water they save).</w:t>
-      </w:r>
-    </w:p>
-    <w:p>
-      <w:pPr>
-        <w:ind w:left="360"/>
-      </w:pPr>
-      <w:r>
-        <w:rPr>
-          <w:b/>
-          <w:bCs/>
-        </w:rPr>
-        <w:t xml:space="preserve">What it means: </w:t>
-      </w:r>
-      <w:r>
-        <w:t xml:space="preserve">Commercial success can then erode the net environmental benefit: the better the product sells, the more the rebound matters.</w:t>
-      </w:r>
-    </w:p>
-    <w:p>
-      <w:pPr>
-        <w:ind w:left="360"/>
-      </w:pPr>
-      <w:r>
-        <w:rPr>
-          <w:b/>
-          <w:bCs/>
-        </w:rPr>
-        <w:t xml:space="preserve">Recommended action: </w:t>
-      </w:r>
-      <w:r>
-        <w:t xml:space="preserve">Ask pilot customers what they do with the savings, and track the total, not only the per-unit, resource use.</w:t>
-      </w:r>
-    </w:p>
-    <w:p>
-      <w:pPr>
-        <w:ind w:left="360"/>
-      </w:pPr>
-      <w:r>
-        <w:rPr>
-          <w:b/>
-          <w:bCs/>
-        </w:rPr>
-        <w:t xml:space="preserve">Why now (Validation / MVP): </w:t>
-      </w:r>
-      <w:r>
-        <w:t xml:space="preserve">At validation the open question is whether real customers adopt the product and use it as intended. Worth doing now, after the high-priority items.</w:t>
-      </w:r>
-    </w:p>
-    <w:p>
-      <w:pPr>
-        <w:pStyle w:val="Heading2"/>
-      </w:pPr>
-      <w:r>
-        <w:t xml:space="preserve">Points to consider</w:t>
-      </w:r>
-    </w:p>
-    <w:p>
       <w:r>
         <w:rPr>
           <w:i/>
@@ -3792,6 +3328,866 @@
           <w:sz w:val="19"/>
           <w:szCs w:val="19"/>
         </w:rPr>
+        <w:t xml:space="preserve">Generated by fixed decision rules (see the appendix), each traced to the answers that triggered it.</w:t>
+      </w:r>
+    </w:p>
+    <w:p>
+      <w:pPr>
+        <w:pStyle w:val="Heading3"/>
+      </w:pPr>
+      <w:r>
+        <w:t xml:space="preserve">1. Test the weakest link</w:t>
+      </w:r>
+      <w:r>
+        <w:rPr>
+          <w:b/>
+          <w:bCs/>
+          <w:color w:val="AA3333"/>
+        </w:rPr>
+        <w:t xml:space="preserve">  [HIGH PRIORITY]</w:t>
+      </w:r>
+      <w:r>
+        <w:rPr>
+          <w:color w:val="5A6B62"/>
+          <w:sz w:val="18"/>
+          <w:szCs w:val="18"/>
+        </w:rPr>
+        <w:t xml:space="preserve">  rule R03</w:t>
+      </w:r>
+    </w:p>
+    <w:p>
+      <w:pPr>
+        <w:ind w:left="360"/>
+      </w:pPr>
+      <w:r>
+        <w:rPr>
+          <w:b/>
+          <w:bCs/>
+        </w:rPr>
+        <w:t xml:space="preserve">Detected condition: </w:t>
+      </w:r>
+      <w:r>
+        <w:t xml:space="preserve">“Outcomes: customer behavior change” rests on an assumption only: “App engagement actually translates into reduced water applied, not just reduced perceived need to water.”</w:t>
+      </w:r>
+    </w:p>
+    <w:p>
+      <w:pPr>
+        <w:ind w:left="360"/>
+      </w:pPr>
+      <w:r>
+        <w:rPr>
+          <w:b/>
+          <w:bCs/>
+        </w:rPr>
+        <w:t xml:space="preserve">Recommended action: </w:t>
+      </w:r>
+      <w:r>
+        <w:t xml:space="preserve">Design one small, cheap test that would confirm or refute it before you build further claims on it. For an adoption-driven pathway, compare usage logs or meter readings for a few pilot customers before and after they adopt.</w:t>
+      </w:r>
+    </w:p>
+    <w:p>
+      <w:pPr>
+        <w:ind w:left="360"/>
+      </w:pPr>
+      <w:r>
+        <w:rPr>
+          <w:b/>
+          <w:bCs/>
+        </w:rPr>
+        <w:t xml:space="preserve">Why it matters: </w:t>
+      </w:r>
+      <w:r>
+        <w:t xml:space="preserve">Every claim further down the chain inherits this uncertainty. If the assumption fails, the environmental benefit does not happen, however well the technology works.</w:t>
+      </w:r>
+    </w:p>
+    <w:p>
+      <w:pPr>
+        <w:ind w:left="360"/>
+      </w:pPr>
+      <w:r>
+        <w:rPr>
+          <w:b/>
+          <w:bCs/>
+        </w:rPr>
+        <w:t xml:space="preserve">Why now (Validation / MVP): </w:t>
+      </w:r>
+      <w:r>
+        <w:t xml:space="preserve">At validation the open question is whether real customers adopt the product and use it as intended. That makes this a priority now.</w:t>
+      </w:r>
+    </w:p>
+    <w:p>
+      <w:pPr>
+        <w:ind w:left="360"/>
+      </w:pPr>
+      <w:r>
+        <w:rPr>
+          <w:b/>
+          <w:bCs/>
+        </w:rPr>
+        <w:t xml:space="preserve">Based on: </w:t>
+      </w:r>
+      <w:r>
+        <w:rPr>
+          <w:color w:val="5A6B62"/>
+          <w:sz w:val="18"/>
+          <w:szCs w:val="18"/>
+        </w:rPr>
+        <w:t xml:space="preserve">Step 2 · Adoption chain → Outcomes: customer behavior change: evidence “Weak (assumption only)”</w:t>
+      </w:r>
+    </w:p>
+    <w:p>
+      <w:pPr>
+        <w:pStyle w:val="Heading3"/>
+      </w:pPr>
+      <w:r>
+        <w:t xml:space="preserve">2. Test the weakest link</w:t>
+      </w:r>
+      <w:r>
+        <w:rPr>
+          <w:b/>
+          <w:bCs/>
+          <w:color w:val="AA3333"/>
+        </w:rPr>
+        <w:t xml:space="preserve">  [HIGH PRIORITY]</w:t>
+      </w:r>
+      <w:r>
+        <w:rPr>
+          <w:color w:val="5A6B62"/>
+          <w:sz w:val="18"/>
+          <w:szCs w:val="18"/>
+        </w:rPr>
+        <w:t xml:space="preserve">  rule R03</w:t>
+      </w:r>
+    </w:p>
+    <w:p>
+      <w:pPr>
+        <w:ind w:left="360"/>
+      </w:pPr>
+      <w:r>
+        <w:rPr>
+          <w:b/>
+          <w:bCs/>
+        </w:rPr>
+        <w:t xml:space="preserve">Detected condition: </w:t>
+      </w:r>
+      <w:r>
+        <w:t xml:space="preserve">“Activities: product features / service delivered” rests on an assumption only: “Recommendations are accurate and trustworthy enough that farmers follow them instead of habitual watering schedules.”</w:t>
+      </w:r>
+    </w:p>
+    <w:p>
+      <w:pPr>
+        <w:ind w:left="360"/>
+      </w:pPr>
+      <w:r>
+        <w:rPr>
+          <w:b/>
+          <w:bCs/>
+        </w:rPr>
+        <w:t xml:space="preserve">Recommended action: </w:t>
+      </w:r>
+      <w:r>
+        <w:t xml:space="preserve">Design one small, cheap test that would confirm or refute it before you build further claims on it.</w:t>
+      </w:r>
+    </w:p>
+    <w:p>
+      <w:pPr>
+        <w:ind w:left="360"/>
+      </w:pPr>
+      <w:r>
+        <w:rPr>
+          <w:b/>
+          <w:bCs/>
+        </w:rPr>
+        <w:t xml:space="preserve">Why it matters: </w:t>
+      </w:r>
+      <w:r>
+        <w:t xml:space="preserve">Every claim further down the chain inherits this uncertainty. If the assumption fails, the environmental benefit does not happen, however well the technology works.</w:t>
+      </w:r>
+    </w:p>
+    <w:p>
+      <w:pPr>
+        <w:ind w:left="360"/>
+      </w:pPr>
+      <w:r>
+        <w:rPr>
+          <w:b/>
+          <w:bCs/>
+        </w:rPr>
+        <w:t xml:space="preserve">Why now (Validation / MVP): </w:t>
+      </w:r>
+      <w:r>
+        <w:t xml:space="preserve">At validation the open question is whether real customers adopt the product and use it as intended. That makes this a priority now.</w:t>
+      </w:r>
+    </w:p>
+    <w:p>
+      <w:pPr>
+        <w:ind w:left="360"/>
+      </w:pPr>
+      <w:r>
+        <w:rPr>
+          <w:b/>
+          <w:bCs/>
+        </w:rPr>
+        <w:t xml:space="preserve">Based on: </w:t>
+      </w:r>
+      <w:r>
+        <w:rPr>
+          <w:color w:val="5A6B62"/>
+          <w:sz w:val="18"/>
+          <w:szCs w:val="18"/>
+        </w:rPr>
+        <w:t xml:space="preserve">Step 2 · Adoption chain → Activities: product features / service delivered: evidence “Weak (assumption only)”</w:t>
+      </w:r>
+    </w:p>
+    <w:p>
+      <w:pPr>
+        <w:pStyle w:val="Heading3"/>
+      </w:pPr>
+      <w:r>
+        <w:t xml:space="preserve">3. Check that customers find it worth paying for</w:t>
+      </w:r>
+      <w:r>
+        <w:rPr>
+          <w:b/>
+          <w:bCs/>
+          <w:color w:val="AA3333"/>
+        </w:rPr>
+        <w:t xml:space="preserve">  [HIGH PRIORITY]</w:t>
+      </w:r>
+      <w:r>
+        <w:rPr>
+          <w:color w:val="5A6B62"/>
+          <w:sz w:val="18"/>
+          <w:szCs w:val="18"/>
+        </w:rPr>
+        <w:t xml:space="preserve">  rule R15</w:t>
+      </w:r>
+    </w:p>
+    <w:p>
+      <w:pPr>
+        <w:ind w:left="360"/>
+      </w:pPr>
+      <w:r>
+        <w:rPr>
+          <w:b/>
+          <w:bCs/>
+        </w:rPr>
+        <w:t xml:space="preserve">Detected condition: </w:t>
+      </w:r>
+      <w:r>
+        <w:t xml:space="preserve">Assumption not yet checked: customers find the product worth paying for (device or equipment plus a subscription).</w:t>
+      </w:r>
+    </w:p>
+    <w:p>
+      <w:pPr>
+        <w:ind w:left="360"/>
+      </w:pPr>
+      <w:r>
+        <w:rPr>
+          <w:b/>
+          <w:bCs/>
+        </w:rPr>
+        <w:t xml:space="preserve">Recommended action: </w:t>
+      </w:r>
+      <w:r>
+        <w:t xml:space="preserve">Interview pilot customers about what the problem costs them today and what they would pay. A paid pilot or a letter of intent is stronger evidence than stated interest.</w:t>
+      </w:r>
+    </w:p>
+    <w:p>
+      <w:pPr>
+        <w:ind w:left="360"/>
+      </w:pPr>
+      <w:r>
+        <w:rPr>
+          <w:b/>
+          <w:bCs/>
+        </w:rPr>
+        <w:t xml:space="preserve">Why it matters: </w:t>
+      </w:r>
+      <w:r>
+        <w:t xml:space="preserve">If customers do not buy it, the adoption step never happens and none of the environmental benefit follows.</w:t>
+      </w:r>
+    </w:p>
+    <w:p>
+      <w:pPr>
+        <w:ind w:left="360"/>
+      </w:pPr>
+      <w:r>
+        <w:rPr>
+          <w:b/>
+          <w:bCs/>
+        </w:rPr>
+        <w:t xml:space="preserve">Why now (Validation / MVP): </w:t>
+      </w:r>
+      <w:r>
+        <w:t xml:space="preserve">At validation the open question is whether real customers adopt the product and use it as intended. That makes this a priority now.</w:t>
+      </w:r>
+    </w:p>
+    <w:p>
+      <w:pPr>
+        <w:ind w:left="360"/>
+      </w:pPr>
+      <w:r>
+        <w:rPr>
+          <w:b/>
+          <w:bCs/>
+        </w:rPr>
+        <w:t xml:space="preserve">Based on: </w:t>
+      </w:r>
+      <w:r>
+        <w:rPr>
+          <w:color w:val="5A6B62"/>
+          <w:sz w:val="18"/>
+          <w:szCs w:val="18"/>
+        </w:rPr>
+        <w:t xml:space="preserve">Step 5 · Alignment assumption “Customers find the product worth paying for (device or equipment plus a subscription)”: not checked yet; Step 2 · Outputs: customer adoption: marked “adoption needed”</w:t>
+      </w:r>
+    </w:p>
+    <w:p>
+      <w:pPr>
+        <w:pStyle w:val="Heading3"/>
+      </w:pPr>
+      <w:r>
+        <w:t xml:space="preserve">4. Check that the saving and the impact come from the same change</w:t>
+      </w:r>
+      <w:r>
+        <w:rPr>
+          <w:b/>
+          <w:bCs/>
+          <w:color w:val="AA3333"/>
+        </w:rPr>
+        <w:t xml:space="preserve">  [HIGH PRIORITY]</w:t>
+      </w:r>
+      <w:r>
+        <w:rPr>
+          <w:color w:val="5A6B62"/>
+          <w:sz w:val="18"/>
+          <w:szCs w:val="18"/>
+        </w:rPr>
+        <w:t xml:space="preserve">  rule R15</w:t>
+      </w:r>
+    </w:p>
+    <w:p>
+      <w:pPr>
+        <w:ind w:left="360"/>
+      </w:pPr>
+      <w:r>
+        <w:rPr>
+          <w:b/>
+          <w:bCs/>
+        </w:rPr>
+        <w:t xml:space="preserve">Detected condition: </w:t>
+      </w:r>
+      <w:r>
+        <w:t xml:space="preserve">Assumption not yet checked: the change that saves the customer money is the same change that produces the environmental benefit, and it yields measurable net savings.</w:t>
+      </w:r>
+    </w:p>
+    <w:p>
+      <w:pPr>
+        <w:ind w:left="360"/>
+      </w:pPr>
+      <w:r>
+        <w:rPr>
+          <w:b/>
+          <w:bCs/>
+        </w:rPr>
+        <w:t xml:space="preserve">Recommended action: </w:t>
+      </w:r>
+      <w:r>
+        <w:t xml:space="preserve">Compare pilot usage against a clearly defined baseline, tracking the customer's saving and the environmental saving from the same data.</w:t>
+      </w:r>
+    </w:p>
+    <w:p>
+      <w:pPr>
+        <w:ind w:left="360"/>
+      </w:pPr>
+      <w:r>
+        <w:rPr>
+          <w:b/>
+          <w:bCs/>
+        </w:rPr>
+        <w:t xml:space="preserve">Why it matters: </w:t>
+      </w:r>
+      <w:r>
+        <w:t xml:space="preserve">If customers save money in another way (e.g. labour or time), the business can succeed while the environmental benefit stays small.</w:t>
+      </w:r>
+    </w:p>
+    <w:p>
+      <w:pPr>
+        <w:ind w:left="360"/>
+      </w:pPr>
+      <w:r>
+        <w:rPr>
+          <w:b/>
+          <w:bCs/>
+        </w:rPr>
+        <w:t xml:space="preserve">Why now (Validation / MVP): </w:t>
+      </w:r>
+      <w:r>
+        <w:t xml:space="preserve">At validation the open question is whether real customers adopt the product and use it as intended. That makes this a priority now.</w:t>
+      </w:r>
+    </w:p>
+    <w:p>
+      <w:pPr>
+        <w:ind w:left="360"/>
+      </w:pPr>
+      <w:r>
+        <w:rPr>
+          <w:b/>
+          <w:bCs/>
+        </w:rPr>
+        <w:t xml:space="preserve">Based on: </w:t>
+      </w:r>
+      <w:r>
+        <w:rPr>
+          <w:color w:val="5A6B62"/>
+          <w:sz w:val="18"/>
+          <w:szCs w:val="18"/>
+        </w:rPr>
+        <w:t xml:space="preserve">Step 5 · Alignment assumption “The change that saves the customer money is the same change that produces the environmental benefit, and it yields measurable net savings”: not checked yet; Step 1 · Why customers buy: it saves them money</w:t>
+      </w:r>
+    </w:p>
+    <w:p>
+      <w:pPr>
+        <w:pStyle w:val="Heading3"/>
+      </w:pPr>
+      <w:r>
+        <w:t xml:space="preserve">5. Measure the projected impact</w:t>
+      </w:r>
+      <w:r>
+        <w:rPr>
+          <w:b/>
+          <w:bCs/>
+          <w:color w:val="B8860B"/>
+        </w:rPr>
+        <w:t xml:space="preserve">  [MEDIUM PRIORITY]</w:t>
+      </w:r>
+      <w:r>
+        <w:rPr>
+          <w:color w:val="5A6B62"/>
+          <w:sz w:val="18"/>
+          <w:szCs w:val="18"/>
+        </w:rPr>
+        <w:t xml:space="preserve">  rule R09</w:t>
+      </w:r>
+    </w:p>
+    <w:p>
+      <w:pPr>
+        <w:ind w:left="360"/>
+      </w:pPr>
+      <w:r>
+        <w:rPr>
+          <w:b/>
+          <w:bCs/>
+        </w:rPr>
+        <w:t xml:space="preserve">Detected condition: </w:t>
+      </w:r>
+      <w:r>
+        <w:t xml:space="preserve">A projected impact claim (“Avoided physical harm per unit of adoption (domain-specific)”) has no supporting operational measurement.</w:t>
+      </w:r>
+    </w:p>
+    <w:p>
+      <w:pPr>
+        <w:ind w:left="360"/>
+      </w:pPr>
+      <w:r>
+        <w:rPr>
+          <w:b/>
+          <w:bCs/>
+        </w:rPr>
+        <w:t xml:space="preserve">Recommended action: </w:t>
+      </w:r>
+      <w:r>
+        <w:t xml:space="preserve">Identify the earliest feasible real-world measurement for it, and establish a baseline now so the first measurement can be compared.</w:t>
+      </w:r>
+    </w:p>
+    <w:p>
+      <w:pPr>
+        <w:ind w:left="360"/>
+      </w:pPr>
+      <w:r>
+        <w:rPr>
+          <w:b/>
+          <w:bCs/>
+        </w:rPr>
+        <w:t xml:space="preserve">Why it matters: </w:t>
+      </w:r>
+      <w:r>
+        <w:t xml:space="preserve">This helps distinguish expected impact from observed impact; until then, reviewers will treat the figure as a forecast.</w:t>
+      </w:r>
+    </w:p>
+    <w:p>
+      <w:pPr>
+        <w:ind w:left="360"/>
+      </w:pPr>
+      <w:r>
+        <w:rPr>
+          <w:b/>
+          <w:bCs/>
+        </w:rPr>
+        <w:t xml:space="preserve">Why now (Validation / MVP): </w:t>
+      </w:r>
+      <w:r>
+        <w:t xml:space="preserve">At validation the open question is whether real customers adopt the product and use it as intended. Worth doing now, after the high-priority items.</w:t>
+      </w:r>
+    </w:p>
+    <w:p>
+      <w:pPr>
+        <w:ind w:left="360"/>
+      </w:pPr>
+      <w:r>
+        <w:rPr>
+          <w:b/>
+          <w:bCs/>
+        </w:rPr>
+        <w:t xml:space="preserve">Based on: </w:t>
+      </w:r>
+      <w:r>
+        <w:rPr>
+          <w:color w:val="5A6B62"/>
+          <w:sz w:val="18"/>
+          <w:szCs w:val="18"/>
+        </w:rPr>
+        <w:t xml:space="preserve">Step 4 · Avoided physical harm per unit of adoption (domain-specific): labelled Projected (real-world outcome); Step 4 · Measured real-world outcome claims: none</w:t>
+      </w:r>
+    </w:p>
+    <w:p>
+      <w:pPr>
+        <w:pStyle w:val="Heading3"/>
+      </w:pPr>
+      <w:r>
+        <w:t xml:space="preserve">6. Plan your future indicators</w:t>
+      </w:r>
+      <w:r>
+        <w:rPr>
+          <w:b/>
+          <w:bCs/>
+          <w:color w:val="B8860B"/>
+        </w:rPr>
+        <w:t xml:space="preserve">  [MEDIUM PRIORITY]</w:t>
+      </w:r>
+      <w:r>
+        <w:rPr>
+          <w:color w:val="5A6B62"/>
+          <w:sz w:val="18"/>
+          <w:szCs w:val="18"/>
+        </w:rPr>
+        <w:t xml:space="preserve">  rule R13</w:t>
+      </w:r>
+    </w:p>
+    <w:p>
+      <w:pPr>
+        <w:ind w:left="360"/>
+      </w:pPr>
+      <w:r>
+        <w:rPr>
+          <w:b/>
+          <w:bCs/>
+        </w:rPr>
+        <w:t xml:space="preserve">Detected condition: </w:t>
+      </w:r>
+      <w:r>
+        <w:t xml:space="preserve">“Avoided physical harm per unit of adoption (domain-specific)” is relevant but not yet measurable.</w:t>
+      </w:r>
+    </w:p>
+    <w:p>
+      <w:pPr>
+        <w:ind w:left="360"/>
+      </w:pPr>
+      <w:r>
+        <w:rPr>
+          <w:b/>
+          <w:bCs/>
+        </w:rPr>
+        <w:t xml:space="preserve">Recommended action: </w:t>
+      </w:r>
+      <w:r>
+        <w:t xml:space="preserve">Note what would make it measurable (a tool, a partner, budget, a pilot customer sharing data) and at which milestone you expect it.</w:t>
+      </w:r>
+    </w:p>
+    <w:p>
+      <w:pPr>
+        <w:ind w:left="360"/>
+      </w:pPr>
+      <w:r>
+        <w:rPr>
+          <w:b/>
+          <w:bCs/>
+        </w:rPr>
+        <w:t xml:space="preserve">Why it matters: </w:t>
+      </w:r>
+      <w:r>
+        <w:t xml:space="preserve">Until it is measured, the most relevant part of your impact stays a projection.</w:t>
+      </w:r>
+    </w:p>
+    <w:p>
+      <w:pPr>
+        <w:ind w:left="360"/>
+      </w:pPr>
+      <w:r>
+        <w:rPr>
+          <w:b/>
+          <w:bCs/>
+        </w:rPr>
+        <w:t xml:space="preserve">Why now (Validation / MVP): </w:t>
+      </w:r>
+      <w:r>
+        <w:t xml:space="preserve">At validation the open question is whether real customers adopt the product and use it as intended. Worth doing now, after the high-priority items.</w:t>
+      </w:r>
+    </w:p>
+    <w:p>
+      <w:pPr>
+        <w:ind w:left="360"/>
+      </w:pPr>
+      <w:r>
+        <w:rPr>
+          <w:b/>
+          <w:bCs/>
+        </w:rPr>
+        <w:t xml:space="preserve">Based on: </w:t>
+      </w:r>
+      <w:r>
+        <w:rPr>
+          <w:color w:val="5A6B62"/>
+          <w:sz w:val="18"/>
+          <w:szCs w:val="18"/>
+        </w:rPr>
+        <w:t xml:space="preserve">Step 3 · Avoided physical harm per unit of adoption (domain-specific): relevance High, feasibility Low</w:t>
+      </w:r>
+    </w:p>
+    <w:p>
+      <w:pPr>
+        <w:pStyle w:val="Heading3"/>
+      </w:pPr>
+      <w:r>
+        <w:t xml:space="preserve">7. Check for rebound effects</w:t>
+      </w:r>
+      <w:r>
+        <w:rPr>
+          <w:b/>
+          <w:bCs/>
+          <w:color w:val="B8860B"/>
+        </w:rPr>
+        <w:t xml:space="preserve">  [MEDIUM PRIORITY]</w:t>
+      </w:r>
+      <w:r>
+        <w:rPr>
+          <w:color w:val="5A6B62"/>
+          <w:sz w:val="18"/>
+          <w:szCs w:val="18"/>
+        </w:rPr>
+        <w:t xml:space="preserve">  rule R15</w:t>
+      </w:r>
+    </w:p>
+    <w:p>
+      <w:pPr>
+        <w:ind w:left="360"/>
+      </w:pPr>
+      <w:r>
+        <w:rPr>
+          <w:b/>
+          <w:bCs/>
+        </w:rPr>
+        <w:t xml:space="preserve">Detected condition: </w:t>
+      </w:r>
+      <w:r>
+        <w:t xml:space="preserve">Assumption not yet checked: lower costs do not lead customers to expand their use (e.g. irrigate more land with the water they save).</w:t>
+      </w:r>
+    </w:p>
+    <w:p>
+      <w:pPr>
+        <w:ind w:left="360"/>
+      </w:pPr>
+      <w:r>
+        <w:rPr>
+          <w:b/>
+          <w:bCs/>
+        </w:rPr>
+        <w:t xml:space="preserve">Recommended action: </w:t>
+      </w:r>
+      <w:r>
+        <w:t xml:space="preserve">Ask pilot customers what they do with the savings, and track the total, not only the per-unit, resource use.</w:t>
+      </w:r>
+    </w:p>
+    <w:p>
+      <w:pPr>
+        <w:ind w:left="360"/>
+      </w:pPr>
+      <w:r>
+        <w:rPr>
+          <w:b/>
+          <w:bCs/>
+        </w:rPr>
+        <w:t xml:space="preserve">Why it matters: </w:t>
+      </w:r>
+      <w:r>
+        <w:t xml:space="preserve">Commercial success can then erode the net environmental benefit: the better the product sells, the more the rebound matters.</w:t>
+      </w:r>
+    </w:p>
+    <w:p>
+      <w:pPr>
+        <w:ind w:left="360"/>
+      </w:pPr>
+      <w:r>
+        <w:rPr>
+          <w:b/>
+          <w:bCs/>
+        </w:rPr>
+        <w:t xml:space="preserve">Why now (Validation / MVP): </w:t>
+      </w:r>
+      <w:r>
+        <w:t xml:space="preserve">At validation the open question is whether real customers adopt the product and use it as intended. Worth doing now, after the high-priority items.</w:t>
+      </w:r>
+    </w:p>
+    <w:p>
+      <w:pPr>
+        <w:ind w:left="360"/>
+      </w:pPr>
+      <w:r>
+        <w:rPr>
+          <w:b/>
+          <w:bCs/>
+        </w:rPr>
+        <w:t xml:space="preserve">Based on: </w:t>
+      </w:r>
+      <w:r>
+        <w:rPr>
+          <w:color w:val="5A6B62"/>
+          <w:sz w:val="18"/>
+          <w:szCs w:val="18"/>
+        </w:rPr>
+        <w:t xml:space="preserve">Step 5 · Alignment assumption “Lower costs do not lead customers to expand their use (e.g. irrigate more land with the water they save)”: not checked yet; Step 1 · Why customers buy: it saves them money; Step 1 · Impact mechanism: Enabling</w:t>
+      </w:r>
+    </w:p>
+    <w:p>
+      <w:pPr>
+        <w:pStyle w:val="Heading2"/>
+      </w:pPr>
+      <w:r>
+        <w:t xml:space="preserve">What you can already show</w:t>
+      </w:r>
+    </w:p>
+    <w:p>
+      <w:pPr>
+        <w:pStyle w:val="Heading3"/>
+      </w:pPr>
+      <w:r>
+        <w:t xml:space="preserve">1. Prepare an evidence summary</w:t>
+      </w:r>
+      <w:r>
+        <w:rPr>
+          <w:b/>
+          <w:bCs/>
+          <w:color w:val="2E6B4F"/>
+        </w:rPr>
+        <w:t xml:space="preserve">  [STRENGTH]</w:t>
+      </w:r>
+      <w:r>
+        <w:rPr>
+          <w:color w:val="5A6B62"/>
+          <w:sz w:val="18"/>
+          <w:szCs w:val="18"/>
+        </w:rPr>
+        <w:t xml:space="preserve">  rule S01</w:t>
+      </w:r>
+    </w:p>
+    <w:p>
+      <w:pPr>
+        <w:ind w:left="360"/>
+      </w:pPr>
+      <w:r>
+        <w:rPr>
+          <w:b/>
+          <w:bCs/>
+        </w:rPr>
+        <w:t xml:space="preserve">Detected condition: </w:t>
+      </w:r>
+      <w:r>
+        <w:t xml:space="preserve">Operational measurements and documented assumptions support a claim (“Adoption rate of the solution”).</w:t>
+      </w:r>
+    </w:p>
+    <w:p>
+      <w:pPr>
+        <w:ind w:left="360"/>
+      </w:pPr>
+      <w:r>
+        <w:rPr>
+          <w:b/>
+          <w:bCs/>
+        </w:rPr>
+        <w:t xml:space="preserve">Recommended action: </w:t>
+      </w:r>
+      <w:r>
+        <w:t xml:space="preserve">Prepare a short, transparent evidence summary for it: scope, limitations, baseline and sources, ready to attach to a pitch or tender.</w:t>
+      </w:r>
+    </w:p>
+    <w:p>
+      <w:pPr>
+        <w:ind w:left="360"/>
+      </w:pPr>
+      <w:r>
+        <w:rPr>
+          <w:b/>
+          <w:bCs/>
+        </w:rPr>
+        <w:t xml:space="preserve">Why it matters: </w:t>
+      </w:r>
+      <w:r>
+        <w:t xml:space="preserve">This makes the claim easier for customers, accelerators and reviewers to evaluate, and sets the standard for your other claims.</w:t>
+      </w:r>
+    </w:p>
+    <w:p>
+      <w:pPr>
+        <w:ind w:left="360"/>
+      </w:pPr>
+      <w:r>
+        <w:rPr>
+          <w:b/>
+          <w:bCs/>
+        </w:rPr>
+        <w:t xml:space="preserve">Why now (Validation / MVP): </w:t>
+      </w:r>
+      <w:r>
+        <w:t xml:space="preserve">At validation the open question is whether real customers adopt the product and use it as intended. Worth doing now, after the high-priority items.</w:t>
+      </w:r>
+    </w:p>
+    <w:p>
+      <w:pPr>
+        <w:ind w:left="360"/>
+      </w:pPr>
+      <w:r>
+        <w:rPr>
+          <w:b/>
+          <w:bCs/>
+        </w:rPr>
+        <w:t xml:space="preserve">Based on: </w:t>
+      </w:r>
+      <w:r>
+        <w:rPr>
+          <w:color w:val="5A6B62"/>
+          <w:sz w:val="18"/>
+          <w:szCs w:val="18"/>
+        </w:rPr>
+        <w:t xml:space="preserve">Step 4 · Adoption rate of the solution: Measured, quality High, sources: CRM enrollment and onboarding records</w:t>
+      </w:r>
+    </w:p>
+    <w:p>
+      <w:pPr>
+        <w:pStyle w:val="Heading2"/>
+      </w:pPr>
+      <w:r>
+        <w:t xml:space="preserve">Points to consider</w:t>
+      </w:r>
+    </w:p>
+    <w:p>
+      <w:r>
+        <w:rPr>
+          <w:i/>
+          <w:iCs/>
+          <w:color w:val="5A6B62"/>
+          <w:sz w:val="19"/>
+          <w:szCs w:val="19"/>
+        </w:rPr>
         <w:t xml:space="preserve">Questions worth a thought. Ignore any that do not apply.</w:t>
       </w:r>
     </w:p>
@@ -3813,6 +4209,14 @@
       <w:r>
         <w:t xml:space="preserve">Have you considered whether your business customers need environmental data for their own sustainability reporting or supplier questionnaires? If your product can supply it, the impact claim becomes part of the sales argument, not just the pitch deck.</w:t>
       </w:r>
+      <w:r>
+        <w:rPr>
+          <w:color w:val="5A6B62"/>
+          <w:sz w:val="17"/>
+          <w:szCs w:val="17"/>
+        </w:rPr>
+        <w:t xml:space="preserve">  (C02; shown because: Step 1 · Customer segment: includes B2B)</w:t>
+      </w:r>
     </w:p>
     <w:p>
       <w:pPr>
@@ -3832,6 +4236,14 @@
       <w:r>
         <w:t xml:space="preserve">The buyer (Owners of small and mid-size vegetable and orchard farms…) is not the one whose behaviour must change (Whoever decides when and how much to irrigate on the…). Have you considered how you will show that those people actually change what they do? A signed contract or a sold licence is evidence of purchase, not of behaviour change.</w:t>
       </w:r>
+      <w:r>
+        <w:rPr>
+          <w:color w:val="5A6B62"/>
+          <w:sz w:val="17"/>
+          <w:szCs w:val="17"/>
+        </w:rPr>
+        <w:t xml:space="preserve">  (C05; shown because: Step 1 · Buyer: Owners of small and mid-size vegetable and orchard farms…; Step 1 · Whose behaviour must change: Whoever decides when and how much to irrigate on the…)</w:t>
+      </w:r>
     </w:p>
     <w:p>
       <w:pPr>
@@ -3851,6 +4263,14 @@
       <w:r>
         <w:t xml:space="preserve">With a subscription, a customer who cancels stops producing impact. Have you considered reporting active, retained customers rather than total sign-ups? Your retention figure then doubles as adoption evidence.</w:t>
       </w:r>
+      <w:r>
+        <w:rPr>
+          <w:color w:val="5A6B62"/>
+          <w:sz w:val="17"/>
+          <w:szCs w:val="17"/>
+        </w:rPr>
+        <w:t xml:space="preserve">  (C08; shown because: Step 1 · Revenue model: subscription)</w:t>
+      </w:r>
     </w:p>
     <w:p>
       <w:pPr>
@@ -3870,6 +4290,14 @@
       <w:r>
         <w:t xml:space="preserve">Your customers save money through the same mechanism that saves the environment. Have you considered tracking both from the same data (e.g. the water bill and the m³ saved)? It makes the environmental claim far harder to dispute.</w:t>
       </w:r>
+      <w:r>
+        <w:rPr>
+          <w:color w:val="5A6B62"/>
+          <w:sz w:val="17"/>
+          <w:szCs w:val="17"/>
+        </w:rPr>
+        <w:t xml:space="preserve">  (C12; shown because: Step 1 · Impact mechanism: Enabling; Step 1 · Why customers buy: it saves them money)</w:t>
+      </w:r>
     </w:p>
     <w:p>
       <w:pPr>
@@ -3908,6 +4336,4117 @@
         <w:t xml:space="preserve">Notes: Install water-flow meters on at least 10 pilot farms before the next review, to convert the core avoided-harm claim from projected to measured.</w:t>
       </w:r>
     </w:p>
+    <w:p>
+      <w:pPr>
+        <w:pStyle w:val="Heading1"/>
+      </w:pPr>
+      <w:r>
+        <w:t xml:space="preserve">Appendix: Recommendation Rules</w:t>
+      </w:r>
+    </w:p>
+    <w:p>
+      <w:r>
+        <w:rPr>
+          <w:i/>
+          <w:iCs/>
+          <w:color w:val="5A6B62"/>
+          <w:sz w:val="19"/>
+          <w:szCs w:val="19"/>
+        </w:rPr>
+        <w:t xml:space="preserve">Every rule the tool applies, and whether it applied to this assessment.</w:t>
+      </w:r>
+    </w:p>
+    <w:tbl>
+      <w:tblPr>
+        <w:tblW w:type="dxa" w:w="9000"/>
+        <w:tblBorders>
+          <w:top w:val="single" w:color="auto" w:sz="4"/>
+          <w:left w:val="single" w:color="auto" w:sz="4"/>
+          <w:bottom w:val="single" w:color="auto" w:sz="4"/>
+          <w:right w:val="single" w:color="auto" w:sz="4"/>
+          <w:insideH w:val="single" w:color="auto" w:sz="4"/>
+          <w:insideV w:val="single" w:color="auto" w:sz="4"/>
+        </w:tblBorders>
+        <w:tblLayout w:type="fixed"/>
+      </w:tblPr>
+      <w:tblGrid>
+        <w:gridCol w:w="810"/>
+        <w:gridCol w:w="2520"/>
+        <w:gridCol w:w="4590"/>
+        <w:gridCol w:w="1080"/>
+      </w:tblGrid>
+      <w:tr>
+        <w:trPr>
+          <w:tblHeader/>
+        </w:trPr>
+        <w:tc>
+          <w:tcPr>
+            <w:tcW w:type="dxa" w:w="810"/>
+            <w:tcBorders>
+              <w:top w:val="single" w:color="C9D8CE" w:sz="4"/>
+              <w:left w:val="single" w:color="C9D8CE" w:sz="4"/>
+              <w:bottom w:val="single" w:color="C9D8CE" w:sz="4"/>
+              <w:right w:val="single" w:color="C9D8CE" w:sz="4"/>
+            </w:tcBorders>
+            <w:shd w:fill="2E6B4F" w:color="auto" w:val="clear"/>
+            <w:tcMar>
+              <w:top w:type="dxa" w:w="60"/>
+              <w:left w:type="dxa" w:w="90"/>
+              <w:bottom w:type="dxa" w:w="60"/>
+              <w:right w:type="dxa" w:w="90"/>
+            </w:tcMar>
+          </w:tcPr>
+          <w:p>
+            <w:r>
+              <w:rPr>
+                <w:b/>
+                <w:bCs/>
+                <w:color w:val="FFFFFF"/>
+                <w:sz w:val="19"/>
+                <w:szCs w:val="19"/>
+              </w:rPr>
+              <w:t xml:space="preserve">Rule</w:t>
+            </w:r>
+          </w:p>
+        </w:tc>
+        <w:tc>
+          <w:tcPr>
+            <w:tcW w:type="dxa" w:w="2520"/>
+            <w:tcBorders>
+              <w:top w:val="single" w:color="C9D8CE" w:sz="4"/>
+              <w:left w:val="single" w:color="C9D8CE" w:sz="4"/>
+              <w:bottom w:val="single" w:color="C9D8CE" w:sz="4"/>
+              <w:right w:val="single" w:color="C9D8CE" w:sz="4"/>
+            </w:tcBorders>
+            <w:shd w:fill="2E6B4F" w:color="auto" w:val="clear"/>
+            <w:tcMar>
+              <w:top w:type="dxa" w:w="60"/>
+              <w:left w:type="dxa" w:w="90"/>
+              <w:bottom w:type="dxa" w:w="60"/>
+              <w:right w:type="dxa" w:w="90"/>
+            </w:tcMar>
+          </w:tcPr>
+          <w:p>
+            <w:r>
+              <w:rPr>
+                <w:b/>
+                <w:bCs/>
+                <w:color w:val="FFFFFF"/>
+                <w:sz w:val="19"/>
+                <w:szCs w:val="19"/>
+              </w:rPr>
+              <w:t xml:space="preserve">Recommendation</w:t>
+            </w:r>
+          </w:p>
+        </w:tc>
+        <w:tc>
+          <w:tcPr>
+            <w:tcW w:type="dxa" w:w="4590"/>
+            <w:tcBorders>
+              <w:top w:val="single" w:color="C9D8CE" w:sz="4"/>
+              <w:left w:val="single" w:color="C9D8CE" w:sz="4"/>
+              <w:bottom w:val="single" w:color="C9D8CE" w:sz="4"/>
+              <w:right w:val="single" w:color="C9D8CE" w:sz="4"/>
+            </w:tcBorders>
+            <w:shd w:fill="2E6B4F" w:color="auto" w:val="clear"/>
+            <w:tcMar>
+              <w:top w:type="dxa" w:w="60"/>
+              <w:left w:type="dxa" w:w="90"/>
+              <w:bottom w:type="dxa" w:w="60"/>
+              <w:right w:type="dxa" w:w="90"/>
+            </w:tcMar>
+          </w:tcPr>
+          <w:p>
+            <w:r>
+              <w:rPr>
+                <w:b/>
+                <w:bCs/>
+                <w:color w:val="FFFFFF"/>
+                <w:sz w:val="19"/>
+                <w:szCs w:val="19"/>
+              </w:rPr>
+              <w:t xml:space="preserve">Fires when</w:t>
+            </w:r>
+          </w:p>
+        </w:tc>
+        <w:tc>
+          <w:tcPr>
+            <w:tcW w:type="dxa" w:w="1080"/>
+            <w:tcBorders>
+              <w:top w:val="single" w:color="C9D8CE" w:sz="4"/>
+              <w:left w:val="single" w:color="C9D8CE" w:sz="4"/>
+              <w:bottom w:val="single" w:color="C9D8CE" w:sz="4"/>
+              <w:right w:val="single" w:color="C9D8CE" w:sz="4"/>
+            </w:tcBorders>
+            <w:shd w:fill="2E6B4F" w:color="auto" w:val="clear"/>
+            <w:tcMar>
+              <w:top w:type="dxa" w:w="60"/>
+              <w:left w:type="dxa" w:w="90"/>
+              <w:bottom w:type="dxa" w:w="60"/>
+              <w:right w:type="dxa" w:w="90"/>
+            </w:tcMar>
+          </w:tcPr>
+          <w:p>
+            <w:r>
+              <w:rPr>
+                <w:b/>
+                <w:bCs/>
+                <w:color w:val="FFFFFF"/>
+                <w:sz w:val="19"/>
+                <w:szCs w:val="19"/>
+              </w:rPr>
+              <w:t xml:space="preserve">Applies</w:t>
+            </w:r>
+          </w:p>
+        </w:tc>
+      </w:tr>
+      <w:tr>
+        <w:tc>
+          <w:tcPr>
+            <w:tcW w:type="dxa" w:w="810"/>
+            <w:tcBorders>
+              <w:top w:val="single" w:color="C9D8CE" w:sz="4"/>
+              <w:left w:val="single" w:color="C9D8CE" w:sz="4"/>
+              <w:bottom w:val="single" w:color="C9D8CE" w:sz="4"/>
+              <w:right w:val="single" w:color="C9D8CE" w:sz="4"/>
+            </w:tcBorders>
+            <w:tcMar>
+              <w:top w:type="dxa" w:w="60"/>
+              <w:left w:type="dxa" w:w="90"/>
+              <w:bottom w:type="dxa" w:w="60"/>
+              <w:right w:type="dxa" w:w="90"/>
+            </w:tcMar>
+          </w:tcPr>
+          <w:p>
+            <w:r>
+              <w:rPr>
+                <w:b/>
+                <w:bCs/>
+                <w:sz w:val="19"/>
+                <w:szCs w:val="19"/>
+              </w:rPr>
+              <w:t xml:space="preserve">R01</w:t>
+            </w:r>
+          </w:p>
+        </w:tc>
+        <w:tc>
+          <w:tcPr>
+            <w:tcW w:type="dxa" w:w="2520"/>
+            <w:tcBorders>
+              <w:top w:val="single" w:color="C9D8CE" w:sz="4"/>
+              <w:left w:val="single" w:color="C9D8CE" w:sz="4"/>
+              <w:bottom w:val="single" w:color="C9D8CE" w:sz="4"/>
+              <w:right w:val="single" w:color="C9D8CE" w:sz="4"/>
+            </w:tcBorders>
+            <w:tcMar>
+              <w:top w:type="dxa" w:w="60"/>
+              <w:left w:type="dxa" w:w="90"/>
+              <w:bottom w:type="dxa" w:w="60"/>
+              <w:right w:type="dxa" w:w="90"/>
+            </w:tcMar>
+          </w:tcPr>
+          <w:p>
+            <w:r>
+              <w:rPr>
+                <w:b w:val="false"/>
+                <w:bCs w:val="false"/>
+                <w:sz w:val="19"/>
+                <w:szCs w:val="19"/>
+              </w:rPr>
+              <w:t xml:space="preserve">Name your customer</w:t>
+            </w:r>
+          </w:p>
+        </w:tc>
+        <w:tc>
+          <w:tcPr>
+            <w:tcW w:type="dxa" w:w="4590"/>
+            <w:tcBorders>
+              <w:top w:val="single" w:color="C9D8CE" w:sz="4"/>
+              <w:left w:val="single" w:color="C9D8CE" w:sz="4"/>
+              <w:bottom w:val="single" w:color="C9D8CE" w:sz="4"/>
+              <w:right w:val="single" w:color="C9D8CE" w:sz="4"/>
+            </w:tcBorders>
+            <w:tcMar>
+              <w:top w:type="dxa" w:w="60"/>
+              <w:left w:type="dxa" w:w="90"/>
+              <w:bottom w:type="dxa" w:w="60"/>
+              <w:right w:type="dxa" w:w="90"/>
+            </w:tcMar>
+          </w:tcPr>
+          <w:p>
+            <w:r>
+              <w:rPr>
+                <w:b w:val="false"/>
+                <w:bCs w:val="false"/>
+                <w:sz w:val="19"/>
+                <w:szCs w:val="19"/>
+              </w:rPr>
+              <w:t xml:space="preserve">Customer segment, revenue model or buyer is missing in step 1.</w:t>
+            </w:r>
+          </w:p>
+        </w:tc>
+        <w:tc>
+          <w:tcPr>
+            <w:tcW w:type="dxa" w:w="1080"/>
+            <w:tcBorders>
+              <w:top w:val="single" w:color="C9D8CE" w:sz="4"/>
+              <w:left w:val="single" w:color="C9D8CE" w:sz="4"/>
+              <w:bottom w:val="single" w:color="C9D8CE" w:sz="4"/>
+              <w:right w:val="single" w:color="C9D8CE" w:sz="4"/>
+            </w:tcBorders>
+            <w:tcMar>
+              <w:top w:type="dxa" w:w="60"/>
+              <w:left w:type="dxa" w:w="90"/>
+              <w:bottom w:type="dxa" w:w="60"/>
+              <w:right w:type="dxa" w:w="90"/>
+            </w:tcMar>
+          </w:tcPr>
+          <w:p>
+            <w:r>
+              <w:rPr>
+                <w:b w:val="false"/>
+                <w:bCs w:val="false"/>
+                <w:color w:val="5A6B62"/>
+                <w:sz w:val="19"/>
+                <w:szCs w:val="19"/>
+              </w:rPr>
+              <w:t xml:space="preserve">–</w:t>
+            </w:r>
+          </w:p>
+        </w:tc>
+      </w:tr>
+      <w:tr>
+        <w:tc>
+          <w:tcPr>
+            <w:tcW w:type="dxa" w:w="810"/>
+            <w:tcBorders>
+              <w:top w:val="single" w:color="C9D8CE" w:sz="4"/>
+              <w:left w:val="single" w:color="C9D8CE" w:sz="4"/>
+              <w:bottom w:val="single" w:color="C9D8CE" w:sz="4"/>
+              <w:right w:val="single" w:color="C9D8CE" w:sz="4"/>
+            </w:tcBorders>
+            <w:tcMar>
+              <w:top w:type="dxa" w:w="60"/>
+              <w:left w:type="dxa" w:w="90"/>
+              <w:bottom w:type="dxa" w:w="60"/>
+              <w:right w:type="dxa" w:w="90"/>
+            </w:tcMar>
+          </w:tcPr>
+          <w:p>
+            <w:r>
+              <w:rPr>
+                <w:b/>
+                <w:bCs/>
+                <w:sz w:val="19"/>
+                <w:szCs w:val="19"/>
+              </w:rPr>
+              <w:t xml:space="preserve">R02</w:t>
+            </w:r>
+          </w:p>
+        </w:tc>
+        <w:tc>
+          <w:tcPr>
+            <w:tcW w:type="dxa" w:w="2520"/>
+            <w:tcBorders>
+              <w:top w:val="single" w:color="C9D8CE" w:sz="4"/>
+              <w:left w:val="single" w:color="C9D8CE" w:sz="4"/>
+              <w:bottom w:val="single" w:color="C9D8CE" w:sz="4"/>
+              <w:right w:val="single" w:color="C9D8CE" w:sz="4"/>
+            </w:tcBorders>
+            <w:tcMar>
+              <w:top w:type="dxa" w:w="60"/>
+              <w:left w:type="dxa" w:w="90"/>
+              <w:bottom w:type="dxa" w:w="60"/>
+              <w:right w:type="dxa" w:w="90"/>
+            </w:tcMar>
+          </w:tcPr>
+          <w:p>
+            <w:r>
+              <w:rPr>
+                <w:b w:val="false"/>
+                <w:bCs w:val="false"/>
+                <w:sz w:val="19"/>
+                <w:szCs w:val="19"/>
+              </w:rPr>
+              <w:t xml:space="preserve">Name who has to change behaviour</w:t>
+            </w:r>
+          </w:p>
+        </w:tc>
+        <w:tc>
+          <w:tcPr>
+            <w:tcW w:type="dxa" w:w="4590"/>
+            <w:tcBorders>
+              <w:top w:val="single" w:color="C9D8CE" w:sz="4"/>
+              <w:left w:val="single" w:color="C9D8CE" w:sz="4"/>
+              <w:bottom w:val="single" w:color="C9D8CE" w:sz="4"/>
+              <w:right w:val="single" w:color="C9D8CE" w:sz="4"/>
+            </w:tcBorders>
+            <w:tcMar>
+              <w:top w:type="dxa" w:w="60"/>
+              <w:left w:type="dxa" w:w="90"/>
+              <w:bottom w:type="dxa" w:w="60"/>
+              <w:right w:type="dxa" w:w="90"/>
+            </w:tcMar>
+          </w:tcPr>
+          <w:p>
+            <w:r>
+              <w:rPr>
+                <w:b w:val="false"/>
+                <w:bCs w:val="false"/>
+                <w:sz w:val="19"/>
+                <w:szCs w:val="19"/>
+              </w:rPr>
+              <w:t xml:space="preserve">The impact mechanism is enabling, but nobody is named whose behaviour must change (step 1).</w:t>
+            </w:r>
+          </w:p>
+        </w:tc>
+        <w:tc>
+          <w:tcPr>
+            <w:tcW w:type="dxa" w:w="1080"/>
+            <w:tcBorders>
+              <w:top w:val="single" w:color="C9D8CE" w:sz="4"/>
+              <w:left w:val="single" w:color="C9D8CE" w:sz="4"/>
+              <w:bottom w:val="single" w:color="C9D8CE" w:sz="4"/>
+              <w:right w:val="single" w:color="C9D8CE" w:sz="4"/>
+            </w:tcBorders>
+            <w:tcMar>
+              <w:top w:type="dxa" w:w="60"/>
+              <w:left w:type="dxa" w:w="90"/>
+              <w:bottom w:type="dxa" w:w="60"/>
+              <w:right w:type="dxa" w:w="90"/>
+            </w:tcMar>
+          </w:tcPr>
+          <w:p>
+            <w:r>
+              <w:rPr>
+                <w:b w:val="false"/>
+                <w:bCs w:val="false"/>
+                <w:color w:val="5A6B62"/>
+                <w:sz w:val="19"/>
+                <w:szCs w:val="19"/>
+              </w:rPr>
+              <w:t xml:space="preserve">–</w:t>
+            </w:r>
+          </w:p>
+        </w:tc>
+      </w:tr>
+      <w:tr>
+        <w:tc>
+          <w:tcPr>
+            <w:tcW w:type="dxa" w:w="810"/>
+            <w:tcBorders>
+              <w:top w:val="single" w:color="C9D8CE" w:sz="4"/>
+              <w:left w:val="single" w:color="C9D8CE" w:sz="4"/>
+              <w:bottom w:val="single" w:color="C9D8CE" w:sz="4"/>
+              <w:right w:val="single" w:color="C9D8CE" w:sz="4"/>
+            </w:tcBorders>
+            <w:shd w:fill="EAF2ED" w:color="auto" w:val="clear"/>
+            <w:tcMar>
+              <w:top w:type="dxa" w:w="60"/>
+              <w:left w:type="dxa" w:w="90"/>
+              <w:bottom w:type="dxa" w:w="60"/>
+              <w:right w:type="dxa" w:w="90"/>
+            </w:tcMar>
+          </w:tcPr>
+          <w:p>
+            <w:r>
+              <w:rPr>
+                <w:b/>
+                <w:bCs/>
+                <w:sz w:val="19"/>
+                <w:szCs w:val="19"/>
+              </w:rPr>
+              <w:t xml:space="preserve">R03</w:t>
+            </w:r>
+          </w:p>
+        </w:tc>
+        <w:tc>
+          <w:tcPr>
+            <w:tcW w:type="dxa" w:w="2520"/>
+            <w:tcBorders>
+              <w:top w:val="single" w:color="C9D8CE" w:sz="4"/>
+              <w:left w:val="single" w:color="C9D8CE" w:sz="4"/>
+              <w:bottom w:val="single" w:color="C9D8CE" w:sz="4"/>
+              <w:right w:val="single" w:color="C9D8CE" w:sz="4"/>
+            </w:tcBorders>
+            <w:shd w:fill="EAF2ED" w:color="auto" w:val="clear"/>
+            <w:tcMar>
+              <w:top w:type="dxa" w:w="60"/>
+              <w:left w:type="dxa" w:w="90"/>
+              <w:bottom w:type="dxa" w:w="60"/>
+              <w:right w:type="dxa" w:w="90"/>
+            </w:tcMar>
+          </w:tcPr>
+          <w:p>
+            <w:r>
+              <w:rPr>
+                <w:b w:val="false"/>
+                <w:bCs w:val="false"/>
+                <w:sz w:val="19"/>
+                <w:szCs w:val="19"/>
+              </w:rPr>
+              <w:t xml:space="preserve">Test the weakest link</w:t>
+            </w:r>
+          </w:p>
+        </w:tc>
+        <w:tc>
+          <w:tcPr>
+            <w:tcW w:type="dxa" w:w="4590"/>
+            <w:tcBorders>
+              <w:top w:val="single" w:color="C9D8CE" w:sz="4"/>
+              <w:left w:val="single" w:color="C9D8CE" w:sz="4"/>
+              <w:bottom w:val="single" w:color="C9D8CE" w:sz="4"/>
+              <w:right w:val="single" w:color="C9D8CE" w:sz="4"/>
+            </w:tcBorders>
+            <w:shd w:fill="EAF2ED" w:color="auto" w:val="clear"/>
+            <w:tcMar>
+              <w:top w:type="dxa" w:w="60"/>
+              <w:left w:type="dxa" w:w="90"/>
+              <w:bottom w:type="dxa" w:w="60"/>
+              <w:right w:type="dxa" w:w="90"/>
+            </w:tcMar>
+          </w:tcPr>
+          <w:p>
+            <w:r>
+              <w:rPr>
+                <w:b w:val="false"/>
+                <w:bCs w:val="false"/>
+                <w:sz w:val="19"/>
+                <w:szCs w:val="19"/>
+              </w:rPr>
+              <w:t xml:space="preserve">A pathway step is rated “Weak (assumption only)” (step 2); at most two, later steps first.</w:t>
+            </w:r>
+          </w:p>
+        </w:tc>
+        <w:tc>
+          <w:tcPr>
+            <w:tcW w:type="dxa" w:w="1080"/>
+            <w:tcBorders>
+              <w:top w:val="single" w:color="C9D8CE" w:sz="4"/>
+              <w:left w:val="single" w:color="C9D8CE" w:sz="4"/>
+              <w:bottom w:val="single" w:color="C9D8CE" w:sz="4"/>
+              <w:right w:val="single" w:color="C9D8CE" w:sz="4"/>
+            </w:tcBorders>
+            <w:shd w:fill="EAF2ED" w:color="auto" w:val="clear"/>
+            <w:tcMar>
+              <w:top w:type="dxa" w:w="60"/>
+              <w:left w:type="dxa" w:w="90"/>
+              <w:bottom w:type="dxa" w:w="60"/>
+              <w:right w:type="dxa" w:w="90"/>
+            </w:tcMar>
+          </w:tcPr>
+          <w:p>
+            <w:r>
+              <w:rPr>
+                <w:b/>
+                <w:bCs/>
+                <w:color w:val="2E6B4F"/>
+                <w:sz w:val="19"/>
+                <w:szCs w:val="19"/>
+              </w:rPr>
+              <w:t xml:space="preserve">yes</w:t>
+            </w:r>
+          </w:p>
+        </w:tc>
+      </w:tr>
+      <w:tr>
+        <w:tc>
+          <w:tcPr>
+            <w:tcW w:type="dxa" w:w="810"/>
+            <w:tcBorders>
+              <w:top w:val="single" w:color="C9D8CE" w:sz="4"/>
+              <w:left w:val="single" w:color="C9D8CE" w:sz="4"/>
+              <w:bottom w:val="single" w:color="C9D8CE" w:sz="4"/>
+              <w:right w:val="single" w:color="C9D8CE" w:sz="4"/>
+            </w:tcBorders>
+            <w:tcMar>
+              <w:top w:type="dxa" w:w="60"/>
+              <w:left w:type="dxa" w:w="90"/>
+              <w:bottom w:type="dxa" w:w="60"/>
+              <w:right w:type="dxa" w:w="90"/>
+            </w:tcMar>
+          </w:tcPr>
+          <w:p>
+            <w:r>
+              <w:rPr>
+                <w:b/>
+                <w:bCs/>
+                <w:sz w:val="19"/>
+                <w:szCs w:val="19"/>
+              </w:rPr>
+              <w:t xml:space="preserve">R04</w:t>
+            </w:r>
+          </w:p>
+        </w:tc>
+        <w:tc>
+          <w:tcPr>
+            <w:tcW w:type="dxa" w:w="2520"/>
+            <w:tcBorders>
+              <w:top w:val="single" w:color="C9D8CE" w:sz="4"/>
+              <w:left w:val="single" w:color="C9D8CE" w:sz="4"/>
+              <w:bottom w:val="single" w:color="C9D8CE" w:sz="4"/>
+              <w:right w:val="single" w:color="C9D8CE" w:sz="4"/>
+            </w:tcBorders>
+            <w:tcMar>
+              <w:top w:type="dxa" w:w="60"/>
+              <w:left w:type="dxa" w:w="90"/>
+              <w:bottom w:type="dxa" w:w="60"/>
+              <w:right w:type="dxa" w:w="90"/>
+            </w:tcMar>
+          </w:tcPr>
+          <w:p>
+            <w:r>
+              <w:rPr>
+                <w:b w:val="false"/>
+                <w:bCs w:val="false"/>
+                <w:sz w:val="19"/>
+                <w:szCs w:val="19"/>
+              </w:rPr>
+              <w:t xml:space="preserve">Validate customer adoption</w:t>
+            </w:r>
+          </w:p>
+        </w:tc>
+        <w:tc>
+          <w:tcPr>
+            <w:tcW w:type="dxa" w:w="4590"/>
+            <w:tcBorders>
+              <w:top w:val="single" w:color="C9D8CE" w:sz="4"/>
+              <w:left w:val="single" w:color="C9D8CE" w:sz="4"/>
+              <w:bottom w:val="single" w:color="C9D8CE" w:sz="4"/>
+              <w:right w:val="single" w:color="C9D8CE" w:sz="4"/>
+            </w:tcBorders>
+            <w:tcMar>
+              <w:top w:type="dxa" w:w="60"/>
+              <w:left w:type="dxa" w:w="90"/>
+              <w:bottom w:type="dxa" w:w="60"/>
+              <w:right w:type="dxa" w:w="90"/>
+            </w:tcMar>
+          </w:tcPr>
+          <w:p>
+            <w:r>
+              <w:rPr>
+                <w:b w:val="false"/>
+                <w:bCs w:val="false"/>
+                <w:sz w:val="19"/>
+                <w:szCs w:val="19"/>
+              </w:rPr>
+              <w:t xml:space="preserve">Pathway steps depend on customer adoption or behaviour change, and none of them has moderate or strong evidence (step 2).</w:t>
+            </w:r>
+          </w:p>
+        </w:tc>
+        <w:tc>
+          <w:tcPr>
+            <w:tcW w:type="dxa" w:w="1080"/>
+            <w:tcBorders>
+              <w:top w:val="single" w:color="C9D8CE" w:sz="4"/>
+              <w:left w:val="single" w:color="C9D8CE" w:sz="4"/>
+              <w:bottom w:val="single" w:color="C9D8CE" w:sz="4"/>
+              <w:right w:val="single" w:color="C9D8CE" w:sz="4"/>
+            </w:tcBorders>
+            <w:tcMar>
+              <w:top w:type="dxa" w:w="60"/>
+              <w:left w:type="dxa" w:w="90"/>
+              <w:bottom w:type="dxa" w:w="60"/>
+              <w:right w:type="dxa" w:w="90"/>
+            </w:tcMar>
+          </w:tcPr>
+          <w:p>
+            <w:r>
+              <w:rPr>
+                <w:b w:val="false"/>
+                <w:bCs w:val="false"/>
+                <w:color w:val="5A6B62"/>
+                <w:sz w:val="19"/>
+                <w:szCs w:val="19"/>
+              </w:rPr>
+              <w:t xml:space="preserve">–</w:t>
+            </w:r>
+          </w:p>
+        </w:tc>
+      </w:tr>
+      <w:tr>
+        <w:tc>
+          <w:tcPr>
+            <w:tcW w:type="dxa" w:w="810"/>
+            <w:tcBorders>
+              <w:top w:val="single" w:color="C9D8CE" w:sz="4"/>
+              <w:left w:val="single" w:color="C9D8CE" w:sz="4"/>
+              <w:bottom w:val="single" w:color="C9D8CE" w:sz="4"/>
+              <w:right w:val="single" w:color="C9D8CE" w:sz="4"/>
+            </w:tcBorders>
+            <w:tcMar>
+              <w:top w:type="dxa" w:w="60"/>
+              <w:left w:type="dxa" w:w="90"/>
+              <w:bottom w:type="dxa" w:w="60"/>
+              <w:right w:type="dxa" w:w="90"/>
+            </w:tcMar>
+          </w:tcPr>
+          <w:p>
+            <w:r>
+              <w:rPr>
+                <w:b/>
+                <w:bCs/>
+                <w:sz w:val="19"/>
+                <w:szCs w:val="19"/>
+              </w:rPr>
+              <w:t xml:space="preserve">R05</w:t>
+            </w:r>
+          </w:p>
+        </w:tc>
+        <w:tc>
+          <w:tcPr>
+            <w:tcW w:type="dxa" w:w="2520"/>
+            <w:tcBorders>
+              <w:top w:val="single" w:color="C9D8CE" w:sz="4"/>
+              <w:left w:val="single" w:color="C9D8CE" w:sz="4"/>
+              <w:bottom w:val="single" w:color="C9D8CE" w:sz="4"/>
+              <w:right w:val="single" w:color="C9D8CE" w:sz="4"/>
+            </w:tcBorders>
+            <w:tcMar>
+              <w:top w:type="dxa" w:w="60"/>
+              <w:left w:type="dxa" w:w="90"/>
+              <w:bottom w:type="dxa" w:w="60"/>
+              <w:right w:type="dxa" w:w="90"/>
+            </w:tcMar>
+          </w:tcPr>
+          <w:p>
+            <w:r>
+              <w:rPr>
+                <w:b w:val="false"/>
+                <w:bCs w:val="false"/>
+                <w:sz w:val="19"/>
+                <w:szCs w:val="19"/>
+              </w:rPr>
+              <w:t xml:space="preserve">Mark the steps that depend on customers</w:t>
+            </w:r>
+          </w:p>
+        </w:tc>
+        <w:tc>
+          <w:tcPr>
+            <w:tcW w:type="dxa" w:w="4590"/>
+            <w:tcBorders>
+              <w:top w:val="single" w:color="C9D8CE" w:sz="4"/>
+              <w:left w:val="single" w:color="C9D8CE" w:sz="4"/>
+              <w:bottom w:val="single" w:color="C9D8CE" w:sz="4"/>
+              <w:right w:val="single" w:color="C9D8CE" w:sz="4"/>
+            </w:tcBorders>
+            <w:tcMar>
+              <w:top w:type="dxa" w:w="60"/>
+              <w:left w:type="dxa" w:w="90"/>
+              <w:bottom w:type="dxa" w:w="60"/>
+              <w:right w:type="dxa" w:w="90"/>
+            </w:tcMar>
+          </w:tcPr>
+          <w:p>
+            <w:r>
+              <w:rPr>
+                <w:b w:val="false"/>
+                <w:bCs w:val="false"/>
+                <w:sz w:val="19"/>
+                <w:szCs w:val="19"/>
+              </w:rPr>
+              <w:t xml:space="preserve">The mechanism is enabling, but no pathway step is marked as depending on customers (step 2).</w:t>
+            </w:r>
+          </w:p>
+        </w:tc>
+        <w:tc>
+          <w:tcPr>
+            <w:tcW w:type="dxa" w:w="1080"/>
+            <w:tcBorders>
+              <w:top w:val="single" w:color="C9D8CE" w:sz="4"/>
+              <w:left w:val="single" w:color="C9D8CE" w:sz="4"/>
+              <w:bottom w:val="single" w:color="C9D8CE" w:sz="4"/>
+              <w:right w:val="single" w:color="C9D8CE" w:sz="4"/>
+            </w:tcBorders>
+            <w:tcMar>
+              <w:top w:type="dxa" w:w="60"/>
+              <w:left w:type="dxa" w:w="90"/>
+              <w:bottom w:type="dxa" w:w="60"/>
+              <w:right w:type="dxa" w:w="90"/>
+            </w:tcMar>
+          </w:tcPr>
+          <w:p>
+            <w:r>
+              <w:rPr>
+                <w:b w:val="false"/>
+                <w:bCs w:val="false"/>
+                <w:color w:val="5A6B62"/>
+                <w:sz w:val="19"/>
+                <w:szCs w:val="19"/>
+              </w:rPr>
+              <w:t xml:space="preserve">–</w:t>
+            </w:r>
+          </w:p>
+        </w:tc>
+      </w:tr>
+      <w:tr>
+        <w:tc>
+          <w:tcPr>
+            <w:tcW w:type="dxa" w:w="810"/>
+            <w:tcBorders>
+              <w:top w:val="single" w:color="C9D8CE" w:sz="4"/>
+              <w:left w:val="single" w:color="C9D8CE" w:sz="4"/>
+              <w:bottom w:val="single" w:color="C9D8CE" w:sz="4"/>
+              <w:right w:val="single" w:color="C9D8CE" w:sz="4"/>
+            </w:tcBorders>
+            <w:tcMar>
+              <w:top w:type="dxa" w:w="60"/>
+              <w:left w:type="dxa" w:w="90"/>
+              <w:bottom w:type="dxa" w:w="60"/>
+              <w:right w:type="dxa" w:w="90"/>
+            </w:tcMar>
+          </w:tcPr>
+          <w:p>
+            <w:r>
+              <w:rPr>
+                <w:b/>
+                <w:bCs/>
+                <w:sz w:val="19"/>
+                <w:szCs w:val="19"/>
+              </w:rPr>
+              <w:t xml:space="preserve">R06</w:t>
+            </w:r>
+          </w:p>
+        </w:tc>
+        <w:tc>
+          <w:tcPr>
+            <w:tcW w:type="dxa" w:w="2520"/>
+            <w:tcBorders>
+              <w:top w:val="single" w:color="C9D8CE" w:sz="4"/>
+              <w:left w:val="single" w:color="C9D8CE" w:sz="4"/>
+              <w:bottom w:val="single" w:color="C9D8CE" w:sz="4"/>
+              <w:right w:val="single" w:color="C9D8CE" w:sz="4"/>
+            </w:tcBorders>
+            <w:tcMar>
+              <w:top w:type="dxa" w:w="60"/>
+              <w:left w:type="dxa" w:w="90"/>
+              <w:bottom w:type="dxa" w:w="60"/>
+              <w:right w:type="dxa" w:w="90"/>
+            </w:tcMar>
+          </w:tcPr>
+          <w:p>
+            <w:r>
+              <w:rPr>
+                <w:b w:val="false"/>
+                <w:bCs w:val="false"/>
+                <w:sz w:val="19"/>
+                <w:szCs w:val="19"/>
+              </w:rPr>
+              <w:t xml:space="preserve">Complete the impact pathway</w:t>
+            </w:r>
+          </w:p>
+        </w:tc>
+        <w:tc>
+          <w:tcPr>
+            <w:tcW w:type="dxa" w:w="4590"/>
+            <w:tcBorders>
+              <w:top w:val="single" w:color="C9D8CE" w:sz="4"/>
+              <w:left w:val="single" w:color="C9D8CE" w:sz="4"/>
+              <w:bottom w:val="single" w:color="C9D8CE" w:sz="4"/>
+              <w:right w:val="single" w:color="C9D8CE" w:sz="4"/>
+            </w:tcBorders>
+            <w:tcMar>
+              <w:top w:type="dxa" w:w="60"/>
+              <w:left w:type="dxa" w:w="90"/>
+              <w:bottom w:type="dxa" w:w="60"/>
+              <w:right w:type="dxa" w:w="90"/>
+            </w:tcMar>
+          </w:tcPr>
+          <w:p>
+            <w:r>
+              <w:rPr>
+                <w:b w:val="false"/>
+                <w:bCs w:val="false"/>
+                <w:sz w:val="19"/>
+                <w:szCs w:val="19"/>
+              </w:rPr>
+              <w:t xml:space="preserve">One or more pathway steps have no description (step 2).</w:t>
+            </w:r>
+          </w:p>
+        </w:tc>
+        <w:tc>
+          <w:tcPr>
+            <w:tcW w:type="dxa" w:w="1080"/>
+            <w:tcBorders>
+              <w:top w:val="single" w:color="C9D8CE" w:sz="4"/>
+              <w:left w:val="single" w:color="C9D8CE" w:sz="4"/>
+              <w:bottom w:val="single" w:color="C9D8CE" w:sz="4"/>
+              <w:right w:val="single" w:color="C9D8CE" w:sz="4"/>
+            </w:tcBorders>
+            <w:tcMar>
+              <w:top w:type="dxa" w:w="60"/>
+              <w:left w:type="dxa" w:w="90"/>
+              <w:bottom w:type="dxa" w:w="60"/>
+              <w:right w:type="dxa" w:w="90"/>
+            </w:tcMar>
+          </w:tcPr>
+          <w:p>
+            <w:r>
+              <w:rPr>
+                <w:b w:val="false"/>
+                <w:bCs w:val="false"/>
+                <w:color w:val="5A6B62"/>
+                <w:sz w:val="19"/>
+                <w:szCs w:val="19"/>
+              </w:rPr>
+              <w:t xml:space="preserve">–</w:t>
+            </w:r>
+          </w:p>
+        </w:tc>
+      </w:tr>
+      <w:tr>
+        <w:tc>
+          <w:tcPr>
+            <w:tcW w:type="dxa" w:w="810"/>
+            <w:tcBorders>
+              <w:top w:val="single" w:color="C9D8CE" w:sz="4"/>
+              <w:left w:val="single" w:color="C9D8CE" w:sz="4"/>
+              <w:bottom w:val="single" w:color="C9D8CE" w:sz="4"/>
+              <w:right w:val="single" w:color="C9D8CE" w:sz="4"/>
+            </w:tcBorders>
+            <w:tcMar>
+              <w:top w:type="dxa" w:w="60"/>
+              <w:left w:type="dxa" w:w="90"/>
+              <w:bottom w:type="dxa" w:w="60"/>
+              <w:right w:type="dxa" w:w="90"/>
+            </w:tcMar>
+          </w:tcPr>
+          <w:p>
+            <w:r>
+              <w:rPr>
+                <w:b/>
+                <w:bCs/>
+                <w:sz w:val="19"/>
+                <w:szCs w:val="19"/>
+              </w:rPr>
+              <w:t xml:space="preserve">R07</w:t>
+            </w:r>
+          </w:p>
+        </w:tc>
+        <w:tc>
+          <w:tcPr>
+            <w:tcW w:type="dxa" w:w="2520"/>
+            <w:tcBorders>
+              <w:top w:val="single" w:color="C9D8CE" w:sz="4"/>
+              <w:left w:val="single" w:color="C9D8CE" w:sz="4"/>
+              <w:bottom w:val="single" w:color="C9D8CE" w:sz="4"/>
+              <w:right w:val="single" w:color="C9D8CE" w:sz="4"/>
+            </w:tcBorders>
+            <w:tcMar>
+              <w:top w:type="dxa" w:w="60"/>
+              <w:left w:type="dxa" w:w="90"/>
+              <w:bottom w:type="dxa" w:w="60"/>
+              <w:right w:type="dxa" w:w="90"/>
+            </w:tcMar>
+          </w:tcPr>
+          <w:p>
+            <w:r>
+              <w:rPr>
+                <w:b w:val="false"/>
+                <w:bCs w:val="false"/>
+                <w:sz w:val="19"/>
+                <w:szCs w:val="19"/>
+              </w:rPr>
+              <w:t xml:space="preserve">Choose a core indicator</w:t>
+            </w:r>
+          </w:p>
+        </w:tc>
+        <w:tc>
+          <w:tcPr>
+            <w:tcW w:type="dxa" w:w="4590"/>
+            <w:tcBorders>
+              <w:top w:val="single" w:color="C9D8CE" w:sz="4"/>
+              <w:left w:val="single" w:color="C9D8CE" w:sz="4"/>
+              <w:bottom w:val="single" w:color="C9D8CE" w:sz="4"/>
+              <w:right w:val="single" w:color="C9D8CE" w:sz="4"/>
+            </w:tcBorders>
+            <w:tcMar>
+              <w:top w:type="dxa" w:w="60"/>
+              <w:left w:type="dxa" w:w="90"/>
+              <w:bottom w:type="dxa" w:w="60"/>
+              <w:right w:type="dxa" w:w="90"/>
+            </w:tcMar>
+          </w:tcPr>
+          <w:p>
+            <w:r>
+              <w:rPr>
+                <w:b w:val="false"/>
+                <w:bCs w:val="false"/>
+                <w:sz w:val="19"/>
+                <w:szCs w:val="19"/>
+              </w:rPr>
+              <w:t xml:space="preserve">No indicator is both highly relevant and at least moderately feasible (step 3).</w:t>
+            </w:r>
+          </w:p>
+        </w:tc>
+        <w:tc>
+          <w:tcPr>
+            <w:tcW w:type="dxa" w:w="1080"/>
+            <w:tcBorders>
+              <w:top w:val="single" w:color="C9D8CE" w:sz="4"/>
+              <w:left w:val="single" w:color="C9D8CE" w:sz="4"/>
+              <w:bottom w:val="single" w:color="C9D8CE" w:sz="4"/>
+              <w:right w:val="single" w:color="C9D8CE" w:sz="4"/>
+            </w:tcBorders>
+            <w:tcMar>
+              <w:top w:type="dxa" w:w="60"/>
+              <w:left w:type="dxa" w:w="90"/>
+              <w:bottom w:type="dxa" w:w="60"/>
+              <w:right w:type="dxa" w:w="90"/>
+            </w:tcMar>
+          </w:tcPr>
+          <w:p>
+            <w:r>
+              <w:rPr>
+                <w:b w:val="false"/>
+                <w:bCs w:val="false"/>
+                <w:color w:val="5A6B62"/>
+                <w:sz w:val="19"/>
+                <w:szCs w:val="19"/>
+              </w:rPr>
+              <w:t xml:space="preserve">–</w:t>
+            </w:r>
+          </w:p>
+        </w:tc>
+      </w:tr>
+      <w:tr>
+        <w:tc>
+          <w:tcPr>
+            <w:tcW w:type="dxa" w:w="810"/>
+            <w:tcBorders>
+              <w:top w:val="single" w:color="C9D8CE" w:sz="4"/>
+              <w:left w:val="single" w:color="C9D8CE" w:sz="4"/>
+              <w:bottom w:val="single" w:color="C9D8CE" w:sz="4"/>
+              <w:right w:val="single" w:color="C9D8CE" w:sz="4"/>
+            </w:tcBorders>
+            <w:tcMar>
+              <w:top w:type="dxa" w:w="60"/>
+              <w:left w:type="dxa" w:w="90"/>
+              <w:bottom w:type="dxa" w:w="60"/>
+              <w:right w:type="dxa" w:w="90"/>
+            </w:tcMar>
+          </w:tcPr>
+          <w:p>
+            <w:r>
+              <w:rPr>
+                <w:b/>
+                <w:bCs/>
+                <w:sz w:val="19"/>
+                <w:szCs w:val="19"/>
+              </w:rPr>
+              <w:t xml:space="preserve">R08</w:t>
+            </w:r>
+          </w:p>
+        </w:tc>
+        <w:tc>
+          <w:tcPr>
+            <w:tcW w:type="dxa" w:w="2520"/>
+            <w:tcBorders>
+              <w:top w:val="single" w:color="C9D8CE" w:sz="4"/>
+              <w:left w:val="single" w:color="C9D8CE" w:sz="4"/>
+              <w:bottom w:val="single" w:color="C9D8CE" w:sz="4"/>
+              <w:right w:val="single" w:color="C9D8CE" w:sz="4"/>
+            </w:tcBorders>
+            <w:tcMar>
+              <w:top w:type="dxa" w:w="60"/>
+              <w:left w:type="dxa" w:w="90"/>
+              <w:bottom w:type="dxa" w:w="60"/>
+              <w:right w:type="dxa" w:w="90"/>
+            </w:tcMar>
+          </w:tcPr>
+          <w:p>
+            <w:r>
+              <w:rPr>
+                <w:b w:val="false"/>
+                <w:bCs w:val="false"/>
+                <w:sz w:val="19"/>
+                <w:szCs w:val="19"/>
+              </w:rPr>
+              <w:t xml:space="preserve">Record a baseline</w:t>
+            </w:r>
+          </w:p>
+        </w:tc>
+        <w:tc>
+          <w:tcPr>
+            <w:tcW w:type="dxa" w:w="4590"/>
+            <w:tcBorders>
+              <w:top w:val="single" w:color="C9D8CE" w:sz="4"/>
+              <w:left w:val="single" w:color="C9D8CE" w:sz="4"/>
+              <w:bottom w:val="single" w:color="C9D8CE" w:sz="4"/>
+              <w:right w:val="single" w:color="C9D8CE" w:sz="4"/>
+            </w:tcBorders>
+            <w:tcMar>
+              <w:top w:type="dxa" w:w="60"/>
+              <w:left w:type="dxa" w:w="90"/>
+              <w:bottom w:type="dxa" w:w="60"/>
+              <w:right w:type="dxa" w:w="90"/>
+            </w:tcMar>
+          </w:tcPr>
+          <w:p>
+            <w:r>
+              <w:rPr>
+                <w:b w:val="false"/>
+                <w:bCs w:val="false"/>
+                <w:sz w:val="19"/>
+                <w:szCs w:val="19"/>
+              </w:rPr>
+              <w:t xml:space="preserve">A core indicator has no current value (step 3).</w:t>
+            </w:r>
+          </w:p>
+        </w:tc>
+        <w:tc>
+          <w:tcPr>
+            <w:tcW w:type="dxa" w:w="1080"/>
+            <w:tcBorders>
+              <w:top w:val="single" w:color="C9D8CE" w:sz="4"/>
+              <w:left w:val="single" w:color="C9D8CE" w:sz="4"/>
+              <w:bottom w:val="single" w:color="C9D8CE" w:sz="4"/>
+              <w:right w:val="single" w:color="C9D8CE" w:sz="4"/>
+            </w:tcBorders>
+            <w:tcMar>
+              <w:top w:type="dxa" w:w="60"/>
+              <w:left w:type="dxa" w:w="90"/>
+              <w:bottom w:type="dxa" w:w="60"/>
+              <w:right w:type="dxa" w:w="90"/>
+            </w:tcMar>
+          </w:tcPr>
+          <w:p>
+            <w:r>
+              <w:rPr>
+                <w:b w:val="false"/>
+                <w:bCs w:val="false"/>
+                <w:color w:val="5A6B62"/>
+                <w:sz w:val="19"/>
+                <w:szCs w:val="19"/>
+              </w:rPr>
+              <w:t xml:space="preserve">–</w:t>
+            </w:r>
+          </w:p>
+        </w:tc>
+      </w:tr>
+      <w:tr>
+        <w:tc>
+          <w:tcPr>
+            <w:tcW w:type="dxa" w:w="810"/>
+            <w:tcBorders>
+              <w:top w:val="single" w:color="C9D8CE" w:sz="4"/>
+              <w:left w:val="single" w:color="C9D8CE" w:sz="4"/>
+              <w:bottom w:val="single" w:color="C9D8CE" w:sz="4"/>
+              <w:right w:val="single" w:color="C9D8CE" w:sz="4"/>
+            </w:tcBorders>
+            <w:shd w:fill="EAF2ED" w:color="auto" w:val="clear"/>
+            <w:tcMar>
+              <w:top w:type="dxa" w:w="60"/>
+              <w:left w:type="dxa" w:w="90"/>
+              <w:bottom w:type="dxa" w:w="60"/>
+              <w:right w:type="dxa" w:w="90"/>
+            </w:tcMar>
+          </w:tcPr>
+          <w:p>
+            <w:r>
+              <w:rPr>
+                <w:b/>
+                <w:bCs/>
+                <w:sz w:val="19"/>
+                <w:szCs w:val="19"/>
+              </w:rPr>
+              <w:t xml:space="preserve">R09</w:t>
+            </w:r>
+          </w:p>
+        </w:tc>
+        <w:tc>
+          <w:tcPr>
+            <w:tcW w:type="dxa" w:w="2520"/>
+            <w:tcBorders>
+              <w:top w:val="single" w:color="C9D8CE" w:sz="4"/>
+              <w:left w:val="single" w:color="C9D8CE" w:sz="4"/>
+              <w:bottom w:val="single" w:color="C9D8CE" w:sz="4"/>
+              <w:right w:val="single" w:color="C9D8CE" w:sz="4"/>
+            </w:tcBorders>
+            <w:shd w:fill="EAF2ED" w:color="auto" w:val="clear"/>
+            <w:tcMar>
+              <w:top w:type="dxa" w:w="60"/>
+              <w:left w:type="dxa" w:w="90"/>
+              <w:bottom w:type="dxa" w:w="60"/>
+              <w:right w:type="dxa" w:w="90"/>
+            </w:tcMar>
+          </w:tcPr>
+          <w:p>
+            <w:r>
+              <w:rPr>
+                <w:b w:val="false"/>
+                <w:bCs w:val="false"/>
+                <w:sz w:val="19"/>
+                <w:szCs w:val="19"/>
+              </w:rPr>
+              <w:t xml:space="preserve">Measure the projected impact</w:t>
+            </w:r>
+          </w:p>
+        </w:tc>
+        <w:tc>
+          <w:tcPr>
+            <w:tcW w:type="dxa" w:w="4590"/>
+            <w:tcBorders>
+              <w:top w:val="single" w:color="C9D8CE" w:sz="4"/>
+              <w:left w:val="single" w:color="C9D8CE" w:sz="4"/>
+              <w:bottom w:val="single" w:color="C9D8CE" w:sz="4"/>
+              <w:right w:val="single" w:color="C9D8CE" w:sz="4"/>
+            </w:tcBorders>
+            <w:shd w:fill="EAF2ED" w:color="auto" w:val="clear"/>
+            <w:tcMar>
+              <w:top w:type="dxa" w:w="60"/>
+              <w:left w:type="dxa" w:w="90"/>
+              <w:bottom w:type="dxa" w:w="60"/>
+              <w:right w:type="dxa" w:w="90"/>
+            </w:tcMar>
+          </w:tcPr>
+          <w:p>
+            <w:r>
+              <w:rPr>
+                <w:b w:val="false"/>
+                <w:bCs w:val="false"/>
+                <w:sz w:val="19"/>
+                <w:szCs w:val="19"/>
+              </w:rPr>
+              <w:t xml:space="preserve">An outcome or adoption claim is labelled Projected and no real-world outcome claim is Measured (step 4).</w:t>
+            </w:r>
+          </w:p>
+        </w:tc>
+        <w:tc>
+          <w:tcPr>
+            <w:tcW w:type="dxa" w:w="1080"/>
+            <w:tcBorders>
+              <w:top w:val="single" w:color="C9D8CE" w:sz="4"/>
+              <w:left w:val="single" w:color="C9D8CE" w:sz="4"/>
+              <w:bottom w:val="single" w:color="C9D8CE" w:sz="4"/>
+              <w:right w:val="single" w:color="C9D8CE" w:sz="4"/>
+            </w:tcBorders>
+            <w:shd w:fill="EAF2ED" w:color="auto" w:val="clear"/>
+            <w:tcMar>
+              <w:top w:type="dxa" w:w="60"/>
+              <w:left w:type="dxa" w:w="90"/>
+              <w:bottom w:type="dxa" w:w="60"/>
+              <w:right w:type="dxa" w:w="90"/>
+            </w:tcMar>
+          </w:tcPr>
+          <w:p>
+            <w:r>
+              <w:rPr>
+                <w:b/>
+                <w:bCs/>
+                <w:color w:val="2E6B4F"/>
+                <w:sz w:val="19"/>
+                <w:szCs w:val="19"/>
+              </w:rPr>
+              <w:t xml:space="preserve">yes</w:t>
+            </w:r>
+          </w:p>
+        </w:tc>
+      </w:tr>
+      <w:tr>
+        <w:tc>
+          <w:tcPr>
+            <w:tcW w:type="dxa" w:w="810"/>
+            <w:tcBorders>
+              <w:top w:val="single" w:color="C9D8CE" w:sz="4"/>
+              <w:left w:val="single" w:color="C9D8CE" w:sz="4"/>
+              <w:bottom w:val="single" w:color="C9D8CE" w:sz="4"/>
+              <w:right w:val="single" w:color="C9D8CE" w:sz="4"/>
+            </w:tcBorders>
+            <w:tcMar>
+              <w:top w:type="dxa" w:w="60"/>
+              <w:left w:type="dxa" w:w="90"/>
+              <w:bottom w:type="dxa" w:w="60"/>
+              <w:right w:type="dxa" w:w="90"/>
+            </w:tcMar>
+          </w:tcPr>
+          <w:p>
+            <w:r>
+              <w:rPr>
+                <w:b/>
+                <w:bCs/>
+                <w:sz w:val="19"/>
+                <w:szCs w:val="19"/>
+              </w:rPr>
+              <w:t xml:space="preserve">R10</w:t>
+            </w:r>
+          </w:p>
+        </w:tc>
+        <w:tc>
+          <w:tcPr>
+            <w:tcW w:type="dxa" w:w="2520"/>
+            <w:tcBorders>
+              <w:top w:val="single" w:color="C9D8CE" w:sz="4"/>
+              <w:left w:val="single" w:color="C9D8CE" w:sz="4"/>
+              <w:bottom w:val="single" w:color="C9D8CE" w:sz="4"/>
+              <w:right w:val="single" w:color="C9D8CE" w:sz="4"/>
+            </w:tcBorders>
+            <w:tcMar>
+              <w:top w:type="dxa" w:w="60"/>
+              <w:left w:type="dxa" w:w="90"/>
+              <w:bottom w:type="dxa" w:w="60"/>
+              <w:right w:type="dxa" w:w="90"/>
+            </w:tcMar>
+          </w:tcPr>
+          <w:p>
+            <w:r>
+              <w:rPr>
+                <w:b w:val="false"/>
+                <w:bCs w:val="false"/>
+                <w:sz w:val="19"/>
+                <w:szCs w:val="19"/>
+              </w:rPr>
+              <w:t xml:space="preserve">Turn one claim into a measured one</w:t>
+            </w:r>
+          </w:p>
+        </w:tc>
+        <w:tc>
+          <w:tcPr>
+            <w:tcW w:type="dxa" w:w="4590"/>
+            <w:tcBorders>
+              <w:top w:val="single" w:color="C9D8CE" w:sz="4"/>
+              <w:left w:val="single" w:color="C9D8CE" w:sz="4"/>
+              <w:bottom w:val="single" w:color="C9D8CE" w:sz="4"/>
+              <w:right w:val="single" w:color="C9D8CE" w:sz="4"/>
+            </w:tcBorders>
+            <w:tcMar>
+              <w:top w:type="dxa" w:w="60"/>
+              <w:left w:type="dxa" w:w="90"/>
+              <w:bottom w:type="dxa" w:w="60"/>
+              <w:right w:type="dxa" w:w="90"/>
+            </w:tcMar>
+          </w:tcPr>
+          <w:p>
+            <w:r>
+              <w:rPr>
+                <w:b w:val="false"/>
+                <w:bCs w:val="false"/>
+                <w:sz w:val="19"/>
+                <w:szCs w:val="19"/>
+              </w:rPr>
+              <w:t xml:space="preserve">No core claim is labelled Measured, and R09 does not apply (step 4).</w:t>
+            </w:r>
+          </w:p>
+        </w:tc>
+        <w:tc>
+          <w:tcPr>
+            <w:tcW w:type="dxa" w:w="1080"/>
+            <w:tcBorders>
+              <w:top w:val="single" w:color="C9D8CE" w:sz="4"/>
+              <w:left w:val="single" w:color="C9D8CE" w:sz="4"/>
+              <w:bottom w:val="single" w:color="C9D8CE" w:sz="4"/>
+              <w:right w:val="single" w:color="C9D8CE" w:sz="4"/>
+            </w:tcBorders>
+            <w:tcMar>
+              <w:top w:type="dxa" w:w="60"/>
+              <w:left w:type="dxa" w:w="90"/>
+              <w:bottom w:type="dxa" w:w="60"/>
+              <w:right w:type="dxa" w:w="90"/>
+            </w:tcMar>
+          </w:tcPr>
+          <w:p>
+            <w:r>
+              <w:rPr>
+                <w:b w:val="false"/>
+                <w:bCs w:val="false"/>
+                <w:color w:val="5A6B62"/>
+                <w:sz w:val="19"/>
+                <w:szCs w:val="19"/>
+              </w:rPr>
+              <w:t xml:space="preserve">–</w:t>
+            </w:r>
+          </w:p>
+        </w:tc>
+      </w:tr>
+      <w:tr>
+        <w:tc>
+          <w:tcPr>
+            <w:tcW w:type="dxa" w:w="810"/>
+            <w:tcBorders>
+              <w:top w:val="single" w:color="C9D8CE" w:sz="4"/>
+              <w:left w:val="single" w:color="C9D8CE" w:sz="4"/>
+              <w:bottom w:val="single" w:color="C9D8CE" w:sz="4"/>
+              <w:right w:val="single" w:color="C9D8CE" w:sz="4"/>
+            </w:tcBorders>
+            <w:tcMar>
+              <w:top w:type="dxa" w:w="60"/>
+              <w:left w:type="dxa" w:w="90"/>
+              <w:bottom w:type="dxa" w:w="60"/>
+              <w:right w:type="dxa" w:w="90"/>
+            </w:tcMar>
+          </w:tcPr>
+          <w:p>
+            <w:r>
+              <w:rPr>
+                <w:b/>
+                <w:bCs/>
+                <w:sz w:val="19"/>
+                <w:szCs w:val="19"/>
+              </w:rPr>
+              <w:t xml:space="preserve">R11</w:t>
+            </w:r>
+          </w:p>
+        </w:tc>
+        <w:tc>
+          <w:tcPr>
+            <w:tcW w:type="dxa" w:w="2520"/>
+            <w:tcBorders>
+              <w:top w:val="single" w:color="C9D8CE" w:sz="4"/>
+              <w:left w:val="single" w:color="C9D8CE" w:sz="4"/>
+              <w:bottom w:val="single" w:color="C9D8CE" w:sz="4"/>
+              <w:right w:val="single" w:color="C9D8CE" w:sz="4"/>
+            </w:tcBorders>
+            <w:tcMar>
+              <w:top w:type="dxa" w:w="60"/>
+              <w:left w:type="dxa" w:w="90"/>
+              <w:bottom w:type="dxa" w:w="60"/>
+              <w:right w:type="dxa" w:w="90"/>
+            </w:tcMar>
+          </w:tcPr>
+          <w:p>
+            <w:r>
+              <w:rPr>
+                <w:b w:val="false"/>
+                <w:bCs w:val="false"/>
+                <w:sz w:val="19"/>
+                <w:szCs w:val="19"/>
+              </w:rPr>
+              <w:t xml:space="preserve">Measure real impact, not only the technology</w:t>
+            </w:r>
+          </w:p>
+        </w:tc>
+        <w:tc>
+          <w:tcPr>
+            <w:tcW w:type="dxa" w:w="4590"/>
+            <w:tcBorders>
+              <w:top w:val="single" w:color="C9D8CE" w:sz="4"/>
+              <w:left w:val="single" w:color="C9D8CE" w:sz="4"/>
+              <w:bottom w:val="single" w:color="C9D8CE" w:sz="4"/>
+              <w:right w:val="single" w:color="C9D8CE" w:sz="4"/>
+            </w:tcBorders>
+            <w:tcMar>
+              <w:top w:type="dxa" w:w="60"/>
+              <w:left w:type="dxa" w:w="90"/>
+              <w:bottom w:type="dxa" w:w="60"/>
+              <w:right w:type="dxa" w:w="90"/>
+            </w:tcMar>
+          </w:tcPr>
+          <w:p>
+            <w:r>
+              <w:rPr>
+                <w:b w:val="false"/>
+                <w:bCs w:val="false"/>
+                <w:sz w:val="19"/>
+                <w:szCs w:val="19"/>
+              </w:rPr>
+              <w:t xml:space="preserve">No core indicator measures adoption or a real-world outcome (step 3).</w:t>
+            </w:r>
+          </w:p>
+        </w:tc>
+        <w:tc>
+          <w:tcPr>
+            <w:tcW w:type="dxa" w:w="1080"/>
+            <w:tcBorders>
+              <w:top w:val="single" w:color="C9D8CE" w:sz="4"/>
+              <w:left w:val="single" w:color="C9D8CE" w:sz="4"/>
+              <w:bottom w:val="single" w:color="C9D8CE" w:sz="4"/>
+              <w:right w:val="single" w:color="C9D8CE" w:sz="4"/>
+            </w:tcBorders>
+            <w:tcMar>
+              <w:top w:type="dxa" w:w="60"/>
+              <w:left w:type="dxa" w:w="90"/>
+              <w:bottom w:type="dxa" w:w="60"/>
+              <w:right w:type="dxa" w:w="90"/>
+            </w:tcMar>
+          </w:tcPr>
+          <w:p>
+            <w:r>
+              <w:rPr>
+                <w:b w:val="false"/>
+                <w:bCs w:val="false"/>
+                <w:color w:val="5A6B62"/>
+                <w:sz w:val="19"/>
+                <w:szCs w:val="19"/>
+              </w:rPr>
+              <w:t xml:space="preserve">–</w:t>
+            </w:r>
+          </w:p>
+        </w:tc>
+      </w:tr>
+      <w:tr>
+        <w:tc>
+          <w:tcPr>
+            <w:tcW w:type="dxa" w:w="810"/>
+            <w:tcBorders>
+              <w:top w:val="single" w:color="C9D8CE" w:sz="4"/>
+              <w:left w:val="single" w:color="C9D8CE" w:sz="4"/>
+              <w:bottom w:val="single" w:color="C9D8CE" w:sz="4"/>
+              <w:right w:val="single" w:color="C9D8CE" w:sz="4"/>
+            </w:tcBorders>
+            <w:tcMar>
+              <w:top w:type="dxa" w:w="60"/>
+              <w:left w:type="dxa" w:w="90"/>
+              <w:bottom w:type="dxa" w:w="60"/>
+              <w:right w:type="dxa" w:w="90"/>
+            </w:tcMar>
+          </w:tcPr>
+          <w:p>
+            <w:r>
+              <w:rPr>
+                <w:b/>
+                <w:bCs/>
+                <w:sz w:val="19"/>
+                <w:szCs w:val="19"/>
+              </w:rPr>
+              <w:t xml:space="preserve">R12</w:t>
+            </w:r>
+          </w:p>
+        </w:tc>
+        <w:tc>
+          <w:tcPr>
+            <w:tcW w:type="dxa" w:w="2520"/>
+            <w:tcBorders>
+              <w:top w:val="single" w:color="C9D8CE" w:sz="4"/>
+              <w:left w:val="single" w:color="C9D8CE" w:sz="4"/>
+              <w:bottom w:val="single" w:color="C9D8CE" w:sz="4"/>
+              <w:right w:val="single" w:color="C9D8CE" w:sz="4"/>
+            </w:tcBorders>
+            <w:tcMar>
+              <w:top w:type="dxa" w:w="60"/>
+              <w:left w:type="dxa" w:w="90"/>
+              <w:bottom w:type="dxa" w:w="60"/>
+              <w:right w:type="dxa" w:w="90"/>
+            </w:tcMar>
+          </w:tcPr>
+          <w:p>
+            <w:r>
+              <w:rPr>
+                <w:b w:val="false"/>
+                <w:bCs w:val="false"/>
+                <w:sz w:val="19"/>
+                <w:szCs w:val="19"/>
+              </w:rPr>
+              <w:t xml:space="preserve">Close the claim–evidence gaps</w:t>
+            </w:r>
+          </w:p>
+        </w:tc>
+        <w:tc>
+          <w:tcPr>
+            <w:tcW w:type="dxa" w:w="4590"/>
+            <w:tcBorders>
+              <w:top w:val="single" w:color="C9D8CE" w:sz="4"/>
+              <w:left w:val="single" w:color="C9D8CE" w:sz="4"/>
+              <w:bottom w:val="single" w:color="C9D8CE" w:sz="4"/>
+              <w:right w:val="single" w:color="C9D8CE" w:sz="4"/>
+            </w:tcBorders>
+            <w:tcMar>
+              <w:top w:type="dxa" w:w="60"/>
+              <w:left w:type="dxa" w:w="90"/>
+              <w:bottom w:type="dxa" w:w="60"/>
+              <w:right w:type="dxa" w:w="90"/>
+            </w:tcMar>
+          </w:tcPr>
+          <w:p>
+            <w:r>
+              <w:rPr>
+                <w:b w:val="false"/>
+                <w:bCs w:val="false"/>
+                <w:sz w:val="19"/>
+                <w:szCs w:val="19"/>
+              </w:rPr>
+              <w:t xml:space="preserve">At least one claim–evidence gap is flagged (step 4): a projection worded as fact, a comparison without baseline, low-quality measured data, missing sources, or a contradiction with step 2.</w:t>
+            </w:r>
+          </w:p>
+        </w:tc>
+        <w:tc>
+          <w:tcPr>
+            <w:tcW w:type="dxa" w:w="1080"/>
+            <w:tcBorders>
+              <w:top w:val="single" w:color="C9D8CE" w:sz="4"/>
+              <w:left w:val="single" w:color="C9D8CE" w:sz="4"/>
+              <w:bottom w:val="single" w:color="C9D8CE" w:sz="4"/>
+              <w:right w:val="single" w:color="C9D8CE" w:sz="4"/>
+            </w:tcBorders>
+            <w:tcMar>
+              <w:top w:type="dxa" w:w="60"/>
+              <w:left w:type="dxa" w:w="90"/>
+              <w:bottom w:type="dxa" w:w="60"/>
+              <w:right w:type="dxa" w:w="90"/>
+            </w:tcMar>
+          </w:tcPr>
+          <w:p>
+            <w:r>
+              <w:rPr>
+                <w:b w:val="false"/>
+                <w:bCs w:val="false"/>
+                <w:color w:val="5A6B62"/>
+                <w:sz w:val="19"/>
+                <w:szCs w:val="19"/>
+              </w:rPr>
+              <w:t xml:space="preserve">–</w:t>
+            </w:r>
+          </w:p>
+        </w:tc>
+      </w:tr>
+      <w:tr>
+        <w:tc>
+          <w:tcPr>
+            <w:tcW w:type="dxa" w:w="810"/>
+            <w:tcBorders>
+              <w:top w:val="single" w:color="C9D8CE" w:sz="4"/>
+              <w:left w:val="single" w:color="C9D8CE" w:sz="4"/>
+              <w:bottom w:val="single" w:color="C9D8CE" w:sz="4"/>
+              <w:right w:val="single" w:color="C9D8CE" w:sz="4"/>
+            </w:tcBorders>
+            <w:shd w:fill="EAF2ED" w:color="auto" w:val="clear"/>
+            <w:tcMar>
+              <w:top w:type="dxa" w:w="60"/>
+              <w:left w:type="dxa" w:w="90"/>
+              <w:bottom w:type="dxa" w:w="60"/>
+              <w:right w:type="dxa" w:w="90"/>
+            </w:tcMar>
+          </w:tcPr>
+          <w:p>
+            <w:r>
+              <w:rPr>
+                <w:b/>
+                <w:bCs/>
+                <w:sz w:val="19"/>
+                <w:szCs w:val="19"/>
+              </w:rPr>
+              <w:t xml:space="preserve">R13</w:t>
+            </w:r>
+          </w:p>
+        </w:tc>
+        <w:tc>
+          <w:tcPr>
+            <w:tcW w:type="dxa" w:w="2520"/>
+            <w:tcBorders>
+              <w:top w:val="single" w:color="C9D8CE" w:sz="4"/>
+              <w:left w:val="single" w:color="C9D8CE" w:sz="4"/>
+              <w:bottom w:val="single" w:color="C9D8CE" w:sz="4"/>
+              <w:right w:val="single" w:color="C9D8CE" w:sz="4"/>
+            </w:tcBorders>
+            <w:shd w:fill="EAF2ED" w:color="auto" w:val="clear"/>
+            <w:tcMar>
+              <w:top w:type="dxa" w:w="60"/>
+              <w:left w:type="dxa" w:w="90"/>
+              <w:bottom w:type="dxa" w:w="60"/>
+              <w:right w:type="dxa" w:w="90"/>
+            </w:tcMar>
+          </w:tcPr>
+          <w:p>
+            <w:r>
+              <w:rPr>
+                <w:b w:val="false"/>
+                <w:bCs w:val="false"/>
+                <w:sz w:val="19"/>
+                <w:szCs w:val="19"/>
+              </w:rPr>
+              <w:t xml:space="preserve">Plan your future indicators</w:t>
+            </w:r>
+          </w:p>
+        </w:tc>
+        <w:tc>
+          <w:tcPr>
+            <w:tcW w:type="dxa" w:w="4590"/>
+            <w:tcBorders>
+              <w:top w:val="single" w:color="C9D8CE" w:sz="4"/>
+              <w:left w:val="single" w:color="C9D8CE" w:sz="4"/>
+              <w:bottom w:val="single" w:color="C9D8CE" w:sz="4"/>
+              <w:right w:val="single" w:color="C9D8CE" w:sz="4"/>
+            </w:tcBorders>
+            <w:shd w:fill="EAF2ED" w:color="auto" w:val="clear"/>
+            <w:tcMar>
+              <w:top w:type="dxa" w:w="60"/>
+              <w:left w:type="dxa" w:w="90"/>
+              <w:bottom w:type="dxa" w:w="60"/>
+              <w:right w:type="dxa" w:w="90"/>
+            </w:tcMar>
+          </w:tcPr>
+          <w:p>
+            <w:r>
+              <w:rPr>
+                <w:b w:val="false"/>
+                <w:bCs w:val="false"/>
+                <w:sz w:val="19"/>
+                <w:szCs w:val="19"/>
+              </w:rPr>
+              <w:t xml:space="preserve">An indicator is highly relevant but low in feasibility (aspirational, step 3).</w:t>
+            </w:r>
+          </w:p>
+        </w:tc>
+        <w:tc>
+          <w:tcPr>
+            <w:tcW w:type="dxa" w:w="1080"/>
+            <w:tcBorders>
+              <w:top w:val="single" w:color="C9D8CE" w:sz="4"/>
+              <w:left w:val="single" w:color="C9D8CE" w:sz="4"/>
+              <w:bottom w:val="single" w:color="C9D8CE" w:sz="4"/>
+              <w:right w:val="single" w:color="C9D8CE" w:sz="4"/>
+            </w:tcBorders>
+            <w:shd w:fill="EAF2ED" w:color="auto" w:val="clear"/>
+            <w:tcMar>
+              <w:top w:type="dxa" w:w="60"/>
+              <w:left w:type="dxa" w:w="90"/>
+              <w:bottom w:type="dxa" w:w="60"/>
+              <w:right w:type="dxa" w:w="90"/>
+            </w:tcMar>
+          </w:tcPr>
+          <w:p>
+            <w:r>
+              <w:rPr>
+                <w:b/>
+                <w:bCs/>
+                <w:color w:val="2E6B4F"/>
+                <w:sz w:val="19"/>
+                <w:szCs w:val="19"/>
+              </w:rPr>
+              <w:t xml:space="preserve">yes</w:t>
+            </w:r>
+          </w:p>
+        </w:tc>
+      </w:tr>
+      <w:tr>
+        <w:tc>
+          <w:tcPr>
+            <w:tcW w:type="dxa" w:w="810"/>
+            <w:tcBorders>
+              <w:top w:val="single" w:color="C9D8CE" w:sz="4"/>
+              <w:left w:val="single" w:color="C9D8CE" w:sz="4"/>
+              <w:bottom w:val="single" w:color="C9D8CE" w:sz="4"/>
+              <w:right w:val="single" w:color="C9D8CE" w:sz="4"/>
+            </w:tcBorders>
+            <w:tcMar>
+              <w:top w:type="dxa" w:w="60"/>
+              <w:left w:type="dxa" w:w="90"/>
+              <w:bottom w:type="dxa" w:w="60"/>
+              <w:right w:type="dxa" w:w="90"/>
+            </w:tcMar>
+          </w:tcPr>
+          <w:p>
+            <w:r>
+              <w:rPr>
+                <w:b/>
+                <w:bCs/>
+                <w:sz w:val="19"/>
+                <w:szCs w:val="19"/>
+              </w:rPr>
+              <w:t xml:space="preserve">R14</w:t>
+            </w:r>
+          </w:p>
+        </w:tc>
+        <w:tc>
+          <w:tcPr>
+            <w:tcW w:type="dxa" w:w="2520"/>
+            <w:tcBorders>
+              <w:top w:val="single" w:color="C9D8CE" w:sz="4"/>
+              <w:left w:val="single" w:color="C9D8CE" w:sz="4"/>
+              <w:bottom w:val="single" w:color="C9D8CE" w:sz="4"/>
+              <w:right w:val="single" w:color="C9D8CE" w:sz="4"/>
+            </w:tcBorders>
+            <w:tcMar>
+              <w:top w:type="dxa" w:w="60"/>
+              <w:left w:type="dxa" w:w="90"/>
+              <w:bottom w:type="dxa" w:w="60"/>
+              <w:right w:type="dxa" w:w="90"/>
+            </w:tcMar>
+          </w:tcPr>
+          <w:p>
+            <w:r>
+              <w:rPr>
+                <w:b w:val="false"/>
+                <w:bCs w:val="false"/>
+                <w:sz w:val="19"/>
+                <w:szCs w:val="19"/>
+              </w:rPr>
+              <w:t xml:space="preserve">Find out who gains and who would pay</w:t>
+            </w:r>
+          </w:p>
+        </w:tc>
+        <w:tc>
+          <w:tcPr>
+            <w:tcW w:type="dxa" w:w="4590"/>
+            <w:tcBorders>
+              <w:top w:val="single" w:color="C9D8CE" w:sz="4"/>
+              <w:left w:val="single" w:color="C9D8CE" w:sz="4"/>
+              <w:bottom w:val="single" w:color="C9D8CE" w:sz="4"/>
+              <w:right w:val="single" w:color="C9D8CE" w:sz="4"/>
+            </w:tcBorders>
+            <w:tcMar>
+              <w:top w:type="dxa" w:w="60"/>
+              <w:left w:type="dxa" w:w="90"/>
+              <w:bottom w:type="dxa" w:w="60"/>
+              <w:right w:type="dxa" w:w="90"/>
+            </w:tcMar>
+          </w:tcPr>
+          <w:p>
+            <w:r>
+              <w:rPr>
+                <w:b w:val="false"/>
+                <w:bCs w:val="false"/>
+                <w:sz w:val="19"/>
+                <w:szCs w:val="19"/>
+              </w:rPr>
+              <w:t xml:space="preserve">No reason for customers to buy is recorded, or only “no direct financial benefit yet” (step 1).</w:t>
+            </w:r>
+          </w:p>
+        </w:tc>
+        <w:tc>
+          <w:tcPr>
+            <w:tcW w:type="dxa" w:w="1080"/>
+            <w:tcBorders>
+              <w:top w:val="single" w:color="C9D8CE" w:sz="4"/>
+              <w:left w:val="single" w:color="C9D8CE" w:sz="4"/>
+              <w:bottom w:val="single" w:color="C9D8CE" w:sz="4"/>
+              <w:right w:val="single" w:color="C9D8CE" w:sz="4"/>
+            </w:tcBorders>
+            <w:tcMar>
+              <w:top w:type="dxa" w:w="60"/>
+              <w:left w:type="dxa" w:w="90"/>
+              <w:bottom w:type="dxa" w:w="60"/>
+              <w:right w:type="dxa" w:w="90"/>
+            </w:tcMar>
+          </w:tcPr>
+          <w:p>
+            <w:r>
+              <w:rPr>
+                <w:b w:val="false"/>
+                <w:bCs w:val="false"/>
+                <w:color w:val="5A6B62"/>
+                <w:sz w:val="19"/>
+                <w:szCs w:val="19"/>
+              </w:rPr>
+              <w:t xml:space="preserve">–</w:t>
+            </w:r>
+          </w:p>
+        </w:tc>
+      </w:tr>
+      <w:tr>
+        <w:tc>
+          <w:tcPr>
+            <w:tcW w:type="dxa" w:w="810"/>
+            <w:tcBorders>
+              <w:top w:val="single" w:color="C9D8CE" w:sz="4"/>
+              <w:left w:val="single" w:color="C9D8CE" w:sz="4"/>
+              <w:bottom w:val="single" w:color="C9D8CE" w:sz="4"/>
+              <w:right w:val="single" w:color="C9D8CE" w:sz="4"/>
+            </w:tcBorders>
+            <w:shd w:fill="EAF2ED" w:color="auto" w:val="clear"/>
+            <w:tcMar>
+              <w:top w:type="dxa" w:w="60"/>
+              <w:left w:type="dxa" w:w="90"/>
+              <w:bottom w:type="dxa" w:w="60"/>
+              <w:right w:type="dxa" w:w="90"/>
+            </w:tcMar>
+          </w:tcPr>
+          <w:p>
+            <w:r>
+              <w:rPr>
+                <w:b/>
+                <w:bCs/>
+                <w:sz w:val="19"/>
+                <w:szCs w:val="19"/>
+              </w:rPr>
+              <w:t xml:space="preserve">R15</w:t>
+            </w:r>
+          </w:p>
+        </w:tc>
+        <w:tc>
+          <w:tcPr>
+            <w:tcW w:type="dxa" w:w="2520"/>
+            <w:tcBorders>
+              <w:top w:val="single" w:color="C9D8CE" w:sz="4"/>
+              <w:left w:val="single" w:color="C9D8CE" w:sz="4"/>
+              <w:bottom w:val="single" w:color="C9D8CE" w:sz="4"/>
+              <w:right w:val="single" w:color="C9D8CE" w:sz="4"/>
+            </w:tcBorders>
+            <w:shd w:fill="EAF2ED" w:color="auto" w:val="clear"/>
+            <w:tcMar>
+              <w:top w:type="dxa" w:w="60"/>
+              <w:left w:type="dxa" w:w="90"/>
+              <w:bottom w:type="dxa" w:w="60"/>
+              <w:right w:type="dxa" w:w="90"/>
+            </w:tcMar>
+          </w:tcPr>
+          <w:p>
+            <w:r>
+              <w:rPr>
+                <w:b w:val="false"/>
+                <w:bCs w:val="false"/>
+                <w:sz w:val="19"/>
+                <w:szCs w:val="19"/>
+              </w:rPr>
+              <w:t xml:space="preserve">Check a commercial assumption</w:t>
+            </w:r>
+          </w:p>
+        </w:tc>
+        <w:tc>
+          <w:tcPr>
+            <w:tcW w:type="dxa" w:w="4590"/>
+            <w:tcBorders>
+              <w:top w:val="single" w:color="C9D8CE" w:sz="4"/>
+              <w:left w:val="single" w:color="C9D8CE" w:sz="4"/>
+              <w:bottom w:val="single" w:color="C9D8CE" w:sz="4"/>
+              <w:right w:val="single" w:color="C9D8CE" w:sz="4"/>
+            </w:tcBorders>
+            <w:shd w:fill="EAF2ED" w:color="auto" w:val="clear"/>
+            <w:tcMar>
+              <w:top w:type="dxa" w:w="60"/>
+              <w:left w:type="dxa" w:w="90"/>
+              <w:bottom w:type="dxa" w:w="60"/>
+              <w:right w:type="dxa" w:w="90"/>
+            </w:tcMar>
+          </w:tcPr>
+          <w:p>
+            <w:r>
+              <w:rPr>
+                <w:b w:val="false"/>
+                <w:bCs w:val="false"/>
+                <w:sz w:val="19"/>
+                <w:szCs w:val="19"/>
+              </w:rPr>
+              <w:t xml:space="preserve">An impact–business alignment assumption is not validated (step 5); at most three, skipping those on a step R03 already covers.</w:t>
+            </w:r>
+          </w:p>
+        </w:tc>
+        <w:tc>
+          <w:tcPr>
+            <w:tcW w:type="dxa" w:w="1080"/>
+            <w:tcBorders>
+              <w:top w:val="single" w:color="C9D8CE" w:sz="4"/>
+              <w:left w:val="single" w:color="C9D8CE" w:sz="4"/>
+              <w:bottom w:val="single" w:color="C9D8CE" w:sz="4"/>
+              <w:right w:val="single" w:color="C9D8CE" w:sz="4"/>
+            </w:tcBorders>
+            <w:shd w:fill="EAF2ED" w:color="auto" w:val="clear"/>
+            <w:tcMar>
+              <w:top w:type="dxa" w:w="60"/>
+              <w:left w:type="dxa" w:w="90"/>
+              <w:bottom w:type="dxa" w:w="60"/>
+              <w:right w:type="dxa" w:w="90"/>
+            </w:tcMar>
+          </w:tcPr>
+          <w:p>
+            <w:r>
+              <w:rPr>
+                <w:b/>
+                <w:bCs/>
+                <w:color w:val="2E6B4F"/>
+                <w:sz w:val="19"/>
+                <w:szCs w:val="19"/>
+              </w:rPr>
+              <w:t xml:space="preserve">yes</w:t>
+            </w:r>
+          </w:p>
+        </w:tc>
+      </w:tr>
+      <w:tr>
+        <w:tc>
+          <w:tcPr>
+            <w:tcW w:type="dxa" w:w="810"/>
+            <w:tcBorders>
+              <w:top w:val="single" w:color="C9D8CE" w:sz="4"/>
+              <w:left w:val="single" w:color="C9D8CE" w:sz="4"/>
+              <w:bottom w:val="single" w:color="C9D8CE" w:sz="4"/>
+              <w:right w:val="single" w:color="C9D8CE" w:sz="4"/>
+            </w:tcBorders>
+            <w:tcMar>
+              <w:top w:type="dxa" w:w="60"/>
+              <w:left w:type="dxa" w:w="90"/>
+              <w:bottom w:type="dxa" w:w="60"/>
+              <w:right w:type="dxa" w:w="90"/>
+            </w:tcMar>
+          </w:tcPr>
+          <w:p>
+            <w:r>
+              <w:rPr>
+                <w:b/>
+                <w:bCs/>
+                <w:sz w:val="19"/>
+                <w:szCs w:val="19"/>
+              </w:rPr>
+              <w:t xml:space="preserve">R16</w:t>
+            </w:r>
+          </w:p>
+        </w:tc>
+        <w:tc>
+          <w:tcPr>
+            <w:tcW w:type="dxa" w:w="2520"/>
+            <w:tcBorders>
+              <w:top w:val="single" w:color="C9D8CE" w:sz="4"/>
+              <w:left w:val="single" w:color="C9D8CE" w:sz="4"/>
+              <w:bottom w:val="single" w:color="C9D8CE" w:sz="4"/>
+              <w:right w:val="single" w:color="C9D8CE" w:sz="4"/>
+            </w:tcBorders>
+            <w:tcMar>
+              <w:top w:type="dxa" w:w="60"/>
+              <w:left w:type="dxa" w:w="90"/>
+              <w:bottom w:type="dxa" w:w="60"/>
+              <w:right w:type="dxa" w:w="90"/>
+            </w:tcMar>
+          </w:tcPr>
+          <w:p>
+            <w:r>
+              <w:rPr>
+                <w:b w:val="false"/>
+                <w:bCs w:val="false"/>
+                <w:sz w:val="19"/>
+                <w:szCs w:val="19"/>
+              </w:rPr>
+              <w:t xml:space="preserve">Set the next review</w:t>
+            </w:r>
+          </w:p>
+        </w:tc>
+        <w:tc>
+          <w:tcPr>
+            <w:tcW w:type="dxa" w:w="4590"/>
+            <w:tcBorders>
+              <w:top w:val="single" w:color="C9D8CE" w:sz="4"/>
+              <w:left w:val="single" w:color="C9D8CE" w:sz="4"/>
+              <w:bottom w:val="single" w:color="C9D8CE" w:sz="4"/>
+              <w:right w:val="single" w:color="C9D8CE" w:sz="4"/>
+            </w:tcBorders>
+            <w:tcMar>
+              <w:top w:type="dxa" w:w="60"/>
+              <w:left w:type="dxa" w:w="90"/>
+              <w:bottom w:type="dxa" w:w="60"/>
+              <w:right w:type="dxa" w:w="90"/>
+            </w:tcMar>
+          </w:tcPr>
+          <w:p>
+            <w:r>
+              <w:rPr>
+                <w:b w:val="false"/>
+                <w:bCs w:val="false"/>
+                <w:sz w:val="19"/>
+                <w:szCs w:val="19"/>
+              </w:rPr>
+              <w:t xml:space="preserve">No review milestone is set (step 5).</w:t>
+            </w:r>
+          </w:p>
+        </w:tc>
+        <w:tc>
+          <w:tcPr>
+            <w:tcW w:type="dxa" w:w="1080"/>
+            <w:tcBorders>
+              <w:top w:val="single" w:color="C9D8CE" w:sz="4"/>
+              <w:left w:val="single" w:color="C9D8CE" w:sz="4"/>
+              <w:bottom w:val="single" w:color="C9D8CE" w:sz="4"/>
+              <w:right w:val="single" w:color="C9D8CE" w:sz="4"/>
+            </w:tcBorders>
+            <w:tcMar>
+              <w:top w:type="dxa" w:w="60"/>
+              <w:left w:type="dxa" w:w="90"/>
+              <w:bottom w:type="dxa" w:w="60"/>
+              <w:right w:type="dxa" w:w="90"/>
+            </w:tcMar>
+          </w:tcPr>
+          <w:p>
+            <w:r>
+              <w:rPr>
+                <w:b w:val="false"/>
+                <w:bCs w:val="false"/>
+                <w:color w:val="5A6B62"/>
+                <w:sz w:val="19"/>
+                <w:szCs w:val="19"/>
+              </w:rPr>
+              <w:t xml:space="preserve">–</w:t>
+            </w:r>
+          </w:p>
+        </w:tc>
+      </w:tr>
+      <w:tr>
+        <w:tc>
+          <w:tcPr>
+            <w:tcW w:type="dxa" w:w="810"/>
+            <w:tcBorders>
+              <w:top w:val="single" w:color="C9D8CE" w:sz="4"/>
+              <w:left w:val="single" w:color="C9D8CE" w:sz="4"/>
+              <w:bottom w:val="single" w:color="C9D8CE" w:sz="4"/>
+              <w:right w:val="single" w:color="C9D8CE" w:sz="4"/>
+            </w:tcBorders>
+            <w:shd w:fill="EAF2ED" w:color="auto" w:val="clear"/>
+            <w:tcMar>
+              <w:top w:type="dxa" w:w="60"/>
+              <w:left w:type="dxa" w:w="90"/>
+              <w:bottom w:type="dxa" w:w="60"/>
+              <w:right w:type="dxa" w:w="90"/>
+            </w:tcMar>
+          </w:tcPr>
+          <w:p>
+            <w:r>
+              <w:rPr>
+                <w:b/>
+                <w:bCs/>
+                <w:sz w:val="19"/>
+                <w:szCs w:val="19"/>
+              </w:rPr>
+              <w:t xml:space="preserve">S01</w:t>
+            </w:r>
+          </w:p>
+        </w:tc>
+        <w:tc>
+          <w:tcPr>
+            <w:tcW w:type="dxa" w:w="2520"/>
+            <w:tcBorders>
+              <w:top w:val="single" w:color="C9D8CE" w:sz="4"/>
+              <w:left w:val="single" w:color="C9D8CE" w:sz="4"/>
+              <w:bottom w:val="single" w:color="C9D8CE" w:sz="4"/>
+              <w:right w:val="single" w:color="C9D8CE" w:sz="4"/>
+            </w:tcBorders>
+            <w:shd w:fill="EAF2ED" w:color="auto" w:val="clear"/>
+            <w:tcMar>
+              <w:top w:type="dxa" w:w="60"/>
+              <w:left w:type="dxa" w:w="90"/>
+              <w:bottom w:type="dxa" w:w="60"/>
+              <w:right w:type="dxa" w:w="90"/>
+            </w:tcMar>
+          </w:tcPr>
+          <w:p>
+            <w:r>
+              <w:rPr>
+                <w:b w:val="false"/>
+                <w:bCs w:val="false"/>
+                <w:sz w:val="19"/>
+                <w:szCs w:val="19"/>
+              </w:rPr>
+              <w:t xml:space="preserve">Prepare an evidence summary</w:t>
+            </w:r>
+          </w:p>
+        </w:tc>
+        <w:tc>
+          <w:tcPr>
+            <w:tcW w:type="dxa" w:w="4590"/>
+            <w:tcBorders>
+              <w:top w:val="single" w:color="C9D8CE" w:sz="4"/>
+              <w:left w:val="single" w:color="C9D8CE" w:sz="4"/>
+              <w:bottom w:val="single" w:color="C9D8CE" w:sz="4"/>
+              <w:right w:val="single" w:color="C9D8CE" w:sz="4"/>
+            </w:tcBorders>
+            <w:shd w:fill="EAF2ED" w:color="auto" w:val="clear"/>
+            <w:tcMar>
+              <w:top w:type="dxa" w:w="60"/>
+              <w:left w:type="dxa" w:w="90"/>
+              <w:bottom w:type="dxa" w:w="60"/>
+              <w:right w:type="dxa" w:w="90"/>
+            </w:tcMar>
+          </w:tcPr>
+          <w:p>
+            <w:r>
+              <w:rPr>
+                <w:b w:val="false"/>
+                <w:bCs w:val="false"/>
+                <w:sz w:val="19"/>
+                <w:szCs w:val="19"/>
+              </w:rPr>
+              <w:t xml:space="preserve">A claim is Measured, of high evidence quality, has sources and documented assumptions, and has no claim–evidence gap (step 4).</w:t>
+            </w:r>
+          </w:p>
+        </w:tc>
+        <w:tc>
+          <w:tcPr>
+            <w:tcW w:type="dxa" w:w="1080"/>
+            <w:tcBorders>
+              <w:top w:val="single" w:color="C9D8CE" w:sz="4"/>
+              <w:left w:val="single" w:color="C9D8CE" w:sz="4"/>
+              <w:bottom w:val="single" w:color="C9D8CE" w:sz="4"/>
+              <w:right w:val="single" w:color="C9D8CE" w:sz="4"/>
+            </w:tcBorders>
+            <w:shd w:fill="EAF2ED" w:color="auto" w:val="clear"/>
+            <w:tcMar>
+              <w:top w:type="dxa" w:w="60"/>
+              <w:left w:type="dxa" w:w="90"/>
+              <w:bottom w:type="dxa" w:w="60"/>
+              <w:right w:type="dxa" w:w="90"/>
+            </w:tcMar>
+          </w:tcPr>
+          <w:p>
+            <w:r>
+              <w:rPr>
+                <w:b/>
+                <w:bCs/>
+                <w:color w:val="2E6B4F"/>
+                <w:sz w:val="19"/>
+                <w:szCs w:val="19"/>
+              </w:rPr>
+              <w:t xml:space="preserve">yes</w:t>
+            </w:r>
+          </w:p>
+        </w:tc>
+      </w:tr>
+      <w:tr>
+        <w:tc>
+          <w:tcPr>
+            <w:tcW w:type="dxa" w:w="810"/>
+            <w:tcBorders>
+              <w:top w:val="single" w:color="C9D8CE" w:sz="4"/>
+              <w:left w:val="single" w:color="C9D8CE" w:sz="4"/>
+              <w:bottom w:val="single" w:color="C9D8CE" w:sz="4"/>
+              <w:right w:val="single" w:color="C9D8CE" w:sz="4"/>
+            </w:tcBorders>
+            <w:tcMar>
+              <w:top w:type="dxa" w:w="60"/>
+              <w:left w:type="dxa" w:w="90"/>
+              <w:bottom w:type="dxa" w:w="60"/>
+              <w:right w:type="dxa" w:w="90"/>
+            </w:tcMar>
+          </w:tcPr>
+          <w:p>
+            <w:r>
+              <w:rPr>
+                <w:b/>
+                <w:bCs/>
+                <w:sz w:val="19"/>
+                <w:szCs w:val="19"/>
+              </w:rPr>
+              <w:t xml:space="preserve">C01</w:t>
+            </w:r>
+          </w:p>
+        </w:tc>
+        <w:tc>
+          <w:tcPr>
+            <w:tcW w:type="dxa" w:w="2520"/>
+            <w:tcBorders>
+              <w:top w:val="single" w:color="C9D8CE" w:sz="4"/>
+              <w:left w:val="single" w:color="C9D8CE" w:sz="4"/>
+              <w:bottom w:val="single" w:color="C9D8CE" w:sz="4"/>
+              <w:right w:val="single" w:color="C9D8CE" w:sz="4"/>
+            </w:tcBorders>
+            <w:tcMar>
+              <w:top w:type="dxa" w:w="60"/>
+              <w:left w:type="dxa" w:w="90"/>
+              <w:bottom w:type="dxa" w:w="60"/>
+              <w:right w:type="dxa" w:w="90"/>
+            </w:tcMar>
+          </w:tcPr>
+          <w:p>
+            <w:r>
+              <w:rPr>
+                <w:b w:val="false"/>
+                <w:bCs w:val="false"/>
+                <w:sz w:val="19"/>
+                <w:szCs w:val="19"/>
+              </w:rPr>
+              <w:t xml:space="preserve">Which customer comes first?</w:t>
+            </w:r>
+          </w:p>
+        </w:tc>
+        <w:tc>
+          <w:tcPr>
+            <w:tcW w:type="dxa" w:w="4590"/>
+            <w:tcBorders>
+              <w:top w:val="single" w:color="C9D8CE" w:sz="4"/>
+              <w:left w:val="single" w:color="C9D8CE" w:sz="4"/>
+              <w:bottom w:val="single" w:color="C9D8CE" w:sz="4"/>
+              <w:right w:val="single" w:color="C9D8CE" w:sz="4"/>
+            </w:tcBorders>
+            <w:tcMar>
+              <w:top w:type="dxa" w:w="60"/>
+              <w:left w:type="dxa" w:w="90"/>
+              <w:bottom w:type="dxa" w:w="60"/>
+              <w:right w:type="dxa" w:w="90"/>
+            </w:tcMar>
+          </w:tcPr>
+          <w:p>
+            <w:r>
+              <w:rPr>
+                <w:b w:val="false"/>
+                <w:bCs w:val="false"/>
+                <w:sz w:val="19"/>
+                <w:szCs w:val="19"/>
+              </w:rPr>
+              <w:t xml:space="preserve">More than one customer segment is selected.</w:t>
+            </w:r>
+          </w:p>
+        </w:tc>
+        <w:tc>
+          <w:tcPr>
+            <w:tcW w:type="dxa" w:w="1080"/>
+            <w:tcBorders>
+              <w:top w:val="single" w:color="C9D8CE" w:sz="4"/>
+              <w:left w:val="single" w:color="C9D8CE" w:sz="4"/>
+              <w:bottom w:val="single" w:color="C9D8CE" w:sz="4"/>
+              <w:right w:val="single" w:color="C9D8CE" w:sz="4"/>
+            </w:tcBorders>
+            <w:tcMar>
+              <w:top w:type="dxa" w:w="60"/>
+              <w:left w:type="dxa" w:w="90"/>
+              <w:bottom w:type="dxa" w:w="60"/>
+              <w:right w:type="dxa" w:w="90"/>
+            </w:tcMar>
+          </w:tcPr>
+          <w:p>
+            <w:r>
+              <w:rPr>
+                <w:b w:val="false"/>
+                <w:bCs w:val="false"/>
+                <w:color w:val="5A6B62"/>
+                <w:sz w:val="19"/>
+                <w:szCs w:val="19"/>
+              </w:rPr>
+              <w:t xml:space="preserve">–</w:t>
+            </w:r>
+          </w:p>
+        </w:tc>
+      </w:tr>
+      <w:tr>
+        <w:tc>
+          <w:tcPr>
+            <w:tcW w:type="dxa" w:w="810"/>
+            <w:tcBorders>
+              <w:top w:val="single" w:color="C9D8CE" w:sz="4"/>
+              <w:left w:val="single" w:color="C9D8CE" w:sz="4"/>
+              <w:bottom w:val="single" w:color="C9D8CE" w:sz="4"/>
+              <w:right w:val="single" w:color="C9D8CE" w:sz="4"/>
+            </w:tcBorders>
+            <w:shd w:fill="EAF2ED" w:color="auto" w:val="clear"/>
+            <w:tcMar>
+              <w:top w:type="dxa" w:w="60"/>
+              <w:left w:type="dxa" w:w="90"/>
+              <w:bottom w:type="dxa" w:w="60"/>
+              <w:right w:type="dxa" w:w="90"/>
+            </w:tcMar>
+          </w:tcPr>
+          <w:p>
+            <w:r>
+              <w:rPr>
+                <w:b/>
+                <w:bCs/>
+                <w:sz w:val="19"/>
+                <w:szCs w:val="19"/>
+              </w:rPr>
+              <w:t xml:space="preserve">C02</w:t>
+            </w:r>
+          </w:p>
+        </w:tc>
+        <w:tc>
+          <w:tcPr>
+            <w:tcW w:type="dxa" w:w="2520"/>
+            <w:tcBorders>
+              <w:top w:val="single" w:color="C9D8CE" w:sz="4"/>
+              <w:left w:val="single" w:color="C9D8CE" w:sz="4"/>
+              <w:bottom w:val="single" w:color="C9D8CE" w:sz="4"/>
+              <w:right w:val="single" w:color="C9D8CE" w:sz="4"/>
+            </w:tcBorders>
+            <w:shd w:fill="EAF2ED" w:color="auto" w:val="clear"/>
+            <w:tcMar>
+              <w:top w:type="dxa" w:w="60"/>
+              <w:left w:type="dxa" w:w="90"/>
+              <w:bottom w:type="dxa" w:w="60"/>
+              <w:right w:type="dxa" w:w="90"/>
+            </w:tcMar>
+          </w:tcPr>
+          <w:p>
+            <w:r>
+              <w:rPr>
+                <w:b w:val="false"/>
+                <w:bCs w:val="false"/>
+                <w:sz w:val="19"/>
+                <w:szCs w:val="19"/>
+              </w:rPr>
+              <w:t xml:space="preserve">Is your impact data a selling point?</w:t>
+            </w:r>
+          </w:p>
+        </w:tc>
+        <w:tc>
+          <w:tcPr>
+            <w:tcW w:type="dxa" w:w="4590"/>
+            <w:tcBorders>
+              <w:top w:val="single" w:color="C9D8CE" w:sz="4"/>
+              <w:left w:val="single" w:color="C9D8CE" w:sz="4"/>
+              <w:bottom w:val="single" w:color="C9D8CE" w:sz="4"/>
+              <w:right w:val="single" w:color="C9D8CE" w:sz="4"/>
+            </w:tcBorders>
+            <w:shd w:fill="EAF2ED" w:color="auto" w:val="clear"/>
+            <w:tcMar>
+              <w:top w:type="dxa" w:w="60"/>
+              <w:left w:type="dxa" w:w="90"/>
+              <w:bottom w:type="dxa" w:w="60"/>
+              <w:right w:type="dxa" w:w="90"/>
+            </w:tcMar>
+          </w:tcPr>
+          <w:p>
+            <w:r>
+              <w:rPr>
+                <w:b w:val="false"/>
+                <w:bCs w:val="false"/>
+                <w:sz w:val="19"/>
+                <w:szCs w:val="19"/>
+              </w:rPr>
+              <w:t xml:space="preserve">Customer segment includes B2B.</w:t>
+            </w:r>
+          </w:p>
+        </w:tc>
+        <w:tc>
+          <w:tcPr>
+            <w:tcW w:type="dxa" w:w="1080"/>
+            <w:tcBorders>
+              <w:top w:val="single" w:color="C9D8CE" w:sz="4"/>
+              <w:left w:val="single" w:color="C9D8CE" w:sz="4"/>
+              <w:bottom w:val="single" w:color="C9D8CE" w:sz="4"/>
+              <w:right w:val="single" w:color="C9D8CE" w:sz="4"/>
+            </w:tcBorders>
+            <w:shd w:fill="EAF2ED" w:color="auto" w:val="clear"/>
+            <w:tcMar>
+              <w:top w:type="dxa" w:w="60"/>
+              <w:left w:type="dxa" w:w="90"/>
+              <w:bottom w:type="dxa" w:w="60"/>
+              <w:right w:type="dxa" w:w="90"/>
+            </w:tcMar>
+          </w:tcPr>
+          <w:p>
+            <w:r>
+              <w:rPr>
+                <w:b/>
+                <w:bCs/>
+                <w:color w:val="2E6B4F"/>
+                <w:sz w:val="19"/>
+                <w:szCs w:val="19"/>
+              </w:rPr>
+              <w:t xml:space="preserve">yes</w:t>
+            </w:r>
+          </w:p>
+        </w:tc>
+      </w:tr>
+      <w:tr>
+        <w:tc>
+          <w:tcPr>
+            <w:tcW w:type="dxa" w:w="810"/>
+            <w:tcBorders>
+              <w:top w:val="single" w:color="C9D8CE" w:sz="4"/>
+              <w:left w:val="single" w:color="C9D8CE" w:sz="4"/>
+              <w:bottom w:val="single" w:color="C9D8CE" w:sz="4"/>
+              <w:right w:val="single" w:color="C9D8CE" w:sz="4"/>
+            </w:tcBorders>
+            <w:tcMar>
+              <w:top w:type="dxa" w:w="60"/>
+              <w:left w:type="dxa" w:w="90"/>
+              <w:bottom w:type="dxa" w:w="60"/>
+              <w:right w:type="dxa" w:w="90"/>
+            </w:tcMar>
+          </w:tcPr>
+          <w:p>
+            <w:r>
+              <w:rPr>
+                <w:b/>
+                <w:bCs/>
+                <w:sz w:val="19"/>
+                <w:szCs w:val="19"/>
+              </w:rPr>
+              <w:t xml:space="preserve">C03</w:t>
+            </w:r>
+          </w:p>
+        </w:tc>
+        <w:tc>
+          <w:tcPr>
+            <w:tcW w:type="dxa" w:w="2520"/>
+            <w:tcBorders>
+              <w:top w:val="single" w:color="C9D8CE" w:sz="4"/>
+              <w:left w:val="single" w:color="C9D8CE" w:sz="4"/>
+              <w:bottom w:val="single" w:color="C9D8CE" w:sz="4"/>
+              <w:right w:val="single" w:color="C9D8CE" w:sz="4"/>
+            </w:tcBorders>
+            <w:tcMar>
+              <w:top w:type="dxa" w:w="60"/>
+              <w:left w:type="dxa" w:w="90"/>
+              <w:bottom w:type="dxa" w:w="60"/>
+              <w:right w:type="dxa" w:w="90"/>
+            </w:tcMar>
+          </w:tcPr>
+          <w:p>
+            <w:r>
+              <w:rPr>
+                <w:b w:val="false"/>
+                <w:bCs w:val="false"/>
+                <w:sz w:val="19"/>
+                <w:szCs w:val="19"/>
+              </w:rPr>
+              <w:t xml:space="preserve">How will you word claims to consumers?</w:t>
+            </w:r>
+          </w:p>
+        </w:tc>
+        <w:tc>
+          <w:tcPr>
+            <w:tcW w:type="dxa" w:w="4590"/>
+            <w:tcBorders>
+              <w:top w:val="single" w:color="C9D8CE" w:sz="4"/>
+              <w:left w:val="single" w:color="C9D8CE" w:sz="4"/>
+              <w:bottom w:val="single" w:color="C9D8CE" w:sz="4"/>
+              <w:right w:val="single" w:color="C9D8CE" w:sz="4"/>
+            </w:tcBorders>
+            <w:tcMar>
+              <w:top w:type="dxa" w:w="60"/>
+              <w:left w:type="dxa" w:w="90"/>
+              <w:bottom w:type="dxa" w:w="60"/>
+              <w:right w:type="dxa" w:w="90"/>
+            </w:tcMar>
+          </w:tcPr>
+          <w:p>
+            <w:r>
+              <w:rPr>
+                <w:b w:val="false"/>
+                <w:bCs w:val="false"/>
+                <w:sz w:val="19"/>
+                <w:szCs w:val="19"/>
+              </w:rPr>
+              <w:t xml:space="preserve">Customer segment includes B2C.</w:t>
+            </w:r>
+          </w:p>
+        </w:tc>
+        <w:tc>
+          <w:tcPr>
+            <w:tcW w:type="dxa" w:w="1080"/>
+            <w:tcBorders>
+              <w:top w:val="single" w:color="C9D8CE" w:sz="4"/>
+              <w:left w:val="single" w:color="C9D8CE" w:sz="4"/>
+              <w:bottom w:val="single" w:color="C9D8CE" w:sz="4"/>
+              <w:right w:val="single" w:color="C9D8CE" w:sz="4"/>
+            </w:tcBorders>
+            <w:tcMar>
+              <w:top w:type="dxa" w:w="60"/>
+              <w:left w:type="dxa" w:w="90"/>
+              <w:bottom w:type="dxa" w:w="60"/>
+              <w:right w:type="dxa" w:w="90"/>
+            </w:tcMar>
+          </w:tcPr>
+          <w:p>
+            <w:r>
+              <w:rPr>
+                <w:b w:val="false"/>
+                <w:bCs w:val="false"/>
+                <w:color w:val="5A6B62"/>
+                <w:sz w:val="19"/>
+                <w:szCs w:val="19"/>
+              </w:rPr>
+              <w:t xml:space="preserve">–</w:t>
+            </w:r>
+          </w:p>
+        </w:tc>
+      </w:tr>
+      <w:tr>
+        <w:tc>
+          <w:tcPr>
+            <w:tcW w:type="dxa" w:w="810"/>
+            <w:tcBorders>
+              <w:top w:val="single" w:color="C9D8CE" w:sz="4"/>
+              <w:left w:val="single" w:color="C9D8CE" w:sz="4"/>
+              <w:bottom w:val="single" w:color="C9D8CE" w:sz="4"/>
+              <w:right w:val="single" w:color="C9D8CE" w:sz="4"/>
+            </w:tcBorders>
+            <w:tcMar>
+              <w:top w:type="dxa" w:w="60"/>
+              <w:left w:type="dxa" w:w="90"/>
+              <w:bottom w:type="dxa" w:w="60"/>
+              <w:right w:type="dxa" w:w="90"/>
+            </w:tcMar>
+          </w:tcPr>
+          <w:p>
+            <w:r>
+              <w:rPr>
+                <w:b/>
+                <w:bCs/>
+                <w:sz w:val="19"/>
+                <w:szCs w:val="19"/>
+              </w:rPr>
+              <w:t xml:space="preserve">C04</w:t>
+            </w:r>
+          </w:p>
+        </w:tc>
+        <w:tc>
+          <w:tcPr>
+            <w:tcW w:type="dxa" w:w="2520"/>
+            <w:tcBorders>
+              <w:top w:val="single" w:color="C9D8CE" w:sz="4"/>
+              <w:left w:val="single" w:color="C9D8CE" w:sz="4"/>
+              <w:bottom w:val="single" w:color="C9D8CE" w:sz="4"/>
+              <w:right w:val="single" w:color="C9D8CE" w:sz="4"/>
+            </w:tcBorders>
+            <w:tcMar>
+              <w:top w:type="dxa" w:w="60"/>
+              <w:left w:type="dxa" w:w="90"/>
+              <w:bottom w:type="dxa" w:w="60"/>
+              <w:right w:type="dxa" w:w="90"/>
+            </w:tcMar>
+          </w:tcPr>
+          <w:p>
+            <w:r>
+              <w:rPr>
+                <w:b w:val="false"/>
+                <w:bCs w:val="false"/>
+                <w:sz w:val="19"/>
+                <w:szCs w:val="19"/>
+              </w:rPr>
+              <w:t xml:space="preserve">What do public buyers ask for?</w:t>
+            </w:r>
+          </w:p>
+        </w:tc>
+        <w:tc>
+          <w:tcPr>
+            <w:tcW w:type="dxa" w:w="4590"/>
+            <w:tcBorders>
+              <w:top w:val="single" w:color="C9D8CE" w:sz="4"/>
+              <w:left w:val="single" w:color="C9D8CE" w:sz="4"/>
+              <w:bottom w:val="single" w:color="C9D8CE" w:sz="4"/>
+              <w:right w:val="single" w:color="C9D8CE" w:sz="4"/>
+            </w:tcBorders>
+            <w:tcMar>
+              <w:top w:type="dxa" w:w="60"/>
+              <w:left w:type="dxa" w:w="90"/>
+              <w:bottom w:type="dxa" w:w="60"/>
+              <w:right w:type="dxa" w:w="90"/>
+            </w:tcMar>
+          </w:tcPr>
+          <w:p>
+            <w:r>
+              <w:rPr>
+                <w:b w:val="false"/>
+                <w:bCs w:val="false"/>
+                <w:sz w:val="19"/>
+                <w:szCs w:val="19"/>
+              </w:rPr>
+              <w:t xml:space="preserve">Customer segment includes B2G.</w:t>
+            </w:r>
+          </w:p>
+        </w:tc>
+        <w:tc>
+          <w:tcPr>
+            <w:tcW w:type="dxa" w:w="1080"/>
+            <w:tcBorders>
+              <w:top w:val="single" w:color="C9D8CE" w:sz="4"/>
+              <w:left w:val="single" w:color="C9D8CE" w:sz="4"/>
+              <w:bottom w:val="single" w:color="C9D8CE" w:sz="4"/>
+              <w:right w:val="single" w:color="C9D8CE" w:sz="4"/>
+            </w:tcBorders>
+            <w:tcMar>
+              <w:top w:type="dxa" w:w="60"/>
+              <w:left w:type="dxa" w:w="90"/>
+              <w:bottom w:type="dxa" w:w="60"/>
+              <w:right w:type="dxa" w:w="90"/>
+            </w:tcMar>
+          </w:tcPr>
+          <w:p>
+            <w:r>
+              <w:rPr>
+                <w:b w:val="false"/>
+                <w:bCs w:val="false"/>
+                <w:color w:val="5A6B62"/>
+                <w:sz w:val="19"/>
+                <w:szCs w:val="19"/>
+              </w:rPr>
+              <w:t xml:space="preserve">–</w:t>
+            </w:r>
+          </w:p>
+        </w:tc>
+      </w:tr>
+      <w:tr>
+        <w:tc>
+          <w:tcPr>
+            <w:tcW w:type="dxa" w:w="810"/>
+            <w:tcBorders>
+              <w:top w:val="single" w:color="C9D8CE" w:sz="4"/>
+              <w:left w:val="single" w:color="C9D8CE" w:sz="4"/>
+              <w:bottom w:val="single" w:color="C9D8CE" w:sz="4"/>
+              <w:right w:val="single" w:color="C9D8CE" w:sz="4"/>
+            </w:tcBorders>
+            <w:shd w:fill="EAF2ED" w:color="auto" w:val="clear"/>
+            <w:tcMar>
+              <w:top w:type="dxa" w:w="60"/>
+              <w:left w:type="dxa" w:w="90"/>
+              <w:bottom w:type="dxa" w:w="60"/>
+              <w:right w:type="dxa" w:w="90"/>
+            </w:tcMar>
+          </w:tcPr>
+          <w:p>
+            <w:r>
+              <w:rPr>
+                <w:b/>
+                <w:bCs/>
+                <w:sz w:val="19"/>
+                <w:szCs w:val="19"/>
+              </w:rPr>
+              <w:t xml:space="preserve">C05</w:t>
+            </w:r>
+          </w:p>
+        </w:tc>
+        <w:tc>
+          <w:tcPr>
+            <w:tcW w:type="dxa" w:w="2520"/>
+            <w:tcBorders>
+              <w:top w:val="single" w:color="C9D8CE" w:sz="4"/>
+              <w:left w:val="single" w:color="C9D8CE" w:sz="4"/>
+              <w:bottom w:val="single" w:color="C9D8CE" w:sz="4"/>
+              <w:right w:val="single" w:color="C9D8CE" w:sz="4"/>
+            </w:tcBorders>
+            <w:shd w:fill="EAF2ED" w:color="auto" w:val="clear"/>
+            <w:tcMar>
+              <w:top w:type="dxa" w:w="60"/>
+              <w:left w:type="dxa" w:w="90"/>
+              <w:bottom w:type="dxa" w:w="60"/>
+              <w:right w:type="dxa" w:w="90"/>
+            </w:tcMar>
+          </w:tcPr>
+          <w:p>
+            <w:r>
+              <w:rPr>
+                <w:b w:val="false"/>
+                <w:bCs w:val="false"/>
+                <w:sz w:val="19"/>
+                <w:szCs w:val="19"/>
+              </w:rPr>
+              <w:t xml:space="preserve">Is your evidence about the right people?</w:t>
+            </w:r>
+          </w:p>
+        </w:tc>
+        <w:tc>
+          <w:tcPr>
+            <w:tcW w:type="dxa" w:w="4590"/>
+            <w:tcBorders>
+              <w:top w:val="single" w:color="C9D8CE" w:sz="4"/>
+              <w:left w:val="single" w:color="C9D8CE" w:sz="4"/>
+              <w:bottom w:val="single" w:color="C9D8CE" w:sz="4"/>
+              <w:right w:val="single" w:color="C9D8CE" w:sz="4"/>
+            </w:tcBorders>
+            <w:shd w:fill="EAF2ED" w:color="auto" w:val="clear"/>
+            <w:tcMar>
+              <w:top w:type="dxa" w:w="60"/>
+              <w:left w:type="dxa" w:w="90"/>
+              <w:bottom w:type="dxa" w:w="60"/>
+              <w:right w:type="dxa" w:w="90"/>
+            </w:tcMar>
+          </w:tcPr>
+          <w:p>
+            <w:r>
+              <w:rPr>
+                <w:b w:val="false"/>
+                <w:bCs w:val="false"/>
+                <w:sz w:val="19"/>
+                <w:szCs w:val="19"/>
+              </w:rPr>
+              <w:t xml:space="preserve">Enabling, and the person whose behaviour must change differs from the buyer.</w:t>
+            </w:r>
+          </w:p>
+        </w:tc>
+        <w:tc>
+          <w:tcPr>
+            <w:tcW w:type="dxa" w:w="1080"/>
+            <w:tcBorders>
+              <w:top w:val="single" w:color="C9D8CE" w:sz="4"/>
+              <w:left w:val="single" w:color="C9D8CE" w:sz="4"/>
+              <w:bottom w:val="single" w:color="C9D8CE" w:sz="4"/>
+              <w:right w:val="single" w:color="C9D8CE" w:sz="4"/>
+            </w:tcBorders>
+            <w:shd w:fill="EAF2ED" w:color="auto" w:val="clear"/>
+            <w:tcMar>
+              <w:top w:type="dxa" w:w="60"/>
+              <w:left w:type="dxa" w:w="90"/>
+              <w:bottom w:type="dxa" w:w="60"/>
+              <w:right w:type="dxa" w:w="90"/>
+            </w:tcMar>
+          </w:tcPr>
+          <w:p>
+            <w:r>
+              <w:rPr>
+                <w:b/>
+                <w:bCs/>
+                <w:color w:val="2E6B4F"/>
+                <w:sz w:val="19"/>
+                <w:szCs w:val="19"/>
+              </w:rPr>
+              <w:t xml:space="preserve">yes</w:t>
+            </w:r>
+          </w:p>
+        </w:tc>
+      </w:tr>
+      <w:tr>
+        <w:tc>
+          <w:tcPr>
+            <w:tcW w:type="dxa" w:w="810"/>
+            <w:tcBorders>
+              <w:top w:val="single" w:color="C9D8CE" w:sz="4"/>
+              <w:left w:val="single" w:color="C9D8CE" w:sz="4"/>
+              <w:bottom w:val="single" w:color="C9D8CE" w:sz="4"/>
+              <w:right w:val="single" w:color="C9D8CE" w:sz="4"/>
+            </w:tcBorders>
+            <w:tcMar>
+              <w:top w:type="dxa" w:w="60"/>
+              <w:left w:type="dxa" w:w="90"/>
+              <w:bottom w:type="dxa" w:w="60"/>
+              <w:right w:type="dxa" w:w="90"/>
+            </w:tcMar>
+          </w:tcPr>
+          <w:p>
+            <w:r>
+              <w:rPr>
+                <w:b/>
+                <w:bCs/>
+                <w:sz w:val="19"/>
+                <w:szCs w:val="19"/>
+              </w:rPr>
+              <w:t xml:space="preserve">C06</w:t>
+            </w:r>
+          </w:p>
+        </w:tc>
+        <w:tc>
+          <w:tcPr>
+            <w:tcW w:type="dxa" w:w="2520"/>
+            <w:tcBorders>
+              <w:top w:val="single" w:color="C9D8CE" w:sz="4"/>
+              <w:left w:val="single" w:color="C9D8CE" w:sz="4"/>
+              <w:bottom w:val="single" w:color="C9D8CE" w:sz="4"/>
+              <w:right w:val="single" w:color="C9D8CE" w:sz="4"/>
+            </w:tcBorders>
+            <w:tcMar>
+              <w:top w:type="dxa" w:w="60"/>
+              <w:left w:type="dxa" w:w="90"/>
+              <w:bottom w:type="dxa" w:w="60"/>
+              <w:right w:type="dxa" w:w="90"/>
+            </w:tcMar>
+          </w:tcPr>
+          <w:p>
+            <w:r>
+              <w:rPr>
+                <w:b w:val="false"/>
+                <w:bCs w:val="false"/>
+                <w:sz w:val="19"/>
+                <w:szCs w:val="19"/>
+              </w:rPr>
+              <w:t xml:space="preserve">Do the users actually use it?</w:t>
+            </w:r>
+          </w:p>
+        </w:tc>
+        <w:tc>
+          <w:tcPr>
+            <w:tcW w:type="dxa" w:w="4590"/>
+            <w:tcBorders>
+              <w:top w:val="single" w:color="C9D8CE" w:sz="4"/>
+              <w:left w:val="single" w:color="C9D8CE" w:sz="4"/>
+              <w:bottom w:val="single" w:color="C9D8CE" w:sz="4"/>
+              <w:right w:val="single" w:color="C9D8CE" w:sz="4"/>
+            </w:tcBorders>
+            <w:tcMar>
+              <w:top w:type="dxa" w:w="60"/>
+              <w:left w:type="dxa" w:w="90"/>
+              <w:bottom w:type="dxa" w:w="60"/>
+              <w:right w:type="dxa" w:w="90"/>
+            </w:tcMar>
+          </w:tcPr>
+          <w:p>
+            <w:r>
+              <w:rPr>
+                <w:b w:val="false"/>
+                <w:bCs w:val="false"/>
+                <w:sz w:val="19"/>
+                <w:szCs w:val="19"/>
+              </w:rPr>
+              <w:t xml:space="preserve">The user differs from the buyer (and C05 does not apply).</w:t>
+            </w:r>
+          </w:p>
+        </w:tc>
+        <w:tc>
+          <w:tcPr>
+            <w:tcW w:type="dxa" w:w="1080"/>
+            <w:tcBorders>
+              <w:top w:val="single" w:color="C9D8CE" w:sz="4"/>
+              <w:left w:val="single" w:color="C9D8CE" w:sz="4"/>
+              <w:bottom w:val="single" w:color="C9D8CE" w:sz="4"/>
+              <w:right w:val="single" w:color="C9D8CE" w:sz="4"/>
+            </w:tcBorders>
+            <w:tcMar>
+              <w:top w:type="dxa" w:w="60"/>
+              <w:left w:type="dxa" w:w="90"/>
+              <w:bottom w:type="dxa" w:w="60"/>
+              <w:right w:type="dxa" w:w="90"/>
+            </w:tcMar>
+          </w:tcPr>
+          <w:p>
+            <w:r>
+              <w:rPr>
+                <w:b w:val="false"/>
+                <w:bCs w:val="false"/>
+                <w:color w:val="5A6B62"/>
+                <w:sz w:val="19"/>
+                <w:szCs w:val="19"/>
+              </w:rPr>
+              <w:t xml:space="preserve">–</w:t>
+            </w:r>
+          </w:p>
+        </w:tc>
+      </w:tr>
+      <w:tr>
+        <w:tc>
+          <w:tcPr>
+            <w:tcW w:type="dxa" w:w="810"/>
+            <w:tcBorders>
+              <w:top w:val="single" w:color="C9D8CE" w:sz="4"/>
+              <w:left w:val="single" w:color="C9D8CE" w:sz="4"/>
+              <w:bottom w:val="single" w:color="C9D8CE" w:sz="4"/>
+              <w:right w:val="single" w:color="C9D8CE" w:sz="4"/>
+            </w:tcBorders>
+            <w:tcMar>
+              <w:top w:type="dxa" w:w="60"/>
+              <w:left w:type="dxa" w:w="90"/>
+              <w:bottom w:type="dxa" w:w="60"/>
+              <w:right w:type="dxa" w:w="90"/>
+            </w:tcMar>
+          </w:tcPr>
+          <w:p>
+            <w:r>
+              <w:rPr>
+                <w:b/>
+                <w:bCs/>
+                <w:sz w:val="19"/>
+                <w:szCs w:val="19"/>
+              </w:rPr>
+              <w:t xml:space="preserve">C07</w:t>
+            </w:r>
+          </w:p>
+        </w:tc>
+        <w:tc>
+          <w:tcPr>
+            <w:tcW w:type="dxa" w:w="2520"/>
+            <w:tcBorders>
+              <w:top w:val="single" w:color="C9D8CE" w:sz="4"/>
+              <w:left w:val="single" w:color="C9D8CE" w:sz="4"/>
+              <w:bottom w:val="single" w:color="C9D8CE" w:sz="4"/>
+              <w:right w:val="single" w:color="C9D8CE" w:sz="4"/>
+            </w:tcBorders>
+            <w:tcMar>
+              <w:top w:type="dxa" w:w="60"/>
+              <w:left w:type="dxa" w:w="90"/>
+              <w:bottom w:type="dxa" w:w="60"/>
+              <w:right w:type="dxa" w:w="90"/>
+            </w:tcMar>
+          </w:tcPr>
+          <w:p>
+            <w:r>
+              <w:rPr>
+                <w:b w:val="false"/>
+                <w:bCs w:val="false"/>
+                <w:sz w:val="19"/>
+                <w:szCs w:val="19"/>
+              </w:rPr>
+              <w:t xml:space="preserve">Who has to change their behaviour?</w:t>
+            </w:r>
+          </w:p>
+        </w:tc>
+        <w:tc>
+          <w:tcPr>
+            <w:tcW w:type="dxa" w:w="4590"/>
+            <w:tcBorders>
+              <w:top w:val="single" w:color="C9D8CE" w:sz="4"/>
+              <w:left w:val="single" w:color="C9D8CE" w:sz="4"/>
+              <w:bottom w:val="single" w:color="C9D8CE" w:sz="4"/>
+              <w:right w:val="single" w:color="C9D8CE" w:sz="4"/>
+            </w:tcBorders>
+            <w:tcMar>
+              <w:top w:type="dxa" w:w="60"/>
+              <w:left w:type="dxa" w:w="90"/>
+              <w:bottom w:type="dxa" w:w="60"/>
+              <w:right w:type="dxa" w:w="90"/>
+            </w:tcMar>
+          </w:tcPr>
+          <w:p>
+            <w:r>
+              <w:rPr>
+                <w:b w:val="false"/>
+                <w:bCs w:val="false"/>
+                <w:sz w:val="19"/>
+                <w:szCs w:val="19"/>
+              </w:rPr>
+              <w:t xml:space="preserve">Enabling, and nobody is named whose behaviour must change.</w:t>
+            </w:r>
+          </w:p>
+        </w:tc>
+        <w:tc>
+          <w:tcPr>
+            <w:tcW w:type="dxa" w:w="1080"/>
+            <w:tcBorders>
+              <w:top w:val="single" w:color="C9D8CE" w:sz="4"/>
+              <w:left w:val="single" w:color="C9D8CE" w:sz="4"/>
+              <w:bottom w:val="single" w:color="C9D8CE" w:sz="4"/>
+              <w:right w:val="single" w:color="C9D8CE" w:sz="4"/>
+            </w:tcBorders>
+            <w:tcMar>
+              <w:top w:type="dxa" w:w="60"/>
+              <w:left w:type="dxa" w:w="90"/>
+              <w:bottom w:type="dxa" w:w="60"/>
+              <w:right w:type="dxa" w:w="90"/>
+            </w:tcMar>
+          </w:tcPr>
+          <w:p>
+            <w:r>
+              <w:rPr>
+                <w:b w:val="false"/>
+                <w:bCs w:val="false"/>
+                <w:color w:val="5A6B62"/>
+                <w:sz w:val="19"/>
+                <w:szCs w:val="19"/>
+              </w:rPr>
+              <w:t xml:space="preserve">–</w:t>
+            </w:r>
+          </w:p>
+        </w:tc>
+      </w:tr>
+      <w:tr>
+        <w:tc>
+          <w:tcPr>
+            <w:tcW w:type="dxa" w:w="810"/>
+            <w:tcBorders>
+              <w:top w:val="single" w:color="C9D8CE" w:sz="4"/>
+              <w:left w:val="single" w:color="C9D8CE" w:sz="4"/>
+              <w:bottom w:val="single" w:color="C9D8CE" w:sz="4"/>
+              <w:right w:val="single" w:color="C9D8CE" w:sz="4"/>
+            </w:tcBorders>
+            <w:shd w:fill="EAF2ED" w:color="auto" w:val="clear"/>
+            <w:tcMar>
+              <w:top w:type="dxa" w:w="60"/>
+              <w:left w:type="dxa" w:w="90"/>
+              <w:bottom w:type="dxa" w:w="60"/>
+              <w:right w:type="dxa" w:w="90"/>
+            </w:tcMar>
+          </w:tcPr>
+          <w:p>
+            <w:r>
+              <w:rPr>
+                <w:b/>
+                <w:bCs/>
+                <w:sz w:val="19"/>
+                <w:szCs w:val="19"/>
+              </w:rPr>
+              <w:t xml:space="preserve">C08</w:t>
+            </w:r>
+          </w:p>
+        </w:tc>
+        <w:tc>
+          <w:tcPr>
+            <w:tcW w:type="dxa" w:w="2520"/>
+            <w:tcBorders>
+              <w:top w:val="single" w:color="C9D8CE" w:sz="4"/>
+              <w:left w:val="single" w:color="C9D8CE" w:sz="4"/>
+              <w:bottom w:val="single" w:color="C9D8CE" w:sz="4"/>
+              <w:right w:val="single" w:color="C9D8CE" w:sz="4"/>
+            </w:tcBorders>
+            <w:shd w:fill="EAF2ED" w:color="auto" w:val="clear"/>
+            <w:tcMar>
+              <w:top w:type="dxa" w:w="60"/>
+              <w:left w:type="dxa" w:w="90"/>
+              <w:bottom w:type="dxa" w:w="60"/>
+              <w:right w:type="dxa" w:w="90"/>
+            </w:tcMar>
+          </w:tcPr>
+          <w:p>
+            <w:r>
+              <w:rPr>
+                <w:b w:val="false"/>
+                <w:bCs w:val="false"/>
+                <w:sz w:val="19"/>
+                <w:szCs w:val="19"/>
+              </w:rPr>
+              <w:t xml:space="preserve">Does churn also cut your impact?</w:t>
+            </w:r>
+          </w:p>
+        </w:tc>
+        <w:tc>
+          <w:tcPr>
+            <w:tcW w:type="dxa" w:w="4590"/>
+            <w:tcBorders>
+              <w:top w:val="single" w:color="C9D8CE" w:sz="4"/>
+              <w:left w:val="single" w:color="C9D8CE" w:sz="4"/>
+              <w:bottom w:val="single" w:color="C9D8CE" w:sz="4"/>
+              <w:right w:val="single" w:color="C9D8CE" w:sz="4"/>
+            </w:tcBorders>
+            <w:shd w:fill="EAF2ED" w:color="auto" w:val="clear"/>
+            <w:tcMar>
+              <w:top w:type="dxa" w:w="60"/>
+              <w:left w:type="dxa" w:w="90"/>
+              <w:bottom w:type="dxa" w:w="60"/>
+              <w:right w:type="dxa" w:w="90"/>
+            </w:tcMar>
+          </w:tcPr>
+          <w:p>
+            <w:r>
+              <w:rPr>
+                <w:b w:val="false"/>
+                <w:bCs w:val="false"/>
+                <w:sz w:val="19"/>
+                <w:szCs w:val="19"/>
+              </w:rPr>
+              <w:t xml:space="preserve">Revenue model includes a subscription.</w:t>
+            </w:r>
+          </w:p>
+        </w:tc>
+        <w:tc>
+          <w:tcPr>
+            <w:tcW w:type="dxa" w:w="1080"/>
+            <w:tcBorders>
+              <w:top w:val="single" w:color="C9D8CE" w:sz="4"/>
+              <w:left w:val="single" w:color="C9D8CE" w:sz="4"/>
+              <w:bottom w:val="single" w:color="C9D8CE" w:sz="4"/>
+              <w:right w:val="single" w:color="C9D8CE" w:sz="4"/>
+            </w:tcBorders>
+            <w:shd w:fill="EAF2ED" w:color="auto" w:val="clear"/>
+            <w:tcMar>
+              <w:top w:type="dxa" w:w="60"/>
+              <w:left w:type="dxa" w:w="90"/>
+              <w:bottom w:type="dxa" w:w="60"/>
+              <w:right w:type="dxa" w:w="90"/>
+            </w:tcMar>
+          </w:tcPr>
+          <w:p>
+            <w:r>
+              <w:rPr>
+                <w:b/>
+                <w:bCs/>
+                <w:color w:val="2E6B4F"/>
+                <w:sz w:val="19"/>
+                <w:szCs w:val="19"/>
+              </w:rPr>
+              <w:t xml:space="preserve">yes</w:t>
+            </w:r>
+          </w:p>
+        </w:tc>
+      </w:tr>
+      <w:tr>
+        <w:tc>
+          <w:tcPr>
+            <w:tcW w:type="dxa" w:w="810"/>
+            <w:tcBorders>
+              <w:top w:val="single" w:color="C9D8CE" w:sz="4"/>
+              <w:left w:val="single" w:color="C9D8CE" w:sz="4"/>
+              <w:bottom w:val="single" w:color="C9D8CE" w:sz="4"/>
+              <w:right w:val="single" w:color="C9D8CE" w:sz="4"/>
+            </w:tcBorders>
+            <w:tcMar>
+              <w:top w:type="dxa" w:w="60"/>
+              <w:left w:type="dxa" w:w="90"/>
+              <w:bottom w:type="dxa" w:w="60"/>
+              <w:right w:type="dxa" w:w="90"/>
+            </w:tcMar>
+          </w:tcPr>
+          <w:p>
+            <w:r>
+              <w:rPr>
+                <w:b/>
+                <w:bCs/>
+                <w:sz w:val="19"/>
+                <w:szCs w:val="19"/>
+              </w:rPr>
+              <w:t xml:space="preserve">C09</w:t>
+            </w:r>
+          </w:p>
+        </w:tc>
+        <w:tc>
+          <w:tcPr>
+            <w:tcW w:type="dxa" w:w="2520"/>
+            <w:tcBorders>
+              <w:top w:val="single" w:color="C9D8CE" w:sz="4"/>
+              <w:left w:val="single" w:color="C9D8CE" w:sz="4"/>
+              <w:bottom w:val="single" w:color="C9D8CE" w:sz="4"/>
+              <w:right w:val="single" w:color="C9D8CE" w:sz="4"/>
+            </w:tcBorders>
+            <w:tcMar>
+              <w:top w:type="dxa" w:w="60"/>
+              <w:left w:type="dxa" w:w="90"/>
+              <w:bottom w:type="dxa" w:w="60"/>
+              <w:right w:type="dxa" w:w="90"/>
+            </w:tcMar>
+          </w:tcPr>
+          <w:p>
+            <w:r>
+              <w:rPr>
+                <w:b w:val="false"/>
+                <w:bCs w:val="false"/>
+                <w:sz w:val="19"/>
+                <w:szCs w:val="19"/>
+              </w:rPr>
+              <w:t xml:space="preserve">What happens after the sale?</w:t>
+            </w:r>
+          </w:p>
+        </w:tc>
+        <w:tc>
+          <w:tcPr>
+            <w:tcW w:type="dxa" w:w="4590"/>
+            <w:tcBorders>
+              <w:top w:val="single" w:color="C9D8CE" w:sz="4"/>
+              <w:left w:val="single" w:color="C9D8CE" w:sz="4"/>
+              <w:bottom w:val="single" w:color="C9D8CE" w:sz="4"/>
+              <w:right w:val="single" w:color="C9D8CE" w:sz="4"/>
+            </w:tcBorders>
+            <w:tcMar>
+              <w:top w:type="dxa" w:w="60"/>
+              <w:left w:type="dxa" w:w="90"/>
+              <w:bottom w:type="dxa" w:w="60"/>
+              <w:right w:type="dxa" w:w="90"/>
+            </w:tcMar>
+          </w:tcPr>
+          <w:p>
+            <w:r>
+              <w:rPr>
+                <w:b w:val="false"/>
+                <w:bCs w:val="false"/>
+                <w:sz w:val="19"/>
+                <w:szCs w:val="19"/>
+              </w:rPr>
+              <w:t xml:space="preserve">Revenue model includes a one-off sale.</w:t>
+            </w:r>
+          </w:p>
+        </w:tc>
+        <w:tc>
+          <w:tcPr>
+            <w:tcW w:type="dxa" w:w="1080"/>
+            <w:tcBorders>
+              <w:top w:val="single" w:color="C9D8CE" w:sz="4"/>
+              <w:left w:val="single" w:color="C9D8CE" w:sz="4"/>
+              <w:bottom w:val="single" w:color="C9D8CE" w:sz="4"/>
+              <w:right w:val="single" w:color="C9D8CE" w:sz="4"/>
+            </w:tcBorders>
+            <w:tcMar>
+              <w:top w:type="dxa" w:w="60"/>
+              <w:left w:type="dxa" w:w="90"/>
+              <w:bottom w:type="dxa" w:w="60"/>
+              <w:right w:type="dxa" w:w="90"/>
+            </w:tcMar>
+          </w:tcPr>
+          <w:p>
+            <w:r>
+              <w:rPr>
+                <w:b w:val="false"/>
+                <w:bCs w:val="false"/>
+                <w:color w:val="5A6B62"/>
+                <w:sz w:val="19"/>
+                <w:szCs w:val="19"/>
+              </w:rPr>
+              <w:t xml:space="preserve">–</w:t>
+            </w:r>
+          </w:p>
+        </w:tc>
+      </w:tr>
+      <w:tr>
+        <w:tc>
+          <w:tcPr>
+            <w:tcW w:type="dxa" w:w="810"/>
+            <w:tcBorders>
+              <w:top w:val="single" w:color="C9D8CE" w:sz="4"/>
+              <w:left w:val="single" w:color="C9D8CE" w:sz="4"/>
+              <w:bottom w:val="single" w:color="C9D8CE" w:sz="4"/>
+              <w:right w:val="single" w:color="C9D8CE" w:sz="4"/>
+            </w:tcBorders>
+            <w:tcMar>
+              <w:top w:type="dxa" w:w="60"/>
+              <w:left w:type="dxa" w:w="90"/>
+              <w:bottom w:type="dxa" w:w="60"/>
+              <w:right w:type="dxa" w:w="90"/>
+            </w:tcMar>
+          </w:tcPr>
+          <w:p>
+            <w:r>
+              <w:rPr>
+                <w:b/>
+                <w:bCs/>
+                <w:sz w:val="19"/>
+                <w:szCs w:val="19"/>
+              </w:rPr>
+              <w:t xml:space="preserve">C10</w:t>
+            </w:r>
+          </w:p>
+        </w:tc>
+        <w:tc>
+          <w:tcPr>
+            <w:tcW w:type="dxa" w:w="2520"/>
+            <w:tcBorders>
+              <w:top w:val="single" w:color="C9D8CE" w:sz="4"/>
+              <w:left w:val="single" w:color="C9D8CE" w:sz="4"/>
+              <w:bottom w:val="single" w:color="C9D8CE" w:sz="4"/>
+              <w:right w:val="single" w:color="C9D8CE" w:sz="4"/>
+            </w:tcBorders>
+            <w:tcMar>
+              <w:top w:type="dxa" w:w="60"/>
+              <w:left w:type="dxa" w:w="90"/>
+              <w:bottom w:type="dxa" w:w="60"/>
+              <w:right w:type="dxa" w:w="90"/>
+            </w:tcMar>
+          </w:tcPr>
+          <w:p>
+            <w:r>
+              <w:rPr>
+                <w:b w:val="false"/>
+                <w:bCs w:val="false"/>
+                <w:sz w:val="19"/>
+                <w:szCs w:val="19"/>
+              </w:rPr>
+              <w:t xml:space="preserve">Can you see how licensees deploy it?</w:t>
+            </w:r>
+          </w:p>
+        </w:tc>
+        <w:tc>
+          <w:tcPr>
+            <w:tcW w:type="dxa" w:w="4590"/>
+            <w:tcBorders>
+              <w:top w:val="single" w:color="C9D8CE" w:sz="4"/>
+              <w:left w:val="single" w:color="C9D8CE" w:sz="4"/>
+              <w:bottom w:val="single" w:color="C9D8CE" w:sz="4"/>
+              <w:right w:val="single" w:color="C9D8CE" w:sz="4"/>
+            </w:tcBorders>
+            <w:tcMar>
+              <w:top w:type="dxa" w:w="60"/>
+              <w:left w:type="dxa" w:w="90"/>
+              <w:bottom w:type="dxa" w:w="60"/>
+              <w:right w:type="dxa" w:w="90"/>
+            </w:tcMar>
+          </w:tcPr>
+          <w:p>
+            <w:r>
+              <w:rPr>
+                <w:b w:val="false"/>
+                <w:bCs w:val="false"/>
+                <w:sz w:val="19"/>
+                <w:szCs w:val="19"/>
+              </w:rPr>
+              <w:t xml:space="preserve">Revenue model includes licensing.</w:t>
+            </w:r>
+          </w:p>
+        </w:tc>
+        <w:tc>
+          <w:tcPr>
+            <w:tcW w:type="dxa" w:w="1080"/>
+            <w:tcBorders>
+              <w:top w:val="single" w:color="C9D8CE" w:sz="4"/>
+              <w:left w:val="single" w:color="C9D8CE" w:sz="4"/>
+              <w:bottom w:val="single" w:color="C9D8CE" w:sz="4"/>
+              <w:right w:val="single" w:color="C9D8CE" w:sz="4"/>
+            </w:tcBorders>
+            <w:tcMar>
+              <w:top w:type="dxa" w:w="60"/>
+              <w:left w:type="dxa" w:w="90"/>
+              <w:bottom w:type="dxa" w:w="60"/>
+              <w:right w:type="dxa" w:w="90"/>
+            </w:tcMar>
+          </w:tcPr>
+          <w:p>
+            <w:r>
+              <w:rPr>
+                <w:b w:val="false"/>
+                <w:bCs w:val="false"/>
+                <w:color w:val="5A6B62"/>
+                <w:sz w:val="19"/>
+                <w:szCs w:val="19"/>
+              </w:rPr>
+              <w:t xml:space="preserve">–</w:t>
+            </w:r>
+          </w:p>
+        </w:tc>
+      </w:tr>
+      <w:tr>
+        <w:tc>
+          <w:tcPr>
+            <w:tcW w:type="dxa" w:w="810"/>
+            <w:tcBorders>
+              <w:top w:val="single" w:color="C9D8CE" w:sz="4"/>
+              <w:left w:val="single" w:color="C9D8CE" w:sz="4"/>
+              <w:bottom w:val="single" w:color="C9D8CE" w:sz="4"/>
+              <w:right w:val="single" w:color="C9D8CE" w:sz="4"/>
+            </w:tcBorders>
+            <w:tcMar>
+              <w:top w:type="dxa" w:w="60"/>
+              <w:left w:type="dxa" w:w="90"/>
+              <w:bottom w:type="dxa" w:w="60"/>
+              <w:right w:type="dxa" w:w="90"/>
+            </w:tcMar>
+          </w:tcPr>
+          <w:p>
+            <w:r>
+              <w:rPr>
+                <w:b/>
+                <w:bCs/>
+                <w:sz w:val="19"/>
+                <w:szCs w:val="19"/>
+              </w:rPr>
+              <w:t xml:space="preserve">C11</w:t>
+            </w:r>
+          </w:p>
+        </w:tc>
+        <w:tc>
+          <w:tcPr>
+            <w:tcW w:type="dxa" w:w="2520"/>
+            <w:tcBorders>
+              <w:top w:val="single" w:color="C9D8CE" w:sz="4"/>
+              <w:left w:val="single" w:color="C9D8CE" w:sz="4"/>
+              <w:bottom w:val="single" w:color="C9D8CE" w:sz="4"/>
+              <w:right w:val="single" w:color="C9D8CE" w:sz="4"/>
+            </w:tcBorders>
+            <w:tcMar>
+              <w:top w:type="dxa" w:w="60"/>
+              <w:left w:type="dxa" w:w="90"/>
+              <w:bottom w:type="dxa" w:w="60"/>
+              <w:right w:type="dxa" w:w="90"/>
+            </w:tcMar>
+          </w:tcPr>
+          <w:p>
+            <w:r>
+              <w:rPr>
+                <w:b w:val="false"/>
+                <w:bCs w:val="false"/>
+                <w:sz w:val="19"/>
+                <w:szCs w:val="19"/>
+              </w:rPr>
+              <w:t xml:space="preserve">Is your billing data also impact data?</w:t>
+            </w:r>
+          </w:p>
+        </w:tc>
+        <w:tc>
+          <w:tcPr>
+            <w:tcW w:type="dxa" w:w="4590"/>
+            <w:tcBorders>
+              <w:top w:val="single" w:color="C9D8CE" w:sz="4"/>
+              <w:left w:val="single" w:color="C9D8CE" w:sz="4"/>
+              <w:bottom w:val="single" w:color="C9D8CE" w:sz="4"/>
+              <w:right w:val="single" w:color="C9D8CE" w:sz="4"/>
+            </w:tcBorders>
+            <w:tcMar>
+              <w:top w:type="dxa" w:w="60"/>
+              <w:left w:type="dxa" w:w="90"/>
+              <w:bottom w:type="dxa" w:w="60"/>
+              <w:right w:type="dxa" w:w="90"/>
+            </w:tcMar>
+          </w:tcPr>
+          <w:p>
+            <w:r>
+              <w:rPr>
+                <w:b w:val="false"/>
+                <w:bCs w:val="false"/>
+                <w:sz w:val="19"/>
+                <w:szCs w:val="19"/>
+              </w:rPr>
+              <w:t xml:space="preserve">Revenue model includes pay per use.</w:t>
+            </w:r>
+          </w:p>
+        </w:tc>
+        <w:tc>
+          <w:tcPr>
+            <w:tcW w:type="dxa" w:w="1080"/>
+            <w:tcBorders>
+              <w:top w:val="single" w:color="C9D8CE" w:sz="4"/>
+              <w:left w:val="single" w:color="C9D8CE" w:sz="4"/>
+              <w:bottom w:val="single" w:color="C9D8CE" w:sz="4"/>
+              <w:right w:val="single" w:color="C9D8CE" w:sz="4"/>
+            </w:tcBorders>
+            <w:tcMar>
+              <w:top w:type="dxa" w:w="60"/>
+              <w:left w:type="dxa" w:w="90"/>
+              <w:bottom w:type="dxa" w:w="60"/>
+              <w:right w:type="dxa" w:w="90"/>
+            </w:tcMar>
+          </w:tcPr>
+          <w:p>
+            <w:r>
+              <w:rPr>
+                <w:b w:val="false"/>
+                <w:bCs w:val="false"/>
+                <w:color w:val="5A6B62"/>
+                <w:sz w:val="19"/>
+                <w:szCs w:val="19"/>
+              </w:rPr>
+              <w:t xml:space="preserve">–</w:t>
+            </w:r>
+          </w:p>
+        </w:tc>
+      </w:tr>
+      <w:tr>
+        <w:tc>
+          <w:tcPr>
+            <w:tcW w:type="dxa" w:w="810"/>
+            <w:tcBorders>
+              <w:top w:val="single" w:color="C9D8CE" w:sz="4"/>
+              <w:left w:val="single" w:color="C9D8CE" w:sz="4"/>
+              <w:bottom w:val="single" w:color="C9D8CE" w:sz="4"/>
+              <w:right w:val="single" w:color="C9D8CE" w:sz="4"/>
+            </w:tcBorders>
+            <w:shd w:fill="EAF2ED" w:color="auto" w:val="clear"/>
+            <w:tcMar>
+              <w:top w:type="dxa" w:w="60"/>
+              <w:left w:type="dxa" w:w="90"/>
+              <w:bottom w:type="dxa" w:w="60"/>
+              <w:right w:type="dxa" w:w="90"/>
+            </w:tcMar>
+          </w:tcPr>
+          <w:p>
+            <w:r>
+              <w:rPr>
+                <w:b/>
+                <w:bCs/>
+                <w:sz w:val="19"/>
+                <w:szCs w:val="19"/>
+              </w:rPr>
+              <w:t xml:space="preserve">C12</w:t>
+            </w:r>
+          </w:p>
+        </w:tc>
+        <w:tc>
+          <w:tcPr>
+            <w:tcW w:type="dxa" w:w="2520"/>
+            <w:tcBorders>
+              <w:top w:val="single" w:color="C9D8CE" w:sz="4"/>
+              <w:left w:val="single" w:color="C9D8CE" w:sz="4"/>
+              <w:bottom w:val="single" w:color="C9D8CE" w:sz="4"/>
+              <w:right w:val="single" w:color="C9D8CE" w:sz="4"/>
+            </w:tcBorders>
+            <w:shd w:fill="EAF2ED" w:color="auto" w:val="clear"/>
+            <w:tcMar>
+              <w:top w:type="dxa" w:w="60"/>
+              <w:left w:type="dxa" w:w="90"/>
+              <w:bottom w:type="dxa" w:w="60"/>
+              <w:right w:type="dxa" w:w="90"/>
+            </w:tcMar>
+          </w:tcPr>
+          <w:p>
+            <w:r>
+              <w:rPr>
+                <w:b w:val="false"/>
+                <w:bCs w:val="false"/>
+                <w:sz w:val="19"/>
+                <w:szCs w:val="19"/>
+              </w:rPr>
+              <w:t xml:space="preserve">Can one dataset show both savings?</w:t>
+            </w:r>
+          </w:p>
+        </w:tc>
+        <w:tc>
+          <w:tcPr>
+            <w:tcW w:type="dxa" w:w="4590"/>
+            <w:tcBorders>
+              <w:top w:val="single" w:color="C9D8CE" w:sz="4"/>
+              <w:left w:val="single" w:color="C9D8CE" w:sz="4"/>
+              <w:bottom w:val="single" w:color="C9D8CE" w:sz="4"/>
+              <w:right w:val="single" w:color="C9D8CE" w:sz="4"/>
+            </w:tcBorders>
+            <w:shd w:fill="EAF2ED" w:color="auto" w:val="clear"/>
+            <w:tcMar>
+              <w:top w:type="dxa" w:w="60"/>
+              <w:left w:type="dxa" w:w="90"/>
+              <w:bottom w:type="dxa" w:w="60"/>
+              <w:right w:type="dxa" w:w="90"/>
+            </w:tcMar>
+          </w:tcPr>
+          <w:p>
+            <w:r>
+              <w:rPr>
+                <w:b w:val="false"/>
+                <w:bCs w:val="false"/>
+                <w:sz w:val="19"/>
+                <w:szCs w:val="19"/>
+              </w:rPr>
+              <w:t xml:space="preserve">Enabling, and customers buy because it saves them money.</w:t>
+            </w:r>
+          </w:p>
+        </w:tc>
+        <w:tc>
+          <w:tcPr>
+            <w:tcW w:type="dxa" w:w="1080"/>
+            <w:tcBorders>
+              <w:top w:val="single" w:color="C9D8CE" w:sz="4"/>
+              <w:left w:val="single" w:color="C9D8CE" w:sz="4"/>
+              <w:bottom w:val="single" w:color="C9D8CE" w:sz="4"/>
+              <w:right w:val="single" w:color="C9D8CE" w:sz="4"/>
+            </w:tcBorders>
+            <w:shd w:fill="EAF2ED" w:color="auto" w:val="clear"/>
+            <w:tcMar>
+              <w:top w:type="dxa" w:w="60"/>
+              <w:left w:type="dxa" w:w="90"/>
+              <w:bottom w:type="dxa" w:w="60"/>
+              <w:right w:type="dxa" w:w="90"/>
+            </w:tcMar>
+          </w:tcPr>
+          <w:p>
+            <w:r>
+              <w:rPr>
+                <w:b/>
+                <w:bCs/>
+                <w:color w:val="2E6B4F"/>
+                <w:sz w:val="19"/>
+                <w:szCs w:val="19"/>
+              </w:rPr>
+              <w:t xml:space="preserve">yes</w:t>
+            </w:r>
+          </w:p>
+        </w:tc>
+      </w:tr>
+      <w:tr>
+        <w:tc>
+          <w:tcPr>
+            <w:tcW w:type="dxa" w:w="810"/>
+            <w:tcBorders>
+              <w:top w:val="single" w:color="C9D8CE" w:sz="4"/>
+              <w:left w:val="single" w:color="C9D8CE" w:sz="4"/>
+              <w:bottom w:val="single" w:color="C9D8CE" w:sz="4"/>
+              <w:right w:val="single" w:color="C9D8CE" w:sz="4"/>
+            </w:tcBorders>
+            <w:tcMar>
+              <w:top w:type="dxa" w:w="60"/>
+              <w:left w:type="dxa" w:w="90"/>
+              <w:bottom w:type="dxa" w:w="60"/>
+              <w:right w:type="dxa" w:w="90"/>
+            </w:tcMar>
+          </w:tcPr>
+          <w:p>
+            <w:r>
+              <w:rPr>
+                <w:b/>
+                <w:bCs/>
+                <w:sz w:val="19"/>
+                <w:szCs w:val="19"/>
+              </w:rPr>
+              <w:t xml:space="preserve">C13</w:t>
+            </w:r>
+          </w:p>
+        </w:tc>
+        <w:tc>
+          <w:tcPr>
+            <w:tcW w:type="dxa" w:w="2520"/>
+            <w:tcBorders>
+              <w:top w:val="single" w:color="C9D8CE" w:sz="4"/>
+              <w:left w:val="single" w:color="C9D8CE" w:sz="4"/>
+              <w:bottom w:val="single" w:color="C9D8CE" w:sz="4"/>
+              <w:right w:val="single" w:color="C9D8CE" w:sz="4"/>
+            </w:tcBorders>
+            <w:tcMar>
+              <w:top w:type="dxa" w:w="60"/>
+              <w:left w:type="dxa" w:w="90"/>
+              <w:bottom w:type="dxa" w:w="60"/>
+              <w:right w:type="dxa" w:w="90"/>
+            </w:tcMar>
+          </w:tcPr>
+          <w:p>
+            <w:r>
+              <w:rPr>
+                <w:b w:val="false"/>
+                <w:bCs w:val="false"/>
+                <w:sz w:val="19"/>
+                <w:szCs w:val="19"/>
+              </w:rPr>
+              <w:t xml:space="preserve">What about rebound effects?</w:t>
+            </w:r>
+          </w:p>
+        </w:tc>
+        <w:tc>
+          <w:tcPr>
+            <w:tcW w:type="dxa" w:w="4590"/>
+            <w:tcBorders>
+              <w:top w:val="single" w:color="C9D8CE" w:sz="4"/>
+              <w:left w:val="single" w:color="C9D8CE" w:sz="4"/>
+              <w:bottom w:val="single" w:color="C9D8CE" w:sz="4"/>
+              <w:right w:val="single" w:color="C9D8CE" w:sz="4"/>
+            </w:tcBorders>
+            <w:tcMar>
+              <w:top w:type="dxa" w:w="60"/>
+              <w:left w:type="dxa" w:w="90"/>
+              <w:bottom w:type="dxa" w:w="60"/>
+              <w:right w:type="dxa" w:w="90"/>
+            </w:tcMar>
+          </w:tcPr>
+          <w:p>
+            <w:r>
+              <w:rPr>
+                <w:b w:val="false"/>
+                <w:bCs w:val="false"/>
+                <w:sz w:val="19"/>
+                <w:szCs w:val="19"/>
+              </w:rPr>
+              <w:t xml:space="preserve">Enabling or secondary orientation, and rebound is not mentioned anywhere in steps 2–4.</w:t>
+            </w:r>
+          </w:p>
+        </w:tc>
+        <w:tc>
+          <w:tcPr>
+            <w:tcW w:type="dxa" w:w="1080"/>
+            <w:tcBorders>
+              <w:top w:val="single" w:color="C9D8CE" w:sz="4"/>
+              <w:left w:val="single" w:color="C9D8CE" w:sz="4"/>
+              <w:bottom w:val="single" w:color="C9D8CE" w:sz="4"/>
+              <w:right w:val="single" w:color="C9D8CE" w:sz="4"/>
+            </w:tcBorders>
+            <w:tcMar>
+              <w:top w:type="dxa" w:w="60"/>
+              <w:left w:type="dxa" w:w="90"/>
+              <w:bottom w:type="dxa" w:w="60"/>
+              <w:right w:type="dxa" w:w="90"/>
+            </w:tcMar>
+          </w:tcPr>
+          <w:p>
+            <w:r>
+              <w:rPr>
+                <w:b w:val="false"/>
+                <w:bCs w:val="false"/>
+                <w:color w:val="5A6B62"/>
+                <w:sz w:val="19"/>
+                <w:szCs w:val="19"/>
+              </w:rPr>
+              <w:t xml:space="preserve">–</w:t>
+            </w:r>
+          </w:p>
+        </w:tc>
+      </w:tr>
+      <w:tr>
+        <w:tc>
+          <w:tcPr>
+            <w:tcW w:type="dxa" w:w="810"/>
+            <w:tcBorders>
+              <w:top w:val="single" w:color="C9D8CE" w:sz="4"/>
+              <w:left w:val="single" w:color="C9D8CE" w:sz="4"/>
+              <w:bottom w:val="single" w:color="C9D8CE" w:sz="4"/>
+              <w:right w:val="single" w:color="C9D8CE" w:sz="4"/>
+            </w:tcBorders>
+            <w:tcMar>
+              <w:top w:type="dxa" w:w="60"/>
+              <w:left w:type="dxa" w:w="90"/>
+              <w:bottom w:type="dxa" w:w="60"/>
+              <w:right w:type="dxa" w:w="90"/>
+            </w:tcMar>
+          </w:tcPr>
+          <w:p>
+            <w:r>
+              <w:rPr>
+                <w:b/>
+                <w:bCs/>
+                <w:sz w:val="19"/>
+                <w:szCs w:val="19"/>
+              </w:rPr>
+              <w:t xml:space="preserve">C14</w:t>
+            </w:r>
+          </w:p>
+        </w:tc>
+        <w:tc>
+          <w:tcPr>
+            <w:tcW w:type="dxa" w:w="2520"/>
+            <w:tcBorders>
+              <w:top w:val="single" w:color="C9D8CE" w:sz="4"/>
+              <w:left w:val="single" w:color="C9D8CE" w:sz="4"/>
+              <w:bottom w:val="single" w:color="C9D8CE" w:sz="4"/>
+              <w:right w:val="single" w:color="C9D8CE" w:sz="4"/>
+            </w:tcBorders>
+            <w:tcMar>
+              <w:top w:type="dxa" w:w="60"/>
+              <w:left w:type="dxa" w:w="90"/>
+              <w:bottom w:type="dxa" w:w="60"/>
+              <w:right w:type="dxa" w:w="90"/>
+            </w:tcMar>
+          </w:tcPr>
+          <w:p>
+            <w:r>
+              <w:rPr>
+                <w:b w:val="false"/>
+                <w:bCs w:val="false"/>
+                <w:sz w:val="19"/>
+                <w:szCs w:val="19"/>
+              </w:rPr>
+              <w:t xml:space="preserve">What happens at end of life?</w:t>
+            </w:r>
+          </w:p>
+        </w:tc>
+        <w:tc>
+          <w:tcPr>
+            <w:tcW w:type="dxa" w:w="4590"/>
+            <w:tcBorders>
+              <w:top w:val="single" w:color="C9D8CE" w:sz="4"/>
+              <w:left w:val="single" w:color="C9D8CE" w:sz="4"/>
+              <w:bottom w:val="single" w:color="C9D8CE" w:sz="4"/>
+              <w:right w:val="single" w:color="C9D8CE" w:sz="4"/>
+            </w:tcBorders>
+            <w:tcMar>
+              <w:top w:type="dxa" w:w="60"/>
+              <w:left w:type="dxa" w:w="90"/>
+              <w:bottom w:type="dxa" w:w="60"/>
+              <w:right w:type="dxa" w:w="90"/>
+            </w:tcMar>
+          </w:tcPr>
+          <w:p>
+            <w:r>
+              <w:rPr>
+                <w:b w:val="false"/>
+                <w:bCs w:val="false"/>
+                <w:sz w:val="19"/>
+                <w:szCs w:val="19"/>
+              </w:rPr>
+              <w:t xml:space="preserve">Direct mechanism, and end of life, recycling or disposal is not mentioned in steps 2–4.</w:t>
+            </w:r>
+          </w:p>
+        </w:tc>
+        <w:tc>
+          <w:tcPr>
+            <w:tcW w:type="dxa" w:w="1080"/>
+            <w:tcBorders>
+              <w:top w:val="single" w:color="C9D8CE" w:sz="4"/>
+              <w:left w:val="single" w:color="C9D8CE" w:sz="4"/>
+              <w:bottom w:val="single" w:color="C9D8CE" w:sz="4"/>
+              <w:right w:val="single" w:color="C9D8CE" w:sz="4"/>
+            </w:tcBorders>
+            <w:tcMar>
+              <w:top w:type="dxa" w:w="60"/>
+              <w:left w:type="dxa" w:w="90"/>
+              <w:bottom w:type="dxa" w:w="60"/>
+              <w:right w:type="dxa" w:w="90"/>
+            </w:tcMar>
+          </w:tcPr>
+          <w:p>
+            <w:r>
+              <w:rPr>
+                <w:b w:val="false"/>
+                <w:bCs w:val="false"/>
+                <w:color w:val="5A6B62"/>
+                <w:sz w:val="19"/>
+                <w:szCs w:val="19"/>
+              </w:rPr>
+              <w:t xml:space="preserve">–</w:t>
+            </w:r>
+          </w:p>
+        </w:tc>
+      </w:tr>
+      <w:tr>
+        <w:tc>
+          <w:tcPr>
+            <w:tcW w:type="dxa" w:w="810"/>
+            <w:tcBorders>
+              <w:top w:val="single" w:color="C9D8CE" w:sz="4"/>
+              <w:left w:val="single" w:color="C9D8CE" w:sz="4"/>
+              <w:bottom w:val="single" w:color="C9D8CE" w:sz="4"/>
+              <w:right w:val="single" w:color="C9D8CE" w:sz="4"/>
+            </w:tcBorders>
+            <w:tcMar>
+              <w:top w:type="dxa" w:w="60"/>
+              <w:left w:type="dxa" w:w="90"/>
+              <w:bottom w:type="dxa" w:w="60"/>
+              <w:right w:type="dxa" w:w="90"/>
+            </w:tcMar>
+          </w:tcPr>
+          <w:p>
+            <w:r>
+              <w:rPr>
+                <w:b/>
+                <w:bCs/>
+                <w:sz w:val="19"/>
+                <w:szCs w:val="19"/>
+              </w:rPr>
+              <w:t xml:space="preserve">C15</w:t>
+            </w:r>
+          </w:p>
+        </w:tc>
+        <w:tc>
+          <w:tcPr>
+            <w:tcW w:type="dxa" w:w="2520"/>
+            <w:tcBorders>
+              <w:top w:val="single" w:color="C9D8CE" w:sz="4"/>
+              <w:left w:val="single" w:color="C9D8CE" w:sz="4"/>
+              <w:bottom w:val="single" w:color="C9D8CE" w:sz="4"/>
+              <w:right w:val="single" w:color="C9D8CE" w:sz="4"/>
+            </w:tcBorders>
+            <w:tcMar>
+              <w:top w:type="dxa" w:w="60"/>
+              <w:left w:type="dxa" w:w="90"/>
+              <w:bottom w:type="dxa" w:w="60"/>
+              <w:right w:type="dxa" w:w="90"/>
+            </w:tcMar>
+          </w:tcPr>
+          <w:p>
+            <w:r>
+              <w:rPr>
+                <w:b w:val="false"/>
+                <w:bCs w:val="false"/>
+                <w:sz w:val="19"/>
+                <w:szCs w:val="19"/>
+              </w:rPr>
+              <w:t xml:space="preserve">Do you know your own footprint?</w:t>
+            </w:r>
+          </w:p>
+        </w:tc>
+        <w:tc>
+          <w:tcPr>
+            <w:tcW w:type="dxa" w:w="4590"/>
+            <w:tcBorders>
+              <w:top w:val="single" w:color="C9D8CE" w:sz="4"/>
+              <w:left w:val="single" w:color="C9D8CE" w:sz="4"/>
+              <w:bottom w:val="single" w:color="C9D8CE" w:sz="4"/>
+              <w:right w:val="single" w:color="C9D8CE" w:sz="4"/>
+            </w:tcBorders>
+            <w:tcMar>
+              <w:top w:type="dxa" w:w="60"/>
+              <w:left w:type="dxa" w:w="90"/>
+              <w:bottom w:type="dxa" w:w="60"/>
+              <w:right w:type="dxa" w:w="90"/>
+            </w:tcMar>
+          </w:tcPr>
+          <w:p>
+            <w:r>
+              <w:rPr>
+                <w:b w:val="false"/>
+                <w:bCs w:val="false"/>
+                <w:sz w:val="19"/>
+                <w:szCs w:val="19"/>
+              </w:rPr>
+              <w:t xml:space="preserve">Value orientation is secondary.</w:t>
+            </w:r>
+          </w:p>
+        </w:tc>
+        <w:tc>
+          <w:tcPr>
+            <w:tcW w:type="dxa" w:w="1080"/>
+            <w:tcBorders>
+              <w:top w:val="single" w:color="C9D8CE" w:sz="4"/>
+              <w:left w:val="single" w:color="C9D8CE" w:sz="4"/>
+              <w:bottom w:val="single" w:color="C9D8CE" w:sz="4"/>
+              <w:right w:val="single" w:color="C9D8CE" w:sz="4"/>
+            </w:tcBorders>
+            <w:tcMar>
+              <w:top w:type="dxa" w:w="60"/>
+              <w:left w:type="dxa" w:w="90"/>
+              <w:bottom w:type="dxa" w:w="60"/>
+              <w:right w:type="dxa" w:w="90"/>
+            </w:tcMar>
+          </w:tcPr>
+          <w:p>
+            <w:r>
+              <w:rPr>
+                <w:b w:val="false"/>
+                <w:bCs w:val="false"/>
+                <w:color w:val="5A6B62"/>
+                <w:sz w:val="19"/>
+                <w:szCs w:val="19"/>
+              </w:rPr>
+              <w:t xml:space="preserve">–</w:t>
+            </w:r>
+          </w:p>
+        </w:tc>
+      </w:tr>
+      <w:tr>
+        <w:tc>
+          <w:tcPr>
+            <w:tcW w:type="dxa" w:w="810"/>
+            <w:tcBorders>
+              <w:top w:val="single" w:color="C9D8CE" w:sz="4"/>
+              <w:left w:val="single" w:color="C9D8CE" w:sz="4"/>
+              <w:bottom w:val="single" w:color="C9D8CE" w:sz="4"/>
+              <w:right w:val="single" w:color="C9D8CE" w:sz="4"/>
+            </w:tcBorders>
+            <w:tcMar>
+              <w:top w:type="dxa" w:w="60"/>
+              <w:left w:type="dxa" w:w="90"/>
+              <w:bottom w:type="dxa" w:w="60"/>
+              <w:right w:type="dxa" w:w="90"/>
+            </w:tcMar>
+          </w:tcPr>
+          <w:p>
+            <w:r>
+              <w:rPr>
+                <w:b/>
+                <w:bCs/>
+                <w:sz w:val="19"/>
+                <w:szCs w:val="19"/>
+              </w:rPr>
+              <w:t xml:space="preserve">C16</w:t>
+            </w:r>
+          </w:p>
+        </w:tc>
+        <w:tc>
+          <w:tcPr>
+            <w:tcW w:type="dxa" w:w="2520"/>
+            <w:tcBorders>
+              <w:top w:val="single" w:color="C9D8CE" w:sz="4"/>
+              <w:left w:val="single" w:color="C9D8CE" w:sz="4"/>
+              <w:bottom w:val="single" w:color="C9D8CE" w:sz="4"/>
+              <w:right w:val="single" w:color="C9D8CE" w:sz="4"/>
+            </w:tcBorders>
+            <w:tcMar>
+              <w:top w:type="dxa" w:w="60"/>
+              <w:left w:type="dxa" w:w="90"/>
+              <w:bottom w:type="dxa" w:w="60"/>
+              <w:right w:type="dxa" w:w="90"/>
+            </w:tcMar>
+          </w:tcPr>
+          <w:p>
+            <w:r>
+              <w:rPr>
+                <w:b w:val="false"/>
+                <w:bCs w:val="false"/>
+                <w:sz w:val="19"/>
+                <w:szCs w:val="19"/>
+              </w:rPr>
+              <w:t xml:space="preserve">Is it time for external verification?</w:t>
+            </w:r>
+          </w:p>
+        </w:tc>
+        <w:tc>
+          <w:tcPr>
+            <w:tcW w:type="dxa" w:w="4590"/>
+            <w:tcBorders>
+              <w:top w:val="single" w:color="C9D8CE" w:sz="4"/>
+              <w:left w:val="single" w:color="C9D8CE" w:sz="4"/>
+              <w:bottom w:val="single" w:color="C9D8CE" w:sz="4"/>
+              <w:right w:val="single" w:color="C9D8CE" w:sz="4"/>
+            </w:tcBorders>
+            <w:tcMar>
+              <w:top w:type="dxa" w:w="60"/>
+              <w:left w:type="dxa" w:w="90"/>
+              <w:bottom w:type="dxa" w:w="60"/>
+              <w:right w:type="dxa" w:w="90"/>
+            </w:tcMar>
+          </w:tcPr>
+          <w:p>
+            <w:r>
+              <w:rPr>
+                <w:b w:val="false"/>
+                <w:bCs w:val="false"/>
+                <w:sz w:val="19"/>
+                <w:szCs w:val="19"/>
+              </w:rPr>
+              <w:t xml:space="preserve">Stage is early commercialization or growth.</w:t>
+            </w:r>
+          </w:p>
+        </w:tc>
+        <w:tc>
+          <w:tcPr>
+            <w:tcW w:type="dxa" w:w="1080"/>
+            <w:tcBorders>
+              <w:top w:val="single" w:color="C9D8CE" w:sz="4"/>
+              <w:left w:val="single" w:color="C9D8CE" w:sz="4"/>
+              <w:bottom w:val="single" w:color="C9D8CE" w:sz="4"/>
+              <w:right w:val="single" w:color="C9D8CE" w:sz="4"/>
+            </w:tcBorders>
+            <w:tcMar>
+              <w:top w:type="dxa" w:w="60"/>
+              <w:left w:type="dxa" w:w="90"/>
+              <w:bottom w:type="dxa" w:w="60"/>
+              <w:right w:type="dxa" w:w="90"/>
+            </w:tcMar>
+          </w:tcPr>
+          <w:p>
+            <w:r>
+              <w:rPr>
+                <w:b w:val="false"/>
+                <w:bCs w:val="false"/>
+                <w:color w:val="5A6B62"/>
+                <w:sz w:val="19"/>
+                <w:szCs w:val="19"/>
+              </w:rPr>
+              <w:t xml:space="preserve">–</w:t>
+            </w:r>
+          </w:p>
+        </w:tc>
+      </w:tr>
+      <w:tr>
+        <w:tc>
+          <w:tcPr>
+            <w:tcW w:type="dxa" w:w="810"/>
+            <w:tcBorders>
+              <w:top w:val="single" w:color="C9D8CE" w:sz="4"/>
+              <w:left w:val="single" w:color="C9D8CE" w:sz="4"/>
+              <w:bottom w:val="single" w:color="C9D8CE" w:sz="4"/>
+              <w:right w:val="single" w:color="C9D8CE" w:sz="4"/>
+            </w:tcBorders>
+            <w:tcMar>
+              <w:top w:type="dxa" w:w="60"/>
+              <w:left w:type="dxa" w:w="90"/>
+              <w:bottom w:type="dxa" w:w="60"/>
+              <w:right w:type="dxa" w:w="90"/>
+            </w:tcMar>
+          </w:tcPr>
+          <w:p>
+            <w:r>
+              <w:rPr>
+                <w:b/>
+                <w:bCs/>
+                <w:sz w:val="19"/>
+                <w:szCs w:val="19"/>
+              </w:rPr>
+              <w:t xml:space="preserve">C17</w:t>
+            </w:r>
+          </w:p>
+        </w:tc>
+        <w:tc>
+          <w:tcPr>
+            <w:tcW w:type="dxa" w:w="2520"/>
+            <w:tcBorders>
+              <w:top w:val="single" w:color="C9D8CE" w:sz="4"/>
+              <w:left w:val="single" w:color="C9D8CE" w:sz="4"/>
+              <w:bottom w:val="single" w:color="C9D8CE" w:sz="4"/>
+              <w:right w:val="single" w:color="C9D8CE" w:sz="4"/>
+            </w:tcBorders>
+            <w:tcMar>
+              <w:top w:type="dxa" w:w="60"/>
+              <w:left w:type="dxa" w:w="90"/>
+              <w:bottom w:type="dxa" w:w="60"/>
+              <w:right w:type="dxa" w:w="90"/>
+            </w:tcMar>
+          </w:tcPr>
+          <w:p>
+            <w:r>
+              <w:rPr>
+                <w:b w:val="false"/>
+                <w:bCs w:val="false"/>
+                <w:sz w:val="19"/>
+                <w:szCs w:val="19"/>
+              </w:rPr>
+              <w:t xml:space="preserve">How will investors read this?</w:t>
+            </w:r>
+          </w:p>
+        </w:tc>
+        <w:tc>
+          <w:tcPr>
+            <w:tcW w:type="dxa" w:w="4590"/>
+            <w:tcBorders>
+              <w:top w:val="single" w:color="C9D8CE" w:sz="4"/>
+              <w:left w:val="single" w:color="C9D8CE" w:sz="4"/>
+              <w:bottom w:val="single" w:color="C9D8CE" w:sz="4"/>
+              <w:right w:val="single" w:color="C9D8CE" w:sz="4"/>
+            </w:tcBorders>
+            <w:tcMar>
+              <w:top w:type="dxa" w:w="60"/>
+              <w:left w:type="dxa" w:w="90"/>
+              <w:bottom w:type="dxa" w:w="60"/>
+              <w:right w:type="dxa" w:w="90"/>
+            </w:tcMar>
+          </w:tcPr>
+          <w:p>
+            <w:r>
+              <w:rPr>
+                <w:b w:val="false"/>
+                <w:bCs w:val="false"/>
+                <w:sz w:val="19"/>
+                <w:szCs w:val="19"/>
+              </w:rPr>
+              <w:t xml:space="preserve">At least half of the labelled claims are Projected.</w:t>
+            </w:r>
+          </w:p>
+        </w:tc>
+        <w:tc>
+          <w:tcPr>
+            <w:tcW w:type="dxa" w:w="1080"/>
+            <w:tcBorders>
+              <w:top w:val="single" w:color="C9D8CE" w:sz="4"/>
+              <w:left w:val="single" w:color="C9D8CE" w:sz="4"/>
+              <w:bottom w:val="single" w:color="C9D8CE" w:sz="4"/>
+              <w:right w:val="single" w:color="C9D8CE" w:sz="4"/>
+            </w:tcBorders>
+            <w:tcMar>
+              <w:top w:type="dxa" w:w="60"/>
+              <w:left w:type="dxa" w:w="90"/>
+              <w:bottom w:type="dxa" w:w="60"/>
+              <w:right w:type="dxa" w:w="90"/>
+            </w:tcMar>
+          </w:tcPr>
+          <w:p>
+            <w:r>
+              <w:rPr>
+                <w:b w:val="false"/>
+                <w:bCs w:val="false"/>
+                <w:color w:val="5A6B62"/>
+                <w:sz w:val="19"/>
+                <w:szCs w:val="19"/>
+              </w:rPr>
+              <w:t xml:space="preserve">–</w:t>
+            </w:r>
+          </w:p>
+        </w:tc>
+      </w:tr>
+    </w:tbl>
     <w:p>
       <w:pPr>
         <w:pStyle w:val="Heading1"/>

--- a/sample_reports/FieldSense_impact_report.docx
+++ b/sample_reports/FieldSense_impact_report.docx
@@ -2447,6 +2447,18 @@
           <w:b/>
           <w:bCs/>
         </w:rPr>
+        <w:t xml:space="preserve">Boundary: </w:t>
+      </w:r>
+      <w:r>
+        <w:t xml:space="preserve">Farms with an active account and at least one installed sensor, as of the export date; excludes farms still onboarding.</w:t>
+      </w:r>
+    </w:p>
+    <w:p>
+      <w:r>
+        <w:rPr>
+          <w:b/>
+          <w:bCs/>
+        </w:rPr>
         <w:t xml:space="preserve">Relies on pathway step: </w:t>
       </w:r>
       <w:r>
@@ -2535,6 +2547,18 @@
       </w:r>
       <w:r>
         <w:t xml:space="preserve">Self-reported survey of 22 of 62 enrolled farms</w:t>
+      </w:r>
+    </w:p>
+    <w:p>
+      <w:r>
+        <w:rPr>
+          <w:b/>
+          <w:bCs/>
+        </w:rPr>
+        <w:t xml:space="preserve">Boundary: </w:t>
+      </w:r>
+      <w:r>
+        <w:t xml:space="preserve">22 of 62 pilot farms that answered the 2026 mid-season survey; self-selected respondents.</w:t>
       </w:r>
     </w:p>
     <w:p>
@@ -2646,6 +2670,18 @@
       </w:r>
       <w:r>
         <w:t xml:space="preserve">Published agronomic studies of comparable sensor-guided irrigation systems in other regions</w:t>
+      </w:r>
+    </w:p>
+    <w:p>
+      <w:r>
+        <w:rPr>
+          <w:b/>
+          <w:bCs/>
+        </w:rPr>
+        <w:t xml:space="preserve">Boundary: </w:t>
+      </w:r>
+      <w:r>
+        <w:t xml:space="preserve">Irrigation water applied per hectare on enrolled farms over one season; excludes pumping energy and any expansion of irrigated area.</w:t>
       </w:r>
     </w:p>
     <w:p>

--- a/sample_reports/FieldSense_impact_report.docx
+++ b/sample_reports/FieldSense_impact_report.docx
@@ -138,7 +138,7 @@
         </w:numPr>
       </w:pPr>
       <w:r>
-        <w:t xml:space="preserve">Evidence base: 1 measured, 1 modelled, 1 projected</w:t>
+        <w:t xml:space="preserve">Evidence base: 2 measured, 1 projected</w:t>
       </w:r>
     </w:p>
     <w:p>
@@ -150,7 +150,7 @@
         </w:numPr>
       </w:pPr>
       <w:r>
-        <w:t xml:space="preserve">Integrity checks: 0 warning(s)</w:t>
+        <w:t xml:space="preserve">Evidence readiness: 0 measured real-world outcome claim(s); 1 of 3 claim(s) with high-quality evidence; 0 of 6 commercial assumption(s) verified. Counts, not a score.</w:t>
       </w:r>
     </w:p>
     <w:p>
@@ -162,7 +162,7 @@
         </w:numPr>
       </w:pPr>
       <w:r>
-        <w:t xml:space="preserve">Customer: B2B</w:t>
+        <w:t xml:space="preserve">Integrity checks: 0 warning(s)</w:t>
       </w:r>
     </w:p>
     <w:p>
@@ -174,7 +174,7 @@
         </w:numPr>
       </w:pPr>
       <w:r>
-        <w:t xml:space="preserve">Recommendations: 7 — see Section 7</w:t>
+        <w:t xml:space="preserve">Customer: B2B</w:t>
       </w:r>
     </w:p>
     <w:p>
@@ -186,7 +186,7 @@
         </w:numPr>
       </w:pPr>
       <w:r>
-        <w:t xml:space="preserve">Impact–business alignment: Aligned; 6 of 6 critical assumptions not yet validated — see Section 6</w:t>
+        <w:t xml:space="preserve">Recommendations: 6 — see Section 7</w:t>
       </w:r>
     </w:p>
     <w:p>
@@ -198,15 +198,7 @@
         </w:numPr>
       </w:pPr>
       <w:r>
-        <w:t xml:space="preserve">Next scheduled review: Product launch</w:t>
-      </w:r>
-    </w:p>
-    <w:p>
-      <w:pPr>
-        <w:pStyle w:val="Heading1"/>
-      </w:pPr>
-      <w:r>
-        <w:t xml:space="preserve">1. Startup Profiling &amp; Type Classification</w:t>
+        <w:t xml:space="preserve">Impact–business alignment: Potential alignment: no assumptions verified yet; 6 of 6 critical assumptions not yet validated — see Section 6</w:t>
       </w:r>
     </w:p>
     <w:p>
@@ -218,7 +210,15 @@
         </w:numPr>
       </w:pPr>
       <w:r>
-        <w:t xml:space="preserve">Impact mechanism: Enabling</w:t>
+        <w:t xml:space="preserve">Next scheduled review: Product launch</w:t>
+      </w:r>
+    </w:p>
+    <w:p>
+      <w:pPr>
+        <w:pStyle w:val="Heading1"/>
+      </w:pPr>
+      <w:r>
+        <w:t xml:space="preserve">1. Startup Profiling &amp; Type Classification</w:t>
       </w:r>
     </w:p>
     <w:p>
@@ -230,7 +230,7 @@
         </w:numPr>
       </w:pPr>
       <w:r>
-        <w:t xml:space="preserve">Value proposition orientation: Primary</w:t>
+        <w:t xml:space="preserve">Impact mechanism: Enabling</w:t>
       </w:r>
     </w:p>
     <w:p>
@@ -242,23 +242,7 @@
         </w:numPr>
       </w:pPr>
       <w:r>
-        <w:t xml:space="preserve">Resulting type: Enabling Startup</w:t>
-      </w:r>
-    </w:p>
-    <w:p>
-      <w:pPr>
-        <w:ind w:left="200"/>
-      </w:pPr>
-      <w:r>
-        <w:t xml:space="preserve">The startup is not itself environmental technology, but allows other actors to reduce their environmental impact. The benefit depends on adoption and behavior change by customers or partners.</w:t>
-      </w:r>
-    </w:p>
-    <w:p>
-      <w:pPr>
-        <w:pStyle w:val="Heading3"/>
-      </w:pPr>
-      <w:r>
-        <w:t xml:space="preserve">Customer</w:t>
+        <w:t xml:space="preserve">Value proposition orientation: Primary</w:t>
       </w:r>
     </w:p>
     <w:p>
@@ -270,14 +254,23 @@
         </w:numPr>
       </w:pPr>
       <w:r>
-        <w:rPr>
-          <w:b/>
-          <w:bCs/>
-        </w:rPr>
-        <w:t xml:space="preserve">Customer segment: </w:t>
-      </w:r>
-      <w:r>
-        <w:t xml:space="preserve">B2B</w:t>
+        <w:t xml:space="preserve">Resulting type: Enabling Startup</w:t>
+      </w:r>
+    </w:p>
+    <w:p>
+      <w:pPr>
+        <w:ind w:left="200"/>
+      </w:pPr>
+      <w:r>
+        <w:t xml:space="preserve">The startup is not itself environmental technology, but allows other actors to reduce their environmental impact. The benefit depends on adoption and behavior change by customers or partners.</w:t>
+      </w:r>
+    </w:p>
+    <w:p>
+      <w:pPr>
+        <w:pStyle w:val="Heading3"/>
+      </w:pPr>
+      <w:r>
+        <w:t xml:space="preserve">Customer</w:t>
       </w:r>
     </w:p>
     <w:p>
@@ -293,10 +286,10 @@
           <w:b/>
           <w:bCs/>
         </w:rPr>
-        <w:t xml:space="preserve">Revenue model: </w:t>
-      </w:r>
-      <w:r>
-        <w:t xml:space="preserve">Device or equipment plus a subscription</w:t>
+        <w:t xml:space="preserve">Customer segment: </w:t>
+      </w:r>
+      <w:r>
+        <w:t xml:space="preserve">B2B</w:t>
       </w:r>
     </w:p>
     <w:p>
@@ -312,10 +305,10 @@
           <w:b/>
           <w:bCs/>
         </w:rPr>
-        <w:t xml:space="preserve">Buyer (decides and pays): </w:t>
-      </w:r>
-      <w:r>
-        <w:t xml:space="preserve">Owners of small and mid-size vegetable and orchard farms (20–500 ha) in dry regions that irrigate from metered wells or paid water sources.</w:t>
+        <w:t xml:space="preserve">Revenue model: </w:t>
+      </w:r>
+      <w:r>
+        <w:t xml:space="preserve">Device or equipment plus a subscription</w:t>
       </w:r>
     </w:p>
     <w:p>
@@ -331,10 +324,10 @@
           <w:b/>
           <w:bCs/>
         </w:rPr>
-        <w:t xml:space="preserve">User (day to day): </w:t>
-      </w:r>
-      <w:r>
-        <w:t xml:space="preserve">Farm managers and irrigation staff who check the app and run the irrigation system.</w:t>
+        <w:t xml:space="preserve">Buyer (decides and pays): </w:t>
+      </w:r>
+      <w:r>
+        <w:t xml:space="preserve">Owners of small and mid-size vegetable and orchard farms (20–500 ha) in dry regions that irrigate from metered wells or paid water sources.</w:t>
       </w:r>
     </w:p>
     <w:p>
@@ -350,10 +343,10 @@
           <w:b/>
           <w:bCs/>
         </w:rPr>
-        <w:t xml:space="preserve">Whose behaviour must change: </w:t>
-      </w:r>
-      <w:r>
-        <w:t xml:space="preserve">Whoever decides when and how much to irrigate on the farm (usually the farm manager, not the owner).</w:t>
+        <w:t xml:space="preserve">User (day to day): </w:t>
+      </w:r>
+      <w:r>
+        <w:t xml:space="preserve">Farm managers and irrigation staff who check the app and run the irrigation system.</w:t>
       </w:r>
     </w:p>
     <w:p>
@@ -369,10 +362,29 @@
           <w:b/>
           <w:bCs/>
         </w:rPr>
+        <w:t xml:space="preserve">Whose behaviour must change: </w:t>
+      </w:r>
+      <w:r>
+        <w:t xml:space="preserve">Whoever decides when and how much to irrigate on the farm (usually the farm manager, not the owner).</w:t>
+      </w:r>
+    </w:p>
+    <w:p>
+      <w:pPr>
+        <w:pStyle w:val="ListParagraph"/>
+        <w:numPr>
+          <w:ilvl w:val="0"/>
+          <w:numId w:val="1"/>
+        </w:numPr>
+      </w:pPr>
+      <w:r>
+        <w:rPr>
+          <w:b/>
+          <w:bCs/>
+        </w:rPr>
         <w:t xml:space="preserve">Why customers buy it: </w:t>
       </w:r>
       <w:r>
-        <w:t xml:space="preserve">It saves the customer money (lower energy, water, material or input costs); It does the job better, faster or more reliably (environment aside)</w:t>
+        <w:t xml:space="preserve">It saves them money on the resource the environmental benefit is about (e.g. less water, energy, fuel or material bought); It does the job better, faster or more reliably (environment aside)</w:t>
       </w:r>
     </w:p>
     <w:p>
@@ -1231,7 +1243,7 @@
                 <w:sz w:val="19"/>
                 <w:szCs w:val="19"/>
               </w:rPr>
-              <w:t xml:space="preserve">Unit: qualitative rating + evidence description; Current: Self-reported survey (n=22 of 62): 71% report reduced irrigation frequency; no independent verification yet; Target: Move to metered verification on a subset of farms; Freq.: Quarterly; Source: Farmer survey (self-report); Evidences: Adoption chain → Outcomes: customer behavior change</w:t>
+              <w:t xml:space="preserve">Unit: qualitative rating + evidence description; Current: Self-reported survey (n=22 of 62): 71% say they irrigate less often; no metered verification yet; Target: Move to metered verification on a subset of farms; Freq.: Quarterly; Source: Farmer survey (self-report); Evidences: Adoption chain → Outcomes: customer behavior change</w:t>
             </w:r>
           </w:p>
         </w:tc>
@@ -1842,7 +1854,7 @@
                 <w:sz w:val="19"/>
                 <w:szCs w:val="19"/>
               </w:rPr>
-              <w:t xml:space="preserve">Gaps</w:t>
+              <w:t xml:space="preserve">Issues</w:t>
             </w:r>
           </w:p>
         </w:tc>
@@ -2012,11 +2024,11 @@
               <w:rPr>
                 <w:b w:val="false"/>
                 <w:bCs w:val="false"/>
-                <w:color w:val="2E6B4F"/>
-                <w:sz w:val="19"/>
-                <w:szCs w:val="19"/>
-              </w:rPr>
-              <w:t xml:space="preserve">none</w:t>
+                <w:color w:val="5A6B62"/>
+                <w:sz w:val="19"/>
+                <w:szCs w:val="19"/>
+              </w:rPr>
+              <w:t xml:space="preserve">none found</w:t>
             </w:r>
           </w:p>
         </w:tc>
@@ -2047,7 +2059,7 @@
                 <w:sz w:val="19"/>
                 <w:szCs w:val="19"/>
               </w:rPr>
-              <w:t xml:space="preserve">Quality / reliability of adoption evidence — “71% of surveyed farmers self-report reduced irrigation frequency.”</w:t>
+              <w:t xml:space="preserve">Quality / reliability of adoption evidence — “In a self-reported survey, 71% of responding pilot farmers (22 of 62 farms) say they irrigate less often since using FieldSense.”</w:t>
             </w:r>
           </w:p>
         </w:tc>
@@ -2073,11 +2085,11 @@
               <w:rPr>
                 <w:b/>
                 <w:bCs/>
-                <w:color w:val="B8860B"/>
-                <w:sz w:val="19"/>
-                <w:szCs w:val="19"/>
-              </w:rPr>
-              <w:t xml:space="preserve">Modelled</w:t>
+                <w:color w:val="2E6B4F"/>
+                <w:sz w:val="19"/>
+                <w:szCs w:val="19"/>
+              </w:rPr>
+              <w:t xml:space="preserve">Measured</w:t>
             </w:r>
           </w:p>
         </w:tc>
@@ -2192,11 +2204,11 @@
               <w:rPr>
                 <w:b w:val="false"/>
                 <w:bCs w:val="false"/>
-                <w:color w:val="2E6B4F"/>
-                <w:sz w:val="19"/>
-                <w:szCs w:val="19"/>
-              </w:rPr>
-              <w:t xml:space="preserve">none</w:t>
+                <w:color w:val="5A6B62"/>
+                <w:sz w:val="19"/>
+                <w:szCs w:val="19"/>
+              </w:rPr>
+              <w:t xml:space="preserve">none found</w:t>
             </w:r>
           </w:p>
         </w:tc>
@@ -2226,7 +2238,7 @@
                 <w:sz w:val="19"/>
                 <w:szCs w:val="19"/>
               </w:rPr>
-              <w:t xml:space="preserve">Avoided physical harm per unit of adoption (domain-specific) — “We estimate an approximate 18% reduction in water withdrawal per irrigated hectare versus the regional baseline.”</w:t>
+              <w:t xml:space="preserve">Avoided physical harm per unit of adoption (domain-specific) — “Scenario: if pilot farms follow the recommendations through the 2027 season, water withdrawal per irrigated hectare could fall by up to 18% compared with the 2025 regional average. Not yet measured on FieldSense farms.”</w:t>
             </w:r>
           </w:p>
         </w:tc>
@@ -2366,11 +2378,11 @@
               <w:rPr>
                 <w:b w:val="false"/>
                 <w:bCs w:val="false"/>
-                <w:color w:val="2E6B4F"/>
-                <w:sz w:val="19"/>
-                <w:szCs w:val="19"/>
-              </w:rPr>
-              <w:t xml:space="preserve">none</w:t>
+                <w:color w:val="5A6B62"/>
+                <w:sz w:val="19"/>
+                <w:szCs w:val="19"/>
+              </w:rPr>
+              <w:t xml:space="preserve">none found</w:t>
             </w:r>
           </w:p>
         </w:tc>
@@ -2500,9 +2512,9 @@
         <w:rPr>
           <w:b/>
           <w:bCs/>
-          <w:color w:val="B8860B"/>
-        </w:rPr>
-        <w:t xml:space="preserve">  [MODELLED]</w:t>
+          <w:color w:val="2E6B4F"/>
+        </w:rPr>
+        <w:t xml:space="preserve">  [MEASURED]</w:t>
       </w:r>
       <w:r>
         <w:rPr>
@@ -2522,7 +2534,7 @@
         <w:t xml:space="preserve">Claim as stated: </w:t>
       </w:r>
       <w:r>
-        <w:t xml:space="preserve">71% of surveyed farmers self-report reduced irrigation frequency.</w:t>
+        <w:t xml:space="preserve">In a self-reported survey, 71% of responding pilot farmers (22 of 62 farms) say they irrigate less often since using FieldSense.</w:t>
       </w:r>
     </w:p>
     <w:p>
@@ -2582,7 +2594,7 @@
         <w:t xml:space="preserve">Assumptions: </w:t>
       </w:r>
       <w:r>
-        <w:t xml:space="preserve">Social-desirability bias likely inflates positive responses somewhat; irrigating less often does not necessarily mean using less water.</w:t>
+        <w:t xml:space="preserve">This measures what farmers report, not how much water they use: irrigating less often can still mean the same or more water per irrigation. Social-desirability bias likely inflates positive answers.</w:t>
       </w:r>
     </w:p>
     <w:p>
@@ -2594,7 +2606,7 @@
         <w:t xml:space="preserve">Conditions that could change the estimate: </w:t>
       </w:r>
       <w:r>
-        <w:t xml:space="preserve">Would look different with a larger, randomly sampled survey, or with metered verification instead of self-report.</w:t>
+        <w:t xml:space="preserve">Would look different with a larger, randomly sampled survey, or with metered water use instead of self-report.</w:t>
       </w:r>
     </w:p>
     <w:p>
@@ -2609,7 +2621,7 @@
         <w:rPr>
           <w:color w:val="34608A"/>
         </w:rPr>
-        <w:t xml:space="preserve">ℹ The claim is modelled; say so in the wording (e.g. “an estimated …”).</w:t>
+        <w:t xml:space="preserve">ℹ Measured, low quality: the wording discloses that this is reported, not observed. Do not present it as evidence of the environmental outcome itself.</w:t>
       </w:r>
     </w:p>
     <w:p>
@@ -2645,7 +2657,7 @@
         <w:t xml:space="preserve">Claim as stated: </w:t>
       </w:r>
       <w:r>
-        <w:t xml:space="preserve">We estimate an approximate 18% reduction in water withdrawal per irrigated hectare versus the regional baseline.</w:t>
+        <w:t xml:space="preserve">Scenario: if pilot farms follow the recommendations through the 2027 season, water withdrawal per irrigated hectare could fall by up to 18% compared with the 2025 regional average. Not yet measured on FieldSense farms.</w:t>
       </w:r>
     </w:p>
     <w:p>
@@ -2657,7 +2669,7 @@
         <w:t xml:space="preserve">Baseline: </w:t>
       </w:r>
       <w:r>
-        <w:t xml:space="preserve">Regional average water withdrawal per irrigated hectare (published statistics)</w:t>
+        <w:t xml:space="preserve">2025 regional average water withdrawal per irrigated hectare (published statistics)</w:t>
       </w:r>
     </w:p>
     <w:p>
@@ -2681,7 +2693,7 @@
         <w:t xml:space="preserve">Boundary: </w:t>
       </w:r>
       <w:r>
-        <w:t xml:space="preserve">Irrigation water applied per hectare on enrolled farms over one season; excludes pumping energy and any expansion of irrigated area.</w:t>
+        <w:t xml:space="preserve">Scenario for the 2027 irrigation season: water applied per hectare on enrolled farms; excludes pumping energy and any expansion of irrigated area.</w:t>
       </w:r>
     </w:p>
     <w:p>
@@ -2798,9 +2810,9 @@
       </w:pPr>
       <w:r>
         <w:rPr>
-          <w:color w:val="2E6B4F"/>
-        </w:rPr>
-        <w:t xml:space="preserve">✓  No claim–evidence gaps: wording, baselines and sources match the evidence labels.</w:t>
+          <w:color w:val="34608A"/>
+        </w:rPr>
+        <w:t xml:space="preserve">ℹ  No issues detected by these automated checks. They look for missing baselines, sources, quality ratings and boundaries, and use simple text patterns for wording; they cannot tell whether the figures are true.</w:t>
       </w:r>
     </w:p>
     <w:p>
@@ -2973,10 +2985,10 @@
           <w:b/>
           <w:bCs/>
         </w:rPr>
-        <w:t xml:space="preserve">Alignment: Aligned. </w:t>
-      </w:r>
-      <w:r>
-        <w:t xml:space="preserve">The customer's reason to buy comes from the same change that produces the environmental benefit (it saves them money). Commercial success and impact should move together, as long as the assumptions below hold.</w:t>
+        <w:t xml:space="preserve">Alignment: Potential alignment: no assumptions verified yet. </w:t>
+      </w:r>
+      <w:r>
+        <w:t xml:space="preserve">On your answers, the customer's reason to buy (saving money on the same resource) comes from the same change that produces the environmental benefit. If that holds, commercial success and impact move together.</w:t>
       </w:r>
     </w:p>
     <w:p>
@@ -3369,10 +3381,743 @@
     </w:p>
     <w:p>
       <w:pPr>
+        <w:pStyle w:val="Heading2"/>
+      </w:pPr>
+      <w:r>
+        <w:t xml:space="preserve">Action plan</w:t>
+      </w:r>
+    </w:p>
+    <w:tbl>
+      <w:tblPr>
+        <w:tblW w:type="dxa" w:w="9000"/>
+        <w:tblBorders>
+          <w:top w:val="single" w:color="auto" w:sz="4"/>
+          <w:left w:val="single" w:color="auto" w:sz="4"/>
+          <w:bottom w:val="single" w:color="auto" w:sz="4"/>
+          <w:right w:val="single" w:color="auto" w:sz="4"/>
+          <w:insideH w:val="single" w:color="auto" w:sz="4"/>
+          <w:insideV w:val="single" w:color="auto" w:sz="4"/>
+        </w:tblBorders>
+        <w:tblLayout w:type="fixed"/>
+      </w:tblPr>
+      <w:tblGrid>
+        <w:gridCol w:w="450"/>
+        <w:gridCol w:w="4050"/>
+        <w:gridCol w:w="990"/>
+        <w:gridCol w:w="1080"/>
+        <w:gridCol w:w="990"/>
+        <w:gridCol w:w="1440"/>
+      </w:tblGrid>
+      <w:tr>
+        <w:trPr>
+          <w:tblHeader/>
+        </w:trPr>
+        <w:tc>
+          <w:tcPr>
+            <w:tcW w:type="dxa" w:w="450"/>
+            <w:tcBorders>
+              <w:top w:val="single" w:color="C9D8CE" w:sz="4"/>
+              <w:left w:val="single" w:color="C9D8CE" w:sz="4"/>
+              <w:bottom w:val="single" w:color="C9D8CE" w:sz="4"/>
+              <w:right w:val="single" w:color="C9D8CE" w:sz="4"/>
+            </w:tcBorders>
+            <w:shd w:fill="2E6B4F" w:color="auto" w:val="clear"/>
+            <w:tcMar>
+              <w:top w:type="dxa" w:w="60"/>
+              <w:left w:type="dxa" w:w="90"/>
+              <w:bottom w:type="dxa" w:w="60"/>
+              <w:right w:type="dxa" w:w="90"/>
+            </w:tcMar>
+          </w:tcPr>
+          <w:p>
+            <w:r>
+              <w:rPr>
+                <w:b/>
+                <w:bCs/>
+                <w:color w:val="FFFFFF"/>
+                <w:sz w:val="19"/>
+                <w:szCs w:val="19"/>
+              </w:rPr>
+              <w:t xml:space="preserve">#</w:t>
+            </w:r>
+          </w:p>
+        </w:tc>
+        <w:tc>
+          <w:tcPr>
+            <w:tcW w:type="dxa" w:w="4050"/>
+            <w:tcBorders>
+              <w:top w:val="single" w:color="C9D8CE" w:sz="4"/>
+              <w:left w:val="single" w:color="C9D8CE" w:sz="4"/>
+              <w:bottom w:val="single" w:color="C9D8CE" w:sz="4"/>
+              <w:right w:val="single" w:color="C9D8CE" w:sz="4"/>
+            </w:tcBorders>
+            <w:shd w:fill="2E6B4F" w:color="auto" w:val="clear"/>
+            <w:tcMar>
+              <w:top w:type="dxa" w:w="60"/>
+              <w:left w:type="dxa" w:w="90"/>
+              <w:bottom w:type="dxa" w:w="60"/>
+              <w:right w:type="dxa" w:w="90"/>
+            </w:tcMar>
+          </w:tcPr>
+          <w:p>
+            <w:r>
+              <w:rPr>
+                <w:b/>
+                <w:bCs/>
+                <w:color w:val="FFFFFF"/>
+                <w:sz w:val="19"/>
+                <w:szCs w:val="19"/>
+              </w:rPr>
+              <w:t xml:space="preserve">Action</w:t>
+            </w:r>
+          </w:p>
+        </w:tc>
+        <w:tc>
+          <w:tcPr>
+            <w:tcW w:type="dxa" w:w="990"/>
+            <w:tcBorders>
+              <w:top w:val="single" w:color="C9D8CE" w:sz="4"/>
+              <w:left w:val="single" w:color="C9D8CE" w:sz="4"/>
+              <w:bottom w:val="single" w:color="C9D8CE" w:sz="4"/>
+              <w:right w:val="single" w:color="C9D8CE" w:sz="4"/>
+            </w:tcBorders>
+            <w:shd w:fill="2E6B4F" w:color="auto" w:val="clear"/>
+            <w:tcMar>
+              <w:top w:type="dxa" w:w="60"/>
+              <w:left w:type="dxa" w:w="90"/>
+              <w:bottom w:type="dxa" w:w="60"/>
+              <w:right w:type="dxa" w:w="90"/>
+            </w:tcMar>
+          </w:tcPr>
+          <w:p>
+            <w:r>
+              <w:rPr>
+                <w:b/>
+                <w:bCs/>
+                <w:color w:val="FFFFFF"/>
+                <w:sz w:val="19"/>
+                <w:szCs w:val="19"/>
+              </w:rPr>
+              <w:t xml:space="preserve">Priority</w:t>
+            </w:r>
+          </w:p>
+        </w:tc>
+        <w:tc>
+          <w:tcPr>
+            <w:tcW w:type="dxa" w:w="1080"/>
+            <w:tcBorders>
+              <w:top w:val="single" w:color="C9D8CE" w:sz="4"/>
+              <w:left w:val="single" w:color="C9D8CE" w:sz="4"/>
+              <w:bottom w:val="single" w:color="C9D8CE" w:sz="4"/>
+              <w:right w:val="single" w:color="C9D8CE" w:sz="4"/>
+            </w:tcBorders>
+            <w:shd w:fill="2E6B4F" w:color="auto" w:val="clear"/>
+            <w:tcMar>
+              <w:top w:type="dxa" w:w="60"/>
+              <w:left w:type="dxa" w:w="90"/>
+              <w:bottom w:type="dxa" w:w="60"/>
+              <w:right w:type="dxa" w:w="90"/>
+            </w:tcMar>
+          </w:tcPr>
+          <w:p>
+            <w:r>
+              <w:rPr>
+                <w:b/>
+                <w:bCs/>
+                <w:color w:val="FFFFFF"/>
+                <w:sz w:val="19"/>
+                <w:szCs w:val="19"/>
+              </w:rPr>
+              <w:t xml:space="preserve">Owner</w:t>
+            </w:r>
+          </w:p>
+        </w:tc>
+        <w:tc>
+          <w:tcPr>
+            <w:tcW w:type="dxa" w:w="990"/>
+            <w:tcBorders>
+              <w:top w:val="single" w:color="C9D8CE" w:sz="4"/>
+              <w:left w:val="single" w:color="C9D8CE" w:sz="4"/>
+              <w:bottom w:val="single" w:color="C9D8CE" w:sz="4"/>
+              <w:right w:val="single" w:color="C9D8CE" w:sz="4"/>
+            </w:tcBorders>
+            <w:shd w:fill="2E6B4F" w:color="auto" w:val="clear"/>
+            <w:tcMar>
+              <w:top w:type="dxa" w:w="60"/>
+              <w:left w:type="dxa" w:w="90"/>
+              <w:bottom w:type="dxa" w:w="60"/>
+              <w:right w:type="dxa" w:w="90"/>
+            </w:tcMar>
+          </w:tcPr>
+          <w:p>
+            <w:r>
+              <w:rPr>
+                <w:b/>
+                <w:bCs/>
+                <w:color w:val="FFFFFF"/>
+                <w:sz w:val="19"/>
+                <w:szCs w:val="19"/>
+              </w:rPr>
+              <w:t xml:space="preserve">Deadline</w:t>
+            </w:r>
+          </w:p>
+        </w:tc>
+        <w:tc>
+          <w:tcPr>
+            <w:tcW w:type="dxa" w:w="1440"/>
+            <w:tcBorders>
+              <w:top w:val="single" w:color="C9D8CE" w:sz="4"/>
+              <w:left w:val="single" w:color="C9D8CE" w:sz="4"/>
+              <w:bottom w:val="single" w:color="C9D8CE" w:sz="4"/>
+              <w:right w:val="single" w:color="C9D8CE" w:sz="4"/>
+            </w:tcBorders>
+            <w:shd w:fill="2E6B4F" w:color="auto" w:val="clear"/>
+            <w:tcMar>
+              <w:top w:type="dxa" w:w="60"/>
+              <w:left w:type="dxa" w:w="90"/>
+              <w:bottom w:type="dxa" w:w="60"/>
+              <w:right w:type="dxa" w:w="90"/>
+            </w:tcMar>
+          </w:tcPr>
+          <w:p>
+            <w:r>
+              <w:rPr>
+                <w:b/>
+                <w:bCs/>
+                <w:color w:val="FFFFFF"/>
+                <w:sz w:val="19"/>
+                <w:szCs w:val="19"/>
+              </w:rPr>
+              <w:t xml:space="preserve">Done when / evidence</w:t>
+            </w:r>
+          </w:p>
+        </w:tc>
+      </w:tr>
+      <w:tr>
+        <w:tc>
+          <w:tcPr>
+            <w:tcW w:type="dxa" w:w="450"/>
+            <w:tcBorders>
+              <w:top w:val="single" w:color="C9D8CE" w:sz="4"/>
+              <w:left w:val="single" w:color="C9D8CE" w:sz="4"/>
+              <w:bottom w:val="single" w:color="C9D8CE" w:sz="4"/>
+              <w:right w:val="single" w:color="C9D8CE" w:sz="4"/>
+            </w:tcBorders>
+            <w:tcMar>
+              <w:top w:type="dxa" w:w="60"/>
+              <w:left w:type="dxa" w:w="90"/>
+              <w:bottom w:type="dxa" w:w="60"/>
+              <w:right w:type="dxa" w:w="90"/>
+            </w:tcMar>
+          </w:tcPr>
+          <w:p>
+            <w:r>
+              <w:rPr>
+                <w:b/>
+                <w:bCs/>
+                <w:sz w:val="19"/>
+                <w:szCs w:val="19"/>
+              </w:rPr>
+              <w:t xml:space="preserve">1</w:t>
+            </w:r>
+          </w:p>
+        </w:tc>
+        <w:tc>
+          <w:tcPr>
+            <w:tcW w:type="dxa" w:w="4050"/>
+            <w:tcBorders>
+              <w:top w:val="single" w:color="C9D8CE" w:sz="4"/>
+              <w:left w:val="single" w:color="C9D8CE" w:sz="4"/>
+              <w:bottom w:val="single" w:color="C9D8CE" w:sz="4"/>
+              <w:right w:val="single" w:color="C9D8CE" w:sz="4"/>
+            </w:tcBorders>
+            <w:tcMar>
+              <w:top w:type="dxa" w:w="60"/>
+              <w:left w:type="dxa" w:w="90"/>
+              <w:bottom w:type="dxa" w:w="60"/>
+              <w:right w:type="dxa" w:w="90"/>
+            </w:tcMar>
+          </w:tcPr>
+          <w:p>
+            <w:r>
+              <w:rPr>
+                <w:b w:val="false"/>
+                <w:bCs w:val="false"/>
+                <w:sz w:val="19"/>
+                <w:szCs w:val="19"/>
+              </w:rPr>
+              <w:t xml:space="preserve">Test your weakest links. Design one small, cheap test for each, starting with the first, and run it before you build further claims on them. For behaviour change, compare usage logs or meter readings for a few pilot customers before and after they adopt.</w:t>
+            </w:r>
+          </w:p>
+        </w:tc>
+        <w:tc>
+          <w:tcPr>
+            <w:tcW w:type="dxa" w:w="990"/>
+            <w:tcBorders>
+              <w:top w:val="single" w:color="C9D8CE" w:sz="4"/>
+              <w:left w:val="single" w:color="C9D8CE" w:sz="4"/>
+              <w:bottom w:val="single" w:color="C9D8CE" w:sz="4"/>
+              <w:right w:val="single" w:color="C9D8CE" w:sz="4"/>
+            </w:tcBorders>
+            <w:tcMar>
+              <w:top w:type="dxa" w:w="60"/>
+              <w:left w:type="dxa" w:w="90"/>
+              <w:bottom w:type="dxa" w:w="60"/>
+              <w:right w:type="dxa" w:w="90"/>
+            </w:tcMar>
+          </w:tcPr>
+          <w:p>
+            <w:r>
+              <w:rPr>
+                <w:b w:val="false"/>
+                <w:bCs w:val="false"/>
+                <w:sz w:val="19"/>
+                <w:szCs w:val="19"/>
+              </w:rPr>
+              <w:t xml:space="preserve">High</w:t>
+            </w:r>
+          </w:p>
+        </w:tc>
+        <w:tc>
+          <w:tcPr>
+            <w:tcW w:type="dxa" w:w="1080"/>
+            <w:tcBorders>
+              <w:top w:val="single" w:color="C9D8CE" w:sz="4"/>
+              <w:left w:val="single" w:color="C9D8CE" w:sz="4"/>
+              <w:bottom w:val="single" w:color="C9D8CE" w:sz="4"/>
+              <w:right w:val="single" w:color="C9D8CE" w:sz="4"/>
+            </w:tcBorders>
+            <w:tcMar>
+              <w:top w:type="dxa" w:w="60"/>
+              <w:left w:type="dxa" w:w="90"/>
+              <w:bottom w:type="dxa" w:w="60"/>
+              <w:right w:type="dxa" w:w="90"/>
+            </w:tcMar>
+          </w:tcPr>
+          <w:p>
+            <w:r>
+              <w:rPr>
+                <w:b w:val="false"/>
+                <w:bCs w:val="false"/>
+                <w:sz w:val="19"/>
+                <w:szCs w:val="19"/>
+              </w:rPr>
+              <w:t xml:space="preserve">—</w:t>
+            </w:r>
+          </w:p>
+        </w:tc>
+        <w:tc>
+          <w:tcPr>
+            <w:tcW w:type="dxa" w:w="990"/>
+            <w:tcBorders>
+              <w:top w:val="single" w:color="C9D8CE" w:sz="4"/>
+              <w:left w:val="single" w:color="C9D8CE" w:sz="4"/>
+              <w:bottom w:val="single" w:color="C9D8CE" w:sz="4"/>
+              <w:right w:val="single" w:color="C9D8CE" w:sz="4"/>
+            </w:tcBorders>
+            <w:tcMar>
+              <w:top w:type="dxa" w:w="60"/>
+              <w:left w:type="dxa" w:w="90"/>
+              <w:bottom w:type="dxa" w:w="60"/>
+              <w:right w:type="dxa" w:w="90"/>
+            </w:tcMar>
+          </w:tcPr>
+          <w:p>
+            <w:r>
+              <w:rPr>
+                <w:b w:val="false"/>
+                <w:bCs w:val="false"/>
+                <w:sz w:val="19"/>
+                <w:szCs w:val="19"/>
+              </w:rPr>
+              <w:t xml:space="preserve">—</w:t>
+            </w:r>
+          </w:p>
+        </w:tc>
+        <w:tc>
+          <w:tcPr>
+            <w:tcW w:type="dxa" w:w="1440"/>
+            <w:tcBorders>
+              <w:top w:val="single" w:color="C9D8CE" w:sz="4"/>
+              <w:left w:val="single" w:color="C9D8CE" w:sz="4"/>
+              <w:bottom w:val="single" w:color="C9D8CE" w:sz="4"/>
+              <w:right w:val="single" w:color="C9D8CE" w:sz="4"/>
+            </w:tcBorders>
+            <w:tcMar>
+              <w:top w:type="dxa" w:w="60"/>
+              <w:left w:type="dxa" w:w="90"/>
+              <w:bottom w:type="dxa" w:w="60"/>
+              <w:right w:type="dxa" w:w="90"/>
+            </w:tcMar>
+          </w:tcPr>
+          <w:p>
+            <w:r>
+              <w:rPr>
+                <w:b w:val="false"/>
+                <w:bCs w:val="false"/>
+                <w:sz w:val="19"/>
+                <w:szCs w:val="19"/>
+              </w:rPr>
+              <w:t xml:space="preserve">—</w:t>
+            </w:r>
+          </w:p>
+        </w:tc>
+      </w:tr>
+      <w:tr>
+        <w:tc>
+          <w:tcPr>
+            <w:tcW w:type="dxa" w:w="450"/>
+            <w:tcBorders>
+              <w:top w:val="single" w:color="C9D8CE" w:sz="4"/>
+              <w:left w:val="single" w:color="C9D8CE" w:sz="4"/>
+              <w:bottom w:val="single" w:color="C9D8CE" w:sz="4"/>
+              <w:right w:val="single" w:color="C9D8CE" w:sz="4"/>
+            </w:tcBorders>
+            <w:tcMar>
+              <w:top w:type="dxa" w:w="60"/>
+              <w:left w:type="dxa" w:w="90"/>
+              <w:bottom w:type="dxa" w:w="60"/>
+              <w:right w:type="dxa" w:w="90"/>
+            </w:tcMar>
+          </w:tcPr>
+          <w:p>
+            <w:r>
+              <w:rPr>
+                <w:b/>
+                <w:bCs/>
+                <w:sz w:val="19"/>
+                <w:szCs w:val="19"/>
+              </w:rPr>
+              <w:t xml:space="preserve">2</w:t>
+            </w:r>
+          </w:p>
+        </w:tc>
+        <w:tc>
+          <w:tcPr>
+            <w:tcW w:type="dxa" w:w="4050"/>
+            <w:tcBorders>
+              <w:top w:val="single" w:color="C9D8CE" w:sz="4"/>
+              <w:left w:val="single" w:color="C9D8CE" w:sz="4"/>
+              <w:bottom w:val="single" w:color="C9D8CE" w:sz="4"/>
+              <w:right w:val="single" w:color="C9D8CE" w:sz="4"/>
+            </w:tcBorders>
+            <w:tcMar>
+              <w:top w:type="dxa" w:w="60"/>
+              <w:left w:type="dxa" w:w="90"/>
+              <w:bottom w:type="dxa" w:w="60"/>
+              <w:right w:type="dxa" w:w="90"/>
+            </w:tcMar>
+          </w:tcPr>
+          <w:p>
+            <w:r>
+              <w:rPr>
+                <w:b w:val="false"/>
+                <w:bCs w:val="false"/>
+                <w:sz w:val="19"/>
+                <w:szCs w:val="19"/>
+              </w:rPr>
+              <w:t xml:space="preserve">Check that customers find it worth paying for. Interview pilot customers about what the problem costs them today and what they would pay. A paid pilot or a letter of intent is stronger evidence than stated interest.</w:t>
+            </w:r>
+          </w:p>
+        </w:tc>
+        <w:tc>
+          <w:tcPr>
+            <w:tcW w:type="dxa" w:w="990"/>
+            <w:tcBorders>
+              <w:top w:val="single" w:color="C9D8CE" w:sz="4"/>
+              <w:left w:val="single" w:color="C9D8CE" w:sz="4"/>
+              <w:bottom w:val="single" w:color="C9D8CE" w:sz="4"/>
+              <w:right w:val="single" w:color="C9D8CE" w:sz="4"/>
+            </w:tcBorders>
+            <w:tcMar>
+              <w:top w:type="dxa" w:w="60"/>
+              <w:left w:type="dxa" w:w="90"/>
+              <w:bottom w:type="dxa" w:w="60"/>
+              <w:right w:type="dxa" w:w="90"/>
+            </w:tcMar>
+          </w:tcPr>
+          <w:p>
+            <w:r>
+              <w:rPr>
+                <w:b w:val="false"/>
+                <w:bCs w:val="false"/>
+                <w:sz w:val="19"/>
+                <w:szCs w:val="19"/>
+              </w:rPr>
+              <w:t xml:space="preserve">High</w:t>
+            </w:r>
+          </w:p>
+        </w:tc>
+        <w:tc>
+          <w:tcPr>
+            <w:tcW w:type="dxa" w:w="1080"/>
+            <w:tcBorders>
+              <w:top w:val="single" w:color="C9D8CE" w:sz="4"/>
+              <w:left w:val="single" w:color="C9D8CE" w:sz="4"/>
+              <w:bottom w:val="single" w:color="C9D8CE" w:sz="4"/>
+              <w:right w:val="single" w:color="C9D8CE" w:sz="4"/>
+            </w:tcBorders>
+            <w:tcMar>
+              <w:top w:type="dxa" w:w="60"/>
+              <w:left w:type="dxa" w:w="90"/>
+              <w:bottom w:type="dxa" w:w="60"/>
+              <w:right w:type="dxa" w:w="90"/>
+            </w:tcMar>
+          </w:tcPr>
+          <w:p>
+            <w:r>
+              <w:rPr>
+                <w:b w:val="false"/>
+                <w:bCs w:val="false"/>
+                <w:sz w:val="19"/>
+                <w:szCs w:val="19"/>
+              </w:rPr>
+              <w:t xml:space="preserve">—</w:t>
+            </w:r>
+          </w:p>
+        </w:tc>
+        <w:tc>
+          <w:tcPr>
+            <w:tcW w:type="dxa" w:w="990"/>
+            <w:tcBorders>
+              <w:top w:val="single" w:color="C9D8CE" w:sz="4"/>
+              <w:left w:val="single" w:color="C9D8CE" w:sz="4"/>
+              <w:bottom w:val="single" w:color="C9D8CE" w:sz="4"/>
+              <w:right w:val="single" w:color="C9D8CE" w:sz="4"/>
+            </w:tcBorders>
+            <w:tcMar>
+              <w:top w:type="dxa" w:w="60"/>
+              <w:left w:type="dxa" w:w="90"/>
+              <w:bottom w:type="dxa" w:w="60"/>
+              <w:right w:type="dxa" w:w="90"/>
+            </w:tcMar>
+          </w:tcPr>
+          <w:p>
+            <w:r>
+              <w:rPr>
+                <w:b w:val="false"/>
+                <w:bCs w:val="false"/>
+                <w:sz w:val="19"/>
+                <w:szCs w:val="19"/>
+              </w:rPr>
+              <w:t xml:space="preserve">—</w:t>
+            </w:r>
+          </w:p>
+        </w:tc>
+        <w:tc>
+          <w:tcPr>
+            <w:tcW w:type="dxa" w:w="1440"/>
+            <w:tcBorders>
+              <w:top w:val="single" w:color="C9D8CE" w:sz="4"/>
+              <w:left w:val="single" w:color="C9D8CE" w:sz="4"/>
+              <w:bottom w:val="single" w:color="C9D8CE" w:sz="4"/>
+              <w:right w:val="single" w:color="C9D8CE" w:sz="4"/>
+            </w:tcBorders>
+            <w:tcMar>
+              <w:top w:type="dxa" w:w="60"/>
+              <w:left w:type="dxa" w:w="90"/>
+              <w:bottom w:type="dxa" w:w="60"/>
+              <w:right w:type="dxa" w:w="90"/>
+            </w:tcMar>
+          </w:tcPr>
+          <w:p>
+            <w:r>
+              <w:rPr>
+                <w:b w:val="false"/>
+                <w:bCs w:val="false"/>
+                <w:sz w:val="19"/>
+                <w:szCs w:val="19"/>
+              </w:rPr>
+              <w:t xml:space="preserve">—</w:t>
+            </w:r>
+          </w:p>
+        </w:tc>
+      </w:tr>
+      <w:tr>
+        <w:tc>
+          <w:tcPr>
+            <w:tcW w:type="dxa" w:w="450"/>
+            <w:tcBorders>
+              <w:top w:val="single" w:color="C9D8CE" w:sz="4"/>
+              <w:left w:val="single" w:color="C9D8CE" w:sz="4"/>
+              <w:bottom w:val="single" w:color="C9D8CE" w:sz="4"/>
+              <w:right w:val="single" w:color="C9D8CE" w:sz="4"/>
+            </w:tcBorders>
+            <w:tcMar>
+              <w:top w:type="dxa" w:w="60"/>
+              <w:left w:type="dxa" w:w="90"/>
+              <w:bottom w:type="dxa" w:w="60"/>
+              <w:right w:type="dxa" w:w="90"/>
+            </w:tcMar>
+          </w:tcPr>
+          <w:p>
+            <w:r>
+              <w:rPr>
+                <w:b/>
+                <w:bCs/>
+                <w:sz w:val="19"/>
+                <w:szCs w:val="19"/>
+              </w:rPr>
+              <w:t xml:space="preserve">3</w:t>
+            </w:r>
+          </w:p>
+        </w:tc>
+        <w:tc>
+          <w:tcPr>
+            <w:tcW w:type="dxa" w:w="4050"/>
+            <w:tcBorders>
+              <w:top w:val="single" w:color="C9D8CE" w:sz="4"/>
+              <w:left w:val="single" w:color="C9D8CE" w:sz="4"/>
+              <w:bottom w:val="single" w:color="C9D8CE" w:sz="4"/>
+              <w:right w:val="single" w:color="C9D8CE" w:sz="4"/>
+            </w:tcBorders>
+            <w:tcMar>
+              <w:top w:type="dxa" w:w="60"/>
+              <w:left w:type="dxa" w:w="90"/>
+              <w:bottom w:type="dxa" w:w="60"/>
+              <w:right w:type="dxa" w:w="90"/>
+            </w:tcMar>
+          </w:tcPr>
+          <w:p>
+            <w:r>
+              <w:rPr>
+                <w:b w:val="false"/>
+                <w:bCs w:val="false"/>
+                <w:sz w:val="19"/>
+                <w:szCs w:val="19"/>
+              </w:rPr>
+              <w:t xml:space="preserve">Check that the saving and the impact come from the same change. Compare pilot usage against a clearly defined baseline, tracking the customer's saving and the environmental saving from the same data.</w:t>
+            </w:r>
+          </w:p>
+        </w:tc>
+        <w:tc>
+          <w:tcPr>
+            <w:tcW w:type="dxa" w:w="990"/>
+            <w:tcBorders>
+              <w:top w:val="single" w:color="C9D8CE" w:sz="4"/>
+              <w:left w:val="single" w:color="C9D8CE" w:sz="4"/>
+              <w:bottom w:val="single" w:color="C9D8CE" w:sz="4"/>
+              <w:right w:val="single" w:color="C9D8CE" w:sz="4"/>
+            </w:tcBorders>
+            <w:tcMar>
+              <w:top w:type="dxa" w:w="60"/>
+              <w:left w:type="dxa" w:w="90"/>
+              <w:bottom w:type="dxa" w:w="60"/>
+              <w:right w:type="dxa" w:w="90"/>
+            </w:tcMar>
+          </w:tcPr>
+          <w:p>
+            <w:r>
+              <w:rPr>
+                <w:b w:val="false"/>
+                <w:bCs w:val="false"/>
+                <w:sz w:val="19"/>
+                <w:szCs w:val="19"/>
+              </w:rPr>
+              <w:t xml:space="preserve">High</w:t>
+            </w:r>
+          </w:p>
+        </w:tc>
+        <w:tc>
+          <w:tcPr>
+            <w:tcW w:type="dxa" w:w="1080"/>
+            <w:tcBorders>
+              <w:top w:val="single" w:color="C9D8CE" w:sz="4"/>
+              <w:left w:val="single" w:color="C9D8CE" w:sz="4"/>
+              <w:bottom w:val="single" w:color="C9D8CE" w:sz="4"/>
+              <w:right w:val="single" w:color="C9D8CE" w:sz="4"/>
+            </w:tcBorders>
+            <w:tcMar>
+              <w:top w:type="dxa" w:w="60"/>
+              <w:left w:type="dxa" w:w="90"/>
+              <w:bottom w:type="dxa" w:w="60"/>
+              <w:right w:type="dxa" w:w="90"/>
+            </w:tcMar>
+          </w:tcPr>
+          <w:p>
+            <w:r>
+              <w:rPr>
+                <w:b w:val="false"/>
+                <w:bCs w:val="false"/>
+                <w:sz w:val="19"/>
+                <w:szCs w:val="19"/>
+              </w:rPr>
+              <w:t xml:space="preserve">—</w:t>
+            </w:r>
+          </w:p>
+        </w:tc>
+        <w:tc>
+          <w:tcPr>
+            <w:tcW w:type="dxa" w:w="990"/>
+            <w:tcBorders>
+              <w:top w:val="single" w:color="C9D8CE" w:sz="4"/>
+              <w:left w:val="single" w:color="C9D8CE" w:sz="4"/>
+              <w:bottom w:val="single" w:color="C9D8CE" w:sz="4"/>
+              <w:right w:val="single" w:color="C9D8CE" w:sz="4"/>
+            </w:tcBorders>
+            <w:tcMar>
+              <w:top w:type="dxa" w:w="60"/>
+              <w:left w:type="dxa" w:w="90"/>
+              <w:bottom w:type="dxa" w:w="60"/>
+              <w:right w:type="dxa" w:w="90"/>
+            </w:tcMar>
+          </w:tcPr>
+          <w:p>
+            <w:r>
+              <w:rPr>
+                <w:b w:val="false"/>
+                <w:bCs w:val="false"/>
+                <w:sz w:val="19"/>
+                <w:szCs w:val="19"/>
+              </w:rPr>
+              <w:t xml:space="preserve">—</w:t>
+            </w:r>
+          </w:p>
+        </w:tc>
+        <w:tc>
+          <w:tcPr>
+            <w:tcW w:type="dxa" w:w="1440"/>
+            <w:tcBorders>
+              <w:top w:val="single" w:color="C9D8CE" w:sz="4"/>
+              <w:left w:val="single" w:color="C9D8CE" w:sz="4"/>
+              <w:bottom w:val="single" w:color="C9D8CE" w:sz="4"/>
+              <w:right w:val="single" w:color="C9D8CE" w:sz="4"/>
+            </w:tcBorders>
+            <w:tcMar>
+              <w:top w:type="dxa" w:w="60"/>
+              <w:left w:type="dxa" w:w="90"/>
+              <w:bottom w:type="dxa" w:w="60"/>
+              <w:right w:type="dxa" w:w="90"/>
+            </w:tcMar>
+          </w:tcPr>
+          <w:p>
+            <w:r>
+              <w:rPr>
+                <w:b w:val="false"/>
+                <w:bCs w:val="false"/>
+                <w:sz w:val="19"/>
+                <w:szCs w:val="19"/>
+              </w:rPr>
+              <w:t xml:space="preserve">—</w:t>
+            </w:r>
+          </w:p>
+        </w:tc>
+      </w:tr>
+    </w:tbl>
+    <w:p>
+      <w:pPr>
+        <w:pStyle w:val="Heading2"/>
+      </w:pPr>
+      <w:r>
+        <w:t xml:space="preserve">Why these actions</w:t>
+      </w:r>
+    </w:p>
+    <w:p>
+      <w:pPr>
         <w:pStyle w:val="Heading3"/>
       </w:pPr>
       <w:r>
-        <w:t xml:space="preserve">1. Test the weakest link</w:t>
+        <w:t xml:space="preserve">1. Test your weakest links</w:t>
       </w:r>
       <w:r>
         <w:rPr>
@@ -3403,7 +4148,7 @@
         <w:t xml:space="preserve">Detected condition: </w:t>
       </w:r>
       <w:r>
-        <w:t xml:space="preserve">“Outcomes: customer behavior change” rests on an assumption only: “App engagement actually translates into reduced water applied, not just reduced perceived need to water.”</w:t>
+        <w:t xml:space="preserve">“Outcomes: customer behavior change” rests on an assumption only (“App engagement actually translates into reduced water applied, not just reduced perceived need to water.”); “Activities: product features / service delivered” rests on an assumption only (“Recommendations are accurate and trustworthy enough that farmers follow them instead of habitual watering schedules.”).</w:t>
       </w:r>
     </w:p>
     <w:p>
@@ -3418,7 +4163,7 @@
         <w:t xml:space="preserve">Recommended action: </w:t>
       </w:r>
       <w:r>
-        <w:t xml:space="preserve">Design one small, cheap test that would confirm or refute it before you build further claims on it. For an adoption-driven pathway, compare usage logs or meter readings for a few pilot customers before and after they adopt.</w:t>
+        <w:t xml:space="preserve">Design one small, cheap test for each, starting with the first, and run it before you build further claims on them. For behaviour change, compare usage logs or meter readings for a few pilot customers before and after they adopt.</w:t>
       </w:r>
     </w:p>
     <w:p>
@@ -3433,7 +4178,7 @@
         <w:t xml:space="preserve">Why it matters: </w:t>
       </w:r>
       <w:r>
-        <w:t xml:space="preserve">Every claim further down the chain inherits this uncertainty. If the assumption fails, the environmental benefit does not happen, however well the technology works.</w:t>
+        <w:t xml:space="preserve">Every claim further down the chain inherits this uncertainty. If an assumption fails, the environmental benefit does not happen, however well the technology works.</w:t>
       </w:r>
     </w:p>
     <w:p>
@@ -3468,7 +4213,7 @@
           <w:sz w:val="18"/>
           <w:szCs w:val="18"/>
         </w:rPr>
-        <w:t xml:space="preserve">Step 2 · Adoption chain → Outcomes: customer behavior change: evidence “Weak (assumption only)”</w:t>
+        <w:t xml:space="preserve">Step 2 · Adoption chain → Outcomes: customer behavior change: evidence “Weak (assumption only)”; Step 2 · Adoption chain → Activities: product features / service delivered: evidence “Weak (assumption only)”</w:t>
       </w:r>
     </w:p>
     <w:p>
@@ -3476,7 +4221,7 @@
         <w:pStyle w:val="Heading3"/>
       </w:pPr>
       <w:r>
-        <w:t xml:space="preserve">2. Test the weakest link</w:t>
+        <w:t xml:space="preserve">2. Check that customers find it worth paying for</w:t>
       </w:r>
       <w:r>
         <w:rPr>
@@ -3492,7 +4237,7 @@
           <w:sz w:val="18"/>
           <w:szCs w:val="18"/>
         </w:rPr>
-        <w:t xml:space="preserve">  rule R03</w:t>
+        <w:t xml:space="preserve">  rule R15</w:t>
       </w:r>
     </w:p>
     <w:p>
@@ -3507,7 +4252,7 @@
         <w:t xml:space="preserve">Detected condition: </w:t>
       </w:r>
       <w:r>
-        <w:t xml:space="preserve">“Activities: product features / service delivered” rests on an assumption only: “Recommendations are accurate and trustworthy enough that farmers follow them instead of habitual watering schedules.”</w:t>
+        <w:t xml:space="preserve">Assumption not yet checked: customers find the product worth paying for (device or equipment plus a subscription).</w:t>
       </w:r>
     </w:p>
     <w:p>
@@ -3522,7 +4267,7 @@
         <w:t xml:space="preserve">Recommended action: </w:t>
       </w:r>
       <w:r>
-        <w:t xml:space="preserve">Design one small, cheap test that would confirm or refute it before you build further claims on it.</w:t>
+        <w:t xml:space="preserve">Interview pilot customers about what the problem costs them today and what they would pay. A paid pilot or a letter of intent is stronger evidence than stated interest.</w:t>
       </w:r>
     </w:p>
     <w:p>
@@ -3537,7 +4282,7 @@
         <w:t xml:space="preserve">Why it matters: </w:t>
       </w:r>
       <w:r>
-        <w:t xml:space="preserve">Every claim further down the chain inherits this uncertainty. If the assumption fails, the environmental benefit does not happen, however well the technology works.</w:t>
+        <w:t xml:space="preserve">If customers do not buy it, the adoption step never happens and none of the environmental benefit follows.</w:t>
       </w:r>
     </w:p>
     <w:p>
@@ -3572,7 +4317,7 @@
           <w:sz w:val="18"/>
           <w:szCs w:val="18"/>
         </w:rPr>
-        <w:t xml:space="preserve">Step 2 · Adoption chain → Activities: product features / service delivered: evidence “Weak (assumption only)”</w:t>
+        <w:t xml:space="preserve">Step 5 · Alignment assumption “Customers find the product worth paying for (device or equipment plus a subscription)”: not checked yet; Step 2 · Outputs: customer adoption: marked “adoption needed”</w:t>
       </w:r>
     </w:p>
     <w:p>
@@ -3580,7 +4325,7 @@
         <w:pStyle w:val="Heading3"/>
       </w:pPr>
       <w:r>
-        <w:t xml:space="preserve">3. Check that customers find it worth paying for</w:t>
+        <w:t xml:space="preserve">3. Check that the saving and the impact come from the same change</w:t>
       </w:r>
       <w:r>
         <w:rPr>
@@ -3611,7 +4356,7 @@
         <w:t xml:space="preserve">Detected condition: </w:t>
       </w:r>
       <w:r>
-        <w:t xml:space="preserve">Assumption not yet checked: customers find the product worth paying for (device or equipment plus a subscription).</w:t>
+        <w:t xml:space="preserve">Assumption not yet checked: the change that saves the customer money is the same change that produces the environmental benefit, and it yields measurable net savings.</w:t>
       </w:r>
     </w:p>
     <w:p>
@@ -3626,7 +4371,7 @@
         <w:t xml:space="preserve">Recommended action: </w:t>
       </w:r>
       <w:r>
-        <w:t xml:space="preserve">Interview pilot customers about what the problem costs them today and what they would pay. A paid pilot or a letter of intent is stronger evidence than stated interest.</w:t>
+        <w:t xml:space="preserve">Compare pilot usage against a clearly defined baseline, tracking the customer's saving and the environmental saving from the same data.</w:t>
       </w:r>
     </w:p>
     <w:p>
@@ -3641,7 +4386,7 @@
         <w:t xml:space="preserve">Why it matters: </w:t>
       </w:r>
       <w:r>
-        <w:t xml:space="preserve">If customers do not buy it, the adoption step never happens and none of the environmental benefit follows.</w:t>
+        <w:t xml:space="preserve">If customers save money in another way (e.g. labour or time), the business can succeed while the environmental benefit stays small.</w:t>
       </w:r>
     </w:p>
     <w:p>
@@ -3676,7 +4421,7 @@
           <w:sz w:val="18"/>
           <w:szCs w:val="18"/>
         </w:rPr>
-        <w:t xml:space="preserve">Step 5 · Alignment assumption “Customers find the product worth paying for (device or equipment plus a subscription)”: not checked yet; Step 2 · Outputs: customer adoption: marked “adoption needed”</w:t>
+        <w:t xml:space="preserve">Step 5 · Alignment assumption “The change that saves the customer money is the same change that produces the environmental benefit, and it yields measurable net savings”: not checked yet; Step 1 · Why customers buy: it saves them money</w:t>
       </w:r>
     </w:p>
     <w:p>
@@ -3684,15 +4429,15 @@
         <w:pStyle w:val="Heading3"/>
       </w:pPr>
       <w:r>
-        <w:t xml:space="preserve">4. Check that the saving and the impact come from the same change</w:t>
-      </w:r>
-      <w:r>
-        <w:rPr>
-          <w:b/>
-          <w:bCs/>
-          <w:color w:val="AA3333"/>
-        </w:rPr>
-        <w:t xml:space="preserve">  [HIGH PRIORITY]</w:t>
+        <w:t xml:space="preserve">4. Measure the projected impact</w:t>
+      </w:r>
+      <w:r>
+        <w:rPr>
+          <w:b/>
+          <w:bCs/>
+          <w:color w:val="B8860B"/>
+        </w:rPr>
+        <w:t xml:space="preserve">  [MEDIUM PRIORITY]</w:t>
       </w:r>
       <w:r>
         <w:rPr>
@@ -3700,7 +4445,7 @@
           <w:sz w:val="18"/>
           <w:szCs w:val="18"/>
         </w:rPr>
-        <w:t xml:space="preserve">  rule R15</w:t>
+        <w:t xml:space="preserve">  rule R09</w:t>
       </w:r>
     </w:p>
     <w:p>
@@ -3715,7 +4460,7 @@
         <w:t xml:space="preserve">Detected condition: </w:t>
       </w:r>
       <w:r>
-        <w:t xml:space="preserve">Assumption not yet checked: the change that saves the customer money is the same change that produces the environmental benefit, and it yields measurable net savings.</w:t>
+        <w:t xml:space="preserve">A projected impact claim (“Avoided physical harm per unit of adoption (domain-specific)”) has no supporting operational measurement.</w:t>
       </w:r>
     </w:p>
     <w:p>
@@ -3730,7 +4475,7 @@
         <w:t xml:space="preserve">Recommended action: </w:t>
       </w:r>
       <w:r>
-        <w:t xml:space="preserve">Compare pilot usage against a clearly defined baseline, tracking the customer's saving and the environmental saving from the same data.</w:t>
+        <w:t xml:space="preserve">Identify the earliest feasible real-world measurement for it, and establish a baseline now so the first measurement can be compared.</w:t>
       </w:r>
     </w:p>
     <w:p>
@@ -3745,7 +4490,7 @@
         <w:t xml:space="preserve">Why it matters: </w:t>
       </w:r>
       <w:r>
-        <w:t xml:space="preserve">If customers save money in another way (e.g. labour or time), the business can succeed while the environmental benefit stays small.</w:t>
+        <w:t xml:space="preserve">This helps distinguish expected impact from observed impact; until then, reviewers will treat the figure as a forecast.</w:t>
       </w:r>
     </w:p>
     <w:p>
@@ -3760,7 +4505,7 @@
         <w:t xml:space="preserve">Why now (Validation / MVP): </w:t>
       </w:r>
       <w:r>
-        <w:t xml:space="preserve">At validation the open question is whether real customers adopt the product and use it as intended. That makes this a priority now.</w:t>
+        <w:t xml:space="preserve">At validation the open question is whether real customers adopt the product and use it as intended. Worth doing now, after the high-priority items.</w:t>
       </w:r>
     </w:p>
     <w:p>
@@ -3780,7 +4525,7 @@
           <w:sz w:val="18"/>
           <w:szCs w:val="18"/>
         </w:rPr>
-        <w:t xml:space="preserve">Step 5 · Alignment assumption “The change that saves the customer money is the same change that produces the environmental benefit, and it yields measurable net savings”: not checked yet; Step 1 · Why customers buy: it saves them money</w:t>
+        <w:t xml:space="preserve">Step 4 · Avoided physical harm per unit of adoption (domain-specific): labelled Projected (real-world outcome); Step 4 · Measured real-world outcome claims: none</w:t>
       </w:r>
     </w:p>
     <w:p>
@@ -3788,7 +4533,7 @@
         <w:pStyle w:val="Heading3"/>
       </w:pPr>
       <w:r>
-        <w:t xml:space="preserve">5. Measure the projected impact</w:t>
+        <w:t xml:space="preserve">5. Plan your future indicators</w:t>
       </w:r>
       <w:r>
         <w:rPr>
@@ -3804,7 +4549,7 @@
           <w:sz w:val="18"/>
           <w:szCs w:val="18"/>
         </w:rPr>
-        <w:t xml:space="preserve">  rule R09</w:t>
+        <w:t xml:space="preserve">  rule R13</w:t>
       </w:r>
     </w:p>
     <w:p>
@@ -3819,7 +4564,7 @@
         <w:t xml:space="preserve">Detected condition: </w:t>
       </w:r>
       <w:r>
-        <w:t xml:space="preserve">A projected impact claim (“Avoided physical harm per unit of adoption (domain-specific)”) has no supporting operational measurement.</w:t>
+        <w:t xml:space="preserve">“Avoided physical harm per unit of adoption (domain-specific)” is relevant but not yet measurable.</w:t>
       </w:r>
     </w:p>
     <w:p>
@@ -3834,7 +4579,7 @@
         <w:t xml:space="preserve">Recommended action: </w:t>
       </w:r>
       <w:r>
-        <w:t xml:space="preserve">Identify the earliest feasible real-world measurement for it, and establish a baseline now so the first measurement can be compared.</w:t>
+        <w:t xml:space="preserve">Note what would make it measurable (a tool, a partner, budget, a pilot customer sharing data) and at which milestone you expect it.</w:t>
       </w:r>
     </w:p>
     <w:p>
@@ -3849,7 +4594,7 @@
         <w:t xml:space="preserve">Why it matters: </w:t>
       </w:r>
       <w:r>
-        <w:t xml:space="preserve">This helps distinguish expected impact from observed impact; until then, reviewers will treat the figure as a forecast.</w:t>
+        <w:t xml:space="preserve">Until it is measured, the most relevant part of your impact stays a projection.</w:t>
       </w:r>
     </w:p>
     <w:p>
@@ -3884,7 +4629,7 @@
           <w:sz w:val="18"/>
           <w:szCs w:val="18"/>
         </w:rPr>
-        <w:t xml:space="preserve">Step 4 · Avoided physical harm per unit of adoption (domain-specific): labelled Projected (real-world outcome); Step 4 · Measured real-world outcome claims: none</w:t>
+        <w:t xml:space="preserve">Step 3 · Avoided physical harm per unit of adoption (domain-specific): relevance High, feasibility Low</w:t>
       </w:r>
     </w:p>
     <w:p>
@@ -3892,111 +4637,7 @@
         <w:pStyle w:val="Heading3"/>
       </w:pPr>
       <w:r>
-        <w:t xml:space="preserve">6. Plan your future indicators</w:t>
-      </w:r>
-      <w:r>
-        <w:rPr>
-          <w:b/>
-          <w:bCs/>
-          <w:color w:val="B8860B"/>
-        </w:rPr>
-        <w:t xml:space="preserve">  [MEDIUM PRIORITY]</w:t>
-      </w:r>
-      <w:r>
-        <w:rPr>
-          <w:color w:val="5A6B62"/>
-          <w:sz w:val="18"/>
-          <w:szCs w:val="18"/>
-        </w:rPr>
-        <w:t xml:space="preserve">  rule R13</w:t>
-      </w:r>
-    </w:p>
-    <w:p>
-      <w:pPr>
-        <w:ind w:left="360"/>
-      </w:pPr>
-      <w:r>
-        <w:rPr>
-          <w:b/>
-          <w:bCs/>
-        </w:rPr>
-        <w:t xml:space="preserve">Detected condition: </w:t>
-      </w:r>
-      <w:r>
-        <w:t xml:space="preserve">“Avoided physical harm per unit of adoption (domain-specific)” is relevant but not yet measurable.</w:t>
-      </w:r>
-    </w:p>
-    <w:p>
-      <w:pPr>
-        <w:ind w:left="360"/>
-      </w:pPr>
-      <w:r>
-        <w:rPr>
-          <w:b/>
-          <w:bCs/>
-        </w:rPr>
-        <w:t xml:space="preserve">Recommended action: </w:t>
-      </w:r>
-      <w:r>
-        <w:t xml:space="preserve">Note what would make it measurable (a tool, a partner, budget, a pilot customer sharing data) and at which milestone you expect it.</w:t>
-      </w:r>
-    </w:p>
-    <w:p>
-      <w:pPr>
-        <w:ind w:left="360"/>
-      </w:pPr>
-      <w:r>
-        <w:rPr>
-          <w:b/>
-          <w:bCs/>
-        </w:rPr>
-        <w:t xml:space="preserve">Why it matters: </w:t>
-      </w:r>
-      <w:r>
-        <w:t xml:space="preserve">Until it is measured, the most relevant part of your impact stays a projection.</w:t>
-      </w:r>
-    </w:p>
-    <w:p>
-      <w:pPr>
-        <w:ind w:left="360"/>
-      </w:pPr>
-      <w:r>
-        <w:rPr>
-          <w:b/>
-          <w:bCs/>
-        </w:rPr>
-        <w:t xml:space="preserve">Why now (Validation / MVP): </w:t>
-      </w:r>
-      <w:r>
-        <w:t xml:space="preserve">At validation the open question is whether real customers adopt the product and use it as intended. Worth doing now, after the high-priority items.</w:t>
-      </w:r>
-    </w:p>
-    <w:p>
-      <w:pPr>
-        <w:ind w:left="360"/>
-      </w:pPr>
-      <w:r>
-        <w:rPr>
-          <w:b/>
-          <w:bCs/>
-        </w:rPr>
-        <w:t xml:space="preserve">Based on: </w:t>
-      </w:r>
-      <w:r>
-        <w:rPr>
-          <w:color w:val="5A6B62"/>
-          <w:sz w:val="18"/>
-          <w:szCs w:val="18"/>
-        </w:rPr>
-        <w:t xml:space="preserve">Step 3 · Avoided physical harm per unit of adoption (domain-specific): relevance High, feasibility Low</w:t>
-      </w:r>
-    </w:p>
-    <w:p>
-      <w:pPr>
-        <w:pStyle w:val="Heading3"/>
-      </w:pPr>
-      <w:r>
-        <w:t xml:space="preserve">7. Check for rebound effects</w:t>
+        <w:t xml:space="preserve">6. Check for rebound effects</w:t>
       </w:r>
       <w:r>
         <w:rPr>
@@ -4821,7 +5462,7 @@
                 <w:sz w:val="19"/>
                 <w:szCs w:val="19"/>
               </w:rPr>
-              <w:t xml:space="preserve">Test the weakest link</w:t>
+              <w:t xml:space="preserve">Test the weakest link(s)</w:t>
             </w:r>
           </w:p>
         </w:tc>
@@ -4850,7 +5491,7 @@
                 <w:sz w:val="19"/>
                 <w:szCs w:val="19"/>
               </w:rPr>
-              <w:t xml:space="preserve">A pathway step is rated “Weak (assumption only)” (step 2); at most two, later steps first.</w:t>
+              <w:t xml:space="preserve">A pathway step is rated “Weak (assumption only)” (step 2); one recommendation covering up to two steps, later steps first.</w:t>
             </w:r>
           </w:p>
         </w:tc>
@@ -6476,7 +7117,7 @@
                 <w:sz w:val="19"/>
                 <w:szCs w:val="19"/>
               </w:rPr>
-              <w:t xml:space="preserve">A claim is Measured, of high evidence quality, has sources and documented assumptions, and has no claim–evidence gap (step 4).</w:t>
+              <w:t xml:space="preserve">A written claim is Measured, of high evidence quality, has sources, assumptions and a boundary, is linked to an existing pathway step, and has no claim–evidence warning (step 4).</w:t>
             </w:r>
           </w:p>
         </w:tc>
